--- a/3312lebedev&sharapov-lab03.docx
+++ b/3312lebedev&sharapov-lab03.docx
@@ -455,7 +455,7 @@
             </w:rPr>
             <w:fldChar w:fldCharType="separate"/>
           </w:r>
-          <w:hyperlink w:anchor="_Toc182419146" w:history="1">
+          <w:hyperlink w:anchor="_Toc183987357" w:history="1">
             <w:r>
               <w:rPr>
                 <w:rStyle w:val="a8"/>
@@ -482,7 +482,7 @@
                 <w:noProof/>
                 <w:webHidden/>
               </w:rPr>
-              <w:instrText xml:space="preserve"> PAGEREF _Toc182419146 \h </w:instrText>
+              <w:instrText xml:space="preserve"> PAGEREF _Toc183987357 \h </w:instrText>
             </w:r>
             <w:r>
               <w:rPr>
@@ -523,7 +523,7 @@
               <w:lang w:eastAsia="ru-RU"/>
             </w:rPr>
           </w:pPr>
-          <w:hyperlink w:anchor="_Toc182419147" w:history="1">
+          <w:hyperlink w:anchor="_Toc183987358" w:history="1">
             <w:r>
               <w:rPr>
                 <w:rStyle w:val="a8"/>
@@ -550,7 +550,7 @@
                 <w:noProof/>
                 <w:webHidden/>
               </w:rPr>
-              <w:instrText xml:space="preserve"> PAGEREF _Toc182419147 \h </w:instrText>
+              <w:instrText xml:space="preserve"> PAGEREF _Toc183987358 \h </w:instrText>
             </w:r>
             <w:r>
               <w:rPr>
@@ -591,13 +591,13 @@
               <w:lang w:eastAsia="ru-RU"/>
             </w:rPr>
           </w:pPr>
-          <w:hyperlink w:anchor="_Toc182419148" w:history="1">
+          <w:hyperlink w:anchor="_Toc183987359" w:history="1">
             <w:r>
               <w:rPr>
                 <w:rStyle w:val="a8"/>
                 <w:noProof/>
               </w:rPr>
-              <w:t>Контрольные тесты</w:t>
+              <w:t>Обоснование выбора способа представления деревьев в памяти ЭВМ</w:t>
             </w:r>
             <w:r>
               <w:rPr>
@@ -618,7 +618,7 @@
                 <w:noProof/>
                 <w:webHidden/>
               </w:rPr>
-              <w:instrText xml:space="preserve"> PAGEREF _Toc182419148 \h </w:instrText>
+              <w:instrText xml:space="preserve"> PAGEREF _Toc183987359 \h </w:instrText>
             </w:r>
             <w:r>
               <w:rPr>
@@ -659,13 +659,13 @@
               <w:lang w:eastAsia="ru-RU"/>
             </w:rPr>
           </w:pPr>
-          <w:hyperlink w:anchor="_Toc182419149" w:history="1">
+          <w:hyperlink w:anchor="_Toc183987360" w:history="1">
             <w:r>
               <w:rPr>
                 <w:rStyle w:val="a8"/>
                 <w:noProof/>
               </w:rPr>
-              <w:t>Результаты эксперимента с четырьмя структурами данных на основе классов</w:t>
+              <w:t>Результаты прогона программы с генерацией случайного дерева</w:t>
             </w:r>
             <w:r>
               <w:rPr>
@@ -686,7 +686,7 @@
                 <w:noProof/>
                 <w:webHidden/>
               </w:rPr>
-              <w:instrText xml:space="preserve"> PAGEREF _Toc182419149 \h </w:instrText>
+              <w:instrText xml:space="preserve"> PAGEREF _Toc183987360 \h </w:instrText>
             </w:r>
             <w:r>
               <w:rPr>
@@ -706,7 +706,7 @@
                 <w:noProof/>
                 <w:webHidden/>
               </w:rPr>
-              <w:t>5</w:t>
+              <w:t>4</w:t>
             </w:r>
             <w:r>
               <w:rPr>
@@ -727,28 +727,13 @@
               <w:lang w:eastAsia="ru-RU"/>
             </w:rPr>
           </w:pPr>
-          <w:hyperlink w:anchor="_Toc182419150" w:history="1">
+          <w:hyperlink w:anchor="_Toc183987361" w:history="1">
             <w:r>
               <w:rPr>
                 <w:rStyle w:val="a8"/>
                 <w:noProof/>
               </w:rPr>
-              <w:t>Результат эксперимента с отслеживанием вызово</w:t>
-            </w:r>
-            <w:r>
-              <w:rPr>
-                <w:rStyle w:val="a8"/>
-                <w:noProof/>
-                <w:lang w:eastAsia="ja-JP"/>
-              </w:rPr>
-              <w:t>в</w:t>
-            </w:r>
-            <w:r>
-              <w:rPr>
-                <w:rStyle w:val="a8"/>
-                <w:noProof/>
-              </w:rPr>
-              <w:t xml:space="preserve"> функций-членов</w:t>
+              <w:t>Оценки временной сложности для каждой функции</w:t>
             </w:r>
             <w:r>
               <w:rPr>
@@ -769,7 +754,7 @@
                 <w:noProof/>
                 <w:webHidden/>
               </w:rPr>
-              <w:instrText xml:space="preserve"> PAGEREF _Toc182419150 \h </w:instrText>
+              <w:instrText xml:space="preserve"> PAGEREF _Toc183987361 \h </w:instrText>
             </w:r>
             <w:r>
               <w:rPr>
@@ -789,7 +774,7 @@
                 <w:noProof/>
                 <w:webHidden/>
               </w:rPr>
-              <w:t>6</w:t>
+              <w:t>4</w:t>
             </w:r>
             <w:r>
               <w:rPr>
@@ -810,7 +795,7 @@
               <w:lang w:eastAsia="ru-RU"/>
             </w:rPr>
           </w:pPr>
-          <w:hyperlink w:anchor="_Toc182419151" w:history="1">
+          <w:hyperlink w:anchor="_Toc183987362" w:history="1">
             <w:r>
               <w:rPr>
                 <w:rStyle w:val="a8"/>
@@ -837,7 +822,7 @@
                 <w:noProof/>
                 <w:webHidden/>
               </w:rPr>
-              <w:instrText xml:space="preserve"> PAGEREF _Toc182419151 \h </w:instrText>
+              <w:instrText xml:space="preserve"> PAGEREF _Toc183987362 \h </w:instrText>
             </w:r>
             <w:r>
               <w:rPr>
@@ -857,7 +842,7 @@
                 <w:noProof/>
                 <w:webHidden/>
               </w:rPr>
-              <w:t>6</w:t>
+              <w:t>4</w:t>
             </w:r>
             <w:r>
               <w:rPr>
@@ -878,13 +863,13 @@
               <w:lang w:eastAsia="ru-RU"/>
             </w:rPr>
           </w:pPr>
-          <w:hyperlink w:anchor="_Toc182419152" w:history="1">
+          <w:hyperlink w:anchor="_Toc183987363" w:history="1">
             <w:r>
               <w:rPr>
                 <w:rStyle w:val="a8"/>
                 <w:noProof/>
               </w:rPr>
-              <w:t>Список использованных источников</w:t>
+              <w:t>Список использованной литературы</w:t>
             </w:r>
             <w:r>
               <w:rPr>
@@ -905,7 +890,7 @@
                 <w:noProof/>
                 <w:webHidden/>
               </w:rPr>
-              <w:instrText xml:space="preserve"> PAGEREF _Toc182419152 \h </w:instrText>
+              <w:instrText xml:space="preserve"> PAGEREF _Toc183987363 \h </w:instrText>
             </w:r>
             <w:r>
               <w:rPr>
@@ -925,7 +910,7 @@
                 <w:noProof/>
                 <w:webHidden/>
               </w:rPr>
-              <w:t>8</w:t>
+              <w:t>4</w:t>
             </w:r>
             <w:r>
               <w:rPr>
@@ -946,7 +931,7 @@
               <w:lang w:eastAsia="ru-RU"/>
             </w:rPr>
           </w:pPr>
-          <w:hyperlink w:anchor="_Toc182419153" w:history="1">
+          <w:hyperlink w:anchor="_Toc183987364" w:history="1">
             <w:r>
               <w:rPr>
                 <w:rStyle w:val="a8"/>
@@ -973,7 +958,7 @@
                 <w:noProof/>
                 <w:webHidden/>
               </w:rPr>
-              <w:instrText xml:space="preserve"> PAGEREF _Toc182419153 \h </w:instrText>
+              <w:instrText xml:space="preserve"> PAGEREF _Toc183987364 \h </w:instrText>
             </w:r>
             <w:r>
               <w:rPr>
@@ -993,7 +978,7 @@
                 <w:noProof/>
                 <w:webHidden/>
               </w:rPr>
-              <w:t>8</w:t>
+              <w:t>4</w:t>
             </w:r>
             <w:r>
               <w:rPr>
@@ -1044,7 +1029,7 @@
       <w:pPr>
         <w:pStyle w:val="1"/>
       </w:pPr>
-      <w:bookmarkStart w:id="0" w:name="_Toc182419146"/>
+      <w:bookmarkStart w:id="0" w:name="_Toc183987357"/>
       <w:r>
         <w:lastRenderedPageBreak/>
         <w:t>Цель работы</w:t>
@@ -1063,7 +1048,7 @@
       <w:pPr>
         <w:pStyle w:val="1"/>
       </w:pPr>
-      <w:bookmarkStart w:id="1" w:name="_Toc182419147"/>
+      <w:bookmarkStart w:id="1" w:name="_Toc183987358"/>
       <w:r>
         <w:t>Описание задания</w:t>
       </w:r>
@@ -1088,35 +1073,134 @@
       <w:pPr>
         <w:pStyle w:val="1"/>
       </w:pPr>
+      <w:bookmarkStart w:id="2" w:name="_Toc183987359"/>
       <w:r>
         <w:rPr>
           <w:szCs w:val="28"/>
         </w:rPr>
         <w:t>Обоснование выбора способа представления деревьев в памяти ЭВМ</w:t>
       </w:r>
+      <w:bookmarkEnd w:id="2"/>
     </w:p>
     <w:p>
-      <w:pPr>
-        <w:jc w:val="left"/>
-      </w:pPr>
-      <w:r>
-        <w:t>…</w:t>
+      <w:r>
+        <w:t xml:space="preserve">Для представления дерева в памяти была выбрана структура, основанная на динамических объектах с указателями на дочерние узлы. Каждый узел дерева представлен классом </w:t>
+      </w:r>
+      <w:r>
+        <w:rPr>
+          <w:i/>
+          <w:iCs/>
+        </w:rPr>
+        <w:t>Node</w:t>
+      </w:r>
+      <w:r>
+        <w:t>, который содержит метку узла (</w:t>
+      </w:r>
+      <w:r>
+        <w:rPr>
+          <w:i/>
+          <w:iCs/>
+        </w:rPr>
+        <w:t>char</w:t>
+      </w:r>
+      <w:r>
+        <w:t>) и указатели на левого и правого потомков (</w:t>
+      </w:r>
+      <w:r>
+        <w:rPr>
+          <w:i/>
+          <w:iCs/>
+        </w:rPr>
+        <w:t>Node*</w:t>
+      </w:r>
+      <w:r>
+        <w:t>). Такой подход обеспечивает необходимую гибкость при работе с деревом, позволяет эффективно обрабатывать произвольную структуру и упрощает реализацию операций над деревом.</w:t>
+      </w:r>
+    </w:p>
+    <w:p>
+      <w:r>
+        <w:t xml:space="preserve">Могло быть использовано представление дерева в виде статического массива, где индексы элементов массива представляли бы узлы дерева. Например, для бинарного дерева левый потомок узла на позиции </w:t>
+      </w:r>
+      <m:oMath>
+        <m:r>
+          <w:rPr>
+            <w:rFonts w:ascii="Cambria Math" w:hAnsi="Cambria Math"/>
+          </w:rPr>
+          <m:t>i</m:t>
+        </m:r>
+      </m:oMath>
+      <w:r>
+        <w:t xml:space="preserve"> размещался бы на позиции </w:t>
+      </w:r>
+      <m:oMath>
+        <m:r>
+          <w:rPr>
+            <w:rFonts w:ascii="Cambria Math" w:hAnsi="Cambria Math"/>
+          </w:rPr>
+          <m:t>2i+1</m:t>
+        </m:r>
+      </m:oMath>
+      <w:r>
+        <w:t xml:space="preserve">, а правый — на позиции </w:t>
+      </w:r>
+      <m:oMath>
+        <m:r>
+          <w:rPr>
+            <w:rFonts w:ascii="Cambria Math" w:hAnsi="Cambria Math"/>
+          </w:rPr>
+          <m:t>2i+2</m:t>
+        </m:r>
+      </m:oMath>
+      <w:r>
+        <w:t>. Однако такой подход требует заранее определённой структуры дерева (например, полного бинарного дерева) и объёма памяти, который выделяется под все возможные узлы. В случае деревьев с нерегулярной структурой или когда большая часть узлов остаётся пустой, это приводит к значительным издержкам в использовании памяти. Кроме того, статический массив не подходит для динамического роста дерева, который возникает при его построении по случайным правилам.</w:t>
+      </w:r>
+    </w:p>
+    <w:p>
+      <w:r>
+        <w:t xml:space="preserve">Использование машинных слов или массивов битов, </w:t>
+      </w:r>
+      <w:r>
+        <w:t>эффективных</w:t>
+      </w:r>
+      <w:r>
+        <w:t xml:space="preserve"> в предыдущих лабораторных работах для представления множеств, также не подходит в данной задаче. Эти методы </w:t>
+      </w:r>
+      <w:r>
+        <w:t>подходят</w:t>
+      </w:r>
+      <w:r>
+        <w:t xml:space="preserve"> для компактного хранения данных и быстрого выполнения операций, но требуют фиксированной </w:t>
+      </w:r>
+      <w:r>
+        <w:lastRenderedPageBreak/>
+        <w:t>структуры данных. В случае дерева, где структура может быть произвольной, они теряют свою универсальность и усложняют реализацию базовых операций, таких как обход или вычисление высоты.</w:t>
+      </w:r>
+    </w:p>
+    <w:p>
+      <w:r>
+        <w:t>Выбранная структура с использованием указателей позволяет динамически выделять память только под существующие узлы, избегая затрат на неиспользуемые элементы. Она также обеспечивает удобство в реализации рекурсивных операций, таких как обход в глубину или вычисление высоты, которые естественным образом выражаются через указатели. Это делает данный подход наиболее подходящим для задач, связанных с динамическими деревьями</w:t>
+      </w:r>
+      <w:r>
+        <w:t>.</w:t>
       </w:r>
     </w:p>
     <w:p>
       <w:pPr>
         <w:pStyle w:val="1"/>
       </w:pPr>
+      <w:bookmarkStart w:id="3" w:name="_Toc183987360"/>
       <w:r>
         <w:rPr>
           <w:szCs w:val="28"/>
         </w:rPr>
         <w:t>Результаты прогона программы с генерацией случайного дерева</w:t>
       </w:r>
+      <w:bookmarkEnd w:id="3"/>
     </w:p>
     <w:p>
       <w:pPr>
         <w:ind w:firstLine="0"/>
+        <w:jc w:val="center"/>
       </w:pPr>
       <w:r>
         <w:rPr>
@@ -1161,42 +1245,530 @@
     </w:p>
     <w:p>
       <w:pPr>
-        <w:pStyle w:val="1"/>
-        <w:rPr>
-          <w:szCs w:val="28"/>
-        </w:rPr>
+        <w:ind w:firstLine="0"/>
+        <w:jc w:val="center"/>
       </w:pPr>
       <w:r>
-        <w:rPr>
-          <w:szCs w:val="28"/>
-        </w:rPr>
-        <w:t>Оценки временной сложности для каждой функции</w:t>
-      </w:r>
-      <w:bookmarkStart w:id="2" w:name="_Toc182419152"/>
+        <w:t>Рисунок 1 – Пример работы программы</w:t>
+      </w:r>
     </w:p>
     <w:p>
       <w:pPr>
+        <w:pStyle w:val="1"/>
+        <w:rPr>
+          <w:szCs w:val="28"/>
+        </w:rPr>
+      </w:pPr>
+      <w:bookmarkStart w:id="4" w:name="_Toc183987361"/>
+      <w:r>
+        <w:rPr>
+          <w:szCs w:val="28"/>
+        </w:rPr>
+        <w:t>Оценки временной сложности для каждой функции</w:t>
+      </w:r>
+      <w:bookmarkEnd w:id="4"/>
+    </w:p>
+    <w:tbl>
+      <w:tblPr>
+        <w:tblStyle w:val="af1"/>
+        <w:tblW w:w="0" w:type="auto"/>
+        <w:jc w:val="center"/>
+        <w:tblLook w:val="04A0" w:firstRow="1" w:lastRow="0" w:firstColumn="1" w:lastColumn="0" w:noHBand="0" w:noVBand="1"/>
+      </w:tblPr>
+      <w:tblGrid>
+        <w:gridCol w:w="2835"/>
+        <w:gridCol w:w="2835"/>
+      </w:tblGrid>
+      <w:tr>
+        <w:trPr>
+          <w:trHeight w:val="397"/>
+          <w:jc w:val="center"/>
+        </w:trPr>
+        <w:tc>
+          <w:tcPr>
+            <w:tcW w:w="2835" w:type="dxa"/>
+            <w:vAlign w:val="center"/>
+          </w:tcPr>
+          <w:p>
+            <w:pPr>
+              <w:spacing w:line="240" w:lineRule="auto"/>
+              <w:ind w:firstLine="0"/>
+              <w:jc w:val="center"/>
+              <w:rPr>
+                <w:b/>
+                <w:bCs/>
+              </w:rPr>
+            </w:pPr>
+            <w:r>
+              <w:rPr>
+                <w:b/>
+                <w:bCs/>
+              </w:rPr>
+              <w:t>Функция</w:t>
+            </w:r>
+          </w:p>
+        </w:tc>
+        <w:tc>
+          <w:tcPr>
+            <w:tcW w:w="2835" w:type="dxa"/>
+            <w:vAlign w:val="center"/>
+          </w:tcPr>
+          <w:p>
+            <w:pPr>
+              <w:spacing w:line="240" w:lineRule="auto"/>
+              <w:ind w:firstLine="0"/>
+              <w:jc w:val="center"/>
+              <w:rPr>
+                <w:b/>
+                <w:bCs/>
+              </w:rPr>
+            </w:pPr>
+            <w:r>
+              <w:rPr>
+                <w:b/>
+                <w:bCs/>
+              </w:rPr>
+              <w:t>Временная сложность</w:t>
+            </w:r>
+          </w:p>
+        </w:tc>
+      </w:tr>
+      <w:tr>
+        <w:trPr>
+          <w:trHeight w:val="397"/>
+          <w:jc w:val="center"/>
+        </w:trPr>
+        <w:tc>
+          <w:tcPr>
+            <w:tcW w:w="2835" w:type="dxa"/>
+            <w:vAlign w:val="center"/>
+          </w:tcPr>
+          <w:p>
+            <w:pPr>
+              <w:spacing w:line="240" w:lineRule="auto"/>
+              <w:ind w:firstLine="0"/>
+              <w:jc w:val="center"/>
+            </w:pPr>
+            <w:r>
+              <w:t>Создание дерева</w:t>
+            </w:r>
+          </w:p>
+        </w:tc>
+        <w:tc>
+          <w:tcPr>
+            <w:tcW w:w="2835" w:type="dxa"/>
+            <w:vAlign w:val="center"/>
+          </w:tcPr>
+          <w:p>
+            <w:pPr>
+              <w:spacing w:line="240" w:lineRule="auto"/>
+              <w:ind w:firstLine="0"/>
+              <w:jc w:val="center"/>
+            </w:pPr>
+            <m:oMathPara>
+              <m:oMath>
+                <m:r>
+                  <m:rPr>
+                    <m:sty m:val="p"/>
+                  </m:rPr>
+                  <w:rPr>
+                    <w:rFonts w:ascii="Cambria Math" w:hAnsi="Cambria Math"/>
+                  </w:rPr>
+                  <m:t>O</m:t>
+                </m:r>
+                <m:r>
+                  <w:rPr>
+                    <w:rFonts w:ascii="Cambria Math" w:hAnsi="Cambria Math"/>
+                  </w:rPr>
+                  <m:t>(n)</m:t>
+                </m:r>
+              </m:oMath>
+            </m:oMathPara>
+          </w:p>
+        </w:tc>
+      </w:tr>
+      <w:tr>
+        <w:trPr>
+          <w:trHeight w:val="397"/>
+          <w:jc w:val="center"/>
+        </w:trPr>
+        <w:tc>
+          <w:tcPr>
+            <w:tcW w:w="2835" w:type="dxa"/>
+            <w:vAlign w:val="center"/>
+          </w:tcPr>
+          <w:p>
+            <w:pPr>
+              <w:spacing w:line="240" w:lineRule="auto"/>
+              <w:ind w:firstLine="0"/>
+              <w:jc w:val="center"/>
+            </w:pPr>
+            <w:r>
+              <w:t>Обход дерева</w:t>
+            </w:r>
+          </w:p>
+        </w:tc>
+        <w:tc>
+          <w:tcPr>
+            <w:tcW w:w="2835" w:type="dxa"/>
+            <w:vAlign w:val="center"/>
+          </w:tcPr>
+          <w:p>
+            <w:pPr>
+              <w:spacing w:line="240" w:lineRule="auto"/>
+              <w:ind w:firstLine="0"/>
+              <w:jc w:val="center"/>
+            </w:pPr>
+            <m:oMathPara>
+              <m:oMath>
+                <m:r>
+                  <m:rPr>
+                    <m:sty m:val="p"/>
+                  </m:rPr>
+                  <w:rPr>
+                    <w:rFonts w:ascii="Cambria Math" w:hAnsi="Cambria Math"/>
+                  </w:rPr>
+                  <m:t>O</m:t>
+                </m:r>
+                <m:r>
+                  <w:rPr>
+                    <w:rFonts w:ascii="Cambria Math" w:hAnsi="Cambria Math"/>
+                  </w:rPr>
+                  <m:t>(n)</m:t>
+                </m:r>
+              </m:oMath>
+            </m:oMathPara>
+          </w:p>
+        </w:tc>
+      </w:tr>
+      <w:tr>
+        <w:trPr>
+          <w:trHeight w:val="397"/>
+          <w:jc w:val="center"/>
+        </w:trPr>
+        <w:tc>
+          <w:tcPr>
+            <w:tcW w:w="2835" w:type="dxa"/>
+            <w:vAlign w:val="center"/>
+          </w:tcPr>
+          <w:p>
+            <w:pPr>
+              <w:spacing w:line="240" w:lineRule="auto"/>
+              <w:ind w:firstLine="0"/>
+              <w:jc w:val="center"/>
+            </w:pPr>
+            <w:r>
+              <w:t>Вывод дерева</w:t>
+            </w:r>
+          </w:p>
+        </w:tc>
+        <w:tc>
+          <w:tcPr>
+            <w:tcW w:w="2835" w:type="dxa"/>
+            <w:vAlign w:val="center"/>
+          </w:tcPr>
+          <w:p>
+            <w:pPr>
+              <w:spacing w:line="240" w:lineRule="auto"/>
+              <w:ind w:firstLine="0"/>
+              <w:jc w:val="center"/>
+            </w:pPr>
+            <m:oMathPara>
+              <m:oMath>
+                <m:r>
+                  <m:rPr>
+                    <m:sty m:val="p"/>
+                  </m:rPr>
+                  <w:rPr>
+                    <w:rFonts w:ascii="Cambria Math" w:hAnsi="Cambria Math"/>
+                  </w:rPr>
+                  <m:t>O</m:t>
+                </m:r>
+                <m:r>
+                  <w:rPr>
+                    <w:rFonts w:ascii="Cambria Math" w:hAnsi="Cambria Math"/>
+                  </w:rPr>
+                  <m:t>(n)</m:t>
+                </m:r>
+              </m:oMath>
+            </m:oMathPara>
+          </w:p>
+        </w:tc>
+      </w:tr>
+      <w:tr>
+        <w:trPr>
+          <w:trHeight w:val="397"/>
+          <w:jc w:val="center"/>
+        </w:trPr>
+        <w:tc>
+          <w:tcPr>
+            <w:tcW w:w="2835" w:type="dxa"/>
+            <w:vAlign w:val="center"/>
+          </w:tcPr>
+          <w:p>
+            <w:pPr>
+              <w:spacing w:line="240" w:lineRule="auto"/>
+              <w:ind w:firstLine="0"/>
+              <w:jc w:val="center"/>
+            </w:pPr>
+            <w:r>
+              <w:t>Вычисление высоты</w:t>
+            </w:r>
+          </w:p>
+        </w:tc>
+        <w:tc>
+          <w:tcPr>
+            <w:tcW w:w="2835" w:type="dxa"/>
+            <w:vAlign w:val="center"/>
+          </w:tcPr>
+          <w:p>
+            <w:pPr>
+              <w:spacing w:line="240" w:lineRule="auto"/>
+              <w:ind w:firstLine="0"/>
+              <w:jc w:val="center"/>
+            </w:pPr>
+            <m:oMathPara>
+              <m:oMath>
+                <m:r>
+                  <m:rPr>
+                    <m:sty m:val="p"/>
+                  </m:rPr>
+                  <w:rPr>
+                    <w:rFonts w:ascii="Cambria Math" w:hAnsi="Cambria Math"/>
+                  </w:rPr>
+                  <m:t>O</m:t>
+                </m:r>
+                <m:r>
+                  <w:rPr>
+                    <w:rFonts w:ascii="Cambria Math" w:hAnsi="Cambria Math"/>
+                  </w:rPr>
+                  <m:t>(</m:t>
+                </m:r>
+                <m:r>
+                  <w:rPr>
+                    <w:rFonts w:ascii="Cambria Math" w:hAnsi="Cambria Math"/>
+                    <w:lang w:val="en-US"/>
+                  </w:rPr>
+                  <m:t>log</m:t>
+                </m:r>
+                <m:r>
+                  <w:rPr>
+                    <w:rFonts w:ascii="Cambria Math" w:hAnsi="Cambria Math"/>
+                  </w:rPr>
+                  <m:t>n)</m:t>
+                </m:r>
+              </m:oMath>
+            </m:oMathPara>
+          </w:p>
+        </w:tc>
+      </w:tr>
+    </w:tbl>
+    <w:p>
+      <w:pPr>
+        <w:ind w:firstLine="0"/>
+        <w:jc w:val="center"/>
+      </w:pPr>
+      <w:r>
+        <w:t>Таблица 1 – Временная сложность функций</w:t>
+      </w:r>
+    </w:p>
+    <w:p>
+      <w:pPr>
+        <w:rPr>
+          <w:i/>
+        </w:rPr>
+      </w:pPr>
+      <w:r>
+        <w:t xml:space="preserve">Создание дерева происходит за </w:t>
+      </w:r>
+      <m:oMath>
+        <m:r>
+          <m:rPr>
+            <m:sty m:val="p"/>
+          </m:rPr>
+          <w:rPr>
+            <w:rFonts w:ascii="Cambria Math" w:hAnsi="Cambria Math"/>
+          </w:rPr>
+          <m:t>O</m:t>
+        </m:r>
+        <m:r>
+          <w:rPr>
+            <w:rFonts w:ascii="Cambria Math" w:hAnsi="Cambria Math"/>
+          </w:rPr>
+          <m:t>(n)</m:t>
+        </m:r>
+      </m:oMath>
+      <w:r>
+        <w:t xml:space="preserve">, где </w:t>
+      </w:r>
+      <w:r>
+        <w:rPr>
+          <w:lang w:val="en-US"/>
+        </w:rPr>
+        <w:t>n</w:t>
+      </w:r>
+      <w:r>
+        <w:t xml:space="preserve"> </w:t>
+      </w:r>
+      <w:r>
+        <w:t>–</w:t>
+      </w:r>
+      <w:r>
+        <w:t xml:space="preserve"> </w:t>
+      </w:r>
+      <w:r>
+        <w:t xml:space="preserve">количество вершин в дереве. Обход также происходит за </w:t>
+      </w:r>
+      <m:oMath>
+        <m:r>
+          <m:rPr>
+            <m:sty m:val="p"/>
+          </m:rPr>
+          <w:rPr>
+            <w:rFonts w:ascii="Cambria Math" w:hAnsi="Cambria Math"/>
+          </w:rPr>
+          <m:t>O</m:t>
+        </m:r>
+        <m:r>
+          <w:rPr>
+            <w:rFonts w:ascii="Cambria Math" w:hAnsi="Cambria Math"/>
+          </w:rPr>
+          <m:t>(n)</m:t>
+        </m:r>
+      </m:oMath>
+      <w:r>
         <w:rPr>
           <w:rFonts w:eastAsiaTheme="minorEastAsia"/>
-          <w:lang w:eastAsia="ja-JP"/>
-        </w:rPr>
-      </w:pPr>
-      <w:r>
-        <w:t>…</w:t>
+        </w:rPr>
+        <w:t xml:space="preserve">, так как </w:t>
+      </w:r>
+      <w:r>
+        <w:t>к</w:t>
+      </w:r>
+      <w:r>
+        <w:t>аждый узел обрабатывается ровно один раз, добавляется в стек и удаляется из него.</w:t>
+      </w:r>
+      <w:r>
+        <w:t xml:space="preserve"> Вывод дерева происходит за </w:t>
+      </w:r>
+      <w:r>
+        <w:rPr>
+          <w:lang w:val="en-US"/>
+        </w:rPr>
+        <w:t>O</w:t>
+      </w:r>
+      <w:r>
+        <w:t>(</w:t>
+      </w:r>
+      <w:r>
+        <w:rPr>
+          <w:lang w:val="en-US"/>
+        </w:rPr>
+        <w:t>n</w:t>
+      </w:r>
+      <w:r>
+        <w:t>)</w:t>
+      </w:r>
+      <w:r>
+        <w:t>, потому что д</w:t>
+      </w:r>
+      <w:r>
+        <w:t>ерево выводится рекурсивно. Для каждого узла обновляется экранный буфер, и функция вызывается для его потомков.</w:t>
+      </w:r>
+      <w:r>
+        <w:t xml:space="preserve"> </w:t>
+      </w:r>
+      <w:r>
+        <w:lastRenderedPageBreak/>
+        <w:t xml:space="preserve">Вычисление высоты происходит за </w:t>
+      </w:r>
+      <m:oMath>
+        <m:r>
+          <w:rPr>
+            <w:rFonts w:ascii="Cambria Math" w:hAnsi="Cambria Math"/>
+          </w:rPr>
+          <m:t>d≤lo</m:t>
+        </m:r>
+        <m:sSub>
+          <m:sSubPr>
+            <m:ctrlPr>
+              <w:rPr>
+                <w:rFonts w:ascii="Cambria Math" w:hAnsi="Cambria Math"/>
+                <w:i/>
+              </w:rPr>
+            </m:ctrlPr>
+          </m:sSubPr>
+          <m:e>
+            <m:r>
+              <w:rPr>
+                <w:rFonts w:ascii="Cambria Math" w:hAnsi="Cambria Math"/>
+              </w:rPr>
+              <m:t>g</m:t>
+            </m:r>
+          </m:e>
+          <m:sub>
+            <m:r>
+              <w:rPr>
+                <w:rFonts w:ascii="Cambria Math" w:hAnsi="Cambria Math"/>
+              </w:rPr>
+              <m:t>2</m:t>
+            </m:r>
+          </m:sub>
+        </m:sSub>
+        <m:d>
+          <m:dPr>
+            <m:ctrlPr>
+              <w:rPr>
+                <w:rFonts w:ascii="Cambria Math" w:hAnsi="Cambria Math"/>
+                <w:i/>
+              </w:rPr>
+            </m:ctrlPr>
+          </m:dPr>
+          <m:e>
+            <m:r>
+              <w:rPr>
+                <w:rFonts w:ascii="Cambria Math" w:hAnsi="Cambria Math"/>
+              </w:rPr>
+              <m:t>n</m:t>
+            </m:r>
+          </m:e>
+        </m:d>
+      </m:oMath>
+      <w:r>
+        <w:rPr>
+          <w:rFonts w:eastAsiaTheme="minorEastAsia"/>
+        </w:rPr>
+        <w:t xml:space="preserve">, значит в худшем случае за </w:t>
+      </w:r>
+      <m:oMath>
+        <m:r>
+          <w:rPr>
+            <w:rFonts w:ascii="Cambria Math" w:eastAsiaTheme="minorEastAsia" w:hAnsi="Cambria Math"/>
+            <w:lang w:val="en-US"/>
+          </w:rPr>
+          <m:t>logn</m:t>
+        </m:r>
+      </m:oMath>
+      <w:r>
+        <w:rPr>
+          <w:rFonts w:eastAsiaTheme="minorEastAsia"/>
+        </w:rPr>
+        <w:t>.</w:t>
       </w:r>
     </w:p>
-    <w:bookmarkEnd w:id="2"/>
     <w:p>
       <w:pPr>
         <w:pStyle w:val="1"/>
       </w:pPr>
+      <w:bookmarkStart w:id="5" w:name="_Toc183987362"/>
       <w:r>
         <w:t>Выводы</w:t>
       </w:r>
+      <w:bookmarkEnd w:id="5"/>
     </w:p>
     <w:p>
       <w:r>
-        <w:t>…</w:t>
+        <w:t>Делайте сами</w:t>
       </w:r>
     </w:p>
     <w:p>
@@ -1204,13 +1776,73 @@
         <w:pStyle w:val="1"/>
         <w:ind w:right="-1"/>
       </w:pPr>
+      <w:bookmarkStart w:id="6" w:name="_Toc183987363"/>
       <w:r>
         <w:t>Список использованной литературы</w:t>
       </w:r>
+      <w:bookmarkEnd w:id="6"/>
     </w:p>
     <w:p>
-      <w:r>
-        <w:t>…</w:t>
+      <w:pPr>
+        <w:pStyle w:val="ad"/>
+        <w:numPr>
+          <w:ilvl w:val="0"/>
+          <w:numId w:val="8"/>
+        </w:numPr>
+        <w:tabs>
+          <w:tab w:val="left" w:pos="993"/>
+        </w:tabs>
+        <w:ind w:left="0" w:firstLine="709"/>
+        <w:rPr>
+          <w:szCs w:val="28"/>
+        </w:rPr>
+      </w:pPr>
+      <w:bookmarkStart w:id="7" w:name="_Toc183987364"/>
+      <w:r>
+        <w:rPr>
+          <w:szCs w:val="28"/>
+        </w:rPr>
+        <w:t>Колинько П. Г. Пользовательские структуры данных: Методические указания по дисциплине «Алгоритмы и структуры данных, часть 1». –– СПб.: СПбГЭТУ «ЛЭТИ», 2024. — 64 с. (вып.2408).</w:t>
+      </w:r>
+    </w:p>
+    <w:p>
+      <w:pPr>
+        <w:pStyle w:val="ad"/>
+        <w:numPr>
+          <w:ilvl w:val="0"/>
+          <w:numId w:val="8"/>
+        </w:numPr>
+        <w:tabs>
+          <w:tab w:val="left" w:pos="993"/>
+        </w:tabs>
+        <w:ind w:left="0" w:firstLine="709"/>
+        <w:rPr>
+          <w:szCs w:val="28"/>
+        </w:rPr>
+      </w:pPr>
+      <w:r>
+        <w:rPr>
+          <w:rFonts w:cs="Times New Roman"/>
+          <w:szCs w:val="28"/>
+        </w:rPr>
+        <w:t xml:space="preserve">Алгоритмы и структуры данных. Лекции на сайте </w:t>
+      </w:r>
+      <w:hyperlink r:id="rId9" w:history="1">
+        <w:r>
+          <w:rPr>
+            <w:rStyle w:val="a8"/>
+            <w:rFonts w:cs="Times New Roman"/>
+            <w:szCs w:val="28"/>
+          </w:rPr>
+          <w:t>https://vec.etu.ru/moodle/course/view.php?id=13286</w:t>
+        </w:r>
+      </w:hyperlink>
+      <w:r>
+        <w:rPr>
+          <w:rFonts w:cs="Times New Roman"/>
+          <w:szCs w:val="28"/>
+        </w:rPr>
+        <w:t>.</w:t>
       </w:r>
     </w:p>
     <w:p>
@@ -1221,20 +1853,6740 @@
       <w:r>
         <w:t>Приложение</w:t>
       </w:r>
+      <w:bookmarkEnd w:id="7"/>
     </w:p>
     <w:p>
       <w:pPr>
+        <w:ind w:firstLine="0"/>
+        <w:jc w:val="center"/>
+      </w:pPr>
+      <w:r>
+        <w:t>Код программы</w:t>
+      </w:r>
+    </w:p>
+    <w:p>
+      <w:pPr>
+        <w:pStyle w:val="HTML"/>
+        <w:shd w:val="clear" w:color="auto" w:fill="FFFFFF"/>
+        <w:rPr>
+          <w:color w:val="000000"/>
+          <w:spacing w:val="-20"/>
+          <w:lang w:val="en-US"/>
+        </w:rPr>
+      </w:pPr>
+      <w:r>
+        <w:rPr>
+          <w:color w:val="643820"/>
+          <w:spacing w:val="-20"/>
+          <w:lang w:val="en-US"/>
+        </w:rPr>
+        <w:t xml:space="preserve">#include </w:t>
+      </w:r>
+      <w:r>
+        <w:rPr>
+          <w:color w:val="A31515"/>
+          <w:spacing w:val="-20"/>
+          <w:lang w:val="en-US"/>
+        </w:rPr>
+        <w:t>&lt;iostream&gt;</w:t>
+      </w:r>
+      <w:r>
+        <w:rPr>
+          <w:color w:val="A31515"/>
+          <w:spacing w:val="-20"/>
+          <w:lang w:val="en-US"/>
+        </w:rPr>
+        <w:br/>
+      </w:r>
+      <w:r>
+        <w:rPr>
+          <w:color w:val="643820"/>
+          <w:spacing w:val="-20"/>
+          <w:lang w:val="en-US"/>
+        </w:rPr>
+        <w:t xml:space="preserve">#include </w:t>
+      </w:r>
+      <w:r>
+        <w:rPr>
+          <w:color w:val="A31515"/>
+          <w:spacing w:val="-20"/>
+          <w:lang w:val="en-US"/>
+        </w:rPr>
+        <w:t>&lt;cstdlib&gt;</w:t>
+      </w:r>
+      <w:r>
+        <w:rPr>
+          <w:color w:val="A31515"/>
+          <w:spacing w:val="-20"/>
+          <w:lang w:val="en-US"/>
+        </w:rPr>
+        <w:br/>
+      </w:r>
+      <w:r>
+        <w:rPr>
+          <w:color w:val="643820"/>
+          <w:spacing w:val="-20"/>
+          <w:lang w:val="en-US"/>
+        </w:rPr>
+        <w:t xml:space="preserve">#include </w:t>
+      </w:r>
+      <w:r>
+        <w:rPr>
+          <w:color w:val="A31515"/>
+          <w:spacing w:val="-20"/>
+          <w:lang w:val="en-US"/>
+        </w:rPr>
+        <w:t>&lt;ctime&gt;</w:t>
+      </w:r>
+      <w:r>
+        <w:rPr>
+          <w:color w:val="A31515"/>
+          <w:spacing w:val="-20"/>
+          <w:lang w:val="en-US"/>
+        </w:rPr>
+        <w:br/>
+      </w:r>
+      <w:r>
+        <w:rPr>
+          <w:color w:val="A31515"/>
+          <w:spacing w:val="-20"/>
+          <w:lang w:val="en-US"/>
+        </w:rPr>
+        <w:br/>
+      </w:r>
+      <w:r>
+        <w:rPr>
+          <w:color w:val="AA0D91"/>
+          <w:spacing w:val="-20"/>
+          <w:lang w:val="en-US"/>
+        </w:rPr>
+        <w:t>template</w:t>
+      </w:r>
+      <w:r>
+        <w:rPr>
+          <w:color w:val="000000"/>
+          <w:spacing w:val="-20"/>
+          <w:lang w:val="en-US"/>
+        </w:rPr>
+        <w:t>&lt;</w:t>
+      </w:r>
+      <w:r>
+        <w:rPr>
+          <w:color w:val="AA0D91"/>
+          <w:spacing w:val="-20"/>
+          <w:lang w:val="en-US"/>
+        </w:rPr>
+        <w:t xml:space="preserve">typename </w:t>
+      </w:r>
+      <w:r>
+        <w:rPr>
+          <w:color w:val="371F80"/>
+          <w:spacing w:val="-20"/>
+          <w:lang w:val="en-US"/>
+        </w:rPr>
+        <w:t>T</w:t>
+      </w:r>
+      <w:r>
+        <w:rPr>
+          <w:color w:val="000000"/>
+          <w:spacing w:val="-20"/>
+          <w:lang w:val="en-US"/>
+        </w:rPr>
+        <w:t>&gt;</w:t>
+      </w:r>
+      <w:r>
+        <w:rPr>
+          <w:color w:val="000000"/>
+          <w:spacing w:val="-20"/>
+          <w:lang w:val="en-US"/>
+        </w:rPr>
+        <w:br/>
+      </w:r>
+      <w:r>
+        <w:rPr>
+          <w:color w:val="AA0D91"/>
+          <w:spacing w:val="-20"/>
+          <w:lang w:val="en-US"/>
+        </w:rPr>
+        <w:t xml:space="preserve">class </w:t>
+      </w:r>
+      <w:r>
+        <w:rPr>
+          <w:color w:val="008080"/>
+          <w:spacing w:val="-20"/>
+          <w:lang w:val="en-US"/>
+        </w:rPr>
+        <w:t xml:space="preserve">STACK </w:t>
+      </w:r>
+      <w:r>
+        <w:rPr>
+          <w:color w:val="000000"/>
+          <w:spacing w:val="-20"/>
+          <w:lang w:val="en-US"/>
+        </w:rPr>
+        <w:t>{</w:t>
+      </w:r>
+      <w:r>
+        <w:rPr>
+          <w:color w:val="000000"/>
+          <w:spacing w:val="-20"/>
+          <w:lang w:val="en-US"/>
+        </w:rPr>
+        <w:br/>
+      </w:r>
+      <w:r>
+        <w:rPr>
+          <w:color w:val="AA0D91"/>
+          <w:spacing w:val="-20"/>
+          <w:lang w:val="en-US"/>
+        </w:rPr>
+        <w:t>private</w:t>
+      </w:r>
+      <w:r>
+        <w:rPr>
+          <w:color w:val="000000"/>
+          <w:spacing w:val="-20"/>
+          <w:lang w:val="en-US"/>
+        </w:rPr>
+        <w:t>:</w:t>
+      </w:r>
+      <w:r>
+        <w:rPr>
+          <w:color w:val="000000"/>
+          <w:spacing w:val="-20"/>
+          <w:lang w:val="en-US"/>
+        </w:rPr>
+        <w:br/>
+        <w:t xml:space="preserve">    </w:t>
+      </w:r>
+      <w:r>
+        <w:rPr>
+          <w:color w:val="371F80"/>
+          <w:spacing w:val="-20"/>
+          <w:lang w:val="en-US"/>
+        </w:rPr>
+        <w:t xml:space="preserve">T </w:t>
+      </w:r>
+      <w:r>
+        <w:rPr>
+          <w:color w:val="000000"/>
+          <w:spacing w:val="-20"/>
+          <w:lang w:val="en-US"/>
+        </w:rPr>
+        <w:t>*</w:t>
+      </w:r>
+      <w:r>
+        <w:rPr>
+          <w:color w:val="660E7A"/>
+          <w:spacing w:val="-20"/>
+          <w:lang w:val="en-US"/>
+        </w:rPr>
+        <w:t>stackArray</w:t>
+      </w:r>
+      <w:r>
+        <w:rPr>
+          <w:color w:val="000000"/>
+          <w:spacing w:val="-20"/>
+          <w:lang w:val="en-US"/>
+        </w:rPr>
+        <w:t>;</w:t>
+      </w:r>
+      <w:r>
+        <w:rPr>
+          <w:color w:val="000000"/>
+          <w:spacing w:val="-20"/>
+          <w:lang w:val="en-US"/>
+        </w:rPr>
+        <w:br/>
+        <w:t xml:space="preserve">    </w:t>
+      </w:r>
+      <w:r>
+        <w:rPr>
+          <w:color w:val="AA0D91"/>
+          <w:spacing w:val="-20"/>
+          <w:lang w:val="en-US"/>
+        </w:rPr>
+        <w:t xml:space="preserve">int </w:t>
+      </w:r>
+      <w:r>
+        <w:rPr>
+          <w:color w:val="660E7A"/>
+          <w:spacing w:val="-20"/>
+          <w:lang w:val="en-US"/>
+        </w:rPr>
+        <w:t>topIndex</w:t>
+      </w:r>
+      <w:r>
+        <w:rPr>
+          <w:color w:val="000000"/>
+          <w:spacing w:val="-20"/>
+          <w:lang w:val="en-US"/>
+        </w:rPr>
+        <w:t>;</w:t>
+      </w:r>
+      <w:r>
+        <w:rPr>
+          <w:color w:val="000000"/>
+          <w:spacing w:val="-20"/>
+          <w:lang w:val="en-US"/>
+        </w:rPr>
+        <w:br/>
+        <w:t xml:space="preserve">    </w:t>
+      </w:r>
+      <w:r>
+        <w:rPr>
+          <w:color w:val="AA0D91"/>
+          <w:spacing w:val="-20"/>
+          <w:lang w:val="en-US"/>
+        </w:rPr>
+        <w:t xml:space="preserve">int </w:t>
+      </w:r>
+      <w:r>
+        <w:rPr>
+          <w:color w:val="660E7A"/>
+          <w:spacing w:val="-20"/>
+          <w:lang w:val="en-US"/>
+        </w:rPr>
+        <w:t>capacity</w:t>
+      </w:r>
+      <w:r>
+        <w:rPr>
+          <w:color w:val="000000"/>
+          <w:spacing w:val="-20"/>
+          <w:lang w:val="en-US"/>
+        </w:rPr>
+        <w:t>;</w:t>
+      </w:r>
+      <w:r>
+        <w:rPr>
+          <w:color w:val="000000"/>
+          <w:spacing w:val="-20"/>
+          <w:lang w:val="en-US"/>
+        </w:rPr>
+        <w:br/>
+      </w:r>
+      <w:r>
+        <w:rPr>
+          <w:color w:val="000000"/>
+          <w:spacing w:val="-20"/>
+          <w:lang w:val="en-US"/>
+        </w:rPr>
+        <w:br/>
+      </w:r>
+      <w:r>
+        <w:rPr>
+          <w:color w:val="AA0D91"/>
+          <w:spacing w:val="-20"/>
+          <w:lang w:val="en-US"/>
+        </w:rPr>
+        <w:t>public</w:t>
+      </w:r>
+      <w:r>
+        <w:rPr>
+          <w:color w:val="000000"/>
+          <w:spacing w:val="-20"/>
+          <w:lang w:val="en-US"/>
+        </w:rPr>
+        <w:t>:</w:t>
+      </w:r>
+      <w:r>
+        <w:rPr>
+          <w:color w:val="000000"/>
+          <w:spacing w:val="-20"/>
+          <w:lang w:val="en-US"/>
+        </w:rPr>
+        <w:br/>
+        <w:t xml:space="preserve">    STACK(</w:t>
+      </w:r>
+      <w:r>
+        <w:rPr>
+          <w:color w:val="AA0D91"/>
+          <w:spacing w:val="-20"/>
+          <w:lang w:val="en-US"/>
+        </w:rPr>
+        <w:t xml:space="preserve">int </w:t>
+      </w:r>
+      <w:r>
+        <w:rPr>
+          <w:color w:val="000000"/>
+          <w:spacing w:val="-20"/>
+          <w:lang w:val="en-US"/>
+        </w:rPr>
+        <w:t xml:space="preserve">maxCapacity = </w:t>
+      </w:r>
+      <w:r>
+        <w:rPr>
+          <w:color w:val="1C00CE"/>
+          <w:spacing w:val="-20"/>
+          <w:lang w:val="en-US"/>
+        </w:rPr>
+        <w:t>100</w:t>
+      </w:r>
+      <w:r>
+        <w:rPr>
+          <w:color w:val="000000"/>
+          <w:spacing w:val="-20"/>
+          <w:lang w:val="en-US"/>
+        </w:rPr>
+        <w:t xml:space="preserve">) : </w:t>
+      </w:r>
+      <w:r>
+        <w:rPr>
+          <w:color w:val="660E7A"/>
+          <w:spacing w:val="-20"/>
+          <w:lang w:val="en-US"/>
+        </w:rPr>
+        <w:t>capacity</w:t>
+      </w:r>
+      <w:r>
+        <w:rPr>
+          <w:color w:val="000000"/>
+          <w:spacing w:val="-20"/>
+          <w:lang w:val="en-US"/>
+        </w:rPr>
+        <w:t xml:space="preserve">(maxCapacity), </w:t>
+      </w:r>
+      <w:r>
+        <w:rPr>
+          <w:color w:val="660E7A"/>
+          <w:spacing w:val="-20"/>
+          <w:lang w:val="en-US"/>
+        </w:rPr>
+        <w:t>topIndex</w:t>
+      </w:r>
+      <w:r>
+        <w:rPr>
+          <w:color w:val="000000"/>
+          <w:spacing w:val="-20"/>
+          <w:lang w:val="en-US"/>
+        </w:rPr>
+        <w:t>(</w:t>
+      </w:r>
+      <w:r>
+        <w:rPr>
+          <w:color w:val="1C00CE"/>
+          <w:spacing w:val="-20"/>
+          <w:lang w:val="en-US"/>
+        </w:rPr>
+        <w:t>0</w:t>
+      </w:r>
+      <w:r>
+        <w:rPr>
+          <w:color w:val="000000"/>
+          <w:spacing w:val="-20"/>
+          <w:lang w:val="en-US"/>
+        </w:rPr>
+        <w:t>) {</w:t>
+      </w:r>
+      <w:r>
+        <w:rPr>
+          <w:color w:val="000000"/>
+          <w:spacing w:val="-20"/>
+          <w:lang w:val="en-US"/>
+        </w:rPr>
+        <w:br/>
+        <w:t xml:space="preserve">        </w:t>
+      </w:r>
+      <w:r>
+        <w:rPr>
+          <w:color w:val="660E7A"/>
+          <w:spacing w:val="-20"/>
+          <w:lang w:val="en-US"/>
+        </w:rPr>
+        <w:t xml:space="preserve">stackArray </w:t>
+      </w:r>
+      <w:r>
+        <w:rPr>
+          <w:color w:val="000000"/>
+          <w:spacing w:val="-20"/>
+          <w:lang w:val="en-US"/>
+        </w:rPr>
+        <w:t xml:space="preserve">= </w:t>
+      </w:r>
+      <w:r>
+        <w:rPr>
+          <w:color w:val="AA0D91"/>
+          <w:spacing w:val="-20"/>
+          <w:lang w:val="en-US"/>
+        </w:rPr>
+        <w:t xml:space="preserve">new </w:t>
+      </w:r>
+      <w:r>
+        <w:rPr>
+          <w:color w:val="371F80"/>
+          <w:spacing w:val="-20"/>
+          <w:lang w:val="en-US"/>
+        </w:rPr>
+        <w:t>T</w:t>
+      </w:r>
+      <w:r>
+        <w:rPr>
+          <w:color w:val="000000"/>
+          <w:spacing w:val="-20"/>
+          <w:lang w:val="en-US"/>
+        </w:rPr>
+        <w:t>[</w:t>
+      </w:r>
+      <w:r>
+        <w:rPr>
+          <w:color w:val="660E7A"/>
+          <w:spacing w:val="-20"/>
+          <w:lang w:val="en-US"/>
+        </w:rPr>
+        <w:t>capacity</w:t>
+      </w:r>
+      <w:r>
+        <w:rPr>
+          <w:color w:val="000000"/>
+          <w:spacing w:val="-20"/>
+          <w:lang w:val="en-US"/>
+        </w:rPr>
+        <w:t>];</w:t>
+      </w:r>
+      <w:r>
+        <w:rPr>
+          <w:color w:val="000000"/>
+          <w:spacing w:val="-20"/>
+          <w:lang w:val="en-US"/>
+        </w:rPr>
+        <w:br/>
+        <w:t xml:space="preserve">    }</w:t>
+      </w:r>
+      <w:r>
+        <w:rPr>
+          <w:color w:val="000000"/>
+          <w:spacing w:val="-20"/>
+          <w:lang w:val="en-US"/>
+        </w:rPr>
+        <w:br/>
+      </w:r>
+      <w:r>
+        <w:rPr>
+          <w:color w:val="000000"/>
+          <w:spacing w:val="-20"/>
+          <w:lang w:val="en-US"/>
+        </w:rPr>
+        <w:br/>
+        <w:t xml:space="preserve">    ~STACK() {</w:t>
+      </w:r>
+      <w:r>
+        <w:rPr>
+          <w:color w:val="000000"/>
+          <w:spacing w:val="-20"/>
+          <w:lang w:val="en-US"/>
+        </w:rPr>
+        <w:br/>
+        <w:t xml:space="preserve">        </w:t>
+      </w:r>
+      <w:r>
+        <w:rPr>
+          <w:color w:val="AA0D91"/>
+          <w:spacing w:val="-20"/>
+          <w:lang w:val="en-US"/>
+        </w:rPr>
+        <w:t>delete</w:t>
+      </w:r>
+      <w:r>
+        <w:rPr>
+          <w:color w:val="000000"/>
+          <w:spacing w:val="-20"/>
+          <w:lang w:val="en-US"/>
+        </w:rPr>
+        <w:t xml:space="preserve">[] </w:t>
+      </w:r>
+      <w:r>
+        <w:rPr>
+          <w:color w:val="660E7A"/>
+          <w:spacing w:val="-20"/>
+          <w:lang w:val="en-US"/>
+        </w:rPr>
+        <w:t>stackArray</w:t>
+      </w:r>
+      <w:r>
+        <w:rPr>
+          <w:color w:val="000000"/>
+          <w:spacing w:val="-20"/>
+          <w:lang w:val="en-US"/>
+        </w:rPr>
+        <w:t>;</w:t>
+      </w:r>
+      <w:r>
+        <w:rPr>
+          <w:color w:val="000000"/>
+          <w:spacing w:val="-20"/>
+          <w:lang w:val="en-US"/>
+        </w:rPr>
+        <w:br/>
+        <w:t xml:space="preserve">    }</w:t>
+      </w:r>
+      <w:r>
+        <w:rPr>
+          <w:color w:val="000000"/>
+          <w:spacing w:val="-20"/>
+          <w:lang w:val="en-US"/>
+        </w:rPr>
+        <w:br/>
+      </w:r>
+      <w:r>
+        <w:rPr>
+          <w:color w:val="000000"/>
+          <w:spacing w:val="-20"/>
+          <w:lang w:val="en-US"/>
+        </w:rPr>
+        <w:br/>
+        <w:t xml:space="preserve">    </w:t>
+      </w:r>
+      <w:r>
+        <w:rPr>
+          <w:color w:val="AA0D91"/>
+          <w:spacing w:val="-20"/>
+          <w:lang w:val="en-US"/>
+        </w:rPr>
+        <w:t xml:space="preserve">bool </w:t>
+      </w:r>
+      <w:r>
+        <w:rPr>
+          <w:color w:val="000000"/>
+          <w:spacing w:val="-20"/>
+          <w:lang w:val="en-US"/>
+        </w:rPr>
+        <w:t xml:space="preserve">empty() </w:t>
+      </w:r>
+      <w:r>
+        <w:rPr>
+          <w:color w:val="AA0D91"/>
+          <w:spacing w:val="-20"/>
+          <w:lang w:val="en-US"/>
+        </w:rPr>
+        <w:t xml:space="preserve">const </w:t>
+      </w:r>
+      <w:r>
+        <w:rPr>
+          <w:color w:val="000000"/>
+          <w:spacing w:val="-20"/>
+          <w:lang w:val="en-US"/>
+        </w:rPr>
+        <w:t>{</w:t>
+      </w:r>
+      <w:r>
+        <w:rPr>
+          <w:color w:val="000000"/>
+          <w:spacing w:val="-20"/>
+          <w:lang w:val="en-US"/>
+        </w:rPr>
+        <w:br/>
+        <w:t xml:space="preserve">        </w:t>
+      </w:r>
+      <w:r>
+        <w:rPr>
+          <w:color w:val="AA0D91"/>
+          <w:spacing w:val="-20"/>
+          <w:lang w:val="en-US"/>
+        </w:rPr>
+        <w:t xml:space="preserve">return </w:t>
+      </w:r>
+      <w:r>
+        <w:rPr>
+          <w:color w:val="660E7A"/>
+          <w:spacing w:val="-20"/>
+          <w:lang w:val="en-US"/>
+        </w:rPr>
+        <w:t xml:space="preserve">topIndex </w:t>
+      </w:r>
+      <w:r>
+        <w:rPr>
+          <w:color w:val="000000"/>
+          <w:spacing w:val="-20"/>
+          <w:lang w:val="en-US"/>
+        </w:rPr>
+        <w:t xml:space="preserve">== </w:t>
+      </w:r>
+      <w:r>
+        <w:rPr>
+          <w:color w:val="1C00CE"/>
+          <w:spacing w:val="-20"/>
+          <w:lang w:val="en-US"/>
+        </w:rPr>
+        <w:t>0</w:t>
+      </w:r>
+      <w:r>
+        <w:rPr>
+          <w:color w:val="000000"/>
+          <w:spacing w:val="-20"/>
+          <w:lang w:val="en-US"/>
+        </w:rPr>
+        <w:t>;</w:t>
+      </w:r>
+      <w:r>
+        <w:rPr>
+          <w:color w:val="000000"/>
+          <w:spacing w:val="-20"/>
+          <w:lang w:val="en-US"/>
+        </w:rPr>
+        <w:br/>
+        <w:t xml:space="preserve">    }</w:t>
+      </w:r>
+      <w:r>
+        <w:rPr>
+          <w:color w:val="000000"/>
+          <w:spacing w:val="-20"/>
+          <w:lang w:val="en-US"/>
+        </w:rPr>
+        <w:br/>
+      </w:r>
+      <w:r>
+        <w:rPr>
+          <w:color w:val="000000"/>
+          <w:spacing w:val="-20"/>
+          <w:lang w:val="en-US"/>
+        </w:rPr>
+        <w:br/>
+        <w:t xml:space="preserve">    </w:t>
+      </w:r>
+      <w:r>
+        <w:rPr>
+          <w:color w:val="AA0D91"/>
+          <w:spacing w:val="-20"/>
+          <w:lang w:val="en-US"/>
+        </w:rPr>
+        <w:t xml:space="preserve">void </w:t>
+      </w:r>
+      <w:r>
+        <w:rPr>
+          <w:color w:val="000000"/>
+          <w:spacing w:val="-20"/>
+          <w:lang w:val="en-US"/>
+        </w:rPr>
+        <w:t>push(</w:t>
+      </w:r>
+      <w:r>
+        <w:rPr>
+          <w:color w:val="AA0D91"/>
+          <w:spacing w:val="-20"/>
+          <w:lang w:val="en-US"/>
+        </w:rPr>
+        <w:t xml:space="preserve">const </w:t>
+      </w:r>
+      <w:r>
+        <w:rPr>
+          <w:color w:val="371F80"/>
+          <w:spacing w:val="-20"/>
+          <w:lang w:val="en-US"/>
+        </w:rPr>
+        <w:t xml:space="preserve">T </w:t>
+      </w:r>
+      <w:r>
+        <w:rPr>
+          <w:color w:val="000000"/>
+          <w:spacing w:val="-20"/>
+          <w:lang w:val="en-US"/>
+        </w:rPr>
+        <w:t>&amp;item) {</w:t>
+      </w:r>
+      <w:r>
+        <w:rPr>
+          <w:color w:val="000000"/>
+          <w:spacing w:val="-20"/>
+          <w:lang w:val="en-US"/>
+        </w:rPr>
+        <w:br/>
+        <w:t xml:space="preserve">        </w:t>
+      </w:r>
+      <w:r>
+        <w:rPr>
+          <w:color w:val="AA0D91"/>
+          <w:spacing w:val="-20"/>
+          <w:lang w:val="en-US"/>
+        </w:rPr>
+        <w:t xml:space="preserve">if </w:t>
+      </w:r>
+      <w:r>
+        <w:rPr>
+          <w:color w:val="000000"/>
+          <w:spacing w:val="-20"/>
+          <w:lang w:val="en-US"/>
+        </w:rPr>
+        <w:t>(</w:t>
+      </w:r>
+      <w:r>
+        <w:rPr>
+          <w:color w:val="660E7A"/>
+          <w:spacing w:val="-20"/>
+          <w:lang w:val="en-US"/>
+        </w:rPr>
+        <w:t xml:space="preserve">topIndex </w:t>
+      </w:r>
+      <w:r>
+        <w:rPr>
+          <w:color w:val="000000"/>
+          <w:spacing w:val="-20"/>
+          <w:lang w:val="en-US"/>
+        </w:rPr>
+        <w:t xml:space="preserve">&gt;= </w:t>
+      </w:r>
+      <w:r>
+        <w:rPr>
+          <w:color w:val="660E7A"/>
+          <w:spacing w:val="-20"/>
+          <w:lang w:val="en-US"/>
+        </w:rPr>
+        <w:t>capacity</w:t>
+      </w:r>
+      <w:r>
+        <w:rPr>
+          <w:color w:val="000000"/>
+          <w:spacing w:val="-20"/>
+          <w:lang w:val="en-US"/>
+        </w:rPr>
+        <w:t>) {</w:t>
+      </w:r>
+      <w:r>
+        <w:rPr>
+          <w:color w:val="000000"/>
+          <w:spacing w:val="-20"/>
+          <w:lang w:val="en-US"/>
+        </w:rPr>
+        <w:br/>
+        <w:t xml:space="preserve">            </w:t>
+      </w:r>
+      <w:r>
+        <w:rPr>
+          <w:color w:val="AA0D91"/>
+          <w:spacing w:val="-20"/>
+          <w:lang w:val="en-US"/>
+        </w:rPr>
+        <w:t xml:space="preserve">throw </w:t>
+      </w:r>
+      <w:r>
+        <w:rPr>
+          <w:color w:val="008080"/>
+          <w:spacing w:val="-20"/>
+          <w:lang w:val="en-US"/>
+        </w:rPr>
+        <w:t>std</w:t>
+      </w:r>
+      <w:r>
+        <w:rPr>
+          <w:color w:val="000000"/>
+          <w:spacing w:val="-20"/>
+          <w:lang w:val="en-US"/>
+        </w:rPr>
+        <w:t>::</w:t>
+      </w:r>
+      <w:r>
+        <w:rPr>
+          <w:color w:val="B2279A"/>
+          <w:spacing w:val="-20"/>
+          <w:lang w:val="en-US"/>
+        </w:rPr>
+        <w:t>overflow_error</w:t>
+      </w:r>
+      <w:r>
+        <w:rPr>
+          <w:color w:val="000000"/>
+          <w:spacing w:val="-20"/>
+          <w:lang w:val="en-US"/>
+        </w:rPr>
+        <w:t>(</w:t>
+      </w:r>
+      <w:r>
+        <w:rPr>
+          <w:color w:val="C41A16"/>
+          <w:spacing w:val="-20"/>
+          <w:lang w:val="en-US"/>
+        </w:rPr>
+        <w:t>"Stack overflow"</w:t>
+      </w:r>
+      <w:r>
+        <w:rPr>
+          <w:color w:val="000000"/>
+          <w:spacing w:val="-20"/>
+          <w:lang w:val="en-US"/>
+        </w:rPr>
+        <w:t>);</w:t>
+      </w:r>
+      <w:r>
+        <w:rPr>
+          <w:color w:val="000000"/>
+          <w:spacing w:val="-20"/>
+          <w:lang w:val="en-US"/>
+        </w:rPr>
+        <w:br/>
+        <w:t xml:space="preserve">        }</w:t>
+      </w:r>
+      <w:r>
+        <w:rPr>
+          <w:color w:val="000000"/>
+          <w:spacing w:val="-20"/>
+          <w:lang w:val="en-US"/>
+        </w:rPr>
+        <w:br/>
+        <w:t xml:space="preserve">        </w:t>
+      </w:r>
+      <w:r>
+        <w:rPr>
+          <w:color w:val="660E7A"/>
+          <w:spacing w:val="-20"/>
+          <w:lang w:val="en-US"/>
+        </w:rPr>
+        <w:t>stackArray</w:t>
+      </w:r>
+      <w:r>
+        <w:rPr>
+          <w:color w:val="000000"/>
+          <w:spacing w:val="-20"/>
+          <w:lang w:val="en-US"/>
+        </w:rPr>
+        <w:t>[</w:t>
+      </w:r>
+      <w:r>
+        <w:rPr>
+          <w:color w:val="660E7A"/>
+          <w:spacing w:val="-20"/>
+          <w:lang w:val="en-US"/>
+        </w:rPr>
+        <w:t>topIndex</w:t>
+      </w:r>
+      <w:r>
+        <w:rPr>
+          <w:color w:val="000000"/>
+          <w:spacing w:val="-20"/>
+          <w:lang w:val="en-US"/>
+        </w:rPr>
+        <w:t>++] = item;</w:t>
+      </w:r>
+      <w:r>
+        <w:rPr>
+          <w:color w:val="000000"/>
+          <w:spacing w:val="-20"/>
+          <w:lang w:val="en-US"/>
+        </w:rPr>
+        <w:br/>
+        <w:t xml:space="preserve">    }</w:t>
+      </w:r>
+      <w:r>
+        <w:rPr>
+          <w:color w:val="000000"/>
+          <w:spacing w:val="-20"/>
+          <w:lang w:val="en-US"/>
+        </w:rPr>
+        <w:br/>
+      </w:r>
+      <w:r>
+        <w:rPr>
+          <w:color w:val="000000"/>
+          <w:spacing w:val="-20"/>
+          <w:lang w:val="en-US"/>
+        </w:rPr>
+        <w:br/>
+        <w:t xml:space="preserve">    </w:t>
+      </w:r>
+      <w:r>
+        <w:rPr>
+          <w:color w:val="371F80"/>
+          <w:spacing w:val="-20"/>
+          <w:lang w:val="en-US"/>
+        </w:rPr>
+        <w:t xml:space="preserve">T </w:t>
+      </w:r>
+      <w:r>
+        <w:rPr>
+          <w:color w:val="000000"/>
+          <w:spacing w:val="-20"/>
+          <w:lang w:val="en-US"/>
+        </w:rPr>
+        <w:t>pop() {</w:t>
+      </w:r>
+      <w:r>
+        <w:rPr>
+          <w:color w:val="000000"/>
+          <w:spacing w:val="-20"/>
+          <w:lang w:val="en-US"/>
+        </w:rPr>
+        <w:br/>
+        <w:t xml:space="preserve">        </w:t>
+      </w:r>
+      <w:r>
+        <w:rPr>
+          <w:color w:val="AA0D91"/>
+          <w:spacing w:val="-20"/>
+          <w:lang w:val="en-US"/>
+        </w:rPr>
+        <w:t xml:space="preserve">if </w:t>
+      </w:r>
+      <w:r>
+        <w:rPr>
+          <w:color w:val="000000"/>
+          <w:spacing w:val="-20"/>
+          <w:lang w:val="en-US"/>
+        </w:rPr>
+        <w:t>(</w:t>
+      </w:r>
+      <w:r>
+        <w:rPr>
+          <w:color w:val="B2279A"/>
+          <w:spacing w:val="-20"/>
+          <w:lang w:val="en-US"/>
+        </w:rPr>
+        <w:t>empty</w:t>
+      </w:r>
+      <w:r>
+        <w:rPr>
+          <w:color w:val="000000"/>
+          <w:spacing w:val="-20"/>
+          <w:lang w:val="en-US"/>
+        </w:rPr>
+        <w:t>()) {</w:t>
+      </w:r>
+      <w:r>
+        <w:rPr>
+          <w:color w:val="000000"/>
+          <w:spacing w:val="-20"/>
+          <w:lang w:val="en-US"/>
+        </w:rPr>
+        <w:br/>
+        <w:t xml:space="preserve">            </w:t>
+      </w:r>
+      <w:r>
+        <w:rPr>
+          <w:color w:val="AA0D91"/>
+          <w:spacing w:val="-20"/>
+          <w:lang w:val="en-US"/>
+        </w:rPr>
+        <w:t xml:space="preserve">throw </w:t>
+      </w:r>
+      <w:r>
+        <w:rPr>
+          <w:color w:val="008080"/>
+          <w:spacing w:val="-20"/>
+          <w:lang w:val="en-US"/>
+        </w:rPr>
+        <w:t>std</w:t>
+      </w:r>
+      <w:r>
+        <w:rPr>
+          <w:color w:val="000000"/>
+          <w:spacing w:val="-20"/>
+          <w:lang w:val="en-US"/>
+        </w:rPr>
+        <w:t>::</w:t>
+      </w:r>
+      <w:r>
+        <w:rPr>
+          <w:color w:val="B2279A"/>
+          <w:spacing w:val="-20"/>
+          <w:lang w:val="en-US"/>
+        </w:rPr>
+        <w:t>underflow_error</w:t>
+      </w:r>
+      <w:r>
+        <w:rPr>
+          <w:color w:val="000000"/>
+          <w:spacing w:val="-20"/>
+          <w:lang w:val="en-US"/>
+        </w:rPr>
+        <w:t>(</w:t>
+      </w:r>
+      <w:r>
+        <w:rPr>
+          <w:color w:val="C41A16"/>
+          <w:spacing w:val="-20"/>
+          <w:lang w:val="en-US"/>
+        </w:rPr>
+        <w:t>"Stack underflow"</w:t>
+      </w:r>
+      <w:r>
+        <w:rPr>
+          <w:color w:val="000000"/>
+          <w:spacing w:val="-20"/>
+          <w:lang w:val="en-US"/>
+        </w:rPr>
+        <w:t>);</w:t>
+      </w:r>
+      <w:r>
+        <w:rPr>
+          <w:color w:val="000000"/>
+          <w:spacing w:val="-20"/>
+          <w:lang w:val="en-US"/>
+        </w:rPr>
+        <w:br/>
+      </w:r>
+      <w:r>
+        <w:rPr>
+          <w:color w:val="000000"/>
+          <w:spacing w:val="-20"/>
+          <w:lang w:val="en-US"/>
+        </w:rPr>
+        <w:lastRenderedPageBreak/>
+        <w:t xml:space="preserve">        }</w:t>
+      </w:r>
+      <w:r>
+        <w:rPr>
+          <w:color w:val="000000"/>
+          <w:spacing w:val="-20"/>
+          <w:lang w:val="en-US"/>
+        </w:rPr>
+        <w:br/>
+        <w:t xml:space="preserve">        </w:t>
+      </w:r>
+      <w:r>
+        <w:rPr>
+          <w:color w:val="AA0D91"/>
+          <w:spacing w:val="-20"/>
+          <w:lang w:val="en-US"/>
+        </w:rPr>
+        <w:t xml:space="preserve">return </w:t>
+      </w:r>
+      <w:r>
+        <w:rPr>
+          <w:color w:val="660E7A"/>
+          <w:spacing w:val="-20"/>
+          <w:lang w:val="en-US"/>
+        </w:rPr>
+        <w:t>stackArray</w:t>
+      </w:r>
+      <w:r>
+        <w:rPr>
+          <w:color w:val="000000"/>
+          <w:spacing w:val="-20"/>
+          <w:lang w:val="en-US"/>
+        </w:rPr>
+        <w:t>[--</w:t>
+      </w:r>
+      <w:r>
+        <w:rPr>
+          <w:color w:val="660E7A"/>
+          <w:spacing w:val="-20"/>
+          <w:lang w:val="en-US"/>
+        </w:rPr>
+        <w:t>topIndex</w:t>
+      </w:r>
+      <w:r>
+        <w:rPr>
+          <w:color w:val="000000"/>
+          <w:spacing w:val="-20"/>
+          <w:lang w:val="en-US"/>
+        </w:rPr>
+        <w:t>];</w:t>
+      </w:r>
+      <w:r>
+        <w:rPr>
+          <w:color w:val="000000"/>
+          <w:spacing w:val="-20"/>
+          <w:lang w:val="en-US"/>
+        </w:rPr>
+        <w:br/>
+        <w:t xml:space="preserve">    }</w:t>
+      </w:r>
+      <w:r>
+        <w:rPr>
+          <w:color w:val="000000"/>
+          <w:spacing w:val="-20"/>
+          <w:lang w:val="en-US"/>
+        </w:rPr>
+        <w:br/>
+        <w:t>};</w:t>
+      </w:r>
+      <w:r>
+        <w:rPr>
+          <w:color w:val="000000"/>
+          <w:spacing w:val="-20"/>
+          <w:lang w:val="en-US"/>
+        </w:rPr>
+        <w:br/>
+      </w:r>
+      <w:r>
+        <w:rPr>
+          <w:color w:val="000000"/>
+          <w:spacing w:val="-20"/>
+          <w:lang w:val="en-US"/>
+        </w:rPr>
+        <w:br/>
+      </w:r>
+      <w:r>
+        <w:rPr>
+          <w:color w:val="AA0D91"/>
+          <w:spacing w:val="-20"/>
+          <w:lang w:val="en-US"/>
+        </w:rPr>
+        <w:t xml:space="preserve">class </w:t>
+      </w:r>
+      <w:r>
+        <w:rPr>
+          <w:color w:val="008080"/>
+          <w:spacing w:val="-20"/>
+          <w:lang w:val="en-US"/>
+        </w:rPr>
+        <w:t xml:space="preserve">Node </w:t>
+      </w:r>
+      <w:r>
+        <w:rPr>
+          <w:color w:val="000000"/>
+          <w:spacing w:val="-20"/>
+          <w:lang w:val="en-US"/>
+        </w:rPr>
+        <w:t>{</w:t>
+      </w:r>
+      <w:r>
+        <w:rPr>
+          <w:color w:val="000000"/>
+          <w:spacing w:val="-20"/>
+          <w:lang w:val="en-US"/>
+        </w:rPr>
+        <w:br/>
+      </w:r>
+      <w:r>
+        <w:rPr>
+          <w:color w:val="AA0D91"/>
+          <w:spacing w:val="-20"/>
+          <w:lang w:val="en-US"/>
+        </w:rPr>
+        <w:t>public</w:t>
+      </w:r>
+      <w:r>
+        <w:rPr>
+          <w:color w:val="000000"/>
+          <w:spacing w:val="-20"/>
+          <w:lang w:val="en-US"/>
+        </w:rPr>
+        <w:t>:</w:t>
+      </w:r>
+      <w:r>
+        <w:rPr>
+          <w:color w:val="000000"/>
+          <w:spacing w:val="-20"/>
+          <w:lang w:val="en-US"/>
+        </w:rPr>
+        <w:br/>
+        <w:t xml:space="preserve">    </w:t>
+      </w:r>
+      <w:r>
+        <w:rPr>
+          <w:color w:val="AA0D91"/>
+          <w:spacing w:val="-20"/>
+          <w:lang w:val="en-US"/>
+        </w:rPr>
+        <w:t xml:space="preserve">char </w:t>
+      </w:r>
+      <w:r>
+        <w:rPr>
+          <w:color w:val="660E7A"/>
+          <w:spacing w:val="-20"/>
+          <w:lang w:val="en-US"/>
+        </w:rPr>
+        <w:t>label</w:t>
+      </w:r>
+      <w:r>
+        <w:rPr>
+          <w:color w:val="000000"/>
+          <w:spacing w:val="-20"/>
+          <w:lang w:val="en-US"/>
+        </w:rPr>
+        <w:t>;</w:t>
+      </w:r>
+      <w:r>
+        <w:rPr>
+          <w:color w:val="000000"/>
+          <w:spacing w:val="-20"/>
+          <w:lang w:val="en-US"/>
+        </w:rPr>
+        <w:br/>
+        <w:t xml:space="preserve">    </w:t>
+      </w:r>
+      <w:r>
+        <w:rPr>
+          <w:color w:val="008080"/>
+          <w:spacing w:val="-20"/>
+          <w:lang w:val="en-US"/>
+        </w:rPr>
+        <w:t xml:space="preserve">Node </w:t>
+      </w:r>
+      <w:r>
+        <w:rPr>
+          <w:color w:val="000000"/>
+          <w:spacing w:val="-20"/>
+          <w:lang w:val="en-US"/>
+        </w:rPr>
+        <w:t>*</w:t>
+      </w:r>
+      <w:r>
+        <w:rPr>
+          <w:color w:val="660E7A"/>
+          <w:spacing w:val="-20"/>
+          <w:lang w:val="en-US"/>
+        </w:rPr>
+        <w:t>left</w:t>
+      </w:r>
+      <w:r>
+        <w:rPr>
+          <w:color w:val="000000"/>
+          <w:spacing w:val="-20"/>
+          <w:lang w:val="en-US"/>
+        </w:rPr>
+        <w:t>;</w:t>
+      </w:r>
+      <w:r>
+        <w:rPr>
+          <w:color w:val="000000"/>
+          <w:spacing w:val="-20"/>
+          <w:lang w:val="en-US"/>
+        </w:rPr>
+        <w:br/>
+        <w:t xml:space="preserve">    </w:t>
+      </w:r>
+      <w:r>
+        <w:rPr>
+          <w:color w:val="008080"/>
+          <w:spacing w:val="-20"/>
+          <w:lang w:val="en-US"/>
+        </w:rPr>
+        <w:t xml:space="preserve">Node </w:t>
+      </w:r>
+      <w:r>
+        <w:rPr>
+          <w:color w:val="000000"/>
+          <w:spacing w:val="-20"/>
+          <w:lang w:val="en-US"/>
+        </w:rPr>
+        <w:t>*</w:t>
+      </w:r>
+      <w:r>
+        <w:rPr>
+          <w:color w:val="660E7A"/>
+          <w:spacing w:val="-20"/>
+          <w:lang w:val="en-US"/>
+        </w:rPr>
+        <w:t>right</w:t>
+      </w:r>
+      <w:r>
+        <w:rPr>
+          <w:color w:val="000000"/>
+          <w:spacing w:val="-20"/>
+          <w:lang w:val="en-US"/>
+        </w:rPr>
+        <w:t>;</w:t>
+      </w:r>
+      <w:r>
+        <w:rPr>
+          <w:color w:val="000000"/>
+          <w:spacing w:val="-20"/>
+          <w:lang w:val="en-US"/>
+        </w:rPr>
+        <w:br/>
+      </w:r>
+      <w:r>
+        <w:rPr>
+          <w:color w:val="000000"/>
+          <w:spacing w:val="-20"/>
+          <w:lang w:val="en-US"/>
+        </w:rPr>
+        <w:br/>
+        <w:t xml:space="preserve">    Node() : </w:t>
+      </w:r>
+      <w:r>
+        <w:rPr>
+          <w:color w:val="660E7A"/>
+          <w:spacing w:val="-20"/>
+          <w:lang w:val="en-US"/>
+        </w:rPr>
+        <w:t>label</w:t>
+      </w:r>
+      <w:r>
+        <w:rPr>
+          <w:color w:val="000000"/>
+          <w:spacing w:val="-20"/>
+          <w:lang w:val="en-US"/>
+        </w:rPr>
+        <w:t>(</w:t>
+      </w:r>
+      <w:r>
+        <w:rPr>
+          <w:color w:val="C41A16"/>
+          <w:spacing w:val="-20"/>
+          <w:lang w:val="en-US"/>
+        </w:rPr>
+        <w:t>'</w:t>
+      </w:r>
+      <w:r>
+        <w:rPr>
+          <w:color w:val="A31515"/>
+          <w:spacing w:val="-20"/>
+          <w:lang w:val="en-US"/>
+        </w:rPr>
+        <w:t>\0</w:t>
+      </w:r>
+      <w:r>
+        <w:rPr>
+          <w:color w:val="C41A16"/>
+          <w:spacing w:val="-20"/>
+          <w:lang w:val="en-US"/>
+        </w:rPr>
+        <w:t>'</w:t>
+      </w:r>
+      <w:r>
+        <w:rPr>
+          <w:color w:val="000000"/>
+          <w:spacing w:val="-20"/>
+          <w:lang w:val="en-US"/>
+        </w:rPr>
+        <w:t xml:space="preserve">), </w:t>
+      </w:r>
+      <w:r>
+        <w:rPr>
+          <w:color w:val="660E7A"/>
+          <w:spacing w:val="-20"/>
+          <w:lang w:val="en-US"/>
+        </w:rPr>
+        <w:t>left</w:t>
+      </w:r>
+      <w:r>
+        <w:rPr>
+          <w:color w:val="000000"/>
+          <w:spacing w:val="-20"/>
+          <w:lang w:val="en-US"/>
+        </w:rPr>
+        <w:t>(</w:t>
+      </w:r>
+      <w:r>
+        <w:rPr>
+          <w:color w:val="AA0D91"/>
+          <w:spacing w:val="-20"/>
+          <w:lang w:val="en-US"/>
+        </w:rPr>
+        <w:t>nullptr</w:t>
+      </w:r>
+      <w:r>
+        <w:rPr>
+          <w:color w:val="000000"/>
+          <w:spacing w:val="-20"/>
+          <w:lang w:val="en-US"/>
+        </w:rPr>
+        <w:t xml:space="preserve">), </w:t>
+      </w:r>
+      <w:r>
+        <w:rPr>
+          <w:color w:val="660E7A"/>
+          <w:spacing w:val="-20"/>
+          <w:lang w:val="en-US"/>
+        </w:rPr>
+        <w:t>right</w:t>
+      </w:r>
+      <w:r>
+        <w:rPr>
+          <w:color w:val="000000"/>
+          <w:spacing w:val="-20"/>
+          <w:lang w:val="en-US"/>
+        </w:rPr>
+        <w:t>(</w:t>
+      </w:r>
+      <w:r>
+        <w:rPr>
+          <w:color w:val="AA0D91"/>
+          <w:spacing w:val="-20"/>
+          <w:lang w:val="en-US"/>
+        </w:rPr>
+        <w:t>nullptr</w:t>
+      </w:r>
+      <w:r>
+        <w:rPr>
+          <w:color w:val="000000"/>
+          <w:spacing w:val="-20"/>
+          <w:lang w:val="en-US"/>
+        </w:rPr>
+        <w:t>) {}</w:t>
+      </w:r>
+      <w:r>
+        <w:rPr>
+          <w:color w:val="000000"/>
+          <w:spacing w:val="-20"/>
+          <w:lang w:val="en-US"/>
+        </w:rPr>
+        <w:br/>
+      </w:r>
+      <w:r>
+        <w:rPr>
+          <w:color w:val="000000"/>
+          <w:spacing w:val="-20"/>
+          <w:lang w:val="en-US"/>
+        </w:rPr>
+        <w:br/>
+        <w:t xml:space="preserve">    ~Node() {</w:t>
+      </w:r>
+      <w:r>
+        <w:rPr>
+          <w:color w:val="000000"/>
+          <w:spacing w:val="-20"/>
+          <w:lang w:val="en-US"/>
+        </w:rPr>
+        <w:br/>
+        <w:t xml:space="preserve">        </w:t>
+      </w:r>
+      <w:r>
+        <w:rPr>
+          <w:color w:val="AA0D91"/>
+          <w:spacing w:val="-20"/>
+          <w:lang w:val="en-US"/>
+        </w:rPr>
+        <w:t xml:space="preserve">delete </w:t>
+      </w:r>
+      <w:r>
+        <w:rPr>
+          <w:color w:val="660E7A"/>
+          <w:spacing w:val="-20"/>
+          <w:lang w:val="en-US"/>
+        </w:rPr>
+        <w:t>left</w:t>
+      </w:r>
+      <w:r>
+        <w:rPr>
+          <w:color w:val="000000"/>
+          <w:spacing w:val="-20"/>
+          <w:lang w:val="en-US"/>
+        </w:rPr>
+        <w:t>;</w:t>
+      </w:r>
+      <w:r>
+        <w:rPr>
+          <w:color w:val="000000"/>
+          <w:spacing w:val="-20"/>
+          <w:lang w:val="en-US"/>
+        </w:rPr>
+        <w:br/>
+        <w:t xml:space="preserve">        </w:t>
+      </w:r>
+      <w:r>
+        <w:rPr>
+          <w:color w:val="AA0D91"/>
+          <w:spacing w:val="-20"/>
+          <w:lang w:val="en-US"/>
+        </w:rPr>
+        <w:t xml:space="preserve">delete </w:t>
+      </w:r>
+      <w:r>
+        <w:rPr>
+          <w:color w:val="660E7A"/>
+          <w:spacing w:val="-20"/>
+          <w:lang w:val="en-US"/>
+        </w:rPr>
+        <w:t>right</w:t>
+      </w:r>
+      <w:r>
+        <w:rPr>
+          <w:color w:val="000000"/>
+          <w:spacing w:val="-20"/>
+          <w:lang w:val="en-US"/>
+        </w:rPr>
+        <w:t>;</w:t>
+      </w:r>
+      <w:r>
+        <w:rPr>
+          <w:color w:val="000000"/>
+          <w:spacing w:val="-20"/>
+          <w:lang w:val="en-US"/>
+        </w:rPr>
+        <w:br/>
+        <w:t xml:space="preserve">    }</w:t>
+      </w:r>
+      <w:r>
+        <w:rPr>
+          <w:color w:val="000000"/>
+          <w:spacing w:val="-20"/>
+          <w:lang w:val="en-US"/>
+        </w:rPr>
+        <w:br/>
+        <w:t>};</w:t>
+      </w:r>
+      <w:r>
+        <w:rPr>
+          <w:color w:val="000000"/>
+          <w:spacing w:val="-20"/>
+          <w:lang w:val="en-US"/>
+        </w:rPr>
+        <w:br/>
+      </w:r>
+      <w:r>
+        <w:rPr>
+          <w:color w:val="000000"/>
+          <w:spacing w:val="-20"/>
+          <w:lang w:val="en-US"/>
+        </w:rPr>
+        <w:br/>
+      </w:r>
+      <w:r>
+        <w:rPr>
+          <w:color w:val="AA0D91"/>
+          <w:spacing w:val="-20"/>
+          <w:lang w:val="en-US"/>
+        </w:rPr>
+        <w:t xml:space="preserve">class </w:t>
+      </w:r>
+      <w:r>
+        <w:rPr>
+          <w:color w:val="008080"/>
+          <w:spacing w:val="-20"/>
+          <w:lang w:val="en-US"/>
+        </w:rPr>
+        <w:t xml:space="preserve">Tree </w:t>
+      </w:r>
+      <w:r>
+        <w:rPr>
+          <w:color w:val="000000"/>
+          <w:spacing w:val="-20"/>
+          <w:lang w:val="en-US"/>
+        </w:rPr>
+        <w:t>{</w:t>
+      </w:r>
+      <w:r>
+        <w:rPr>
+          <w:color w:val="000000"/>
+          <w:spacing w:val="-20"/>
+          <w:lang w:val="en-US"/>
+        </w:rPr>
+        <w:br/>
+      </w:r>
+      <w:r>
+        <w:rPr>
+          <w:color w:val="AA0D91"/>
+          <w:spacing w:val="-20"/>
+          <w:lang w:val="en-US"/>
+        </w:rPr>
+        <w:t>public</w:t>
+      </w:r>
+      <w:r>
+        <w:rPr>
+          <w:color w:val="000000"/>
+          <w:spacing w:val="-20"/>
+          <w:lang w:val="en-US"/>
+        </w:rPr>
+        <w:t>:</w:t>
+      </w:r>
+      <w:r>
+        <w:rPr>
+          <w:color w:val="000000"/>
+          <w:spacing w:val="-20"/>
+          <w:lang w:val="en-US"/>
+        </w:rPr>
+        <w:br/>
+        <w:t xml:space="preserve">    Tree();</w:t>
+      </w:r>
+      <w:r>
+        <w:rPr>
+          <w:color w:val="000000"/>
+          <w:spacing w:val="-20"/>
+          <w:lang w:val="en-US"/>
+        </w:rPr>
+        <w:br/>
+      </w:r>
+      <w:r>
+        <w:rPr>
+          <w:color w:val="000000"/>
+          <w:spacing w:val="-20"/>
+          <w:lang w:val="en-US"/>
+        </w:rPr>
+        <w:br/>
+        <w:t xml:space="preserve">    ~Tree();</w:t>
+      </w:r>
+      <w:r>
+        <w:rPr>
+          <w:color w:val="000000"/>
+          <w:spacing w:val="-20"/>
+          <w:lang w:val="en-US"/>
+        </w:rPr>
+        <w:br/>
+      </w:r>
+      <w:r>
+        <w:rPr>
+          <w:color w:val="000000"/>
+          <w:spacing w:val="-20"/>
+          <w:lang w:val="en-US"/>
+        </w:rPr>
+        <w:br/>
+        <w:t xml:space="preserve">    </w:t>
+      </w:r>
+      <w:r>
+        <w:rPr>
+          <w:color w:val="AA0D91"/>
+          <w:spacing w:val="-20"/>
+          <w:lang w:val="en-US"/>
+        </w:rPr>
+        <w:t xml:space="preserve">void </w:t>
+      </w:r>
+      <w:r>
+        <w:rPr>
+          <w:color w:val="000000"/>
+          <w:spacing w:val="-20"/>
+          <w:lang w:val="en-US"/>
+        </w:rPr>
+        <w:t>MakeTree();</w:t>
+      </w:r>
+      <w:r>
+        <w:rPr>
+          <w:color w:val="000000"/>
+          <w:spacing w:val="-20"/>
+          <w:lang w:val="en-US"/>
+        </w:rPr>
+        <w:br/>
+      </w:r>
+      <w:r>
+        <w:rPr>
+          <w:color w:val="000000"/>
+          <w:spacing w:val="-20"/>
+          <w:lang w:val="en-US"/>
+        </w:rPr>
+        <w:br/>
+        <w:t xml:space="preserve">    </w:t>
+      </w:r>
+      <w:r>
+        <w:rPr>
+          <w:color w:val="AA0D91"/>
+          <w:spacing w:val="-20"/>
+          <w:lang w:val="en-US"/>
+        </w:rPr>
+        <w:t xml:space="preserve">void </w:t>
+      </w:r>
+      <w:r>
+        <w:rPr>
+          <w:color w:val="000000"/>
+          <w:spacing w:val="-20"/>
+          <w:lang w:val="en-US"/>
+        </w:rPr>
+        <w:t>OutTree();</w:t>
+      </w:r>
+      <w:r>
+        <w:rPr>
+          <w:color w:val="000000"/>
+          <w:spacing w:val="-20"/>
+          <w:lang w:val="en-US"/>
+        </w:rPr>
+        <w:br/>
+      </w:r>
+      <w:r>
+        <w:rPr>
+          <w:color w:val="000000"/>
+          <w:spacing w:val="-20"/>
+          <w:lang w:val="en-US"/>
+        </w:rPr>
+        <w:br/>
+        <w:t xml:space="preserve">    </w:t>
+      </w:r>
+      <w:r>
+        <w:rPr>
+          <w:color w:val="AA0D91"/>
+          <w:spacing w:val="-20"/>
+          <w:lang w:val="en-US"/>
+        </w:rPr>
+        <w:t xml:space="preserve">void </w:t>
+      </w:r>
+      <w:r>
+        <w:rPr>
+          <w:color w:val="000000"/>
+          <w:spacing w:val="-20"/>
+          <w:lang w:val="en-US"/>
+        </w:rPr>
+        <w:t>DFS();</w:t>
+      </w:r>
+      <w:r>
+        <w:rPr>
+          <w:color w:val="000000"/>
+          <w:spacing w:val="-20"/>
+          <w:lang w:val="en-US"/>
+        </w:rPr>
+        <w:br/>
+      </w:r>
+      <w:r>
+        <w:rPr>
+          <w:color w:val="000000"/>
+          <w:spacing w:val="-20"/>
+          <w:lang w:val="en-US"/>
+        </w:rPr>
+        <w:br/>
+        <w:t xml:space="preserve">    </w:t>
+      </w:r>
+      <w:r>
+        <w:rPr>
+          <w:color w:val="AA0D91"/>
+          <w:spacing w:val="-20"/>
+          <w:lang w:val="en-US"/>
+        </w:rPr>
+        <w:t xml:space="preserve">int </w:t>
+      </w:r>
+      <w:r>
+        <w:rPr>
+          <w:color w:val="000000"/>
+          <w:spacing w:val="-20"/>
+          <w:lang w:val="en-US"/>
+        </w:rPr>
+        <w:t>GetLeftSubtreeHeight();</w:t>
+      </w:r>
+      <w:r>
+        <w:rPr>
+          <w:color w:val="000000"/>
+          <w:spacing w:val="-20"/>
+          <w:lang w:val="en-US"/>
+        </w:rPr>
+        <w:br/>
+      </w:r>
+      <w:r>
+        <w:rPr>
+          <w:color w:val="000000"/>
+          <w:spacing w:val="-20"/>
+          <w:lang w:val="en-US"/>
+        </w:rPr>
+        <w:br/>
+      </w:r>
+      <w:r>
+        <w:rPr>
+          <w:color w:val="AA0D91"/>
+          <w:spacing w:val="-20"/>
+          <w:lang w:val="en-US"/>
+        </w:rPr>
+        <w:t>private</w:t>
+      </w:r>
+      <w:r>
+        <w:rPr>
+          <w:color w:val="000000"/>
+          <w:spacing w:val="-20"/>
+          <w:lang w:val="en-US"/>
+        </w:rPr>
+        <w:t>:</w:t>
+      </w:r>
+      <w:r>
+        <w:rPr>
+          <w:color w:val="000000"/>
+          <w:spacing w:val="-20"/>
+          <w:lang w:val="en-US"/>
+        </w:rPr>
+        <w:br/>
+        <w:t xml:space="preserve">    </w:t>
+      </w:r>
+      <w:r>
+        <w:rPr>
+          <w:color w:val="008080"/>
+          <w:spacing w:val="-20"/>
+          <w:lang w:val="en-US"/>
+        </w:rPr>
+        <w:t xml:space="preserve">Node </w:t>
+      </w:r>
+      <w:r>
+        <w:rPr>
+          <w:color w:val="000000"/>
+          <w:spacing w:val="-20"/>
+          <w:lang w:val="en-US"/>
+        </w:rPr>
+        <w:t>*</w:t>
+      </w:r>
+      <w:r>
+        <w:rPr>
+          <w:color w:val="660E7A"/>
+          <w:spacing w:val="-20"/>
+          <w:lang w:val="en-US"/>
+        </w:rPr>
+        <w:t>root</w:t>
+      </w:r>
+      <w:r>
+        <w:rPr>
+          <w:color w:val="000000"/>
+          <w:spacing w:val="-20"/>
+          <w:lang w:val="en-US"/>
+        </w:rPr>
+        <w:t>;</w:t>
+      </w:r>
+      <w:r>
+        <w:rPr>
+          <w:color w:val="000000"/>
+          <w:spacing w:val="-20"/>
+          <w:lang w:val="en-US"/>
+        </w:rPr>
+        <w:br/>
+      </w:r>
+      <w:r>
+        <w:rPr>
+          <w:color w:val="000000"/>
+          <w:spacing w:val="-20"/>
+          <w:lang w:val="en-US"/>
+        </w:rPr>
+        <w:br/>
+        <w:t xml:space="preserve">    </w:t>
+      </w:r>
+      <w:r>
+        <w:rPr>
+          <w:color w:val="AA0D91"/>
+          <w:spacing w:val="-20"/>
+          <w:lang w:val="en-US"/>
+        </w:rPr>
+        <w:t xml:space="preserve">void </w:t>
+      </w:r>
+      <w:r>
+        <w:rPr>
+          <w:color w:val="000000"/>
+          <w:spacing w:val="-20"/>
+          <w:lang w:val="en-US"/>
+        </w:rPr>
+        <w:t>MakeTree(</w:t>
+      </w:r>
+      <w:r>
+        <w:rPr>
+          <w:color w:val="008080"/>
+          <w:spacing w:val="-20"/>
+          <w:lang w:val="en-US"/>
+        </w:rPr>
+        <w:t xml:space="preserve">Node </w:t>
+      </w:r>
+      <w:r>
+        <w:rPr>
+          <w:color w:val="000000"/>
+          <w:spacing w:val="-20"/>
+          <w:lang w:val="en-US"/>
+        </w:rPr>
+        <w:t xml:space="preserve">*&amp;node, </w:t>
+      </w:r>
+      <w:r>
+        <w:rPr>
+          <w:color w:val="AA0D91"/>
+          <w:spacing w:val="-20"/>
+          <w:lang w:val="en-US"/>
+        </w:rPr>
+        <w:t xml:space="preserve">int </w:t>
+      </w:r>
+      <w:r>
+        <w:rPr>
+          <w:color w:val="000000"/>
+          <w:spacing w:val="-20"/>
+          <w:lang w:val="en-US"/>
+        </w:rPr>
+        <w:t>depth);</w:t>
+      </w:r>
+      <w:r>
+        <w:rPr>
+          <w:color w:val="000000"/>
+          <w:spacing w:val="-20"/>
+          <w:lang w:val="en-US"/>
+        </w:rPr>
+        <w:br/>
+      </w:r>
+      <w:r>
+        <w:rPr>
+          <w:color w:val="000000"/>
+          <w:spacing w:val="-20"/>
+          <w:lang w:val="en-US"/>
+        </w:rPr>
+        <w:br/>
+        <w:t xml:space="preserve">    </w:t>
+      </w:r>
+      <w:r>
+        <w:rPr>
+          <w:color w:val="AA0D91"/>
+          <w:spacing w:val="-20"/>
+          <w:lang w:val="en-US"/>
+        </w:rPr>
+        <w:t xml:space="preserve">void </w:t>
+      </w:r>
+      <w:r>
+        <w:rPr>
+          <w:color w:val="000000"/>
+          <w:spacing w:val="-20"/>
+          <w:lang w:val="en-US"/>
+        </w:rPr>
+        <w:t>OutTree(</w:t>
+      </w:r>
+      <w:r>
+        <w:rPr>
+          <w:color w:val="008080"/>
+          <w:spacing w:val="-20"/>
+          <w:lang w:val="en-US"/>
+        </w:rPr>
+        <w:t xml:space="preserve">Node </w:t>
+      </w:r>
+      <w:r>
+        <w:rPr>
+          <w:color w:val="000000"/>
+          <w:spacing w:val="-20"/>
+          <w:lang w:val="en-US"/>
+        </w:rPr>
+        <w:t xml:space="preserve">*node, </w:t>
+      </w:r>
+      <w:r>
+        <w:rPr>
+          <w:color w:val="AA0D91"/>
+          <w:spacing w:val="-20"/>
+          <w:lang w:val="en-US"/>
+        </w:rPr>
+        <w:t xml:space="preserve">int </w:t>
+      </w:r>
+      <w:r>
+        <w:rPr>
+          <w:color w:val="000000"/>
+          <w:spacing w:val="-20"/>
+          <w:lang w:val="en-US"/>
+        </w:rPr>
+        <w:t xml:space="preserve">x, </w:t>
+      </w:r>
+      <w:r>
+        <w:rPr>
+          <w:color w:val="AA0D91"/>
+          <w:spacing w:val="-20"/>
+          <w:lang w:val="en-US"/>
+        </w:rPr>
+        <w:t xml:space="preserve">int </w:t>
+      </w:r>
+      <w:r>
+        <w:rPr>
+          <w:color w:val="000000"/>
+          <w:spacing w:val="-20"/>
+          <w:lang w:val="en-US"/>
+        </w:rPr>
+        <w:t xml:space="preserve">y, </w:t>
+      </w:r>
+      <w:r>
+        <w:rPr>
+          <w:color w:val="AA0D91"/>
+          <w:spacing w:val="-20"/>
+          <w:lang w:val="en-US"/>
+        </w:rPr>
+        <w:t xml:space="preserve">char </w:t>
+      </w:r>
+      <w:r>
+        <w:rPr>
+          <w:color w:val="000000"/>
+          <w:spacing w:val="-20"/>
+          <w:lang w:val="en-US"/>
+        </w:rPr>
+        <w:t>screen[][</w:t>
+      </w:r>
+      <w:r>
+        <w:rPr>
+          <w:color w:val="1C00CE"/>
+          <w:spacing w:val="-20"/>
+          <w:lang w:val="en-US"/>
+        </w:rPr>
+        <w:t>120</w:t>
+      </w:r>
+      <w:r>
+        <w:rPr>
+          <w:color w:val="000000"/>
+          <w:spacing w:val="-20"/>
+          <w:lang w:val="en-US"/>
+        </w:rPr>
+        <w:t xml:space="preserve">], </w:t>
+      </w:r>
+      <w:r>
+        <w:rPr>
+          <w:color w:val="AA0D91"/>
+          <w:spacing w:val="-20"/>
+          <w:lang w:val="en-US"/>
+        </w:rPr>
+        <w:t xml:space="preserve">int </w:t>
+      </w:r>
+      <w:r>
+        <w:rPr>
+          <w:color w:val="000000"/>
+          <w:spacing w:val="-20"/>
+          <w:lang w:val="en-US"/>
+        </w:rPr>
+        <w:t xml:space="preserve">maxrow, </w:t>
+      </w:r>
+      <w:r>
+        <w:rPr>
+          <w:color w:val="AA0D91"/>
+          <w:spacing w:val="-20"/>
+          <w:lang w:val="en-US"/>
+        </w:rPr>
+        <w:t xml:space="preserve">int </w:t>
+      </w:r>
+      <w:r>
+        <w:rPr>
+          <w:color w:val="000000"/>
+          <w:spacing w:val="-20"/>
+          <w:lang w:val="en-US"/>
+        </w:rPr>
+        <w:t>spacing);</w:t>
+      </w:r>
+      <w:r>
+        <w:rPr>
+          <w:color w:val="000000"/>
+          <w:spacing w:val="-20"/>
+          <w:lang w:val="en-US"/>
+        </w:rPr>
+        <w:br/>
+      </w:r>
+      <w:r>
+        <w:rPr>
+          <w:color w:val="000000"/>
+          <w:spacing w:val="-20"/>
+          <w:lang w:val="en-US"/>
+        </w:rPr>
+        <w:br/>
+        <w:t xml:space="preserve">    </w:t>
+      </w:r>
+      <w:r>
+        <w:rPr>
+          <w:color w:val="AA0D91"/>
+          <w:spacing w:val="-20"/>
+          <w:lang w:val="en-US"/>
+        </w:rPr>
+        <w:t xml:space="preserve">int </w:t>
+      </w:r>
+      <w:r>
+        <w:rPr>
+          <w:color w:val="000000"/>
+          <w:spacing w:val="-20"/>
+          <w:lang w:val="en-US"/>
+        </w:rPr>
+        <w:t>GetHeight(</w:t>
+      </w:r>
+      <w:r>
+        <w:rPr>
+          <w:color w:val="008080"/>
+          <w:spacing w:val="-20"/>
+          <w:lang w:val="en-US"/>
+        </w:rPr>
+        <w:t xml:space="preserve">Node </w:t>
+      </w:r>
+      <w:r>
+        <w:rPr>
+          <w:color w:val="000000"/>
+          <w:spacing w:val="-20"/>
+          <w:lang w:val="en-US"/>
+        </w:rPr>
+        <w:t>*node);</w:t>
+      </w:r>
+      <w:r>
+        <w:rPr>
+          <w:color w:val="000000"/>
+          <w:spacing w:val="-20"/>
+          <w:lang w:val="en-US"/>
+        </w:rPr>
+        <w:br/>
+      </w:r>
+      <w:r>
+        <w:rPr>
+          <w:color w:val="000000"/>
+          <w:spacing w:val="-20"/>
+          <w:lang w:val="en-US"/>
+        </w:rPr>
+        <w:br/>
+        <w:t xml:space="preserve">    </w:t>
+      </w:r>
+      <w:r>
+        <w:rPr>
+          <w:color w:val="AA0D91"/>
+          <w:spacing w:val="-20"/>
+          <w:lang w:val="en-US"/>
+        </w:rPr>
+        <w:t xml:space="preserve">void </w:t>
+      </w:r>
+      <w:r>
+        <w:rPr>
+          <w:color w:val="000000"/>
+          <w:spacing w:val="-20"/>
+          <w:lang w:val="en-US"/>
+        </w:rPr>
+        <w:t>LabelNodes(</w:t>
+      </w:r>
+      <w:r>
+        <w:rPr>
+          <w:color w:val="008080"/>
+          <w:spacing w:val="-20"/>
+          <w:lang w:val="en-US"/>
+        </w:rPr>
+        <w:t xml:space="preserve">Node </w:t>
+      </w:r>
+      <w:r>
+        <w:rPr>
+          <w:color w:val="000000"/>
+          <w:spacing w:val="-20"/>
+          <w:lang w:val="en-US"/>
+        </w:rPr>
+        <w:t xml:space="preserve">*node, </w:t>
+      </w:r>
+      <w:r>
+        <w:rPr>
+          <w:color w:val="AA0D91"/>
+          <w:spacing w:val="-20"/>
+          <w:lang w:val="en-US"/>
+        </w:rPr>
+        <w:t xml:space="preserve">char </w:t>
+      </w:r>
+      <w:r>
+        <w:rPr>
+          <w:color w:val="000000"/>
+          <w:spacing w:val="-20"/>
+          <w:lang w:val="en-US"/>
+        </w:rPr>
+        <w:t>&amp;currentLabel);</w:t>
+      </w:r>
+      <w:r>
+        <w:rPr>
+          <w:color w:val="000000"/>
+          <w:spacing w:val="-20"/>
+          <w:lang w:val="en-US"/>
+        </w:rPr>
+        <w:br/>
+      </w:r>
+      <w:r>
+        <w:rPr>
+          <w:color w:val="000000"/>
+          <w:spacing w:val="-20"/>
+          <w:lang w:val="en-US"/>
+        </w:rPr>
+        <w:br/>
+        <w:t xml:space="preserve">    Tree(</w:t>
+      </w:r>
+      <w:r>
+        <w:rPr>
+          <w:color w:val="AA0D91"/>
+          <w:spacing w:val="-20"/>
+          <w:lang w:val="en-US"/>
+        </w:rPr>
+        <w:t xml:space="preserve">const </w:t>
+      </w:r>
+      <w:r>
+        <w:rPr>
+          <w:color w:val="008080"/>
+          <w:spacing w:val="-20"/>
+          <w:lang w:val="en-US"/>
+        </w:rPr>
+        <w:t xml:space="preserve">Tree </w:t>
+      </w:r>
+      <w:r>
+        <w:rPr>
+          <w:color w:val="000000"/>
+          <w:spacing w:val="-20"/>
+          <w:lang w:val="en-US"/>
+        </w:rPr>
+        <w:t xml:space="preserve">&amp;) = </w:t>
+      </w:r>
+      <w:r>
+        <w:rPr>
+          <w:color w:val="AA0D91"/>
+          <w:spacing w:val="-20"/>
+          <w:lang w:val="en-US"/>
+        </w:rPr>
+        <w:t>delete</w:t>
+      </w:r>
+      <w:r>
+        <w:rPr>
+          <w:color w:val="000000"/>
+          <w:spacing w:val="-20"/>
+          <w:lang w:val="en-US"/>
+        </w:rPr>
+        <w:t>;</w:t>
+      </w:r>
+      <w:r>
+        <w:rPr>
+          <w:color w:val="000000"/>
+          <w:spacing w:val="-20"/>
+          <w:lang w:val="en-US"/>
+        </w:rPr>
+        <w:br/>
+      </w:r>
+      <w:r>
+        <w:rPr>
+          <w:color w:val="000000"/>
+          <w:spacing w:val="-20"/>
+          <w:lang w:val="en-US"/>
+        </w:rPr>
+        <w:br/>
+        <w:t xml:space="preserve">    </w:t>
+      </w:r>
+      <w:r>
+        <w:rPr>
+          <w:color w:val="008080"/>
+          <w:spacing w:val="-20"/>
+          <w:lang w:val="en-US"/>
+        </w:rPr>
+        <w:t xml:space="preserve">Tree </w:t>
+      </w:r>
+      <w:r>
+        <w:rPr>
+          <w:color w:val="000000"/>
+          <w:spacing w:val="-20"/>
+          <w:lang w:val="en-US"/>
+        </w:rPr>
+        <w:t>&amp;</w:t>
+      </w:r>
+      <w:r>
+        <w:rPr>
+          <w:color w:val="AA0D91"/>
+          <w:spacing w:val="-20"/>
+          <w:lang w:val="en-US"/>
+        </w:rPr>
+        <w:t>operator</w:t>
+      </w:r>
+      <w:r>
+        <w:rPr>
+          <w:color w:val="008080"/>
+          <w:spacing w:val="-20"/>
+          <w:lang w:val="en-US"/>
+        </w:rPr>
+        <w:t>=</w:t>
+      </w:r>
+      <w:r>
+        <w:rPr>
+          <w:color w:val="000000"/>
+          <w:spacing w:val="-20"/>
+          <w:lang w:val="en-US"/>
+        </w:rPr>
+        <w:t>(</w:t>
+      </w:r>
+      <w:r>
+        <w:rPr>
+          <w:color w:val="AA0D91"/>
+          <w:spacing w:val="-20"/>
+          <w:lang w:val="en-US"/>
+        </w:rPr>
+        <w:t xml:space="preserve">const </w:t>
+      </w:r>
+      <w:r>
+        <w:rPr>
+          <w:color w:val="008080"/>
+          <w:spacing w:val="-20"/>
+          <w:lang w:val="en-US"/>
+        </w:rPr>
+        <w:t xml:space="preserve">Tree </w:t>
+      </w:r>
+      <w:r>
+        <w:rPr>
+          <w:color w:val="000000"/>
+          <w:spacing w:val="-20"/>
+          <w:lang w:val="en-US"/>
+        </w:rPr>
+        <w:t xml:space="preserve">&amp;) = </w:t>
+      </w:r>
+      <w:r>
+        <w:rPr>
+          <w:color w:val="AA0D91"/>
+          <w:spacing w:val="-20"/>
+          <w:lang w:val="en-US"/>
+        </w:rPr>
+        <w:t>delete</w:t>
+      </w:r>
+      <w:r>
+        <w:rPr>
+          <w:color w:val="000000"/>
+          <w:spacing w:val="-20"/>
+          <w:lang w:val="en-US"/>
+        </w:rPr>
+        <w:t>;</w:t>
+      </w:r>
+      <w:r>
+        <w:rPr>
+          <w:color w:val="000000"/>
+          <w:spacing w:val="-20"/>
+          <w:lang w:val="en-US"/>
+        </w:rPr>
+        <w:br/>
+      </w:r>
+      <w:r>
+        <w:rPr>
+          <w:color w:val="000000"/>
+          <w:spacing w:val="-20"/>
+          <w:lang w:val="en-US"/>
+        </w:rPr>
+        <w:br/>
+        <w:t xml:space="preserve">    Tree(</w:t>
+      </w:r>
+      <w:r>
+        <w:rPr>
+          <w:color w:val="008080"/>
+          <w:spacing w:val="-20"/>
+          <w:lang w:val="en-US"/>
+        </w:rPr>
+        <w:t xml:space="preserve">Tree </w:t>
+      </w:r>
+      <w:r>
+        <w:rPr>
+          <w:color w:val="000000"/>
+          <w:spacing w:val="-20"/>
+          <w:lang w:val="en-US"/>
+        </w:rPr>
+        <w:t xml:space="preserve">&amp;&amp;) = </w:t>
+      </w:r>
+      <w:r>
+        <w:rPr>
+          <w:color w:val="AA0D91"/>
+          <w:spacing w:val="-20"/>
+          <w:lang w:val="en-US"/>
+        </w:rPr>
+        <w:t>delete</w:t>
+      </w:r>
+      <w:r>
+        <w:rPr>
+          <w:color w:val="000000"/>
+          <w:spacing w:val="-20"/>
+          <w:lang w:val="en-US"/>
+        </w:rPr>
+        <w:t>;</w:t>
+      </w:r>
+      <w:r>
+        <w:rPr>
+          <w:color w:val="000000"/>
+          <w:spacing w:val="-20"/>
+          <w:lang w:val="en-US"/>
+        </w:rPr>
+        <w:br/>
+      </w:r>
+      <w:r>
+        <w:rPr>
+          <w:color w:val="000000"/>
+          <w:spacing w:val="-20"/>
+          <w:lang w:val="en-US"/>
+        </w:rPr>
+        <w:br/>
+        <w:t xml:space="preserve">    </w:t>
+      </w:r>
+      <w:r>
+        <w:rPr>
+          <w:color w:val="008080"/>
+          <w:spacing w:val="-20"/>
+          <w:lang w:val="en-US"/>
+        </w:rPr>
+        <w:t xml:space="preserve">Tree </w:t>
+      </w:r>
+      <w:r>
+        <w:rPr>
+          <w:color w:val="000000"/>
+          <w:spacing w:val="-20"/>
+          <w:lang w:val="en-US"/>
+        </w:rPr>
+        <w:t>&amp;</w:t>
+      </w:r>
+      <w:r>
+        <w:rPr>
+          <w:color w:val="AA0D91"/>
+          <w:spacing w:val="-20"/>
+          <w:lang w:val="en-US"/>
+        </w:rPr>
+        <w:t>operator</w:t>
+      </w:r>
+      <w:r>
+        <w:rPr>
+          <w:color w:val="008080"/>
+          <w:spacing w:val="-20"/>
+          <w:lang w:val="en-US"/>
+        </w:rPr>
+        <w:t>=</w:t>
+      </w:r>
+      <w:r>
+        <w:rPr>
+          <w:color w:val="000000"/>
+          <w:spacing w:val="-20"/>
+          <w:lang w:val="en-US"/>
+        </w:rPr>
+        <w:t>(</w:t>
+      </w:r>
+      <w:r>
+        <w:rPr>
+          <w:color w:val="008080"/>
+          <w:spacing w:val="-20"/>
+          <w:lang w:val="en-US"/>
+        </w:rPr>
+        <w:t xml:space="preserve">Tree </w:t>
+      </w:r>
+      <w:r>
+        <w:rPr>
+          <w:color w:val="000000"/>
+          <w:spacing w:val="-20"/>
+          <w:lang w:val="en-US"/>
+        </w:rPr>
+        <w:t xml:space="preserve">&amp;&amp;) = </w:t>
+      </w:r>
+      <w:r>
+        <w:rPr>
+          <w:color w:val="AA0D91"/>
+          <w:spacing w:val="-20"/>
+          <w:lang w:val="en-US"/>
+        </w:rPr>
+        <w:t>delete</w:t>
+      </w:r>
+      <w:r>
+        <w:rPr>
+          <w:color w:val="000000"/>
+          <w:spacing w:val="-20"/>
+          <w:lang w:val="en-US"/>
+        </w:rPr>
+        <w:t>;</w:t>
+      </w:r>
+      <w:r>
+        <w:rPr>
+          <w:color w:val="000000"/>
+          <w:spacing w:val="-20"/>
+          <w:lang w:val="en-US"/>
+        </w:rPr>
+        <w:br/>
+        <w:t>};</w:t>
+      </w:r>
+      <w:r>
+        <w:rPr>
+          <w:color w:val="000000"/>
+          <w:spacing w:val="-20"/>
+          <w:lang w:val="en-US"/>
+        </w:rPr>
+        <w:br/>
+      </w:r>
+      <w:r>
+        <w:rPr>
+          <w:color w:val="000000"/>
+          <w:spacing w:val="-20"/>
+          <w:lang w:val="en-US"/>
+        </w:rPr>
+        <w:br/>
+      </w:r>
+      <w:r>
+        <w:rPr>
+          <w:color w:val="008080"/>
+          <w:spacing w:val="-20"/>
+          <w:lang w:val="en-US"/>
+        </w:rPr>
+        <w:t>Tree</w:t>
+      </w:r>
+      <w:r>
+        <w:rPr>
+          <w:color w:val="000000"/>
+          <w:spacing w:val="-20"/>
+          <w:lang w:val="en-US"/>
+        </w:rPr>
+        <w:t xml:space="preserve">::Tree() : </w:t>
+      </w:r>
+      <w:r>
+        <w:rPr>
+          <w:color w:val="660E7A"/>
+          <w:spacing w:val="-20"/>
+          <w:lang w:val="en-US"/>
+        </w:rPr>
+        <w:t>root</w:t>
+      </w:r>
+      <w:r>
+        <w:rPr>
+          <w:color w:val="000000"/>
+          <w:spacing w:val="-20"/>
+          <w:lang w:val="en-US"/>
+        </w:rPr>
+        <w:t>(</w:t>
+      </w:r>
+      <w:r>
+        <w:rPr>
+          <w:color w:val="AA0D91"/>
+          <w:spacing w:val="-20"/>
+          <w:lang w:val="en-US"/>
+        </w:rPr>
+        <w:t>nullptr</w:t>
+      </w:r>
+      <w:r>
+        <w:rPr>
+          <w:color w:val="000000"/>
+          <w:spacing w:val="-20"/>
+          <w:lang w:val="en-US"/>
+        </w:rPr>
+        <w:t>) {}</w:t>
+      </w:r>
+      <w:r>
+        <w:rPr>
+          <w:color w:val="000000"/>
+          <w:spacing w:val="-20"/>
+          <w:lang w:val="en-US"/>
+        </w:rPr>
+        <w:br/>
+      </w:r>
+      <w:r>
+        <w:rPr>
+          <w:color w:val="000000"/>
+          <w:spacing w:val="-20"/>
+          <w:lang w:val="en-US"/>
+        </w:rPr>
+        <w:br/>
+      </w:r>
+      <w:r>
+        <w:rPr>
+          <w:color w:val="008080"/>
+          <w:spacing w:val="-20"/>
+          <w:lang w:val="en-US"/>
+        </w:rPr>
+        <w:t>Tree</w:t>
+      </w:r>
+      <w:r>
+        <w:rPr>
+          <w:color w:val="000000"/>
+          <w:spacing w:val="-20"/>
+          <w:lang w:val="en-US"/>
+        </w:rPr>
+        <w:t>::~Tree() {</w:t>
+      </w:r>
+      <w:r>
+        <w:rPr>
+          <w:color w:val="000000"/>
+          <w:spacing w:val="-20"/>
+          <w:lang w:val="en-US"/>
+        </w:rPr>
+        <w:br/>
+        <w:t xml:space="preserve">    </w:t>
+      </w:r>
+      <w:r>
+        <w:rPr>
+          <w:color w:val="AA0D91"/>
+          <w:spacing w:val="-20"/>
+          <w:lang w:val="en-US"/>
+        </w:rPr>
+        <w:t xml:space="preserve">delete </w:t>
+      </w:r>
+      <w:r>
+        <w:rPr>
+          <w:color w:val="660E7A"/>
+          <w:spacing w:val="-20"/>
+          <w:lang w:val="en-US"/>
+        </w:rPr>
+        <w:t>root</w:t>
+      </w:r>
+      <w:r>
+        <w:rPr>
+          <w:color w:val="000000"/>
+          <w:spacing w:val="-20"/>
+          <w:lang w:val="en-US"/>
+        </w:rPr>
+        <w:t>;</w:t>
+      </w:r>
+      <w:r>
+        <w:rPr>
+          <w:color w:val="000000"/>
+          <w:spacing w:val="-20"/>
+          <w:lang w:val="en-US"/>
+        </w:rPr>
+        <w:br/>
+        <w:t>}</w:t>
+      </w:r>
+      <w:r>
+        <w:rPr>
+          <w:color w:val="000000"/>
+          <w:spacing w:val="-20"/>
+          <w:lang w:val="en-US"/>
+        </w:rPr>
+        <w:br/>
+      </w:r>
+      <w:r>
+        <w:rPr>
+          <w:color w:val="000000"/>
+          <w:spacing w:val="-20"/>
+          <w:lang w:val="en-US"/>
+        </w:rPr>
+        <w:br/>
+      </w:r>
+      <w:r>
+        <w:rPr>
+          <w:color w:val="AA0D91"/>
+          <w:spacing w:val="-20"/>
+          <w:lang w:val="en-US"/>
+        </w:rPr>
+        <w:t xml:space="preserve">void </w:t>
+      </w:r>
+      <w:r>
+        <w:rPr>
+          <w:color w:val="008080"/>
+          <w:spacing w:val="-20"/>
+          <w:lang w:val="en-US"/>
+        </w:rPr>
+        <w:t>Tree</w:t>
+      </w:r>
+      <w:r>
+        <w:rPr>
+          <w:color w:val="000000"/>
+          <w:spacing w:val="-20"/>
+          <w:lang w:val="en-US"/>
+        </w:rPr>
+        <w:t>::MakeTree() {</w:t>
+      </w:r>
+      <w:r>
+        <w:rPr>
+          <w:color w:val="000000"/>
+          <w:spacing w:val="-20"/>
+          <w:lang w:val="en-US"/>
+        </w:rPr>
+        <w:br/>
+        <w:t xml:space="preserve">    </w:t>
+      </w:r>
+      <w:r>
+        <w:rPr>
+          <w:color w:val="B2279A"/>
+          <w:spacing w:val="-20"/>
+          <w:lang w:val="en-US"/>
+        </w:rPr>
+        <w:t>MakeTree</w:t>
+      </w:r>
+      <w:r>
+        <w:rPr>
+          <w:color w:val="000000"/>
+          <w:spacing w:val="-20"/>
+          <w:lang w:val="en-US"/>
+        </w:rPr>
+        <w:t>(</w:t>
+      </w:r>
+      <w:r>
+        <w:rPr>
+          <w:color w:val="660E7A"/>
+          <w:spacing w:val="-20"/>
+          <w:lang w:val="en-US"/>
+        </w:rPr>
+        <w:t>root</w:t>
+      </w:r>
+      <w:r>
+        <w:rPr>
+          <w:color w:val="000000"/>
+          <w:spacing w:val="-20"/>
+          <w:lang w:val="en-US"/>
+        </w:rPr>
+        <w:t xml:space="preserve">, </w:t>
+      </w:r>
+      <w:r>
+        <w:rPr>
+          <w:color w:val="1C00CE"/>
+          <w:spacing w:val="-20"/>
+          <w:lang w:val="en-US"/>
+        </w:rPr>
+        <w:t>1</w:t>
+      </w:r>
+      <w:r>
+        <w:rPr>
+          <w:color w:val="000000"/>
+          <w:spacing w:val="-20"/>
+          <w:lang w:val="en-US"/>
+        </w:rPr>
+        <w:t>);</w:t>
+      </w:r>
+      <w:r>
+        <w:rPr>
+          <w:color w:val="000000"/>
+          <w:spacing w:val="-20"/>
+          <w:lang w:val="en-US"/>
+        </w:rPr>
+        <w:br/>
+        <w:t xml:space="preserve">    </w:t>
+      </w:r>
+      <w:r>
+        <w:rPr>
+          <w:color w:val="AA0D91"/>
+          <w:spacing w:val="-20"/>
+          <w:lang w:val="en-US"/>
+        </w:rPr>
+        <w:t xml:space="preserve">char </w:t>
+      </w:r>
+      <w:r>
+        <w:rPr>
+          <w:color w:val="000000"/>
+          <w:spacing w:val="-20"/>
+          <w:lang w:val="en-US"/>
+        </w:rPr>
+        <w:t xml:space="preserve">currentLabel = </w:t>
+      </w:r>
+      <w:r>
+        <w:rPr>
+          <w:color w:val="C41A16"/>
+          <w:spacing w:val="-20"/>
+          <w:lang w:val="en-US"/>
+        </w:rPr>
+        <w:t>'a'</w:t>
+      </w:r>
+      <w:r>
+        <w:rPr>
+          <w:color w:val="000000"/>
+          <w:spacing w:val="-20"/>
+          <w:lang w:val="en-US"/>
+        </w:rPr>
+        <w:t>;</w:t>
+      </w:r>
+      <w:r>
+        <w:rPr>
+          <w:color w:val="000000"/>
+          <w:spacing w:val="-20"/>
+          <w:lang w:val="en-US"/>
+        </w:rPr>
+        <w:br/>
+        <w:t xml:space="preserve">    </w:t>
+      </w:r>
+      <w:r>
+        <w:rPr>
+          <w:color w:val="B2279A"/>
+          <w:spacing w:val="-20"/>
+          <w:lang w:val="en-US"/>
+        </w:rPr>
+        <w:t>LabelNodes</w:t>
+      </w:r>
+      <w:r>
+        <w:rPr>
+          <w:color w:val="000000"/>
+          <w:spacing w:val="-20"/>
+          <w:lang w:val="en-US"/>
+        </w:rPr>
+        <w:t>(</w:t>
+      </w:r>
+      <w:r>
+        <w:rPr>
+          <w:color w:val="660E7A"/>
+          <w:spacing w:val="-20"/>
+          <w:lang w:val="en-US"/>
+        </w:rPr>
+        <w:t>root</w:t>
+      </w:r>
+      <w:r>
+        <w:rPr>
+          <w:color w:val="000000"/>
+          <w:spacing w:val="-20"/>
+          <w:lang w:val="en-US"/>
+        </w:rPr>
+        <w:t>, currentLabel);</w:t>
+      </w:r>
+      <w:r>
+        <w:rPr>
+          <w:color w:val="000000"/>
+          <w:spacing w:val="-20"/>
+          <w:lang w:val="en-US"/>
+        </w:rPr>
+        <w:br/>
+      </w:r>
+      <w:r>
+        <w:rPr>
+          <w:color w:val="000000"/>
+          <w:spacing w:val="-20"/>
+          <w:lang w:val="en-US"/>
+        </w:rPr>
+        <w:lastRenderedPageBreak/>
+        <w:t>}</w:t>
+      </w:r>
+      <w:r>
+        <w:rPr>
+          <w:color w:val="000000"/>
+          <w:spacing w:val="-20"/>
+          <w:lang w:val="en-US"/>
+        </w:rPr>
+        <w:br/>
+      </w:r>
+      <w:r>
+        <w:rPr>
+          <w:color w:val="000000"/>
+          <w:spacing w:val="-20"/>
+          <w:lang w:val="en-US"/>
+        </w:rPr>
+        <w:br/>
+      </w:r>
+      <w:r>
+        <w:rPr>
+          <w:color w:val="AA0D91"/>
+          <w:spacing w:val="-20"/>
+          <w:lang w:val="en-US"/>
+        </w:rPr>
+        <w:t xml:space="preserve">void </w:t>
+      </w:r>
+      <w:r>
+        <w:rPr>
+          <w:color w:val="008080"/>
+          <w:spacing w:val="-20"/>
+          <w:lang w:val="en-US"/>
+        </w:rPr>
+        <w:t>Tree</w:t>
+      </w:r>
+      <w:r>
+        <w:rPr>
+          <w:color w:val="000000"/>
+          <w:spacing w:val="-20"/>
+          <w:lang w:val="en-US"/>
+        </w:rPr>
+        <w:t>::MakeTree(</w:t>
+      </w:r>
+      <w:r>
+        <w:rPr>
+          <w:color w:val="008080"/>
+          <w:spacing w:val="-20"/>
+          <w:lang w:val="en-US"/>
+        </w:rPr>
+        <w:t xml:space="preserve">Node </w:t>
+      </w:r>
+      <w:r>
+        <w:rPr>
+          <w:color w:val="000000"/>
+          <w:spacing w:val="-20"/>
+          <w:lang w:val="en-US"/>
+        </w:rPr>
+        <w:t xml:space="preserve">*&amp;node, </w:t>
+      </w:r>
+      <w:r>
+        <w:rPr>
+          <w:color w:val="AA0D91"/>
+          <w:spacing w:val="-20"/>
+          <w:lang w:val="en-US"/>
+        </w:rPr>
+        <w:t xml:space="preserve">int </w:t>
+      </w:r>
+      <w:r>
+        <w:rPr>
+          <w:color w:val="000000"/>
+          <w:spacing w:val="-20"/>
+          <w:lang w:val="en-US"/>
+        </w:rPr>
+        <w:t>depth) {</w:t>
+      </w:r>
+      <w:r>
+        <w:rPr>
+          <w:color w:val="000000"/>
+          <w:spacing w:val="-20"/>
+          <w:lang w:val="en-US"/>
+        </w:rPr>
+        <w:br/>
+        <w:t xml:space="preserve">    </w:t>
+      </w:r>
+      <w:r>
+        <w:rPr>
+          <w:color w:val="AA0D91"/>
+          <w:spacing w:val="-20"/>
+          <w:lang w:val="en-US"/>
+        </w:rPr>
+        <w:t xml:space="preserve">if </w:t>
+      </w:r>
+      <w:r>
+        <w:rPr>
+          <w:color w:val="000000"/>
+          <w:spacing w:val="-20"/>
+          <w:lang w:val="en-US"/>
+        </w:rPr>
+        <w:t xml:space="preserve">(depth &gt; </w:t>
+      </w:r>
+      <w:r>
+        <w:rPr>
+          <w:color w:val="1C00CE"/>
+          <w:spacing w:val="-20"/>
+          <w:lang w:val="en-US"/>
+        </w:rPr>
+        <w:t>6</w:t>
+      </w:r>
+      <w:r>
+        <w:rPr>
+          <w:color w:val="000000"/>
+          <w:spacing w:val="-20"/>
+          <w:lang w:val="en-US"/>
+        </w:rPr>
+        <w:t>) {</w:t>
+      </w:r>
+      <w:r>
+        <w:rPr>
+          <w:color w:val="000000"/>
+          <w:spacing w:val="-20"/>
+          <w:lang w:val="en-US"/>
+        </w:rPr>
+        <w:br/>
+        <w:t xml:space="preserve">        </w:t>
+      </w:r>
+      <w:r>
+        <w:rPr>
+          <w:color w:val="AA0D91"/>
+          <w:spacing w:val="-20"/>
+          <w:lang w:val="en-US"/>
+        </w:rPr>
+        <w:t>return</w:t>
+      </w:r>
+      <w:r>
+        <w:rPr>
+          <w:color w:val="000000"/>
+          <w:spacing w:val="-20"/>
+          <w:lang w:val="en-US"/>
+        </w:rPr>
+        <w:t>;</w:t>
+      </w:r>
+      <w:r>
+        <w:rPr>
+          <w:color w:val="000000"/>
+          <w:spacing w:val="-20"/>
+          <w:lang w:val="en-US"/>
+        </w:rPr>
+        <w:br/>
+        <w:t xml:space="preserve">    }</w:t>
+      </w:r>
+      <w:r>
+        <w:rPr>
+          <w:color w:val="000000"/>
+          <w:spacing w:val="-20"/>
+          <w:lang w:val="en-US"/>
+        </w:rPr>
+        <w:br/>
+      </w:r>
+      <w:r>
+        <w:rPr>
+          <w:color w:val="000000"/>
+          <w:spacing w:val="-20"/>
+          <w:lang w:val="en-US"/>
+        </w:rPr>
+        <w:br/>
+        <w:t xml:space="preserve">    </w:t>
+      </w:r>
+      <w:r>
+        <w:rPr>
+          <w:color w:val="AA0D91"/>
+          <w:spacing w:val="-20"/>
+          <w:lang w:val="en-US"/>
+        </w:rPr>
+        <w:t xml:space="preserve">if </w:t>
+      </w:r>
+      <w:r>
+        <w:rPr>
+          <w:color w:val="000000"/>
+          <w:spacing w:val="-20"/>
+          <w:lang w:val="en-US"/>
+        </w:rPr>
+        <w:t xml:space="preserve">(depth == </w:t>
+      </w:r>
+      <w:r>
+        <w:rPr>
+          <w:color w:val="1C00CE"/>
+          <w:spacing w:val="-20"/>
+          <w:lang w:val="en-US"/>
+        </w:rPr>
+        <w:t xml:space="preserve">1 </w:t>
+      </w:r>
+      <w:r>
+        <w:rPr>
+          <w:color w:val="000000"/>
+          <w:spacing w:val="-20"/>
+          <w:lang w:val="en-US"/>
+        </w:rPr>
+        <w:t xml:space="preserve">|| depth &lt;= </w:t>
+      </w:r>
+      <w:r>
+        <w:rPr>
+          <w:color w:val="B2279A"/>
+          <w:spacing w:val="-20"/>
+          <w:lang w:val="en-US"/>
+        </w:rPr>
+        <w:t>rand</w:t>
+      </w:r>
+      <w:r>
+        <w:rPr>
+          <w:color w:val="000000"/>
+          <w:spacing w:val="-20"/>
+          <w:lang w:val="en-US"/>
+        </w:rPr>
+        <w:t xml:space="preserve">() % </w:t>
+      </w:r>
+      <w:r>
+        <w:rPr>
+          <w:color w:val="1C00CE"/>
+          <w:spacing w:val="-20"/>
+          <w:lang w:val="en-US"/>
+        </w:rPr>
+        <w:t xml:space="preserve">6 </w:t>
+      </w:r>
+      <w:r>
+        <w:rPr>
+          <w:color w:val="000000"/>
+          <w:spacing w:val="-20"/>
+          <w:lang w:val="en-US"/>
+        </w:rPr>
+        <w:t xml:space="preserve">+ </w:t>
+      </w:r>
+      <w:r>
+        <w:rPr>
+          <w:color w:val="1C00CE"/>
+          <w:spacing w:val="-20"/>
+          <w:lang w:val="en-US"/>
+        </w:rPr>
+        <w:t>1</w:t>
+      </w:r>
+      <w:r>
+        <w:rPr>
+          <w:color w:val="000000"/>
+          <w:spacing w:val="-20"/>
+          <w:lang w:val="en-US"/>
+        </w:rPr>
+        <w:t>) {</w:t>
+      </w:r>
+      <w:r>
+        <w:rPr>
+          <w:color w:val="000000"/>
+          <w:spacing w:val="-20"/>
+          <w:lang w:val="en-US"/>
+        </w:rPr>
+        <w:br/>
+        <w:t xml:space="preserve">        node = </w:t>
+      </w:r>
+      <w:r>
+        <w:rPr>
+          <w:color w:val="AA0D91"/>
+          <w:spacing w:val="-20"/>
+          <w:lang w:val="en-US"/>
+        </w:rPr>
+        <w:t xml:space="preserve">new </w:t>
+      </w:r>
+      <w:r>
+        <w:rPr>
+          <w:color w:val="B2279A"/>
+          <w:spacing w:val="-20"/>
+          <w:lang w:val="en-US"/>
+        </w:rPr>
+        <w:t>Node</w:t>
+      </w:r>
+      <w:r>
+        <w:rPr>
+          <w:color w:val="000000"/>
+          <w:spacing w:val="-20"/>
+          <w:lang w:val="en-US"/>
+        </w:rPr>
+        <w:t>();</w:t>
+      </w:r>
+      <w:r>
+        <w:rPr>
+          <w:color w:val="000000"/>
+          <w:spacing w:val="-20"/>
+          <w:lang w:val="en-US"/>
+        </w:rPr>
+        <w:br/>
+        <w:t xml:space="preserve">        </w:t>
+      </w:r>
+      <w:r>
+        <w:rPr>
+          <w:color w:val="B2279A"/>
+          <w:spacing w:val="-20"/>
+          <w:lang w:val="en-US"/>
+        </w:rPr>
+        <w:t>MakeTree</w:t>
+      </w:r>
+      <w:r>
+        <w:rPr>
+          <w:color w:val="000000"/>
+          <w:spacing w:val="-20"/>
+          <w:lang w:val="en-US"/>
+        </w:rPr>
+        <w:t>(node-&gt;</w:t>
+      </w:r>
+      <w:r>
+        <w:rPr>
+          <w:color w:val="660E7A"/>
+          <w:spacing w:val="-20"/>
+          <w:lang w:val="en-US"/>
+        </w:rPr>
+        <w:t>left</w:t>
+      </w:r>
+      <w:r>
+        <w:rPr>
+          <w:color w:val="000000"/>
+          <w:spacing w:val="-20"/>
+          <w:lang w:val="en-US"/>
+        </w:rPr>
+        <w:t xml:space="preserve">, depth + </w:t>
+      </w:r>
+      <w:r>
+        <w:rPr>
+          <w:color w:val="1C00CE"/>
+          <w:spacing w:val="-20"/>
+          <w:lang w:val="en-US"/>
+        </w:rPr>
+        <w:t>1</w:t>
+      </w:r>
+      <w:r>
+        <w:rPr>
+          <w:color w:val="000000"/>
+          <w:spacing w:val="-20"/>
+          <w:lang w:val="en-US"/>
+        </w:rPr>
+        <w:t>);</w:t>
+      </w:r>
+      <w:r>
+        <w:rPr>
+          <w:color w:val="000000"/>
+          <w:spacing w:val="-20"/>
+          <w:lang w:val="en-US"/>
+        </w:rPr>
+        <w:br/>
+        <w:t xml:space="preserve">        </w:t>
+      </w:r>
+      <w:r>
+        <w:rPr>
+          <w:color w:val="B2279A"/>
+          <w:spacing w:val="-20"/>
+          <w:lang w:val="en-US"/>
+        </w:rPr>
+        <w:t>MakeTree</w:t>
+      </w:r>
+      <w:r>
+        <w:rPr>
+          <w:color w:val="000000"/>
+          <w:spacing w:val="-20"/>
+          <w:lang w:val="en-US"/>
+        </w:rPr>
+        <w:t>(node-&gt;</w:t>
+      </w:r>
+      <w:r>
+        <w:rPr>
+          <w:color w:val="660E7A"/>
+          <w:spacing w:val="-20"/>
+          <w:lang w:val="en-US"/>
+        </w:rPr>
+        <w:t>right</w:t>
+      </w:r>
+      <w:r>
+        <w:rPr>
+          <w:color w:val="000000"/>
+          <w:spacing w:val="-20"/>
+          <w:lang w:val="en-US"/>
+        </w:rPr>
+        <w:t xml:space="preserve">, depth + </w:t>
+      </w:r>
+      <w:r>
+        <w:rPr>
+          <w:color w:val="1C00CE"/>
+          <w:spacing w:val="-20"/>
+          <w:lang w:val="en-US"/>
+        </w:rPr>
+        <w:t>1</w:t>
+      </w:r>
+      <w:r>
+        <w:rPr>
+          <w:color w:val="000000"/>
+          <w:spacing w:val="-20"/>
+          <w:lang w:val="en-US"/>
+        </w:rPr>
+        <w:t>);</w:t>
+      </w:r>
+      <w:r>
+        <w:rPr>
+          <w:color w:val="000000"/>
+          <w:spacing w:val="-20"/>
+          <w:lang w:val="en-US"/>
+        </w:rPr>
+        <w:br/>
+        <w:t xml:space="preserve">    } </w:t>
+      </w:r>
+      <w:r>
+        <w:rPr>
+          <w:color w:val="AA0D91"/>
+          <w:spacing w:val="-20"/>
+          <w:lang w:val="en-US"/>
+        </w:rPr>
+        <w:t xml:space="preserve">else </w:t>
+      </w:r>
+      <w:r>
+        <w:rPr>
+          <w:color w:val="000000"/>
+          <w:spacing w:val="-20"/>
+          <w:lang w:val="en-US"/>
+        </w:rPr>
+        <w:t>{</w:t>
+      </w:r>
+      <w:r>
+        <w:rPr>
+          <w:color w:val="000000"/>
+          <w:spacing w:val="-20"/>
+          <w:lang w:val="en-US"/>
+        </w:rPr>
+        <w:br/>
+        <w:t xml:space="preserve">        node = </w:t>
+      </w:r>
+      <w:r>
+        <w:rPr>
+          <w:color w:val="AA0D91"/>
+          <w:spacing w:val="-20"/>
+          <w:lang w:val="en-US"/>
+        </w:rPr>
+        <w:t>nullptr</w:t>
+      </w:r>
+      <w:r>
+        <w:rPr>
+          <w:color w:val="000000"/>
+          <w:spacing w:val="-20"/>
+          <w:lang w:val="en-US"/>
+        </w:rPr>
+        <w:t>;</w:t>
+      </w:r>
+      <w:r>
+        <w:rPr>
+          <w:color w:val="000000"/>
+          <w:spacing w:val="-20"/>
+          <w:lang w:val="en-US"/>
+        </w:rPr>
+        <w:br/>
+        <w:t xml:space="preserve">    }</w:t>
+      </w:r>
+      <w:r>
+        <w:rPr>
+          <w:color w:val="000000"/>
+          <w:spacing w:val="-20"/>
+          <w:lang w:val="en-US"/>
+        </w:rPr>
+        <w:br/>
+        <w:t>}</w:t>
+      </w:r>
+      <w:r>
+        <w:rPr>
+          <w:color w:val="000000"/>
+          <w:spacing w:val="-20"/>
+          <w:lang w:val="en-US"/>
+        </w:rPr>
+        <w:br/>
+      </w:r>
+      <w:r>
+        <w:rPr>
+          <w:color w:val="000000"/>
+          <w:spacing w:val="-20"/>
+          <w:lang w:val="en-US"/>
+        </w:rPr>
+        <w:br/>
+      </w:r>
+      <w:r>
+        <w:rPr>
+          <w:color w:val="AA0D91"/>
+          <w:spacing w:val="-20"/>
+          <w:lang w:val="en-US"/>
+        </w:rPr>
+        <w:t xml:space="preserve">void </w:t>
+      </w:r>
+      <w:r>
+        <w:rPr>
+          <w:color w:val="008080"/>
+          <w:spacing w:val="-20"/>
+          <w:lang w:val="en-US"/>
+        </w:rPr>
+        <w:t>Tree</w:t>
+      </w:r>
+      <w:r>
+        <w:rPr>
+          <w:color w:val="000000"/>
+          <w:spacing w:val="-20"/>
+          <w:lang w:val="en-US"/>
+        </w:rPr>
+        <w:t>::LabelNodes(</w:t>
+      </w:r>
+      <w:r>
+        <w:rPr>
+          <w:color w:val="008080"/>
+          <w:spacing w:val="-20"/>
+          <w:lang w:val="en-US"/>
+        </w:rPr>
+        <w:t xml:space="preserve">Node </w:t>
+      </w:r>
+      <w:r>
+        <w:rPr>
+          <w:color w:val="000000"/>
+          <w:spacing w:val="-20"/>
+          <w:lang w:val="en-US"/>
+        </w:rPr>
+        <w:t xml:space="preserve">*node, </w:t>
+      </w:r>
+      <w:r>
+        <w:rPr>
+          <w:color w:val="AA0D91"/>
+          <w:spacing w:val="-20"/>
+          <w:lang w:val="en-US"/>
+        </w:rPr>
+        <w:t xml:space="preserve">char </w:t>
+      </w:r>
+      <w:r>
+        <w:rPr>
+          <w:color w:val="000000"/>
+          <w:spacing w:val="-20"/>
+          <w:lang w:val="en-US"/>
+        </w:rPr>
+        <w:t>&amp;currentLabel) {</w:t>
+      </w:r>
+      <w:r>
+        <w:rPr>
+          <w:color w:val="000000"/>
+          <w:spacing w:val="-20"/>
+          <w:lang w:val="en-US"/>
+        </w:rPr>
+        <w:br/>
+        <w:t xml:space="preserve">    </w:t>
+      </w:r>
+      <w:r>
+        <w:rPr>
+          <w:color w:val="AA0D91"/>
+          <w:spacing w:val="-20"/>
+          <w:lang w:val="en-US"/>
+        </w:rPr>
+        <w:t xml:space="preserve">if </w:t>
+      </w:r>
+      <w:r>
+        <w:rPr>
+          <w:color w:val="000000"/>
+          <w:spacing w:val="-20"/>
+          <w:lang w:val="en-US"/>
+        </w:rPr>
+        <w:t xml:space="preserve">(node == </w:t>
+      </w:r>
+      <w:r>
+        <w:rPr>
+          <w:color w:val="AA0D91"/>
+          <w:spacing w:val="-20"/>
+          <w:lang w:val="en-US"/>
+        </w:rPr>
+        <w:t>nullptr</w:t>
+      </w:r>
+      <w:r>
+        <w:rPr>
+          <w:color w:val="000000"/>
+          <w:spacing w:val="-20"/>
+          <w:lang w:val="en-US"/>
+        </w:rPr>
+        <w:t>) {</w:t>
+      </w:r>
+      <w:r>
+        <w:rPr>
+          <w:color w:val="000000"/>
+          <w:spacing w:val="-20"/>
+          <w:lang w:val="en-US"/>
+        </w:rPr>
+        <w:br/>
+        <w:t xml:space="preserve">        </w:t>
+      </w:r>
+      <w:r>
+        <w:rPr>
+          <w:color w:val="AA0D91"/>
+          <w:spacing w:val="-20"/>
+          <w:lang w:val="en-US"/>
+        </w:rPr>
+        <w:t>return</w:t>
+      </w:r>
+      <w:r>
+        <w:rPr>
+          <w:color w:val="000000"/>
+          <w:spacing w:val="-20"/>
+          <w:lang w:val="en-US"/>
+        </w:rPr>
+        <w:t>;</w:t>
+      </w:r>
+      <w:r>
+        <w:rPr>
+          <w:color w:val="000000"/>
+          <w:spacing w:val="-20"/>
+          <w:lang w:val="en-US"/>
+        </w:rPr>
+        <w:br/>
+        <w:t xml:space="preserve">    }</w:t>
+      </w:r>
+      <w:r>
+        <w:rPr>
+          <w:color w:val="000000"/>
+          <w:spacing w:val="-20"/>
+          <w:lang w:val="en-US"/>
+        </w:rPr>
+        <w:br/>
+      </w:r>
+      <w:r>
+        <w:rPr>
+          <w:color w:val="000000"/>
+          <w:spacing w:val="-20"/>
+          <w:lang w:val="en-US"/>
+        </w:rPr>
+        <w:br/>
+        <w:t xml:space="preserve">    </w:t>
+      </w:r>
+      <w:r>
+        <w:rPr>
+          <w:color w:val="B2279A"/>
+          <w:spacing w:val="-20"/>
+          <w:lang w:val="en-US"/>
+        </w:rPr>
+        <w:t>LabelNodes</w:t>
+      </w:r>
+      <w:r>
+        <w:rPr>
+          <w:color w:val="000000"/>
+          <w:spacing w:val="-20"/>
+          <w:lang w:val="en-US"/>
+        </w:rPr>
+        <w:t>(node-&gt;</w:t>
+      </w:r>
+      <w:r>
+        <w:rPr>
+          <w:color w:val="660E7A"/>
+          <w:spacing w:val="-20"/>
+          <w:lang w:val="en-US"/>
+        </w:rPr>
+        <w:t>left</w:t>
+      </w:r>
+      <w:r>
+        <w:rPr>
+          <w:color w:val="000000"/>
+          <w:spacing w:val="-20"/>
+          <w:lang w:val="en-US"/>
+        </w:rPr>
+        <w:t>, currentLabel);</w:t>
+      </w:r>
+      <w:r>
+        <w:rPr>
+          <w:color w:val="000000"/>
+          <w:spacing w:val="-20"/>
+          <w:lang w:val="en-US"/>
+        </w:rPr>
+        <w:br/>
+        <w:t xml:space="preserve">    </w:t>
+      </w:r>
+      <w:r>
+        <w:rPr>
+          <w:color w:val="B2279A"/>
+          <w:spacing w:val="-20"/>
+          <w:lang w:val="en-US"/>
+        </w:rPr>
+        <w:t>LabelNodes</w:t>
+      </w:r>
+      <w:r>
+        <w:rPr>
+          <w:color w:val="000000"/>
+          <w:spacing w:val="-20"/>
+          <w:lang w:val="en-US"/>
+        </w:rPr>
+        <w:t>(node-&gt;</w:t>
+      </w:r>
+      <w:r>
+        <w:rPr>
+          <w:color w:val="660E7A"/>
+          <w:spacing w:val="-20"/>
+          <w:lang w:val="en-US"/>
+        </w:rPr>
+        <w:t>right</w:t>
+      </w:r>
+      <w:r>
+        <w:rPr>
+          <w:color w:val="000000"/>
+          <w:spacing w:val="-20"/>
+          <w:lang w:val="en-US"/>
+        </w:rPr>
+        <w:t>, currentLabel);</w:t>
+      </w:r>
+      <w:r>
+        <w:rPr>
+          <w:color w:val="000000"/>
+          <w:spacing w:val="-20"/>
+          <w:lang w:val="en-US"/>
+        </w:rPr>
+        <w:br/>
+        <w:t xml:space="preserve">    node-&gt;</w:t>
+      </w:r>
+      <w:r>
+        <w:rPr>
+          <w:color w:val="660E7A"/>
+          <w:spacing w:val="-20"/>
+          <w:lang w:val="en-US"/>
+        </w:rPr>
+        <w:t xml:space="preserve">label </w:t>
+      </w:r>
+      <w:r>
+        <w:rPr>
+          <w:color w:val="000000"/>
+          <w:spacing w:val="-20"/>
+          <w:lang w:val="en-US"/>
+        </w:rPr>
+        <w:t>= currentLabel++;</w:t>
+      </w:r>
+      <w:r>
+        <w:rPr>
+          <w:color w:val="000000"/>
+          <w:spacing w:val="-20"/>
+          <w:lang w:val="en-US"/>
+        </w:rPr>
+        <w:br/>
+        <w:t xml:space="preserve">    </w:t>
+      </w:r>
+      <w:r>
+        <w:rPr>
+          <w:color w:val="AA0D91"/>
+          <w:spacing w:val="-20"/>
+          <w:lang w:val="en-US"/>
+        </w:rPr>
+        <w:t xml:space="preserve">if </w:t>
+      </w:r>
+      <w:r>
+        <w:rPr>
+          <w:color w:val="000000"/>
+          <w:spacing w:val="-20"/>
+          <w:lang w:val="en-US"/>
+        </w:rPr>
+        <w:t xml:space="preserve">(currentLabel &gt; </w:t>
+      </w:r>
+      <w:r>
+        <w:rPr>
+          <w:color w:val="C41A16"/>
+          <w:spacing w:val="-20"/>
+          <w:lang w:val="en-US"/>
+        </w:rPr>
+        <w:t>'z'</w:t>
+      </w:r>
+      <w:r>
+        <w:rPr>
+          <w:color w:val="000000"/>
+          <w:spacing w:val="-20"/>
+          <w:lang w:val="en-US"/>
+        </w:rPr>
+        <w:t>)</w:t>
+      </w:r>
+      <w:r>
+        <w:rPr>
+          <w:color w:val="000000"/>
+          <w:spacing w:val="-20"/>
+          <w:lang w:val="en-US"/>
+        </w:rPr>
+        <w:br/>
+        <w:t xml:space="preserve">        currentLabel = </w:t>
+      </w:r>
+      <w:r>
+        <w:rPr>
+          <w:color w:val="C41A16"/>
+          <w:spacing w:val="-20"/>
+          <w:lang w:val="en-US"/>
+        </w:rPr>
+        <w:t>'a'</w:t>
+      </w:r>
+      <w:r>
+        <w:rPr>
+          <w:color w:val="000000"/>
+          <w:spacing w:val="-20"/>
+          <w:lang w:val="en-US"/>
+        </w:rPr>
+        <w:t>;</w:t>
+      </w:r>
+      <w:r>
+        <w:rPr>
+          <w:color w:val="000000"/>
+          <w:spacing w:val="-20"/>
+          <w:lang w:val="en-US"/>
+        </w:rPr>
+        <w:br/>
+        <w:t>}</w:t>
+      </w:r>
+      <w:r>
+        <w:rPr>
+          <w:color w:val="000000"/>
+          <w:spacing w:val="-20"/>
+          <w:lang w:val="en-US"/>
+        </w:rPr>
+        <w:br/>
+      </w:r>
+      <w:r>
+        <w:rPr>
+          <w:color w:val="000000"/>
+          <w:spacing w:val="-20"/>
+          <w:lang w:val="en-US"/>
+        </w:rPr>
+        <w:br/>
+      </w:r>
+      <w:r>
+        <w:rPr>
+          <w:color w:val="AA0D91"/>
+          <w:spacing w:val="-20"/>
+          <w:lang w:val="en-US"/>
+        </w:rPr>
+        <w:t xml:space="preserve">void </w:t>
+      </w:r>
+      <w:r>
+        <w:rPr>
+          <w:color w:val="008080"/>
+          <w:spacing w:val="-20"/>
+          <w:lang w:val="en-US"/>
+        </w:rPr>
+        <w:t>Tree</w:t>
+      </w:r>
+      <w:r>
+        <w:rPr>
+          <w:color w:val="000000"/>
+          <w:spacing w:val="-20"/>
+          <w:lang w:val="en-US"/>
+        </w:rPr>
+        <w:t>::OutTree() {</w:t>
+      </w:r>
+      <w:r>
+        <w:rPr>
+          <w:color w:val="000000"/>
+          <w:spacing w:val="-20"/>
+          <w:lang w:val="en-US"/>
+        </w:rPr>
+        <w:br/>
+        <w:t xml:space="preserve">    </w:t>
+      </w:r>
+      <w:r>
+        <w:rPr>
+          <w:color w:val="AA0D91"/>
+          <w:spacing w:val="-20"/>
+          <w:lang w:val="en-US"/>
+        </w:rPr>
+        <w:t xml:space="preserve">if </w:t>
+      </w:r>
+      <w:r>
+        <w:rPr>
+          <w:color w:val="000000"/>
+          <w:spacing w:val="-20"/>
+          <w:lang w:val="en-US"/>
+        </w:rPr>
+        <w:t>(</w:t>
+      </w:r>
+      <w:r>
+        <w:rPr>
+          <w:color w:val="660E7A"/>
+          <w:spacing w:val="-20"/>
+          <w:lang w:val="en-US"/>
+        </w:rPr>
+        <w:t xml:space="preserve">root </w:t>
+      </w:r>
+      <w:r>
+        <w:rPr>
+          <w:color w:val="000000"/>
+          <w:spacing w:val="-20"/>
+          <w:lang w:val="en-US"/>
+        </w:rPr>
+        <w:t xml:space="preserve">== </w:t>
+      </w:r>
+      <w:r>
+        <w:rPr>
+          <w:color w:val="AA0D91"/>
+          <w:spacing w:val="-20"/>
+          <w:lang w:val="en-US"/>
+        </w:rPr>
+        <w:t>nullptr</w:t>
+      </w:r>
+      <w:r>
+        <w:rPr>
+          <w:color w:val="000000"/>
+          <w:spacing w:val="-20"/>
+          <w:lang w:val="en-US"/>
+        </w:rPr>
+        <w:t>) {</w:t>
+      </w:r>
+      <w:r>
+        <w:rPr>
+          <w:color w:val="000000"/>
+          <w:spacing w:val="-20"/>
+          <w:lang w:val="en-US"/>
+        </w:rPr>
+        <w:br/>
+        <w:t xml:space="preserve">        </w:t>
+      </w:r>
+      <w:r>
+        <w:rPr>
+          <w:color w:val="008080"/>
+          <w:spacing w:val="-20"/>
+          <w:lang w:val="en-US"/>
+        </w:rPr>
+        <w:t>std</w:t>
+      </w:r>
+      <w:r>
+        <w:rPr>
+          <w:color w:val="000000"/>
+          <w:spacing w:val="-20"/>
+          <w:lang w:val="en-US"/>
+        </w:rPr>
+        <w:t xml:space="preserve">::cout </w:t>
+      </w:r>
+      <w:r>
+        <w:rPr>
+          <w:color w:val="008080"/>
+          <w:spacing w:val="-20"/>
+          <w:lang w:val="en-US"/>
+        </w:rPr>
+        <w:t xml:space="preserve">&lt;&lt; </w:t>
+      </w:r>
+      <w:r>
+        <w:rPr>
+          <w:color w:val="C41A16"/>
+          <w:spacing w:val="-20"/>
+          <w:lang w:val="en-US"/>
+        </w:rPr>
+        <w:t xml:space="preserve">"Tree is empty!" </w:t>
+      </w:r>
+      <w:r>
+        <w:rPr>
+          <w:color w:val="008080"/>
+          <w:spacing w:val="-20"/>
+          <w:lang w:val="en-US"/>
+        </w:rPr>
+        <w:t>&lt;&lt; std</w:t>
+      </w:r>
+      <w:r>
+        <w:rPr>
+          <w:color w:val="000000"/>
+          <w:spacing w:val="-20"/>
+          <w:lang w:val="en-US"/>
+        </w:rPr>
+        <w:t>::</w:t>
+      </w:r>
+      <w:r>
+        <w:rPr>
+          <w:color w:val="B2279A"/>
+          <w:spacing w:val="-20"/>
+          <w:lang w:val="en-US"/>
+        </w:rPr>
+        <w:t>endl</w:t>
+      </w:r>
+      <w:r>
+        <w:rPr>
+          <w:color w:val="000000"/>
+          <w:spacing w:val="-20"/>
+          <w:lang w:val="en-US"/>
+        </w:rPr>
+        <w:t>;</w:t>
+      </w:r>
+      <w:r>
+        <w:rPr>
+          <w:color w:val="000000"/>
+          <w:spacing w:val="-20"/>
+          <w:lang w:val="en-US"/>
+        </w:rPr>
+        <w:br/>
+        <w:t xml:space="preserve">        </w:t>
+      </w:r>
+      <w:r>
+        <w:rPr>
+          <w:color w:val="AA0D91"/>
+          <w:spacing w:val="-20"/>
+          <w:lang w:val="en-US"/>
+        </w:rPr>
+        <w:t>return</w:t>
+      </w:r>
+      <w:r>
+        <w:rPr>
+          <w:color w:val="000000"/>
+          <w:spacing w:val="-20"/>
+          <w:lang w:val="en-US"/>
+        </w:rPr>
+        <w:t>;</w:t>
+      </w:r>
+      <w:r>
+        <w:rPr>
+          <w:color w:val="000000"/>
+          <w:spacing w:val="-20"/>
+          <w:lang w:val="en-US"/>
+        </w:rPr>
+        <w:br/>
+        <w:t xml:space="preserve">    }</w:t>
+      </w:r>
+      <w:r>
+        <w:rPr>
+          <w:color w:val="000000"/>
+          <w:spacing w:val="-20"/>
+          <w:lang w:val="en-US"/>
+        </w:rPr>
+        <w:br/>
+      </w:r>
+      <w:r>
+        <w:rPr>
+          <w:color w:val="000000"/>
+          <w:spacing w:val="-20"/>
+          <w:lang w:val="en-US"/>
+        </w:rPr>
+        <w:br/>
+        <w:t xml:space="preserve">    </w:t>
+      </w:r>
+      <w:r>
+        <w:rPr>
+          <w:color w:val="AA0D91"/>
+          <w:spacing w:val="-20"/>
+          <w:lang w:val="en-US"/>
+        </w:rPr>
+        <w:t xml:space="preserve">const int </w:t>
+      </w:r>
+      <w:r>
+        <w:rPr>
+          <w:color w:val="000000"/>
+          <w:spacing w:val="-20"/>
+          <w:lang w:val="en-US"/>
+        </w:rPr>
+        <w:t xml:space="preserve">maxrow = </w:t>
+      </w:r>
+      <w:r>
+        <w:rPr>
+          <w:color w:val="1C00CE"/>
+          <w:spacing w:val="-20"/>
+          <w:lang w:val="en-US"/>
+        </w:rPr>
+        <w:t>6</w:t>
+      </w:r>
+      <w:r>
+        <w:rPr>
+          <w:color w:val="000000"/>
+          <w:spacing w:val="-20"/>
+          <w:lang w:val="en-US"/>
+        </w:rPr>
+        <w:t>;</w:t>
+      </w:r>
+      <w:r>
+        <w:rPr>
+          <w:color w:val="000000"/>
+          <w:spacing w:val="-20"/>
+          <w:lang w:val="en-US"/>
+        </w:rPr>
+        <w:br/>
+        <w:t xml:space="preserve">    </w:t>
+      </w:r>
+      <w:r>
+        <w:rPr>
+          <w:color w:val="AA0D91"/>
+          <w:spacing w:val="-20"/>
+          <w:lang w:val="en-US"/>
+        </w:rPr>
+        <w:t xml:space="preserve">const int </w:t>
+      </w:r>
+      <w:r>
+        <w:rPr>
+          <w:color w:val="000000"/>
+          <w:spacing w:val="-20"/>
+          <w:lang w:val="en-US"/>
+        </w:rPr>
+        <w:t xml:space="preserve">maxcol = </w:t>
+      </w:r>
+      <w:r>
+        <w:rPr>
+          <w:color w:val="1C00CE"/>
+          <w:spacing w:val="-20"/>
+          <w:lang w:val="en-US"/>
+        </w:rPr>
+        <w:t>120</w:t>
+      </w:r>
+      <w:r>
+        <w:rPr>
+          <w:color w:val="000000"/>
+          <w:spacing w:val="-20"/>
+          <w:lang w:val="en-US"/>
+        </w:rPr>
+        <w:t>;</w:t>
+      </w:r>
+      <w:r>
+        <w:rPr>
+          <w:color w:val="000000"/>
+          <w:spacing w:val="-20"/>
+          <w:lang w:val="en-US"/>
+        </w:rPr>
+        <w:br/>
+        <w:t xml:space="preserve">    </w:t>
+      </w:r>
+      <w:r>
+        <w:rPr>
+          <w:color w:val="AA0D91"/>
+          <w:spacing w:val="-20"/>
+          <w:lang w:val="en-US"/>
+        </w:rPr>
+        <w:t xml:space="preserve">char </w:t>
+      </w:r>
+      <w:r>
+        <w:rPr>
+          <w:color w:val="000000"/>
+          <w:spacing w:val="-20"/>
+          <w:lang w:val="en-US"/>
+        </w:rPr>
+        <w:t>screen[maxrow][maxcol];</w:t>
+      </w:r>
+      <w:r>
+        <w:rPr>
+          <w:color w:val="000000"/>
+          <w:spacing w:val="-20"/>
+          <w:lang w:val="en-US"/>
+        </w:rPr>
+        <w:br/>
+      </w:r>
+      <w:r>
+        <w:rPr>
+          <w:color w:val="000000"/>
+          <w:spacing w:val="-20"/>
+          <w:lang w:val="en-US"/>
+        </w:rPr>
+        <w:br/>
+        <w:t xml:space="preserve">    </w:t>
+      </w:r>
+      <w:r>
+        <w:rPr>
+          <w:color w:val="AA0D91"/>
+          <w:spacing w:val="-20"/>
+          <w:lang w:val="en-US"/>
+        </w:rPr>
+        <w:t xml:space="preserve">for </w:t>
+      </w:r>
+      <w:r>
+        <w:rPr>
+          <w:color w:val="000000"/>
+          <w:spacing w:val="-20"/>
+          <w:lang w:val="en-US"/>
+        </w:rPr>
+        <w:t>(</w:t>
+      </w:r>
+      <w:r>
+        <w:rPr>
+          <w:color w:val="AA0D91"/>
+          <w:spacing w:val="-20"/>
+          <w:lang w:val="en-US"/>
+        </w:rPr>
+        <w:t xml:space="preserve">int </w:t>
+      </w:r>
+      <w:r>
+        <w:rPr>
+          <w:color w:val="000000"/>
+          <w:spacing w:val="-20"/>
+          <w:lang w:val="en-US"/>
+        </w:rPr>
+        <w:t xml:space="preserve">i = </w:t>
+      </w:r>
+      <w:r>
+        <w:rPr>
+          <w:color w:val="1C00CE"/>
+          <w:spacing w:val="-20"/>
+          <w:lang w:val="en-US"/>
+        </w:rPr>
+        <w:t>0</w:t>
+      </w:r>
+      <w:r>
+        <w:rPr>
+          <w:color w:val="000000"/>
+          <w:spacing w:val="-20"/>
+          <w:lang w:val="en-US"/>
+        </w:rPr>
+        <w:t>; i &lt; maxrow; ++i) {</w:t>
+      </w:r>
+      <w:r>
+        <w:rPr>
+          <w:color w:val="000000"/>
+          <w:spacing w:val="-20"/>
+          <w:lang w:val="en-US"/>
+        </w:rPr>
+        <w:br/>
+        <w:t xml:space="preserve">        </w:t>
+      </w:r>
+      <w:r>
+        <w:rPr>
+          <w:color w:val="AA0D91"/>
+          <w:spacing w:val="-20"/>
+          <w:lang w:val="en-US"/>
+        </w:rPr>
+        <w:t xml:space="preserve">for </w:t>
+      </w:r>
+      <w:r>
+        <w:rPr>
+          <w:color w:val="000000"/>
+          <w:spacing w:val="-20"/>
+          <w:lang w:val="en-US"/>
+        </w:rPr>
+        <w:t>(</w:t>
+      </w:r>
+      <w:r>
+        <w:rPr>
+          <w:color w:val="AA0D91"/>
+          <w:spacing w:val="-20"/>
+          <w:lang w:val="en-US"/>
+        </w:rPr>
+        <w:t xml:space="preserve">int </w:t>
+      </w:r>
+      <w:r>
+        <w:rPr>
+          <w:color w:val="000000"/>
+          <w:spacing w:val="-20"/>
+          <w:lang w:val="en-US"/>
+        </w:rPr>
+        <w:t xml:space="preserve">j = </w:t>
+      </w:r>
+      <w:r>
+        <w:rPr>
+          <w:color w:val="1C00CE"/>
+          <w:spacing w:val="-20"/>
+          <w:lang w:val="en-US"/>
+        </w:rPr>
+        <w:t>0</w:t>
+      </w:r>
+      <w:r>
+        <w:rPr>
+          <w:color w:val="000000"/>
+          <w:spacing w:val="-20"/>
+          <w:lang w:val="en-US"/>
+        </w:rPr>
+        <w:t>; j &lt; maxcol; ++j) {</w:t>
+      </w:r>
+      <w:r>
+        <w:rPr>
+          <w:color w:val="000000"/>
+          <w:spacing w:val="-20"/>
+          <w:lang w:val="en-US"/>
+        </w:rPr>
+        <w:br/>
+        <w:t xml:space="preserve">            screen[i][j] = </w:t>
+      </w:r>
+      <w:r>
+        <w:rPr>
+          <w:color w:val="C41A16"/>
+          <w:spacing w:val="-20"/>
+          <w:lang w:val="en-US"/>
+        </w:rPr>
+        <w:t>'.'</w:t>
+      </w:r>
+      <w:r>
+        <w:rPr>
+          <w:color w:val="000000"/>
+          <w:spacing w:val="-20"/>
+          <w:lang w:val="en-US"/>
+        </w:rPr>
+        <w:t>;</w:t>
+      </w:r>
+      <w:r>
+        <w:rPr>
+          <w:color w:val="000000"/>
+          <w:spacing w:val="-20"/>
+          <w:lang w:val="en-US"/>
+        </w:rPr>
+        <w:br/>
+        <w:t xml:space="preserve">        }</w:t>
+      </w:r>
+      <w:r>
+        <w:rPr>
+          <w:color w:val="000000"/>
+          <w:spacing w:val="-20"/>
+          <w:lang w:val="en-US"/>
+        </w:rPr>
+        <w:br/>
+        <w:t xml:space="preserve">        screen[i][maxcol - </w:t>
+      </w:r>
+      <w:r>
+        <w:rPr>
+          <w:color w:val="1C00CE"/>
+          <w:spacing w:val="-20"/>
+          <w:lang w:val="en-US"/>
+        </w:rPr>
+        <w:t>1</w:t>
+      </w:r>
+      <w:r>
+        <w:rPr>
+          <w:color w:val="000000"/>
+          <w:spacing w:val="-20"/>
+          <w:lang w:val="en-US"/>
+        </w:rPr>
+        <w:t xml:space="preserve">] = </w:t>
+      </w:r>
+      <w:r>
+        <w:rPr>
+          <w:color w:val="C41A16"/>
+          <w:spacing w:val="-20"/>
+          <w:lang w:val="en-US"/>
+        </w:rPr>
+        <w:t>'</w:t>
+      </w:r>
+      <w:r>
+        <w:rPr>
+          <w:color w:val="A31515"/>
+          <w:spacing w:val="-20"/>
+          <w:lang w:val="en-US"/>
+        </w:rPr>
+        <w:t>\0</w:t>
+      </w:r>
+      <w:r>
+        <w:rPr>
+          <w:color w:val="C41A16"/>
+          <w:spacing w:val="-20"/>
+          <w:lang w:val="en-US"/>
+        </w:rPr>
+        <w:t>'</w:t>
+      </w:r>
+      <w:r>
+        <w:rPr>
+          <w:color w:val="000000"/>
+          <w:spacing w:val="-20"/>
+          <w:lang w:val="en-US"/>
+        </w:rPr>
+        <w:t>;</w:t>
+      </w:r>
+      <w:r>
+        <w:rPr>
+          <w:color w:val="000000"/>
+          <w:spacing w:val="-20"/>
+          <w:lang w:val="en-US"/>
+        </w:rPr>
+        <w:br/>
+        <w:t xml:space="preserve">    }</w:t>
+      </w:r>
+      <w:r>
+        <w:rPr>
+          <w:color w:val="000000"/>
+          <w:spacing w:val="-20"/>
+          <w:lang w:val="en-US"/>
+        </w:rPr>
+        <w:br/>
+      </w:r>
+      <w:r>
+        <w:rPr>
+          <w:color w:val="000000"/>
+          <w:spacing w:val="-20"/>
+          <w:lang w:val="en-US"/>
+        </w:rPr>
+        <w:br/>
+        <w:t xml:space="preserve">    </w:t>
+      </w:r>
+      <w:r>
+        <w:rPr>
+          <w:color w:val="B2279A"/>
+          <w:spacing w:val="-20"/>
+          <w:lang w:val="en-US"/>
+        </w:rPr>
+        <w:t>OutTree</w:t>
+      </w:r>
+      <w:r>
+        <w:rPr>
+          <w:color w:val="000000"/>
+          <w:spacing w:val="-20"/>
+          <w:lang w:val="en-US"/>
+        </w:rPr>
+        <w:t>(</w:t>
+      </w:r>
+      <w:r>
+        <w:rPr>
+          <w:color w:val="660E7A"/>
+          <w:spacing w:val="-20"/>
+          <w:lang w:val="en-US"/>
+        </w:rPr>
+        <w:t>root</w:t>
+      </w:r>
+      <w:r>
+        <w:rPr>
+          <w:color w:val="000000"/>
+          <w:spacing w:val="-20"/>
+          <w:lang w:val="en-US"/>
+        </w:rPr>
+        <w:t xml:space="preserve">, maxcol / </w:t>
+      </w:r>
+      <w:r>
+        <w:rPr>
+          <w:color w:val="1C00CE"/>
+          <w:spacing w:val="-20"/>
+          <w:lang w:val="en-US"/>
+        </w:rPr>
+        <w:t>2</w:t>
+      </w:r>
+      <w:r>
+        <w:rPr>
+          <w:color w:val="000000"/>
+          <w:spacing w:val="-20"/>
+          <w:lang w:val="en-US"/>
+        </w:rPr>
+        <w:t xml:space="preserve">, </w:t>
+      </w:r>
+      <w:r>
+        <w:rPr>
+          <w:color w:val="1C00CE"/>
+          <w:spacing w:val="-20"/>
+          <w:lang w:val="en-US"/>
+        </w:rPr>
+        <w:t>0</w:t>
+      </w:r>
+      <w:r>
+        <w:rPr>
+          <w:color w:val="000000"/>
+          <w:spacing w:val="-20"/>
+          <w:lang w:val="en-US"/>
+        </w:rPr>
+        <w:t xml:space="preserve">, screen, maxrow, maxcol / </w:t>
+      </w:r>
+      <w:r>
+        <w:rPr>
+          <w:color w:val="1C00CE"/>
+          <w:spacing w:val="-20"/>
+          <w:lang w:val="en-US"/>
+        </w:rPr>
+        <w:t>4</w:t>
+      </w:r>
+      <w:r>
+        <w:rPr>
+          <w:color w:val="000000"/>
+          <w:spacing w:val="-20"/>
+          <w:lang w:val="en-US"/>
+        </w:rPr>
+        <w:t>);</w:t>
+      </w:r>
+      <w:r>
+        <w:rPr>
+          <w:color w:val="000000"/>
+          <w:spacing w:val="-20"/>
+          <w:lang w:val="en-US"/>
+        </w:rPr>
+        <w:br/>
+      </w:r>
+      <w:r>
+        <w:rPr>
+          <w:color w:val="000000"/>
+          <w:spacing w:val="-20"/>
+          <w:lang w:val="en-US"/>
+        </w:rPr>
+        <w:br/>
+        <w:t xml:space="preserve">    </w:t>
+      </w:r>
+      <w:r>
+        <w:rPr>
+          <w:color w:val="AA0D91"/>
+          <w:spacing w:val="-20"/>
+          <w:lang w:val="en-US"/>
+        </w:rPr>
+        <w:t xml:space="preserve">for </w:t>
+      </w:r>
+      <w:r>
+        <w:rPr>
+          <w:color w:val="000000"/>
+          <w:spacing w:val="-20"/>
+          <w:lang w:val="en-US"/>
+        </w:rPr>
+        <w:t>(</w:t>
+      </w:r>
+      <w:r>
+        <w:rPr>
+          <w:color w:val="AA0D91"/>
+          <w:spacing w:val="-20"/>
+          <w:lang w:val="en-US"/>
+        </w:rPr>
+        <w:t xml:space="preserve">int </w:t>
+      </w:r>
+      <w:r>
+        <w:rPr>
+          <w:color w:val="000000"/>
+          <w:spacing w:val="-20"/>
+          <w:lang w:val="en-US"/>
+        </w:rPr>
+        <w:t xml:space="preserve">i = </w:t>
+      </w:r>
+      <w:r>
+        <w:rPr>
+          <w:color w:val="1C00CE"/>
+          <w:spacing w:val="-20"/>
+          <w:lang w:val="en-US"/>
+        </w:rPr>
+        <w:t>0</w:t>
+      </w:r>
+      <w:r>
+        <w:rPr>
+          <w:color w:val="000000"/>
+          <w:spacing w:val="-20"/>
+          <w:lang w:val="en-US"/>
+        </w:rPr>
+        <w:t>; i &lt; maxrow; ++i) {</w:t>
+      </w:r>
+      <w:r>
+        <w:rPr>
+          <w:color w:val="000000"/>
+          <w:spacing w:val="-20"/>
+          <w:lang w:val="en-US"/>
+        </w:rPr>
+        <w:br/>
+        <w:t xml:space="preserve">        </w:t>
+      </w:r>
+      <w:r>
+        <w:rPr>
+          <w:color w:val="008080"/>
+          <w:spacing w:val="-20"/>
+          <w:lang w:val="en-US"/>
+        </w:rPr>
+        <w:t>std</w:t>
+      </w:r>
+      <w:r>
+        <w:rPr>
+          <w:color w:val="000000"/>
+          <w:spacing w:val="-20"/>
+          <w:lang w:val="en-US"/>
+        </w:rPr>
+        <w:t xml:space="preserve">::cout </w:t>
+      </w:r>
+      <w:r>
+        <w:rPr>
+          <w:color w:val="008080"/>
+          <w:spacing w:val="-20"/>
+          <w:lang w:val="en-US"/>
+        </w:rPr>
+        <w:t xml:space="preserve">&lt;&lt; </w:t>
+      </w:r>
+      <w:r>
+        <w:rPr>
+          <w:color w:val="000000"/>
+          <w:spacing w:val="-20"/>
+          <w:lang w:val="en-US"/>
+        </w:rPr>
+        <w:t xml:space="preserve">screen[i] </w:t>
+      </w:r>
+      <w:r>
+        <w:rPr>
+          <w:color w:val="008080"/>
+          <w:spacing w:val="-20"/>
+          <w:lang w:val="en-US"/>
+        </w:rPr>
+        <w:t>&lt;&lt; std</w:t>
+      </w:r>
+      <w:r>
+        <w:rPr>
+          <w:color w:val="000000"/>
+          <w:spacing w:val="-20"/>
+          <w:lang w:val="en-US"/>
+        </w:rPr>
+        <w:t>::</w:t>
+      </w:r>
+      <w:r>
+        <w:rPr>
+          <w:color w:val="B2279A"/>
+          <w:spacing w:val="-20"/>
+          <w:lang w:val="en-US"/>
+        </w:rPr>
+        <w:t>endl</w:t>
+      </w:r>
+      <w:r>
+        <w:rPr>
+          <w:color w:val="000000"/>
+          <w:spacing w:val="-20"/>
+          <w:lang w:val="en-US"/>
+        </w:rPr>
+        <w:t>;</w:t>
+      </w:r>
+      <w:r>
+        <w:rPr>
+          <w:color w:val="000000"/>
+          <w:spacing w:val="-20"/>
+          <w:lang w:val="en-US"/>
+        </w:rPr>
+        <w:br/>
+        <w:t xml:space="preserve">    }</w:t>
+      </w:r>
+      <w:r>
+        <w:rPr>
+          <w:color w:val="000000"/>
+          <w:spacing w:val="-20"/>
+          <w:lang w:val="en-US"/>
+        </w:rPr>
+        <w:br/>
+        <w:t>}</w:t>
+      </w:r>
+      <w:r>
+        <w:rPr>
+          <w:color w:val="000000"/>
+          <w:spacing w:val="-20"/>
+          <w:lang w:val="en-US"/>
+        </w:rPr>
+        <w:br/>
+      </w:r>
+      <w:r>
+        <w:rPr>
+          <w:color w:val="000000"/>
+          <w:spacing w:val="-20"/>
+          <w:lang w:val="en-US"/>
+        </w:rPr>
+        <w:br/>
+      </w:r>
+      <w:r>
+        <w:rPr>
+          <w:color w:val="AA0D91"/>
+          <w:spacing w:val="-20"/>
+          <w:lang w:val="en-US"/>
+        </w:rPr>
+        <w:t xml:space="preserve">void </w:t>
+      </w:r>
+      <w:r>
+        <w:rPr>
+          <w:color w:val="008080"/>
+          <w:spacing w:val="-20"/>
+          <w:lang w:val="en-US"/>
+        </w:rPr>
+        <w:t>Tree</w:t>
+      </w:r>
+      <w:r>
+        <w:rPr>
+          <w:color w:val="000000"/>
+          <w:spacing w:val="-20"/>
+          <w:lang w:val="en-US"/>
+        </w:rPr>
+        <w:t>::OutTree(</w:t>
+      </w:r>
+      <w:r>
+        <w:rPr>
+          <w:color w:val="008080"/>
+          <w:spacing w:val="-20"/>
+          <w:lang w:val="en-US"/>
+        </w:rPr>
+        <w:t xml:space="preserve">Node </w:t>
+      </w:r>
+      <w:r>
+        <w:rPr>
+          <w:color w:val="000000"/>
+          <w:spacing w:val="-20"/>
+          <w:lang w:val="en-US"/>
+        </w:rPr>
+        <w:t xml:space="preserve">*node, </w:t>
+      </w:r>
+      <w:r>
+        <w:rPr>
+          <w:color w:val="AA0D91"/>
+          <w:spacing w:val="-20"/>
+          <w:lang w:val="en-US"/>
+        </w:rPr>
+        <w:t xml:space="preserve">int </w:t>
+      </w:r>
+      <w:r>
+        <w:rPr>
+          <w:color w:val="000000"/>
+          <w:spacing w:val="-20"/>
+          <w:lang w:val="en-US"/>
+        </w:rPr>
+        <w:t xml:space="preserve">x, </w:t>
+      </w:r>
+      <w:r>
+        <w:rPr>
+          <w:color w:val="AA0D91"/>
+          <w:spacing w:val="-20"/>
+          <w:lang w:val="en-US"/>
+        </w:rPr>
+        <w:t xml:space="preserve">int </w:t>
+      </w:r>
+      <w:r>
+        <w:rPr>
+          <w:color w:val="000000"/>
+          <w:spacing w:val="-20"/>
+          <w:lang w:val="en-US"/>
+        </w:rPr>
+        <w:t xml:space="preserve">y, </w:t>
+      </w:r>
+      <w:r>
+        <w:rPr>
+          <w:color w:val="AA0D91"/>
+          <w:spacing w:val="-20"/>
+          <w:lang w:val="en-US"/>
+        </w:rPr>
+        <w:t xml:space="preserve">char </w:t>
+      </w:r>
+      <w:r>
+        <w:rPr>
+          <w:color w:val="000000"/>
+          <w:spacing w:val="-20"/>
+          <w:lang w:val="en-US"/>
+        </w:rPr>
+        <w:t>screen[][</w:t>
+      </w:r>
+      <w:r>
+        <w:rPr>
+          <w:color w:val="1C00CE"/>
+          <w:spacing w:val="-20"/>
+          <w:lang w:val="en-US"/>
+        </w:rPr>
+        <w:t>120</w:t>
+      </w:r>
+      <w:r>
+        <w:rPr>
+          <w:color w:val="000000"/>
+          <w:spacing w:val="-20"/>
+          <w:lang w:val="en-US"/>
+        </w:rPr>
+        <w:t xml:space="preserve">], </w:t>
+      </w:r>
+      <w:r>
+        <w:rPr>
+          <w:color w:val="AA0D91"/>
+          <w:spacing w:val="-20"/>
+          <w:lang w:val="en-US"/>
+        </w:rPr>
+        <w:t xml:space="preserve">int </w:t>
+      </w:r>
+      <w:r>
+        <w:rPr>
+          <w:color w:val="000000"/>
+          <w:spacing w:val="-20"/>
+          <w:lang w:val="en-US"/>
+        </w:rPr>
+        <w:t xml:space="preserve">maxrow, </w:t>
+      </w:r>
+      <w:r>
+        <w:rPr>
+          <w:color w:val="AA0D91"/>
+          <w:spacing w:val="-20"/>
+          <w:lang w:val="en-US"/>
+        </w:rPr>
+        <w:t xml:space="preserve">int </w:t>
+      </w:r>
+      <w:r>
+        <w:rPr>
+          <w:color w:val="000000"/>
+          <w:spacing w:val="-20"/>
+          <w:lang w:val="en-US"/>
+        </w:rPr>
+        <w:t>spacing) {</w:t>
+      </w:r>
+      <w:r>
+        <w:rPr>
+          <w:color w:val="000000"/>
+          <w:spacing w:val="-20"/>
+          <w:lang w:val="en-US"/>
+        </w:rPr>
+        <w:br/>
+        <w:t xml:space="preserve">    </w:t>
+      </w:r>
+      <w:r>
+        <w:rPr>
+          <w:color w:val="AA0D91"/>
+          <w:spacing w:val="-20"/>
+          <w:lang w:val="en-US"/>
+        </w:rPr>
+        <w:t xml:space="preserve">if </w:t>
+      </w:r>
+      <w:r>
+        <w:rPr>
+          <w:color w:val="000000"/>
+          <w:spacing w:val="-20"/>
+          <w:lang w:val="en-US"/>
+        </w:rPr>
+        <w:t xml:space="preserve">(node == </w:t>
+      </w:r>
+      <w:r>
+        <w:rPr>
+          <w:color w:val="AA0D91"/>
+          <w:spacing w:val="-20"/>
+          <w:lang w:val="en-US"/>
+        </w:rPr>
+        <w:t xml:space="preserve">nullptr </w:t>
+      </w:r>
+      <w:r>
+        <w:rPr>
+          <w:color w:val="000000"/>
+          <w:spacing w:val="-20"/>
+          <w:lang w:val="en-US"/>
+        </w:rPr>
+        <w:t xml:space="preserve">|| y &gt;= maxrow || x &lt; </w:t>
+      </w:r>
+      <w:r>
+        <w:rPr>
+          <w:color w:val="1C00CE"/>
+          <w:spacing w:val="-20"/>
+          <w:lang w:val="en-US"/>
+        </w:rPr>
+        <w:t xml:space="preserve">0 </w:t>
+      </w:r>
+      <w:r>
+        <w:rPr>
+          <w:color w:val="000000"/>
+          <w:spacing w:val="-20"/>
+          <w:lang w:val="en-US"/>
+        </w:rPr>
+        <w:t xml:space="preserve">|| x &gt;= </w:t>
+      </w:r>
+      <w:r>
+        <w:rPr>
+          <w:color w:val="1C00CE"/>
+          <w:spacing w:val="-20"/>
+          <w:lang w:val="en-US"/>
+        </w:rPr>
+        <w:t>120</w:t>
+      </w:r>
+      <w:r>
+        <w:rPr>
+          <w:color w:val="000000"/>
+          <w:spacing w:val="-20"/>
+          <w:lang w:val="en-US"/>
+        </w:rPr>
+        <w:t>) {</w:t>
+      </w:r>
+      <w:r>
+        <w:rPr>
+          <w:color w:val="000000"/>
+          <w:spacing w:val="-20"/>
+          <w:lang w:val="en-US"/>
+        </w:rPr>
+        <w:br/>
+        <w:t xml:space="preserve">        </w:t>
+      </w:r>
+      <w:r>
+        <w:rPr>
+          <w:color w:val="AA0D91"/>
+          <w:spacing w:val="-20"/>
+          <w:lang w:val="en-US"/>
+        </w:rPr>
+        <w:t>return</w:t>
+      </w:r>
+      <w:r>
+        <w:rPr>
+          <w:color w:val="000000"/>
+          <w:spacing w:val="-20"/>
+          <w:lang w:val="en-US"/>
+        </w:rPr>
+        <w:t>;</w:t>
+      </w:r>
+      <w:r>
+        <w:rPr>
+          <w:color w:val="000000"/>
+          <w:spacing w:val="-20"/>
+          <w:lang w:val="en-US"/>
+        </w:rPr>
+        <w:br/>
+        <w:t xml:space="preserve">    }</w:t>
+      </w:r>
+      <w:r>
+        <w:rPr>
+          <w:color w:val="000000"/>
+          <w:spacing w:val="-20"/>
+          <w:lang w:val="en-US"/>
+        </w:rPr>
+        <w:br/>
+      </w:r>
+      <w:r>
+        <w:rPr>
+          <w:color w:val="000000"/>
+          <w:spacing w:val="-20"/>
+          <w:lang w:val="en-US"/>
+        </w:rPr>
+        <w:br/>
+        <w:t xml:space="preserve">    screen[y][x] = node-&gt;</w:t>
+      </w:r>
+      <w:r>
+        <w:rPr>
+          <w:color w:val="660E7A"/>
+          <w:spacing w:val="-20"/>
+          <w:lang w:val="en-US"/>
+        </w:rPr>
+        <w:t>label</w:t>
+      </w:r>
+      <w:r>
+        <w:rPr>
+          <w:color w:val="000000"/>
+          <w:spacing w:val="-20"/>
+          <w:lang w:val="en-US"/>
+        </w:rPr>
+        <w:t>;</w:t>
+      </w:r>
+      <w:r>
+        <w:rPr>
+          <w:color w:val="000000"/>
+          <w:spacing w:val="-20"/>
+          <w:lang w:val="en-US"/>
+        </w:rPr>
+        <w:br/>
+        <w:t xml:space="preserve">    </w:t>
+      </w:r>
+      <w:r>
+        <w:rPr>
+          <w:color w:val="AA0D91"/>
+          <w:spacing w:val="-20"/>
+          <w:lang w:val="en-US"/>
+        </w:rPr>
+        <w:t xml:space="preserve">if </w:t>
+      </w:r>
+      <w:r>
+        <w:rPr>
+          <w:color w:val="000000"/>
+          <w:spacing w:val="-20"/>
+          <w:lang w:val="en-US"/>
+        </w:rPr>
+        <w:t>(node-&gt;</w:t>
+      </w:r>
+      <w:r>
+        <w:rPr>
+          <w:color w:val="660E7A"/>
+          <w:spacing w:val="-20"/>
+          <w:lang w:val="en-US"/>
+        </w:rPr>
+        <w:t>left</w:t>
+      </w:r>
+      <w:r>
+        <w:rPr>
+          <w:color w:val="000000"/>
+          <w:spacing w:val="-20"/>
+          <w:lang w:val="en-US"/>
+        </w:rPr>
+        <w:t>) {</w:t>
+      </w:r>
+      <w:r>
+        <w:rPr>
+          <w:color w:val="000000"/>
+          <w:spacing w:val="-20"/>
+          <w:lang w:val="en-US"/>
+        </w:rPr>
+        <w:br/>
+        <w:t xml:space="preserve">        </w:t>
+      </w:r>
+      <w:r>
+        <w:rPr>
+          <w:color w:val="B2279A"/>
+          <w:spacing w:val="-20"/>
+          <w:lang w:val="en-US"/>
+        </w:rPr>
+        <w:t>OutTree</w:t>
+      </w:r>
+      <w:r>
+        <w:rPr>
+          <w:color w:val="000000"/>
+          <w:spacing w:val="-20"/>
+          <w:lang w:val="en-US"/>
+        </w:rPr>
+        <w:t>(node-&gt;</w:t>
+      </w:r>
+      <w:r>
+        <w:rPr>
+          <w:color w:val="660E7A"/>
+          <w:spacing w:val="-20"/>
+          <w:lang w:val="en-US"/>
+        </w:rPr>
+        <w:t>left</w:t>
+      </w:r>
+      <w:r>
+        <w:rPr>
+          <w:color w:val="000000"/>
+          <w:spacing w:val="-20"/>
+          <w:lang w:val="en-US"/>
+        </w:rPr>
+        <w:t xml:space="preserve">, x - spacing, y + </w:t>
+      </w:r>
+      <w:r>
+        <w:rPr>
+          <w:color w:val="1C00CE"/>
+          <w:spacing w:val="-20"/>
+          <w:lang w:val="en-US"/>
+        </w:rPr>
+        <w:t>1</w:t>
+      </w:r>
+      <w:r>
+        <w:rPr>
+          <w:color w:val="000000"/>
+          <w:spacing w:val="-20"/>
+          <w:lang w:val="en-US"/>
+        </w:rPr>
+        <w:t xml:space="preserve">, screen, maxrow, </w:t>
+      </w:r>
+      <w:r>
+        <w:rPr>
+          <w:color w:val="008080"/>
+          <w:spacing w:val="-20"/>
+          <w:lang w:val="en-US"/>
+        </w:rPr>
+        <w:t>std</w:t>
+      </w:r>
+      <w:r>
+        <w:rPr>
+          <w:color w:val="000000"/>
+          <w:spacing w:val="-20"/>
+          <w:lang w:val="en-US"/>
+        </w:rPr>
+        <w:t>::</w:t>
+      </w:r>
+      <w:r>
+        <w:rPr>
+          <w:color w:val="B2279A"/>
+          <w:spacing w:val="-20"/>
+          <w:lang w:val="en-US"/>
+        </w:rPr>
+        <w:t>max</w:t>
+      </w:r>
+      <w:r>
+        <w:rPr>
+          <w:color w:val="000000"/>
+          <w:spacing w:val="-20"/>
+          <w:lang w:val="en-US"/>
+        </w:rPr>
+        <w:t xml:space="preserve">(spacing / </w:t>
+      </w:r>
+      <w:r>
+        <w:rPr>
+          <w:color w:val="1C00CE"/>
+          <w:spacing w:val="-20"/>
+          <w:lang w:val="en-US"/>
+        </w:rPr>
+        <w:t>2</w:t>
+      </w:r>
+      <w:r>
+        <w:rPr>
+          <w:color w:val="000000"/>
+          <w:spacing w:val="-20"/>
+          <w:lang w:val="en-US"/>
+        </w:rPr>
+        <w:t xml:space="preserve">, </w:t>
+      </w:r>
+      <w:r>
+        <w:rPr>
+          <w:color w:val="1C00CE"/>
+          <w:spacing w:val="-20"/>
+          <w:lang w:val="en-US"/>
+        </w:rPr>
+        <w:t>2</w:t>
+      </w:r>
+      <w:r>
+        <w:rPr>
+          <w:color w:val="000000"/>
+          <w:spacing w:val="-20"/>
+          <w:lang w:val="en-US"/>
+        </w:rPr>
+        <w:t>));</w:t>
+      </w:r>
+      <w:r>
+        <w:rPr>
+          <w:color w:val="000000"/>
+          <w:spacing w:val="-20"/>
+          <w:lang w:val="en-US"/>
+        </w:rPr>
+        <w:br/>
+        <w:t xml:space="preserve">    }</w:t>
+      </w:r>
+      <w:r>
+        <w:rPr>
+          <w:color w:val="000000"/>
+          <w:spacing w:val="-20"/>
+          <w:lang w:val="en-US"/>
+        </w:rPr>
+        <w:br/>
+        <w:t xml:space="preserve">    </w:t>
+      </w:r>
+      <w:r>
+        <w:rPr>
+          <w:color w:val="AA0D91"/>
+          <w:spacing w:val="-20"/>
+          <w:lang w:val="en-US"/>
+        </w:rPr>
+        <w:t xml:space="preserve">if </w:t>
+      </w:r>
+      <w:r>
+        <w:rPr>
+          <w:color w:val="000000"/>
+          <w:spacing w:val="-20"/>
+          <w:lang w:val="en-US"/>
+        </w:rPr>
+        <w:t>(node-&gt;</w:t>
+      </w:r>
+      <w:r>
+        <w:rPr>
+          <w:color w:val="660E7A"/>
+          <w:spacing w:val="-20"/>
+          <w:lang w:val="en-US"/>
+        </w:rPr>
+        <w:t>right</w:t>
+      </w:r>
+      <w:r>
+        <w:rPr>
+          <w:color w:val="000000"/>
+          <w:spacing w:val="-20"/>
+          <w:lang w:val="en-US"/>
+        </w:rPr>
+        <w:t>) {</w:t>
+      </w:r>
+      <w:r>
+        <w:rPr>
+          <w:color w:val="000000"/>
+          <w:spacing w:val="-20"/>
+          <w:lang w:val="en-US"/>
+        </w:rPr>
+        <w:br/>
+        <w:t xml:space="preserve">        </w:t>
+      </w:r>
+      <w:r>
+        <w:rPr>
+          <w:color w:val="B2279A"/>
+          <w:spacing w:val="-20"/>
+          <w:lang w:val="en-US"/>
+        </w:rPr>
+        <w:t>OutTree</w:t>
+      </w:r>
+      <w:r>
+        <w:rPr>
+          <w:color w:val="000000"/>
+          <w:spacing w:val="-20"/>
+          <w:lang w:val="en-US"/>
+        </w:rPr>
+        <w:t>(node-&gt;</w:t>
+      </w:r>
+      <w:r>
+        <w:rPr>
+          <w:color w:val="660E7A"/>
+          <w:spacing w:val="-20"/>
+          <w:lang w:val="en-US"/>
+        </w:rPr>
+        <w:t>right</w:t>
+      </w:r>
+      <w:r>
+        <w:rPr>
+          <w:color w:val="000000"/>
+          <w:spacing w:val="-20"/>
+          <w:lang w:val="en-US"/>
+        </w:rPr>
+        <w:t xml:space="preserve">, x + spacing, y + </w:t>
+      </w:r>
+      <w:r>
+        <w:rPr>
+          <w:color w:val="1C00CE"/>
+          <w:spacing w:val="-20"/>
+          <w:lang w:val="en-US"/>
+        </w:rPr>
+        <w:t>1</w:t>
+      </w:r>
+      <w:r>
+        <w:rPr>
+          <w:color w:val="000000"/>
+          <w:spacing w:val="-20"/>
+          <w:lang w:val="en-US"/>
+        </w:rPr>
+        <w:t xml:space="preserve">, screen, maxrow, </w:t>
+      </w:r>
+      <w:r>
+        <w:rPr>
+          <w:color w:val="008080"/>
+          <w:spacing w:val="-20"/>
+          <w:lang w:val="en-US"/>
+        </w:rPr>
+        <w:t>std</w:t>
+      </w:r>
+      <w:r>
+        <w:rPr>
+          <w:color w:val="000000"/>
+          <w:spacing w:val="-20"/>
+          <w:lang w:val="en-US"/>
+        </w:rPr>
+        <w:t>::</w:t>
+      </w:r>
+      <w:r>
+        <w:rPr>
+          <w:color w:val="B2279A"/>
+          <w:spacing w:val="-20"/>
+          <w:lang w:val="en-US"/>
+        </w:rPr>
+        <w:t>max</w:t>
+      </w:r>
+      <w:r>
+        <w:rPr>
+          <w:color w:val="000000"/>
+          <w:spacing w:val="-20"/>
+          <w:lang w:val="en-US"/>
+        </w:rPr>
+        <w:t xml:space="preserve">(spacing / </w:t>
+      </w:r>
+      <w:r>
+        <w:rPr>
+          <w:color w:val="1C00CE"/>
+          <w:spacing w:val="-20"/>
+          <w:lang w:val="en-US"/>
+        </w:rPr>
+        <w:t>2</w:t>
+      </w:r>
+      <w:r>
+        <w:rPr>
+          <w:color w:val="000000"/>
+          <w:spacing w:val="-20"/>
+          <w:lang w:val="en-US"/>
+        </w:rPr>
+        <w:t xml:space="preserve">, </w:t>
+      </w:r>
+      <w:r>
+        <w:rPr>
+          <w:color w:val="1C00CE"/>
+          <w:spacing w:val="-20"/>
+          <w:lang w:val="en-US"/>
+        </w:rPr>
+        <w:t>2</w:t>
+      </w:r>
+      <w:r>
+        <w:rPr>
+          <w:color w:val="000000"/>
+          <w:spacing w:val="-20"/>
+          <w:lang w:val="en-US"/>
+        </w:rPr>
+        <w:t>));</w:t>
+      </w:r>
+      <w:r>
+        <w:rPr>
+          <w:color w:val="000000"/>
+          <w:spacing w:val="-20"/>
+          <w:lang w:val="en-US"/>
+        </w:rPr>
+        <w:br/>
+      </w:r>
+      <w:r>
+        <w:rPr>
+          <w:color w:val="000000"/>
+          <w:spacing w:val="-20"/>
+          <w:lang w:val="en-US"/>
+        </w:rPr>
+        <w:lastRenderedPageBreak/>
+        <w:t xml:space="preserve">    }</w:t>
+      </w:r>
+      <w:r>
+        <w:rPr>
+          <w:color w:val="000000"/>
+          <w:spacing w:val="-20"/>
+          <w:lang w:val="en-US"/>
+        </w:rPr>
+        <w:br/>
+        <w:t>}</w:t>
+      </w:r>
+      <w:r>
+        <w:rPr>
+          <w:color w:val="000000"/>
+          <w:spacing w:val="-20"/>
+          <w:lang w:val="en-US"/>
+        </w:rPr>
+        <w:br/>
+      </w:r>
+      <w:r>
+        <w:rPr>
+          <w:color w:val="000000"/>
+          <w:spacing w:val="-20"/>
+          <w:lang w:val="en-US"/>
+        </w:rPr>
+        <w:br/>
+      </w:r>
+      <w:r>
+        <w:rPr>
+          <w:color w:val="AA0D91"/>
+          <w:spacing w:val="-20"/>
+          <w:lang w:val="en-US"/>
+        </w:rPr>
+        <w:t xml:space="preserve">void </w:t>
+      </w:r>
+      <w:r>
+        <w:rPr>
+          <w:color w:val="008080"/>
+          <w:spacing w:val="-20"/>
+          <w:lang w:val="en-US"/>
+        </w:rPr>
+        <w:t>Tree</w:t>
+      </w:r>
+      <w:r>
+        <w:rPr>
+          <w:color w:val="000000"/>
+          <w:spacing w:val="-20"/>
+          <w:lang w:val="en-US"/>
+        </w:rPr>
+        <w:t>::DFS() {</w:t>
+      </w:r>
+      <w:r>
+        <w:rPr>
+          <w:color w:val="000000"/>
+          <w:spacing w:val="-20"/>
+          <w:lang w:val="en-US"/>
+        </w:rPr>
+        <w:br/>
+        <w:t xml:space="preserve">    </w:t>
+      </w:r>
+      <w:r>
+        <w:rPr>
+          <w:color w:val="AA0D91"/>
+          <w:spacing w:val="-20"/>
+          <w:lang w:val="en-US"/>
+        </w:rPr>
+        <w:t xml:space="preserve">if </w:t>
+      </w:r>
+      <w:r>
+        <w:rPr>
+          <w:color w:val="000000"/>
+          <w:spacing w:val="-20"/>
+          <w:lang w:val="en-US"/>
+        </w:rPr>
+        <w:t>(</w:t>
+      </w:r>
+      <w:r>
+        <w:rPr>
+          <w:color w:val="660E7A"/>
+          <w:spacing w:val="-20"/>
+          <w:lang w:val="en-US"/>
+        </w:rPr>
+        <w:t xml:space="preserve">root </w:t>
+      </w:r>
+      <w:r>
+        <w:rPr>
+          <w:color w:val="000000"/>
+          <w:spacing w:val="-20"/>
+          <w:lang w:val="en-US"/>
+        </w:rPr>
+        <w:t xml:space="preserve">== </w:t>
+      </w:r>
+      <w:r>
+        <w:rPr>
+          <w:color w:val="AA0D91"/>
+          <w:spacing w:val="-20"/>
+          <w:lang w:val="en-US"/>
+        </w:rPr>
+        <w:t>nullptr</w:t>
+      </w:r>
+      <w:r>
+        <w:rPr>
+          <w:color w:val="000000"/>
+          <w:spacing w:val="-20"/>
+          <w:lang w:val="en-US"/>
+        </w:rPr>
+        <w:t>) {</w:t>
+      </w:r>
+      <w:r>
+        <w:rPr>
+          <w:color w:val="000000"/>
+          <w:spacing w:val="-20"/>
+          <w:lang w:val="en-US"/>
+        </w:rPr>
+        <w:br/>
+        <w:t xml:space="preserve">        </w:t>
+      </w:r>
+      <w:r>
+        <w:rPr>
+          <w:color w:val="008080"/>
+          <w:spacing w:val="-20"/>
+          <w:lang w:val="en-US"/>
+        </w:rPr>
+        <w:t>std</w:t>
+      </w:r>
+      <w:r>
+        <w:rPr>
+          <w:color w:val="000000"/>
+          <w:spacing w:val="-20"/>
+          <w:lang w:val="en-US"/>
+        </w:rPr>
+        <w:t xml:space="preserve">::cout </w:t>
+      </w:r>
+      <w:r>
+        <w:rPr>
+          <w:color w:val="008080"/>
+          <w:spacing w:val="-20"/>
+          <w:lang w:val="en-US"/>
+        </w:rPr>
+        <w:t xml:space="preserve">&lt;&lt; </w:t>
+      </w:r>
+      <w:r>
+        <w:rPr>
+          <w:color w:val="C41A16"/>
+          <w:spacing w:val="-20"/>
+          <w:lang w:val="en-US"/>
+        </w:rPr>
+        <w:t xml:space="preserve">"Tree is empty!" </w:t>
+      </w:r>
+      <w:r>
+        <w:rPr>
+          <w:color w:val="008080"/>
+          <w:spacing w:val="-20"/>
+          <w:lang w:val="en-US"/>
+        </w:rPr>
+        <w:t>&lt;&lt; std</w:t>
+      </w:r>
+      <w:r>
+        <w:rPr>
+          <w:color w:val="000000"/>
+          <w:spacing w:val="-20"/>
+          <w:lang w:val="en-US"/>
+        </w:rPr>
+        <w:t>::</w:t>
+      </w:r>
+      <w:r>
+        <w:rPr>
+          <w:color w:val="B2279A"/>
+          <w:spacing w:val="-20"/>
+          <w:lang w:val="en-US"/>
+        </w:rPr>
+        <w:t>endl</w:t>
+      </w:r>
+      <w:r>
+        <w:rPr>
+          <w:color w:val="000000"/>
+          <w:spacing w:val="-20"/>
+          <w:lang w:val="en-US"/>
+        </w:rPr>
+        <w:t>;</w:t>
+      </w:r>
+      <w:r>
+        <w:rPr>
+          <w:color w:val="000000"/>
+          <w:spacing w:val="-20"/>
+          <w:lang w:val="en-US"/>
+        </w:rPr>
+        <w:br/>
+        <w:t xml:space="preserve">        </w:t>
+      </w:r>
+      <w:r>
+        <w:rPr>
+          <w:color w:val="AA0D91"/>
+          <w:spacing w:val="-20"/>
+          <w:lang w:val="en-US"/>
+        </w:rPr>
+        <w:t>return</w:t>
+      </w:r>
+      <w:r>
+        <w:rPr>
+          <w:color w:val="000000"/>
+          <w:spacing w:val="-20"/>
+          <w:lang w:val="en-US"/>
+        </w:rPr>
+        <w:t>;</w:t>
+      </w:r>
+      <w:r>
+        <w:rPr>
+          <w:color w:val="000000"/>
+          <w:spacing w:val="-20"/>
+          <w:lang w:val="en-US"/>
+        </w:rPr>
+        <w:br/>
+        <w:t xml:space="preserve">    }</w:t>
+      </w:r>
+      <w:r>
+        <w:rPr>
+          <w:color w:val="000000"/>
+          <w:spacing w:val="-20"/>
+          <w:lang w:val="en-US"/>
+        </w:rPr>
+        <w:br/>
+      </w:r>
+      <w:r>
+        <w:rPr>
+          <w:color w:val="000000"/>
+          <w:spacing w:val="-20"/>
+          <w:lang w:val="en-US"/>
+        </w:rPr>
+        <w:br/>
+        <w:t xml:space="preserve">    </w:t>
+      </w:r>
+      <w:r>
+        <w:rPr>
+          <w:color w:val="008080"/>
+          <w:spacing w:val="-20"/>
+          <w:lang w:val="en-US"/>
+        </w:rPr>
+        <w:t>STACK</w:t>
+      </w:r>
+      <w:r>
+        <w:rPr>
+          <w:color w:val="000000"/>
+          <w:spacing w:val="-20"/>
+          <w:lang w:val="en-US"/>
+        </w:rPr>
+        <w:t>&lt;</w:t>
+      </w:r>
+      <w:r>
+        <w:rPr>
+          <w:color w:val="008080"/>
+          <w:spacing w:val="-20"/>
+          <w:lang w:val="en-US"/>
+        </w:rPr>
+        <w:t xml:space="preserve">Node </w:t>
+      </w:r>
+      <w:r>
+        <w:rPr>
+          <w:color w:val="000000"/>
+          <w:spacing w:val="-20"/>
+          <w:lang w:val="en-US"/>
+        </w:rPr>
+        <w:t>*&gt; stack(</w:t>
+      </w:r>
+      <w:r>
+        <w:rPr>
+          <w:color w:val="1C00CE"/>
+          <w:spacing w:val="-20"/>
+          <w:lang w:val="en-US"/>
+        </w:rPr>
+        <w:t>100</w:t>
+      </w:r>
+      <w:r>
+        <w:rPr>
+          <w:color w:val="000000"/>
+          <w:spacing w:val="-20"/>
+          <w:lang w:val="en-US"/>
+        </w:rPr>
+        <w:t>);</w:t>
+      </w:r>
+      <w:r>
+        <w:rPr>
+          <w:color w:val="000000"/>
+          <w:spacing w:val="-20"/>
+          <w:lang w:val="en-US"/>
+        </w:rPr>
+        <w:br/>
+        <w:t xml:space="preserve">    stack.</w:t>
+      </w:r>
+      <w:r>
+        <w:rPr>
+          <w:color w:val="B2279A"/>
+          <w:spacing w:val="-20"/>
+          <w:lang w:val="en-US"/>
+        </w:rPr>
+        <w:t>push</w:t>
+      </w:r>
+      <w:r>
+        <w:rPr>
+          <w:color w:val="000000"/>
+          <w:spacing w:val="-20"/>
+          <w:lang w:val="en-US"/>
+        </w:rPr>
+        <w:t>(</w:t>
+      </w:r>
+      <w:r>
+        <w:rPr>
+          <w:color w:val="660E7A"/>
+          <w:spacing w:val="-20"/>
+          <w:lang w:val="en-US"/>
+        </w:rPr>
+        <w:t>root</w:t>
+      </w:r>
+      <w:r>
+        <w:rPr>
+          <w:color w:val="000000"/>
+          <w:spacing w:val="-20"/>
+          <w:lang w:val="en-US"/>
+        </w:rPr>
+        <w:t>);</w:t>
+      </w:r>
+      <w:r>
+        <w:rPr>
+          <w:color w:val="000000"/>
+          <w:spacing w:val="-20"/>
+          <w:lang w:val="en-US"/>
+        </w:rPr>
+        <w:br/>
+        <w:t xml:space="preserve">    </w:t>
+      </w:r>
+      <w:r>
+        <w:rPr>
+          <w:color w:val="008080"/>
+          <w:spacing w:val="-20"/>
+          <w:lang w:val="en-US"/>
+        </w:rPr>
+        <w:t>std</w:t>
+      </w:r>
+      <w:r>
+        <w:rPr>
+          <w:color w:val="000000"/>
+          <w:spacing w:val="-20"/>
+          <w:lang w:val="en-US"/>
+        </w:rPr>
+        <w:t xml:space="preserve">::cout </w:t>
+      </w:r>
+      <w:r>
+        <w:rPr>
+          <w:color w:val="008080"/>
+          <w:spacing w:val="-20"/>
+          <w:lang w:val="en-US"/>
+        </w:rPr>
+        <w:t xml:space="preserve">&lt;&lt; </w:t>
+      </w:r>
+      <w:r>
+        <w:rPr>
+          <w:color w:val="C41A16"/>
+          <w:spacing w:val="-20"/>
+          <w:lang w:val="en-US"/>
+        </w:rPr>
+        <w:t>"DFS traversal: "</w:t>
+      </w:r>
+      <w:r>
+        <w:rPr>
+          <w:color w:val="000000"/>
+          <w:spacing w:val="-20"/>
+          <w:lang w:val="en-US"/>
+        </w:rPr>
+        <w:t>;</w:t>
+      </w:r>
+      <w:r>
+        <w:rPr>
+          <w:color w:val="000000"/>
+          <w:spacing w:val="-20"/>
+          <w:lang w:val="en-US"/>
+        </w:rPr>
+        <w:br/>
+        <w:t xml:space="preserve">    </w:t>
+      </w:r>
+      <w:r>
+        <w:rPr>
+          <w:color w:val="AA0D91"/>
+          <w:spacing w:val="-20"/>
+          <w:lang w:val="en-US"/>
+        </w:rPr>
+        <w:t xml:space="preserve">while </w:t>
+      </w:r>
+      <w:r>
+        <w:rPr>
+          <w:color w:val="000000"/>
+          <w:spacing w:val="-20"/>
+          <w:lang w:val="en-US"/>
+        </w:rPr>
+        <w:t>(!stack.</w:t>
+      </w:r>
+      <w:r>
+        <w:rPr>
+          <w:color w:val="B2279A"/>
+          <w:spacing w:val="-20"/>
+          <w:lang w:val="en-US"/>
+        </w:rPr>
+        <w:t>empty</w:t>
+      </w:r>
+      <w:r>
+        <w:rPr>
+          <w:color w:val="000000"/>
+          <w:spacing w:val="-20"/>
+          <w:lang w:val="en-US"/>
+        </w:rPr>
+        <w:t>()) {</w:t>
+      </w:r>
+      <w:r>
+        <w:rPr>
+          <w:color w:val="000000"/>
+          <w:spacing w:val="-20"/>
+          <w:lang w:val="en-US"/>
+        </w:rPr>
+        <w:br/>
+        <w:t xml:space="preserve">        </w:t>
+      </w:r>
+      <w:r>
+        <w:rPr>
+          <w:color w:val="008080"/>
+          <w:spacing w:val="-20"/>
+          <w:lang w:val="en-US"/>
+        </w:rPr>
+        <w:t xml:space="preserve">Node </w:t>
+      </w:r>
+      <w:r>
+        <w:rPr>
+          <w:color w:val="000000"/>
+          <w:spacing w:val="-20"/>
+          <w:lang w:val="en-US"/>
+        </w:rPr>
+        <w:t>*node = stack.</w:t>
+      </w:r>
+      <w:r>
+        <w:rPr>
+          <w:color w:val="B2279A"/>
+          <w:spacing w:val="-20"/>
+          <w:lang w:val="en-US"/>
+        </w:rPr>
+        <w:t>pop</w:t>
+      </w:r>
+      <w:r>
+        <w:rPr>
+          <w:color w:val="000000"/>
+          <w:spacing w:val="-20"/>
+          <w:lang w:val="en-US"/>
+        </w:rPr>
+        <w:t>();</w:t>
+      </w:r>
+      <w:r>
+        <w:rPr>
+          <w:color w:val="000000"/>
+          <w:spacing w:val="-20"/>
+          <w:lang w:val="en-US"/>
+        </w:rPr>
+        <w:br/>
+        <w:t xml:space="preserve">        </w:t>
+      </w:r>
+      <w:r>
+        <w:rPr>
+          <w:color w:val="008080"/>
+          <w:spacing w:val="-20"/>
+          <w:lang w:val="en-US"/>
+        </w:rPr>
+        <w:t>std</w:t>
+      </w:r>
+      <w:r>
+        <w:rPr>
+          <w:color w:val="000000"/>
+          <w:spacing w:val="-20"/>
+          <w:lang w:val="en-US"/>
+        </w:rPr>
+        <w:t xml:space="preserve">::cout </w:t>
+      </w:r>
+      <w:r>
+        <w:rPr>
+          <w:color w:val="008080"/>
+          <w:spacing w:val="-20"/>
+          <w:lang w:val="en-US"/>
+        </w:rPr>
+        <w:t xml:space="preserve">&lt;&lt; </w:t>
+      </w:r>
+      <w:r>
+        <w:rPr>
+          <w:color w:val="000000"/>
+          <w:spacing w:val="-20"/>
+          <w:lang w:val="en-US"/>
+        </w:rPr>
+        <w:t>node-&gt;</w:t>
+      </w:r>
+      <w:r>
+        <w:rPr>
+          <w:color w:val="660E7A"/>
+          <w:spacing w:val="-20"/>
+          <w:lang w:val="en-US"/>
+        </w:rPr>
+        <w:t xml:space="preserve">label </w:t>
+      </w:r>
+      <w:r>
+        <w:rPr>
+          <w:color w:val="008080"/>
+          <w:spacing w:val="-20"/>
+          <w:lang w:val="en-US"/>
+        </w:rPr>
+        <w:t xml:space="preserve">&lt;&lt; </w:t>
+      </w:r>
+      <w:r>
+        <w:rPr>
+          <w:color w:val="C41A16"/>
+          <w:spacing w:val="-20"/>
+          <w:lang w:val="en-US"/>
+        </w:rPr>
+        <w:t>' '</w:t>
+      </w:r>
+      <w:r>
+        <w:rPr>
+          <w:color w:val="000000"/>
+          <w:spacing w:val="-20"/>
+          <w:lang w:val="en-US"/>
+        </w:rPr>
+        <w:t>;</w:t>
+      </w:r>
+      <w:r>
+        <w:rPr>
+          <w:color w:val="000000"/>
+          <w:spacing w:val="-20"/>
+          <w:lang w:val="en-US"/>
+        </w:rPr>
+        <w:br/>
+        <w:t xml:space="preserve">        </w:t>
+      </w:r>
+      <w:r>
+        <w:rPr>
+          <w:color w:val="AA0D91"/>
+          <w:spacing w:val="-20"/>
+          <w:lang w:val="en-US"/>
+        </w:rPr>
+        <w:t xml:space="preserve">if </w:t>
+      </w:r>
+      <w:r>
+        <w:rPr>
+          <w:color w:val="000000"/>
+          <w:spacing w:val="-20"/>
+          <w:lang w:val="en-US"/>
+        </w:rPr>
+        <w:t>(node-&gt;</w:t>
+      </w:r>
+      <w:r>
+        <w:rPr>
+          <w:color w:val="660E7A"/>
+          <w:spacing w:val="-20"/>
+          <w:lang w:val="en-US"/>
+        </w:rPr>
+        <w:t>right</w:t>
+      </w:r>
+      <w:r>
+        <w:rPr>
+          <w:color w:val="000000"/>
+          <w:spacing w:val="-20"/>
+          <w:lang w:val="en-US"/>
+        </w:rPr>
+        <w:t>)</w:t>
+      </w:r>
+      <w:r>
+        <w:rPr>
+          <w:color w:val="000000"/>
+          <w:spacing w:val="-20"/>
+          <w:lang w:val="en-US"/>
+        </w:rPr>
+        <w:br/>
+        <w:t xml:space="preserve">            stack.</w:t>
+      </w:r>
+      <w:r>
+        <w:rPr>
+          <w:color w:val="B2279A"/>
+          <w:spacing w:val="-20"/>
+          <w:lang w:val="en-US"/>
+        </w:rPr>
+        <w:t>push</w:t>
+      </w:r>
+      <w:r>
+        <w:rPr>
+          <w:color w:val="000000"/>
+          <w:spacing w:val="-20"/>
+          <w:lang w:val="en-US"/>
+        </w:rPr>
+        <w:t>(node-&gt;</w:t>
+      </w:r>
+      <w:r>
+        <w:rPr>
+          <w:color w:val="660E7A"/>
+          <w:spacing w:val="-20"/>
+          <w:lang w:val="en-US"/>
+        </w:rPr>
+        <w:t>right</w:t>
+      </w:r>
+      <w:r>
+        <w:rPr>
+          <w:color w:val="000000"/>
+          <w:spacing w:val="-20"/>
+          <w:lang w:val="en-US"/>
+        </w:rPr>
+        <w:t>);</w:t>
+      </w:r>
+      <w:r>
+        <w:rPr>
+          <w:color w:val="000000"/>
+          <w:spacing w:val="-20"/>
+          <w:lang w:val="en-US"/>
+        </w:rPr>
+        <w:br/>
+        <w:t xml:space="preserve">        </w:t>
+      </w:r>
+      <w:r>
+        <w:rPr>
+          <w:color w:val="AA0D91"/>
+          <w:spacing w:val="-20"/>
+          <w:lang w:val="en-US"/>
+        </w:rPr>
+        <w:t xml:space="preserve">if </w:t>
+      </w:r>
+      <w:r>
+        <w:rPr>
+          <w:color w:val="000000"/>
+          <w:spacing w:val="-20"/>
+          <w:lang w:val="en-US"/>
+        </w:rPr>
+        <w:t>(node-&gt;</w:t>
+      </w:r>
+      <w:r>
+        <w:rPr>
+          <w:color w:val="660E7A"/>
+          <w:spacing w:val="-20"/>
+          <w:lang w:val="en-US"/>
+        </w:rPr>
+        <w:t>left</w:t>
+      </w:r>
+      <w:r>
+        <w:rPr>
+          <w:color w:val="000000"/>
+          <w:spacing w:val="-20"/>
+          <w:lang w:val="en-US"/>
+        </w:rPr>
+        <w:t>)</w:t>
+      </w:r>
+      <w:r>
+        <w:rPr>
+          <w:color w:val="000000"/>
+          <w:spacing w:val="-20"/>
+          <w:lang w:val="en-US"/>
+        </w:rPr>
+        <w:br/>
+        <w:t xml:space="preserve">            stack.</w:t>
+      </w:r>
+      <w:r>
+        <w:rPr>
+          <w:color w:val="B2279A"/>
+          <w:spacing w:val="-20"/>
+          <w:lang w:val="en-US"/>
+        </w:rPr>
+        <w:t>push</w:t>
+      </w:r>
+      <w:r>
+        <w:rPr>
+          <w:color w:val="000000"/>
+          <w:spacing w:val="-20"/>
+          <w:lang w:val="en-US"/>
+        </w:rPr>
+        <w:t>(node-&gt;</w:t>
+      </w:r>
+      <w:r>
+        <w:rPr>
+          <w:color w:val="660E7A"/>
+          <w:spacing w:val="-20"/>
+          <w:lang w:val="en-US"/>
+        </w:rPr>
+        <w:t>left</w:t>
+      </w:r>
+      <w:r>
+        <w:rPr>
+          <w:color w:val="000000"/>
+          <w:spacing w:val="-20"/>
+          <w:lang w:val="en-US"/>
+        </w:rPr>
+        <w:t>);</w:t>
+      </w:r>
+      <w:r>
+        <w:rPr>
+          <w:color w:val="000000"/>
+          <w:spacing w:val="-20"/>
+          <w:lang w:val="en-US"/>
+        </w:rPr>
+        <w:br/>
+        <w:t xml:space="preserve">    }</w:t>
+      </w:r>
+      <w:r>
+        <w:rPr>
+          <w:color w:val="000000"/>
+          <w:spacing w:val="-20"/>
+          <w:lang w:val="en-US"/>
+        </w:rPr>
+        <w:br/>
+        <w:t xml:space="preserve">    </w:t>
+      </w:r>
+      <w:r>
+        <w:rPr>
+          <w:color w:val="008080"/>
+          <w:spacing w:val="-20"/>
+          <w:lang w:val="en-US"/>
+        </w:rPr>
+        <w:t>std</w:t>
+      </w:r>
+      <w:r>
+        <w:rPr>
+          <w:color w:val="000000"/>
+          <w:spacing w:val="-20"/>
+          <w:lang w:val="en-US"/>
+        </w:rPr>
+        <w:t xml:space="preserve">::cout </w:t>
+      </w:r>
+      <w:r>
+        <w:rPr>
+          <w:color w:val="008080"/>
+          <w:spacing w:val="-20"/>
+          <w:lang w:val="en-US"/>
+        </w:rPr>
+        <w:t>&lt;&lt; std</w:t>
+      </w:r>
+      <w:r>
+        <w:rPr>
+          <w:color w:val="000000"/>
+          <w:spacing w:val="-20"/>
+          <w:lang w:val="en-US"/>
+        </w:rPr>
+        <w:t>::</w:t>
+      </w:r>
+      <w:r>
+        <w:rPr>
+          <w:color w:val="B2279A"/>
+          <w:spacing w:val="-20"/>
+          <w:lang w:val="en-US"/>
+        </w:rPr>
+        <w:t>endl</w:t>
+      </w:r>
+      <w:r>
+        <w:rPr>
+          <w:color w:val="000000"/>
+          <w:spacing w:val="-20"/>
+          <w:lang w:val="en-US"/>
+        </w:rPr>
+        <w:t>;</w:t>
+      </w:r>
+      <w:r>
+        <w:rPr>
+          <w:color w:val="000000"/>
+          <w:spacing w:val="-20"/>
+          <w:lang w:val="en-US"/>
+        </w:rPr>
+        <w:br/>
+        <w:t>}</w:t>
+      </w:r>
+      <w:r>
+        <w:rPr>
+          <w:color w:val="000000"/>
+          <w:spacing w:val="-20"/>
+          <w:lang w:val="en-US"/>
+        </w:rPr>
+        <w:br/>
+      </w:r>
+      <w:r>
+        <w:rPr>
+          <w:color w:val="000000"/>
+          <w:spacing w:val="-20"/>
+          <w:lang w:val="en-US"/>
+        </w:rPr>
+        <w:br/>
+      </w:r>
+      <w:r>
+        <w:rPr>
+          <w:color w:val="AA0D91"/>
+          <w:spacing w:val="-20"/>
+          <w:lang w:val="en-US"/>
+        </w:rPr>
+        <w:t xml:space="preserve">int </w:t>
+      </w:r>
+      <w:r>
+        <w:rPr>
+          <w:color w:val="008080"/>
+          <w:spacing w:val="-20"/>
+          <w:lang w:val="en-US"/>
+        </w:rPr>
+        <w:t>Tree</w:t>
+      </w:r>
+      <w:r>
+        <w:rPr>
+          <w:color w:val="000000"/>
+          <w:spacing w:val="-20"/>
+          <w:lang w:val="en-US"/>
+        </w:rPr>
+        <w:t>::GetLeftSubtreeHeight() {</w:t>
+      </w:r>
+      <w:r>
+        <w:rPr>
+          <w:color w:val="000000"/>
+          <w:spacing w:val="-20"/>
+          <w:lang w:val="en-US"/>
+        </w:rPr>
+        <w:br/>
+        <w:t xml:space="preserve">    </w:t>
+      </w:r>
+      <w:r>
+        <w:rPr>
+          <w:color w:val="AA0D91"/>
+          <w:spacing w:val="-20"/>
+          <w:lang w:val="en-US"/>
+        </w:rPr>
+        <w:t xml:space="preserve">if </w:t>
+      </w:r>
+      <w:r>
+        <w:rPr>
+          <w:color w:val="000000"/>
+          <w:spacing w:val="-20"/>
+          <w:lang w:val="en-US"/>
+        </w:rPr>
+        <w:t>(</w:t>
+      </w:r>
+      <w:r>
+        <w:rPr>
+          <w:color w:val="660E7A"/>
+          <w:spacing w:val="-20"/>
+          <w:lang w:val="en-US"/>
+        </w:rPr>
+        <w:t xml:space="preserve">root </w:t>
+      </w:r>
+      <w:r>
+        <w:rPr>
+          <w:color w:val="000000"/>
+          <w:spacing w:val="-20"/>
+          <w:lang w:val="en-US"/>
+        </w:rPr>
+        <w:t xml:space="preserve">== </w:t>
+      </w:r>
+      <w:r>
+        <w:rPr>
+          <w:color w:val="AA0D91"/>
+          <w:spacing w:val="-20"/>
+          <w:lang w:val="en-US"/>
+        </w:rPr>
+        <w:t xml:space="preserve">nullptr </w:t>
+      </w:r>
+      <w:r>
+        <w:rPr>
+          <w:color w:val="000000"/>
+          <w:spacing w:val="-20"/>
+          <w:lang w:val="en-US"/>
+        </w:rPr>
+        <w:t xml:space="preserve">|| </w:t>
+      </w:r>
+      <w:r>
+        <w:rPr>
+          <w:color w:val="660E7A"/>
+          <w:spacing w:val="-20"/>
+          <w:lang w:val="en-US"/>
+        </w:rPr>
+        <w:t>root</w:t>
+      </w:r>
+      <w:r>
+        <w:rPr>
+          <w:color w:val="000000"/>
+          <w:spacing w:val="-20"/>
+          <w:lang w:val="en-US"/>
+        </w:rPr>
+        <w:t>-&gt;</w:t>
+      </w:r>
+      <w:r>
+        <w:rPr>
+          <w:color w:val="660E7A"/>
+          <w:spacing w:val="-20"/>
+          <w:lang w:val="en-US"/>
+        </w:rPr>
+        <w:t xml:space="preserve">left </w:t>
+      </w:r>
+      <w:r>
+        <w:rPr>
+          <w:color w:val="000000"/>
+          <w:spacing w:val="-20"/>
+          <w:lang w:val="en-US"/>
+        </w:rPr>
+        <w:t xml:space="preserve">== </w:t>
+      </w:r>
+      <w:r>
+        <w:rPr>
+          <w:color w:val="AA0D91"/>
+          <w:spacing w:val="-20"/>
+          <w:lang w:val="en-US"/>
+        </w:rPr>
+        <w:t>nullptr</w:t>
+      </w:r>
+      <w:r>
+        <w:rPr>
+          <w:color w:val="000000"/>
+          <w:spacing w:val="-20"/>
+          <w:lang w:val="en-US"/>
+        </w:rPr>
+        <w:t>) {</w:t>
+      </w:r>
+      <w:r>
+        <w:rPr>
+          <w:color w:val="000000"/>
+          <w:spacing w:val="-20"/>
+          <w:lang w:val="en-US"/>
+        </w:rPr>
+        <w:br/>
+        <w:t xml:space="preserve">        </w:t>
+      </w:r>
+      <w:r>
+        <w:rPr>
+          <w:color w:val="AA0D91"/>
+          <w:spacing w:val="-20"/>
+          <w:lang w:val="en-US"/>
+        </w:rPr>
+        <w:t xml:space="preserve">return </w:t>
+      </w:r>
+      <w:r>
+        <w:rPr>
+          <w:color w:val="1C00CE"/>
+          <w:spacing w:val="-20"/>
+          <w:lang w:val="en-US"/>
+        </w:rPr>
+        <w:t>0</w:t>
+      </w:r>
+      <w:r>
+        <w:rPr>
+          <w:color w:val="000000"/>
+          <w:spacing w:val="-20"/>
+          <w:lang w:val="en-US"/>
+        </w:rPr>
+        <w:t>;</w:t>
+      </w:r>
+      <w:r>
+        <w:rPr>
+          <w:color w:val="000000"/>
+          <w:spacing w:val="-20"/>
+          <w:lang w:val="en-US"/>
+        </w:rPr>
+        <w:br/>
+        <w:t xml:space="preserve">    }</w:t>
+      </w:r>
+      <w:r>
+        <w:rPr>
+          <w:color w:val="000000"/>
+          <w:spacing w:val="-20"/>
+          <w:lang w:val="en-US"/>
+        </w:rPr>
+        <w:br/>
+      </w:r>
+      <w:r>
+        <w:rPr>
+          <w:color w:val="000000"/>
+          <w:spacing w:val="-20"/>
+          <w:lang w:val="en-US"/>
+        </w:rPr>
+        <w:br/>
+        <w:t xml:space="preserve">    </w:t>
+      </w:r>
+      <w:r>
+        <w:rPr>
+          <w:color w:val="AA0D91"/>
+          <w:spacing w:val="-20"/>
+          <w:lang w:val="en-US"/>
+        </w:rPr>
+        <w:t xml:space="preserve">return </w:t>
+      </w:r>
+      <w:r>
+        <w:rPr>
+          <w:color w:val="B2279A"/>
+          <w:spacing w:val="-20"/>
+          <w:lang w:val="en-US"/>
+        </w:rPr>
+        <w:t>GetHeight</w:t>
+      </w:r>
+      <w:r>
+        <w:rPr>
+          <w:color w:val="000000"/>
+          <w:spacing w:val="-20"/>
+          <w:lang w:val="en-US"/>
+        </w:rPr>
+        <w:t>(</w:t>
+      </w:r>
+      <w:r>
+        <w:rPr>
+          <w:color w:val="660E7A"/>
+          <w:spacing w:val="-20"/>
+          <w:lang w:val="en-US"/>
+        </w:rPr>
+        <w:t>root</w:t>
+      </w:r>
+      <w:r>
+        <w:rPr>
+          <w:color w:val="000000"/>
+          <w:spacing w:val="-20"/>
+          <w:lang w:val="en-US"/>
+        </w:rPr>
+        <w:t>-&gt;</w:t>
+      </w:r>
+      <w:r>
+        <w:rPr>
+          <w:color w:val="660E7A"/>
+          <w:spacing w:val="-20"/>
+          <w:lang w:val="en-US"/>
+        </w:rPr>
+        <w:t>left</w:t>
+      </w:r>
+      <w:r>
+        <w:rPr>
+          <w:color w:val="000000"/>
+          <w:spacing w:val="-20"/>
+          <w:lang w:val="en-US"/>
+        </w:rPr>
+        <w:t>);</w:t>
+      </w:r>
+      <w:r>
+        <w:rPr>
+          <w:color w:val="000000"/>
+          <w:spacing w:val="-20"/>
+          <w:lang w:val="en-US"/>
+        </w:rPr>
+        <w:br/>
+        <w:t>}</w:t>
+      </w:r>
+      <w:r>
+        <w:rPr>
+          <w:color w:val="000000"/>
+          <w:spacing w:val="-20"/>
+          <w:lang w:val="en-US"/>
+        </w:rPr>
+        <w:br/>
+      </w:r>
+      <w:r>
+        <w:rPr>
+          <w:color w:val="000000"/>
+          <w:spacing w:val="-20"/>
+          <w:lang w:val="en-US"/>
+        </w:rPr>
+        <w:br/>
+      </w:r>
+      <w:r>
+        <w:rPr>
+          <w:color w:val="AA0D91"/>
+          <w:spacing w:val="-20"/>
+          <w:lang w:val="en-US"/>
+        </w:rPr>
+        <w:t xml:space="preserve">int </w:t>
+      </w:r>
+      <w:r>
+        <w:rPr>
+          <w:color w:val="008080"/>
+          <w:spacing w:val="-20"/>
+          <w:lang w:val="en-US"/>
+        </w:rPr>
+        <w:t>Tree</w:t>
+      </w:r>
+      <w:r>
+        <w:rPr>
+          <w:color w:val="000000"/>
+          <w:spacing w:val="-20"/>
+          <w:lang w:val="en-US"/>
+        </w:rPr>
+        <w:t>::GetHeight(</w:t>
+      </w:r>
+      <w:r>
+        <w:rPr>
+          <w:color w:val="008080"/>
+          <w:spacing w:val="-20"/>
+          <w:lang w:val="en-US"/>
+        </w:rPr>
+        <w:t xml:space="preserve">Node </w:t>
+      </w:r>
+      <w:r>
+        <w:rPr>
+          <w:color w:val="000000"/>
+          <w:spacing w:val="-20"/>
+          <w:lang w:val="en-US"/>
+        </w:rPr>
+        <w:t>*node) {</w:t>
+      </w:r>
+      <w:r>
+        <w:rPr>
+          <w:color w:val="000000"/>
+          <w:spacing w:val="-20"/>
+          <w:lang w:val="en-US"/>
+        </w:rPr>
+        <w:br/>
+        <w:t xml:space="preserve">    </w:t>
+      </w:r>
+      <w:r>
+        <w:rPr>
+          <w:color w:val="AA0D91"/>
+          <w:spacing w:val="-20"/>
+          <w:lang w:val="en-US"/>
+        </w:rPr>
+        <w:t xml:space="preserve">if </w:t>
+      </w:r>
+      <w:r>
+        <w:rPr>
+          <w:color w:val="000000"/>
+          <w:spacing w:val="-20"/>
+          <w:lang w:val="en-US"/>
+        </w:rPr>
+        <w:t xml:space="preserve">(node == </w:t>
+      </w:r>
+      <w:r>
+        <w:rPr>
+          <w:color w:val="AA0D91"/>
+          <w:spacing w:val="-20"/>
+          <w:lang w:val="en-US"/>
+        </w:rPr>
+        <w:t>nullptr</w:t>
+      </w:r>
+      <w:r>
+        <w:rPr>
+          <w:color w:val="000000"/>
+          <w:spacing w:val="-20"/>
+          <w:lang w:val="en-US"/>
+        </w:rPr>
+        <w:t>) {</w:t>
+      </w:r>
+      <w:r>
+        <w:rPr>
+          <w:color w:val="000000"/>
+          <w:spacing w:val="-20"/>
+          <w:lang w:val="en-US"/>
+        </w:rPr>
+        <w:br/>
+        <w:t xml:space="preserve">        </w:t>
+      </w:r>
+      <w:r>
+        <w:rPr>
+          <w:color w:val="AA0D91"/>
+          <w:spacing w:val="-20"/>
+          <w:lang w:val="en-US"/>
+        </w:rPr>
+        <w:t xml:space="preserve">return </w:t>
+      </w:r>
+      <w:r>
+        <w:rPr>
+          <w:color w:val="1C00CE"/>
+          <w:spacing w:val="-20"/>
+          <w:lang w:val="en-US"/>
+        </w:rPr>
+        <w:t>0</w:t>
+      </w:r>
+      <w:r>
+        <w:rPr>
+          <w:color w:val="000000"/>
+          <w:spacing w:val="-20"/>
+          <w:lang w:val="en-US"/>
+        </w:rPr>
+        <w:t>;</w:t>
+      </w:r>
+      <w:r>
+        <w:rPr>
+          <w:color w:val="000000"/>
+          <w:spacing w:val="-20"/>
+          <w:lang w:val="en-US"/>
+        </w:rPr>
+        <w:br/>
+        <w:t xml:space="preserve">    }</w:t>
+      </w:r>
+      <w:r>
+        <w:rPr>
+          <w:color w:val="000000"/>
+          <w:spacing w:val="-20"/>
+          <w:lang w:val="en-US"/>
+        </w:rPr>
+        <w:br/>
+      </w:r>
+      <w:r>
+        <w:rPr>
+          <w:color w:val="000000"/>
+          <w:spacing w:val="-20"/>
+          <w:lang w:val="en-US"/>
+        </w:rPr>
+        <w:br/>
+        <w:t xml:space="preserve">    </w:t>
+      </w:r>
+      <w:r>
+        <w:rPr>
+          <w:color w:val="AA0D91"/>
+          <w:spacing w:val="-20"/>
+          <w:lang w:val="en-US"/>
+        </w:rPr>
+        <w:t xml:space="preserve">return </w:t>
+      </w:r>
+      <w:r>
+        <w:rPr>
+          <w:color w:val="1C00CE"/>
+          <w:spacing w:val="-20"/>
+          <w:lang w:val="en-US"/>
+        </w:rPr>
+        <w:t xml:space="preserve">1 </w:t>
+      </w:r>
+      <w:r>
+        <w:rPr>
+          <w:color w:val="000000"/>
+          <w:spacing w:val="-20"/>
+          <w:lang w:val="en-US"/>
+        </w:rPr>
+        <w:t xml:space="preserve">+ </w:t>
+      </w:r>
+      <w:r>
+        <w:rPr>
+          <w:color w:val="008080"/>
+          <w:spacing w:val="-20"/>
+          <w:lang w:val="en-US"/>
+        </w:rPr>
+        <w:t>std</w:t>
+      </w:r>
+      <w:r>
+        <w:rPr>
+          <w:color w:val="000000"/>
+          <w:spacing w:val="-20"/>
+          <w:lang w:val="en-US"/>
+        </w:rPr>
+        <w:t>::</w:t>
+      </w:r>
+      <w:r>
+        <w:rPr>
+          <w:color w:val="B2279A"/>
+          <w:spacing w:val="-20"/>
+          <w:lang w:val="en-US"/>
+        </w:rPr>
+        <w:t>max</w:t>
+      </w:r>
+      <w:r>
+        <w:rPr>
+          <w:color w:val="000000"/>
+          <w:spacing w:val="-20"/>
+          <w:lang w:val="en-US"/>
+        </w:rPr>
+        <w:t>(</w:t>
+      </w:r>
+      <w:r>
+        <w:rPr>
+          <w:color w:val="B2279A"/>
+          <w:spacing w:val="-20"/>
+          <w:lang w:val="en-US"/>
+        </w:rPr>
+        <w:t>GetHeight</w:t>
+      </w:r>
+      <w:r>
+        <w:rPr>
+          <w:color w:val="000000"/>
+          <w:spacing w:val="-20"/>
+          <w:lang w:val="en-US"/>
+        </w:rPr>
+        <w:t>(node-&gt;</w:t>
+      </w:r>
+      <w:r>
+        <w:rPr>
+          <w:color w:val="660E7A"/>
+          <w:spacing w:val="-20"/>
+          <w:lang w:val="en-US"/>
+        </w:rPr>
+        <w:t>left</w:t>
+      </w:r>
+      <w:r>
+        <w:rPr>
+          <w:color w:val="000000"/>
+          <w:spacing w:val="-20"/>
+          <w:lang w:val="en-US"/>
+        </w:rPr>
+        <w:t xml:space="preserve">), </w:t>
+      </w:r>
+      <w:r>
+        <w:rPr>
+          <w:color w:val="B2279A"/>
+          <w:spacing w:val="-20"/>
+          <w:lang w:val="en-US"/>
+        </w:rPr>
+        <w:t>GetHeight</w:t>
+      </w:r>
+      <w:r>
+        <w:rPr>
+          <w:color w:val="000000"/>
+          <w:spacing w:val="-20"/>
+          <w:lang w:val="en-US"/>
+        </w:rPr>
+        <w:t>(node-&gt;</w:t>
+      </w:r>
+      <w:r>
+        <w:rPr>
+          <w:color w:val="660E7A"/>
+          <w:spacing w:val="-20"/>
+          <w:lang w:val="en-US"/>
+        </w:rPr>
+        <w:t>right</w:t>
+      </w:r>
+      <w:r>
+        <w:rPr>
+          <w:color w:val="000000"/>
+          <w:spacing w:val="-20"/>
+          <w:lang w:val="en-US"/>
+        </w:rPr>
+        <w:t>));</w:t>
+      </w:r>
+      <w:r>
+        <w:rPr>
+          <w:color w:val="000000"/>
+          <w:spacing w:val="-20"/>
+          <w:lang w:val="en-US"/>
+        </w:rPr>
+        <w:br/>
+        <w:t>}</w:t>
+      </w:r>
+      <w:r>
+        <w:rPr>
+          <w:color w:val="000000"/>
+          <w:spacing w:val="-20"/>
+          <w:lang w:val="en-US"/>
+        </w:rPr>
+        <w:br/>
+      </w:r>
+      <w:r>
+        <w:rPr>
+          <w:color w:val="000000"/>
+          <w:spacing w:val="-20"/>
+          <w:lang w:val="en-US"/>
+        </w:rPr>
+        <w:br/>
+      </w:r>
+      <w:r>
+        <w:rPr>
+          <w:color w:val="AA0D91"/>
+          <w:spacing w:val="-20"/>
+          <w:lang w:val="en-US"/>
+        </w:rPr>
+        <w:t xml:space="preserve">int </w:t>
+      </w:r>
+      <w:r>
+        <w:rPr>
+          <w:color w:val="000000"/>
+          <w:spacing w:val="-20"/>
+          <w:lang w:val="en-US"/>
+        </w:rPr>
+        <w:t>main() {</w:t>
+      </w:r>
+      <w:r>
+        <w:rPr>
+          <w:color w:val="000000"/>
+          <w:spacing w:val="-20"/>
+          <w:lang w:val="en-US"/>
+        </w:rPr>
+        <w:br/>
+        <w:t xml:space="preserve">    </w:t>
+      </w:r>
+      <w:r>
+        <w:rPr>
+          <w:color w:val="B2279A"/>
+          <w:spacing w:val="-20"/>
+          <w:lang w:val="en-US"/>
+        </w:rPr>
+        <w:t>srand</w:t>
+      </w:r>
+      <w:r>
+        <w:rPr>
+          <w:color w:val="000000"/>
+          <w:spacing w:val="-20"/>
+          <w:lang w:val="en-US"/>
+        </w:rPr>
+        <w:t>(</w:t>
+      </w:r>
+      <w:r>
+        <w:rPr>
+          <w:color w:val="AA0D91"/>
+          <w:spacing w:val="-20"/>
+          <w:lang w:val="en-US"/>
+        </w:rPr>
+        <w:t>static_cast</w:t>
+      </w:r>
+      <w:r>
+        <w:rPr>
+          <w:color w:val="000000"/>
+          <w:spacing w:val="-20"/>
+          <w:lang w:val="en-US"/>
+        </w:rPr>
+        <w:t>&lt;</w:t>
+      </w:r>
+      <w:r>
+        <w:rPr>
+          <w:color w:val="AA0D91"/>
+          <w:spacing w:val="-20"/>
+          <w:lang w:val="en-US"/>
+        </w:rPr>
+        <w:t>unsigned int</w:t>
+      </w:r>
+      <w:r>
+        <w:rPr>
+          <w:color w:val="000000"/>
+          <w:spacing w:val="-20"/>
+          <w:lang w:val="en-US"/>
+        </w:rPr>
+        <w:t>&gt;(</w:t>
+      </w:r>
+      <w:r>
+        <w:rPr>
+          <w:color w:val="B2279A"/>
+          <w:spacing w:val="-20"/>
+          <w:lang w:val="en-US"/>
+        </w:rPr>
+        <w:t>time</w:t>
+      </w:r>
+      <w:r>
+        <w:rPr>
+          <w:color w:val="000000"/>
+          <w:spacing w:val="-20"/>
+          <w:lang w:val="en-US"/>
+        </w:rPr>
+        <w:t>(</w:t>
+      </w:r>
+      <w:r>
+        <w:rPr>
+          <w:color w:val="AA0D91"/>
+          <w:spacing w:val="-20"/>
+          <w:lang w:val="en-US"/>
+        </w:rPr>
+        <w:t>nullptr</w:t>
+      </w:r>
+      <w:r>
+        <w:rPr>
+          <w:color w:val="000000"/>
+          <w:spacing w:val="-20"/>
+          <w:lang w:val="en-US"/>
+        </w:rPr>
+        <w:t>)));</w:t>
+      </w:r>
+      <w:r>
+        <w:rPr>
+          <w:color w:val="000000"/>
+          <w:spacing w:val="-20"/>
+          <w:lang w:val="en-US"/>
+        </w:rPr>
+        <w:br/>
+        <w:t xml:space="preserve">    </w:t>
+      </w:r>
+      <w:r>
+        <w:rPr>
+          <w:color w:val="008080"/>
+          <w:spacing w:val="-20"/>
+          <w:lang w:val="en-US"/>
+        </w:rPr>
+        <w:t xml:space="preserve">Tree </w:t>
+      </w:r>
+      <w:r>
+        <w:rPr>
+          <w:color w:val="000000"/>
+          <w:spacing w:val="-20"/>
+          <w:lang w:val="en-US"/>
+        </w:rPr>
+        <w:t>tree;</w:t>
+      </w:r>
+      <w:r>
+        <w:rPr>
+          <w:color w:val="000000"/>
+          <w:spacing w:val="-20"/>
+          <w:lang w:val="en-US"/>
+        </w:rPr>
+        <w:br/>
+      </w:r>
+      <w:r>
+        <w:rPr>
+          <w:color w:val="000000"/>
+          <w:spacing w:val="-20"/>
+          <w:lang w:val="en-US"/>
+        </w:rPr>
+        <w:br/>
+        <w:t xml:space="preserve">    tree.</w:t>
+      </w:r>
+      <w:r>
+        <w:rPr>
+          <w:color w:val="B2279A"/>
+          <w:spacing w:val="-20"/>
+          <w:lang w:val="en-US"/>
+        </w:rPr>
+        <w:t>MakeTree</w:t>
+      </w:r>
+      <w:r>
+        <w:rPr>
+          <w:color w:val="000000"/>
+          <w:spacing w:val="-20"/>
+          <w:lang w:val="en-US"/>
+        </w:rPr>
+        <w:t>();</w:t>
+      </w:r>
+      <w:r>
+        <w:rPr>
+          <w:color w:val="000000"/>
+          <w:spacing w:val="-20"/>
+          <w:lang w:val="en-US"/>
+        </w:rPr>
+        <w:br/>
+        <w:t xml:space="preserve">    tree.</w:t>
+      </w:r>
+      <w:r>
+        <w:rPr>
+          <w:color w:val="B2279A"/>
+          <w:spacing w:val="-20"/>
+          <w:lang w:val="en-US"/>
+        </w:rPr>
+        <w:t>OutTree</w:t>
+      </w:r>
+      <w:r>
+        <w:rPr>
+          <w:color w:val="000000"/>
+          <w:spacing w:val="-20"/>
+          <w:lang w:val="en-US"/>
+        </w:rPr>
+        <w:t>();</w:t>
+      </w:r>
+      <w:r>
+        <w:rPr>
+          <w:color w:val="000000"/>
+          <w:spacing w:val="-20"/>
+          <w:lang w:val="en-US"/>
+        </w:rPr>
+        <w:br/>
+        <w:t xml:space="preserve">    tree.</w:t>
+      </w:r>
+      <w:r>
+        <w:rPr>
+          <w:color w:val="B2279A"/>
+          <w:spacing w:val="-20"/>
+          <w:lang w:val="en-US"/>
+        </w:rPr>
+        <w:t>DFS</w:t>
+      </w:r>
+      <w:r>
+        <w:rPr>
+          <w:color w:val="000000"/>
+          <w:spacing w:val="-20"/>
+          <w:lang w:val="en-US"/>
+        </w:rPr>
+        <w:t>();</w:t>
+      </w:r>
+      <w:r>
+        <w:rPr>
+          <w:color w:val="000000"/>
+          <w:spacing w:val="-20"/>
+          <w:lang w:val="en-US"/>
+        </w:rPr>
+        <w:br/>
+        <w:t xml:space="preserve">    </w:t>
+      </w:r>
+      <w:r>
+        <w:rPr>
+          <w:color w:val="008080"/>
+          <w:spacing w:val="-20"/>
+          <w:lang w:val="en-US"/>
+        </w:rPr>
+        <w:t>std</w:t>
+      </w:r>
+      <w:r>
+        <w:rPr>
+          <w:color w:val="000000"/>
+          <w:spacing w:val="-20"/>
+          <w:lang w:val="en-US"/>
+        </w:rPr>
+        <w:t xml:space="preserve">::cout </w:t>
+      </w:r>
+      <w:r>
+        <w:rPr>
+          <w:color w:val="008080"/>
+          <w:spacing w:val="-20"/>
+          <w:lang w:val="en-US"/>
+        </w:rPr>
+        <w:t xml:space="preserve">&lt;&lt; </w:t>
+      </w:r>
+      <w:r>
+        <w:rPr>
+          <w:color w:val="C41A16"/>
+          <w:spacing w:val="-20"/>
+          <w:lang w:val="en-US"/>
+        </w:rPr>
+        <w:t xml:space="preserve">"Height of the left subtree of the root: " </w:t>
+      </w:r>
+      <w:r>
+        <w:rPr>
+          <w:color w:val="008080"/>
+          <w:spacing w:val="-20"/>
+          <w:lang w:val="en-US"/>
+        </w:rPr>
+        <w:t xml:space="preserve">&lt;&lt; </w:t>
+      </w:r>
+      <w:r>
+        <w:rPr>
+          <w:color w:val="000000"/>
+          <w:spacing w:val="-20"/>
+          <w:lang w:val="en-US"/>
+        </w:rPr>
+        <w:t>tree.</w:t>
+      </w:r>
+      <w:r>
+        <w:rPr>
+          <w:color w:val="B2279A"/>
+          <w:spacing w:val="-20"/>
+          <w:lang w:val="en-US"/>
+        </w:rPr>
+        <w:t>GetLeftSubtreeHeight</w:t>
+      </w:r>
+      <w:r>
+        <w:rPr>
+          <w:color w:val="000000"/>
+          <w:spacing w:val="-20"/>
+          <w:lang w:val="en-US"/>
+        </w:rPr>
+        <w:t xml:space="preserve">() </w:t>
+      </w:r>
+      <w:r>
+        <w:rPr>
+          <w:color w:val="008080"/>
+          <w:spacing w:val="-20"/>
+          <w:lang w:val="en-US"/>
+        </w:rPr>
+        <w:t>&lt;&lt; std</w:t>
+      </w:r>
+      <w:r>
+        <w:rPr>
+          <w:color w:val="000000"/>
+          <w:spacing w:val="-20"/>
+          <w:lang w:val="en-US"/>
+        </w:rPr>
+        <w:t>::</w:t>
+      </w:r>
+      <w:r>
+        <w:rPr>
+          <w:color w:val="B2279A"/>
+          <w:spacing w:val="-20"/>
+          <w:lang w:val="en-US"/>
+        </w:rPr>
+        <w:t>endl</w:t>
+      </w:r>
+      <w:r>
+        <w:rPr>
+          <w:color w:val="000000"/>
+          <w:spacing w:val="-20"/>
+          <w:lang w:val="en-US"/>
+        </w:rPr>
+        <w:t>;</w:t>
+      </w:r>
+      <w:r>
+        <w:rPr>
+          <w:color w:val="000000"/>
+          <w:spacing w:val="-20"/>
+          <w:lang w:val="en-US"/>
+        </w:rPr>
+        <w:br/>
+        <w:t xml:space="preserve">    </w:t>
+      </w:r>
+      <w:r>
+        <w:rPr>
+          <w:color w:val="AA0D91"/>
+          <w:spacing w:val="-20"/>
+          <w:lang w:val="en-US"/>
+        </w:rPr>
+        <w:t xml:space="preserve">return </w:t>
+      </w:r>
+      <w:r>
+        <w:rPr>
+          <w:color w:val="1C00CE"/>
+          <w:spacing w:val="-20"/>
+          <w:lang w:val="en-US"/>
+        </w:rPr>
+        <w:t>0</w:t>
+      </w:r>
+      <w:r>
+        <w:rPr>
+          <w:color w:val="000000"/>
+          <w:spacing w:val="-20"/>
+          <w:lang w:val="en-US"/>
+        </w:rPr>
+        <w:t>;</w:t>
+      </w:r>
+      <w:r>
+        <w:rPr>
+          <w:color w:val="000000"/>
+          <w:spacing w:val="-20"/>
+          <w:lang w:val="en-US"/>
+        </w:rPr>
+        <w:br/>
+        <w:t>}</w:t>
+      </w:r>
+    </w:p>
+    <w:p>
+      <w:pPr>
+        <w:ind w:firstLine="0"/>
+        <w:jc w:val="left"/>
         <w:rPr>
           <w:rFonts w:eastAsiaTheme="minorEastAsia"/>
-          <w:lang w:eastAsia="ja-JP"/>
+          <w:lang w:val="en-US" w:eastAsia="ja-JP"/>
         </w:rPr>
       </w:pPr>
-      <w:r>
-        <w:t>…</w:t>
-      </w:r>
     </w:p>
     <w:sectPr>
-      <w:footerReference w:type="default" r:id="rId9"/>
+      <w:footerReference w:type="default" r:id="rId10"/>
       <w:pgSz w:w="11906" w:h="16838"/>
       <w:pgMar w:top="1134" w:right="850" w:bottom="1134" w:left="1701" w:header="708" w:footer="461" w:gutter="0"/>
       <w:cols w:space="708"/>

--- a/3312lebedev&sharapov-lab03.docx
+++ b/3312lebedev&sharapov-lab03.docx
@@ -455,7 +455,7 @@
             </w:rPr>
             <w:fldChar w:fldCharType="separate"/>
           </w:r>
-          <w:hyperlink w:anchor="_Toc183987357" w:history="1">
+          <w:hyperlink w:anchor="_Toc184035016" w:history="1">
             <w:r>
               <w:rPr>
                 <w:rStyle w:val="a8"/>
@@ -482,7 +482,7 @@
                 <w:noProof/>
                 <w:webHidden/>
               </w:rPr>
-              <w:instrText xml:space="preserve"> PAGEREF _Toc183987357 \h </w:instrText>
+              <w:instrText xml:space="preserve"> PAGEREF _Toc184035016 \h </w:instrText>
             </w:r>
             <w:r>
               <w:rPr>
@@ -523,7 +523,7 @@
               <w:lang w:eastAsia="ru-RU"/>
             </w:rPr>
           </w:pPr>
-          <w:hyperlink w:anchor="_Toc183987358" w:history="1">
+          <w:hyperlink w:anchor="_Toc184035017" w:history="1">
             <w:r>
               <w:rPr>
                 <w:rStyle w:val="a8"/>
@@ -550,7 +550,7 @@
                 <w:noProof/>
                 <w:webHidden/>
               </w:rPr>
-              <w:instrText xml:space="preserve"> PAGEREF _Toc183987358 \h </w:instrText>
+              <w:instrText xml:space="preserve"> PAGEREF _Toc184035017 \h </w:instrText>
             </w:r>
             <w:r>
               <w:rPr>
@@ -591,7 +591,7 @@
               <w:lang w:eastAsia="ru-RU"/>
             </w:rPr>
           </w:pPr>
-          <w:hyperlink w:anchor="_Toc183987359" w:history="1">
+          <w:hyperlink w:anchor="_Toc184035018" w:history="1">
             <w:r>
               <w:rPr>
                 <w:rStyle w:val="a8"/>
@@ -618,7 +618,7 @@
                 <w:noProof/>
                 <w:webHidden/>
               </w:rPr>
-              <w:instrText xml:space="preserve"> PAGEREF _Toc183987359 \h </w:instrText>
+              <w:instrText xml:space="preserve"> PAGEREF _Toc184035018 \h </w:instrText>
             </w:r>
             <w:r>
               <w:rPr>
@@ -659,7 +659,7 @@
               <w:lang w:eastAsia="ru-RU"/>
             </w:rPr>
           </w:pPr>
-          <w:hyperlink w:anchor="_Toc183987360" w:history="1">
+          <w:hyperlink w:anchor="_Toc184035019" w:history="1">
             <w:r>
               <w:rPr>
                 <w:rStyle w:val="a8"/>
@@ -686,7 +686,7 @@
                 <w:noProof/>
                 <w:webHidden/>
               </w:rPr>
-              <w:instrText xml:space="preserve"> PAGEREF _Toc183987360 \h </w:instrText>
+              <w:instrText xml:space="preserve"> PAGEREF _Toc184035019 \h </w:instrText>
             </w:r>
             <w:r>
               <w:rPr>
@@ -727,7 +727,7 @@
               <w:lang w:eastAsia="ru-RU"/>
             </w:rPr>
           </w:pPr>
-          <w:hyperlink w:anchor="_Toc183987361" w:history="1">
+          <w:hyperlink w:anchor="_Toc184035020" w:history="1">
             <w:r>
               <w:rPr>
                 <w:rStyle w:val="a8"/>
@@ -754,7 +754,7 @@
                 <w:noProof/>
                 <w:webHidden/>
               </w:rPr>
-              <w:instrText xml:space="preserve"> PAGEREF _Toc183987361 \h </w:instrText>
+              <w:instrText xml:space="preserve"> PAGEREF _Toc184035020 \h </w:instrText>
             </w:r>
             <w:r>
               <w:rPr>
@@ -795,7 +795,7 @@
               <w:lang w:eastAsia="ru-RU"/>
             </w:rPr>
           </w:pPr>
-          <w:hyperlink w:anchor="_Toc183987362" w:history="1">
+          <w:hyperlink w:anchor="_Toc184035021" w:history="1">
             <w:r>
               <w:rPr>
                 <w:rStyle w:val="a8"/>
@@ -822,7 +822,7 @@
                 <w:noProof/>
                 <w:webHidden/>
               </w:rPr>
-              <w:instrText xml:space="preserve"> PAGEREF _Toc183987362 \h </w:instrText>
+              <w:instrText xml:space="preserve"> PAGEREF _Toc184035021 \h </w:instrText>
             </w:r>
             <w:r>
               <w:rPr>
@@ -842,7 +842,7 @@
                 <w:noProof/>
                 <w:webHidden/>
               </w:rPr>
-              <w:t>4</w:t>
+              <w:t>5</w:t>
             </w:r>
             <w:r>
               <w:rPr>
@@ -863,7 +863,7 @@
               <w:lang w:eastAsia="ru-RU"/>
             </w:rPr>
           </w:pPr>
-          <w:hyperlink w:anchor="_Toc183987363" w:history="1">
+          <w:hyperlink w:anchor="_Toc184035022" w:history="1">
             <w:r>
               <w:rPr>
                 <w:rStyle w:val="a8"/>
@@ -890,7 +890,7 @@
                 <w:noProof/>
                 <w:webHidden/>
               </w:rPr>
-              <w:instrText xml:space="preserve"> PAGEREF _Toc183987363 \h </w:instrText>
+              <w:instrText xml:space="preserve"> PAGEREF _Toc184035022 \h </w:instrText>
             </w:r>
             <w:r>
               <w:rPr>
@@ -910,7 +910,7 @@
                 <w:noProof/>
                 <w:webHidden/>
               </w:rPr>
-              <w:t>4</w:t>
+              <w:t>5</w:t>
             </w:r>
             <w:r>
               <w:rPr>
@@ -931,7 +931,7 @@
               <w:lang w:eastAsia="ru-RU"/>
             </w:rPr>
           </w:pPr>
-          <w:hyperlink w:anchor="_Toc183987364" w:history="1">
+          <w:hyperlink w:anchor="_Toc184035023" w:history="1">
             <w:r>
               <w:rPr>
                 <w:rStyle w:val="a8"/>
@@ -958,7 +958,7 @@
                 <w:noProof/>
                 <w:webHidden/>
               </w:rPr>
-              <w:instrText xml:space="preserve"> PAGEREF _Toc183987364 \h </w:instrText>
+              <w:instrText xml:space="preserve"> PAGEREF _Toc184035023 \h </w:instrText>
             </w:r>
             <w:r>
               <w:rPr>
@@ -978,7 +978,7 @@
                 <w:noProof/>
                 <w:webHidden/>
               </w:rPr>
-              <w:t>4</w:t>
+              <w:t>5</w:t>
             </w:r>
             <w:r>
               <w:rPr>
@@ -1029,7 +1029,7 @@
       <w:pPr>
         <w:pStyle w:val="1"/>
       </w:pPr>
-      <w:bookmarkStart w:id="0" w:name="_Toc183987357"/>
+      <w:bookmarkStart w:id="0" w:name="_Toc184035016"/>
       <w:r>
         <w:lastRenderedPageBreak/>
         <w:t>Цель работы</w:t>
@@ -1048,7 +1048,7 @@
       <w:pPr>
         <w:pStyle w:val="1"/>
       </w:pPr>
-      <w:bookmarkStart w:id="1" w:name="_Toc183987358"/>
+      <w:bookmarkStart w:id="1" w:name="_Toc184035017"/>
       <w:r>
         <w:t>Описание задания</w:t>
       </w:r>
@@ -1073,7 +1073,7 @@
       <w:pPr>
         <w:pStyle w:val="1"/>
       </w:pPr>
-      <w:bookmarkStart w:id="2" w:name="_Toc183987359"/>
+      <w:bookmarkStart w:id="2" w:name="_Toc184035018"/>
       <w:r>
         <w:rPr>
           <w:szCs w:val="28"/>
@@ -1178,17 +1178,14 @@
     </w:p>
     <w:p>
       <w:r>
-        <w:t>Выбранная структура с использованием указателей позволяет динамически выделять память только под существующие узлы, избегая затрат на неиспользуемые элементы. Она также обеспечивает удобство в реализации рекурсивных операций, таких как обход в глубину или вычисление высоты, которые естественным образом выражаются через указатели. Это делает данный подход наиболее подходящим для задач, связанных с динамическими деревьями</w:t>
-      </w:r>
-      <w:r>
-        <w:t>.</w:t>
+        <w:t>Выбранная структура с использованием указателей позволяет динамически выделять память только под существующие узлы, избегая затрат на неиспользуемые элементы. Она также обеспечивает удобство в реализации рекурсивных операций, таких как обход в глубину или вычисление высоты, которые естественным образом выражаются через указатели. Это делает данный подход наиболее подходящим для задач, связанных с динамическими деревьями.</w:t>
       </w:r>
     </w:p>
     <w:p>
       <w:pPr>
         <w:pStyle w:val="1"/>
       </w:pPr>
-      <w:bookmarkStart w:id="3" w:name="_Toc183987360"/>
+      <w:bookmarkStart w:id="3" w:name="_Toc184035019"/>
       <w:r>
         <w:rPr>
           <w:szCs w:val="28"/>
@@ -1259,7 +1256,7 @@
           <w:szCs w:val="28"/>
         </w:rPr>
       </w:pPr>
-      <w:bookmarkStart w:id="4" w:name="_Toc183987361"/>
+      <w:bookmarkStart w:id="4" w:name="_Toc184035020"/>
       <w:r>
         <w:rPr>
           <w:szCs w:val="28"/>
@@ -1643,13 +1640,7 @@
         <w:t xml:space="preserve">, так как </w:t>
       </w:r>
       <w:r>
-        <w:t>к</w:t>
-      </w:r>
-      <w:r>
-        <w:t>аждый узел обрабатывается ровно один раз, добавляется в стек и удаляется из него.</w:t>
-      </w:r>
-      <w:r>
-        <w:t xml:space="preserve"> Вывод дерева происходит за </w:t>
+        <w:t xml:space="preserve">каждый узел обрабатывается ровно один раз, добавляется в стек и удаляется из него. Вывод дерева происходит за </w:t>
       </w:r>
       <w:r>
         <w:rPr>
@@ -1670,13 +1661,7 @@
         <w:t>)</w:t>
       </w:r>
       <w:r>
-        <w:t>, потому что д</w:t>
-      </w:r>
-      <w:r>
-        <w:t>ерево выводится рекурсивно. Для каждого узла обновляется экранный буфер, и функция вызывается для его потомков.</w:t>
-      </w:r>
-      <w:r>
-        <w:t xml:space="preserve"> </w:t>
+        <w:t xml:space="preserve">, потому что дерево выводится рекурсивно. Для каждого узла обновляется экранный буфер, и функция вызывается для его потомков. </w:t>
       </w:r>
       <w:r>
         <w:lastRenderedPageBreak/>
@@ -1760,7 +1745,7 @@
       <w:pPr>
         <w:pStyle w:val="1"/>
       </w:pPr>
-      <w:bookmarkStart w:id="5" w:name="_Toc183987362"/>
+      <w:bookmarkStart w:id="5" w:name="_Toc184035021"/>
       <w:r>
         <w:t>Выводы</w:t>
       </w:r>
@@ -1768,7 +1753,31 @@
     </w:p>
     <w:p>
       <w:r>
-        <w:t>Делайте сами</w:t>
+        <w:t>В рамках выполненной лабораторной работы были изучены и реализованы основные алгоритмы работы с двоичным деревом, включая создание дерева, обход в глубину, визуализацию и вычисление высоты левого поддерева. Программа была построена с использованием динамических структур данных, что обеспечило гибкость в работе с деревом произвольной структуры.</w:t>
+      </w:r>
+    </w:p>
+    <w:p>
+      <w:r>
+        <w:t>Использование указателей для представления узлов дерева позволило динамически создавать дерево и выполнять операции над его элементами с минимальными затратами памяти, выделяемой только для существующих узлов. Это подтвердило эффективность выбранной структуры данных для работы с нерегулярными деревьями.</w:t>
+      </w:r>
+    </w:p>
+    <w:p>
+      <w:r>
+        <w:t>С</w:t>
+      </w:r>
+      <w:r>
+        <w:t>татические массивы и массивы битов</w:t>
+      </w:r>
+      <w:r>
+        <w:t>,</w:t>
+      </w:r>
+      <w:r>
+        <w:t xml:space="preserve"> несмотря на свою компактность, оказались менее подходящими для текущей задачи из-за ограничений в гибкости и высокой зависимости от заранее известной структуры данных.</w:t>
+      </w:r>
+    </w:p>
+    <w:p>
+      <w:r>
+        <w:t>Программа была протестирована на деревьях с различной глубиной и показала корректные результаты.</w:t>
       </w:r>
     </w:p>
     <w:p>
@@ -1776,7 +1785,7 @@
         <w:pStyle w:val="1"/>
         <w:ind w:right="-1"/>
       </w:pPr>
-      <w:bookmarkStart w:id="6" w:name="_Toc183987363"/>
+      <w:bookmarkStart w:id="6" w:name="_Toc184035022"/>
       <w:r>
         <w:t>Список использованной литературы</w:t>
       </w:r>
@@ -1797,7 +1806,6 @@
           <w:szCs w:val="28"/>
         </w:rPr>
       </w:pPr>
-      <w:bookmarkStart w:id="7" w:name="_Toc183987364"/>
       <w:r>
         <w:rPr>
           <w:szCs w:val="28"/>
@@ -1817,6 +1825,7 @@
         </w:tabs>
         <w:ind w:left="0" w:firstLine="709"/>
         <w:rPr>
+          <w:rFonts w:cs="Times New Roman"/>
           <w:szCs w:val="28"/>
         </w:rPr>
       </w:pPr>
@@ -1847,10 +1856,33 @@
     </w:p>
     <w:p>
       <w:pPr>
+        <w:spacing w:after="160" w:line="259" w:lineRule="auto"/>
+        <w:ind w:firstLine="0"/>
+        <w:jc w:val="left"/>
+        <w:rPr>
+          <w:rFonts w:cs="Times New Roman"/>
+          <w:szCs w:val="28"/>
+        </w:rPr>
+      </w:pPr>
+      <w:r>
+        <w:rPr>
+          <w:rFonts w:cs="Times New Roman"/>
+          <w:szCs w:val="28"/>
+        </w:rPr>
+        <w:br w:type="page"/>
+      </w:r>
+    </w:p>
+    <w:p>
+      <w:pPr>
         <w:pStyle w:val="1"/>
         <w:ind w:right="-1"/>
+        <w:rPr>
+          <w:lang w:val="en-US"/>
+        </w:rPr>
       </w:pPr>
-      <w:r>
+      <w:bookmarkStart w:id="7" w:name="_Toc184035023"/>
+      <w:r>
+        <w:lastRenderedPageBreak/>
         <w:t>Приложение</w:t>
       </w:r>
       <w:bookmarkEnd w:id="7"/>
@@ -1859,9 +1891,21 @@
       <w:pPr>
         <w:ind w:firstLine="0"/>
         <w:jc w:val="center"/>
+        <w:rPr>
+          <w:lang w:val="en-US"/>
+        </w:rPr>
       </w:pPr>
       <w:r>
-        <w:t>Код программы</w:t>
+        <w:t>Код</w:t>
+      </w:r>
+      <w:r>
+        <w:rPr>
+          <w:lang w:val="en-US"/>
+        </w:rPr>
+        <w:t xml:space="preserve"> </w:t>
+      </w:r>
+      <w:r>
+        <w:t>программы</w:t>
       </w:r>
     </w:p>
     <w:p>
@@ -2910,6 +2954,589 @@
           <w:lang w:val="en-US"/>
         </w:rPr>
         <w:br/>
+        <w:t xml:space="preserve">        }</w:t>
+      </w:r>
+      <w:r>
+        <w:rPr>
+          <w:color w:val="000000"/>
+          <w:spacing w:val="-20"/>
+          <w:lang w:val="en-US"/>
+        </w:rPr>
+        <w:br/>
+        <w:t xml:space="preserve">        </w:t>
+      </w:r>
+      <w:r>
+        <w:rPr>
+          <w:color w:val="AA0D91"/>
+          <w:spacing w:val="-20"/>
+          <w:lang w:val="en-US"/>
+        </w:rPr>
+        <w:t xml:space="preserve">return </w:t>
+      </w:r>
+      <w:r>
+        <w:rPr>
+          <w:color w:val="660E7A"/>
+          <w:spacing w:val="-20"/>
+          <w:lang w:val="en-US"/>
+        </w:rPr>
+        <w:t>stackArray</w:t>
+      </w:r>
+      <w:r>
+        <w:rPr>
+          <w:color w:val="000000"/>
+          <w:spacing w:val="-20"/>
+          <w:lang w:val="en-US"/>
+        </w:rPr>
+        <w:t>[--</w:t>
+      </w:r>
+      <w:r>
+        <w:rPr>
+          <w:color w:val="660E7A"/>
+          <w:spacing w:val="-20"/>
+          <w:lang w:val="en-US"/>
+        </w:rPr>
+        <w:t>topIndex</w:t>
+      </w:r>
+      <w:r>
+        <w:rPr>
+          <w:color w:val="000000"/>
+          <w:spacing w:val="-20"/>
+          <w:lang w:val="en-US"/>
+        </w:rPr>
+        <w:t>];</w:t>
+      </w:r>
+      <w:r>
+        <w:rPr>
+          <w:color w:val="000000"/>
+          <w:spacing w:val="-20"/>
+          <w:lang w:val="en-US"/>
+        </w:rPr>
+        <w:br/>
+        <w:t xml:space="preserve">    }</w:t>
+      </w:r>
+      <w:r>
+        <w:rPr>
+          <w:color w:val="000000"/>
+          <w:spacing w:val="-20"/>
+          <w:lang w:val="en-US"/>
+        </w:rPr>
+        <w:br/>
+        <w:t>};</w:t>
+      </w:r>
+      <w:r>
+        <w:rPr>
+          <w:color w:val="000000"/>
+          <w:spacing w:val="-20"/>
+          <w:lang w:val="en-US"/>
+        </w:rPr>
+        <w:br/>
+      </w:r>
+      <w:r>
+        <w:rPr>
+          <w:color w:val="000000"/>
+          <w:spacing w:val="-20"/>
+          <w:lang w:val="en-US"/>
+        </w:rPr>
+        <w:br/>
+      </w:r>
+      <w:r>
+        <w:rPr>
+          <w:color w:val="AA0D91"/>
+          <w:spacing w:val="-20"/>
+          <w:lang w:val="en-US"/>
+        </w:rPr>
+        <w:t xml:space="preserve">class </w:t>
+      </w:r>
+      <w:r>
+        <w:rPr>
+          <w:color w:val="008080"/>
+          <w:spacing w:val="-20"/>
+          <w:lang w:val="en-US"/>
+        </w:rPr>
+        <w:t xml:space="preserve">Node </w:t>
+      </w:r>
+      <w:r>
+        <w:rPr>
+          <w:color w:val="000000"/>
+          <w:spacing w:val="-20"/>
+          <w:lang w:val="en-US"/>
+        </w:rPr>
+        <w:t>{</w:t>
+      </w:r>
+      <w:r>
+        <w:rPr>
+          <w:color w:val="000000"/>
+          <w:spacing w:val="-20"/>
+          <w:lang w:val="en-US"/>
+        </w:rPr>
+        <w:br/>
+      </w:r>
+      <w:r>
+        <w:rPr>
+          <w:color w:val="AA0D91"/>
+          <w:spacing w:val="-20"/>
+          <w:lang w:val="en-US"/>
+        </w:rPr>
+        <w:t>public</w:t>
+      </w:r>
+      <w:r>
+        <w:rPr>
+          <w:color w:val="000000"/>
+          <w:spacing w:val="-20"/>
+          <w:lang w:val="en-US"/>
+        </w:rPr>
+        <w:t>:</w:t>
+      </w:r>
+      <w:r>
+        <w:rPr>
+          <w:color w:val="000000"/>
+          <w:spacing w:val="-20"/>
+          <w:lang w:val="en-US"/>
+        </w:rPr>
+        <w:br/>
+        <w:t xml:space="preserve">    </w:t>
+      </w:r>
+      <w:r>
+        <w:rPr>
+          <w:color w:val="AA0D91"/>
+          <w:spacing w:val="-20"/>
+          <w:lang w:val="en-US"/>
+        </w:rPr>
+        <w:t xml:space="preserve">char </w:t>
+      </w:r>
+      <w:r>
+        <w:rPr>
+          <w:color w:val="660E7A"/>
+          <w:spacing w:val="-20"/>
+          <w:lang w:val="en-US"/>
+        </w:rPr>
+        <w:t>label</w:t>
+      </w:r>
+      <w:r>
+        <w:rPr>
+          <w:color w:val="000000"/>
+          <w:spacing w:val="-20"/>
+          <w:lang w:val="en-US"/>
+        </w:rPr>
+        <w:t>;</w:t>
+      </w:r>
+      <w:r>
+        <w:rPr>
+          <w:color w:val="000000"/>
+          <w:spacing w:val="-20"/>
+          <w:lang w:val="en-US"/>
+        </w:rPr>
+        <w:br/>
+        <w:t xml:space="preserve">    </w:t>
+      </w:r>
+      <w:r>
+        <w:rPr>
+          <w:color w:val="008080"/>
+          <w:spacing w:val="-20"/>
+          <w:lang w:val="en-US"/>
+        </w:rPr>
+        <w:t xml:space="preserve">Node </w:t>
+      </w:r>
+      <w:r>
+        <w:rPr>
+          <w:color w:val="000000"/>
+          <w:spacing w:val="-20"/>
+          <w:lang w:val="en-US"/>
+        </w:rPr>
+        <w:t>*</w:t>
+      </w:r>
+      <w:r>
+        <w:rPr>
+          <w:color w:val="660E7A"/>
+          <w:spacing w:val="-20"/>
+          <w:lang w:val="en-US"/>
+        </w:rPr>
+        <w:t>left</w:t>
+      </w:r>
+      <w:r>
+        <w:rPr>
+          <w:color w:val="000000"/>
+          <w:spacing w:val="-20"/>
+          <w:lang w:val="en-US"/>
+        </w:rPr>
+        <w:t>;</w:t>
+      </w:r>
+      <w:r>
+        <w:rPr>
+          <w:color w:val="000000"/>
+          <w:spacing w:val="-20"/>
+          <w:lang w:val="en-US"/>
+        </w:rPr>
+        <w:br/>
+        <w:t xml:space="preserve">    </w:t>
+      </w:r>
+      <w:r>
+        <w:rPr>
+          <w:color w:val="008080"/>
+          <w:spacing w:val="-20"/>
+          <w:lang w:val="en-US"/>
+        </w:rPr>
+        <w:t xml:space="preserve">Node </w:t>
+      </w:r>
+      <w:r>
+        <w:rPr>
+          <w:color w:val="000000"/>
+          <w:spacing w:val="-20"/>
+          <w:lang w:val="en-US"/>
+        </w:rPr>
+        <w:t>*</w:t>
+      </w:r>
+      <w:r>
+        <w:rPr>
+          <w:color w:val="660E7A"/>
+          <w:spacing w:val="-20"/>
+          <w:lang w:val="en-US"/>
+        </w:rPr>
+        <w:t>right</w:t>
+      </w:r>
+      <w:r>
+        <w:rPr>
+          <w:color w:val="000000"/>
+          <w:spacing w:val="-20"/>
+          <w:lang w:val="en-US"/>
+        </w:rPr>
+        <w:t>;</w:t>
+      </w:r>
+      <w:r>
+        <w:rPr>
+          <w:color w:val="000000"/>
+          <w:spacing w:val="-20"/>
+          <w:lang w:val="en-US"/>
+        </w:rPr>
+        <w:br/>
+      </w:r>
+      <w:r>
+        <w:rPr>
+          <w:color w:val="000000"/>
+          <w:spacing w:val="-20"/>
+          <w:lang w:val="en-US"/>
+        </w:rPr>
+        <w:br/>
+        <w:t xml:space="preserve">    Node() : </w:t>
+      </w:r>
+      <w:r>
+        <w:rPr>
+          <w:color w:val="660E7A"/>
+          <w:spacing w:val="-20"/>
+          <w:lang w:val="en-US"/>
+        </w:rPr>
+        <w:t>label</w:t>
+      </w:r>
+      <w:r>
+        <w:rPr>
+          <w:color w:val="000000"/>
+          <w:spacing w:val="-20"/>
+          <w:lang w:val="en-US"/>
+        </w:rPr>
+        <w:t>(</w:t>
+      </w:r>
+      <w:r>
+        <w:rPr>
+          <w:color w:val="C41A16"/>
+          <w:spacing w:val="-20"/>
+          <w:lang w:val="en-US"/>
+        </w:rPr>
+        <w:t>'</w:t>
+      </w:r>
+      <w:r>
+        <w:rPr>
+          <w:color w:val="A31515"/>
+          <w:spacing w:val="-20"/>
+          <w:lang w:val="en-US"/>
+        </w:rPr>
+        <w:t>\0</w:t>
+      </w:r>
+      <w:r>
+        <w:rPr>
+          <w:color w:val="C41A16"/>
+          <w:spacing w:val="-20"/>
+          <w:lang w:val="en-US"/>
+        </w:rPr>
+        <w:t>'</w:t>
+      </w:r>
+      <w:r>
+        <w:rPr>
+          <w:color w:val="000000"/>
+          <w:spacing w:val="-20"/>
+          <w:lang w:val="en-US"/>
+        </w:rPr>
+        <w:t xml:space="preserve">), </w:t>
+      </w:r>
+      <w:r>
+        <w:rPr>
+          <w:color w:val="660E7A"/>
+          <w:spacing w:val="-20"/>
+          <w:lang w:val="en-US"/>
+        </w:rPr>
+        <w:t>left</w:t>
+      </w:r>
+      <w:r>
+        <w:rPr>
+          <w:color w:val="000000"/>
+          <w:spacing w:val="-20"/>
+          <w:lang w:val="en-US"/>
+        </w:rPr>
+        <w:t>(</w:t>
+      </w:r>
+      <w:r>
+        <w:rPr>
+          <w:color w:val="AA0D91"/>
+          <w:spacing w:val="-20"/>
+          <w:lang w:val="en-US"/>
+        </w:rPr>
+        <w:t>nullptr</w:t>
+      </w:r>
+      <w:r>
+        <w:rPr>
+          <w:color w:val="000000"/>
+          <w:spacing w:val="-20"/>
+          <w:lang w:val="en-US"/>
+        </w:rPr>
+        <w:t xml:space="preserve">), </w:t>
+      </w:r>
+      <w:r>
+        <w:rPr>
+          <w:color w:val="660E7A"/>
+          <w:spacing w:val="-20"/>
+          <w:lang w:val="en-US"/>
+        </w:rPr>
+        <w:t>right</w:t>
+      </w:r>
+      <w:r>
+        <w:rPr>
+          <w:color w:val="000000"/>
+          <w:spacing w:val="-20"/>
+          <w:lang w:val="en-US"/>
+        </w:rPr>
+        <w:t>(</w:t>
+      </w:r>
+      <w:r>
+        <w:rPr>
+          <w:color w:val="AA0D91"/>
+          <w:spacing w:val="-20"/>
+          <w:lang w:val="en-US"/>
+        </w:rPr>
+        <w:t>nullptr</w:t>
+      </w:r>
+      <w:r>
+        <w:rPr>
+          <w:color w:val="000000"/>
+          <w:spacing w:val="-20"/>
+          <w:lang w:val="en-US"/>
+        </w:rPr>
+        <w:t>) {}</w:t>
+      </w:r>
+      <w:r>
+        <w:rPr>
+          <w:color w:val="000000"/>
+          <w:spacing w:val="-20"/>
+          <w:lang w:val="en-US"/>
+        </w:rPr>
+        <w:br/>
+      </w:r>
+      <w:r>
+        <w:rPr>
+          <w:color w:val="000000"/>
+          <w:spacing w:val="-20"/>
+          <w:lang w:val="en-US"/>
+        </w:rPr>
+        <w:br/>
+        <w:t xml:space="preserve">    ~Node() {</w:t>
+      </w:r>
+      <w:r>
+        <w:rPr>
+          <w:color w:val="000000"/>
+          <w:spacing w:val="-20"/>
+          <w:lang w:val="en-US"/>
+        </w:rPr>
+        <w:br/>
+        <w:t xml:space="preserve">        </w:t>
+      </w:r>
+      <w:r>
+        <w:rPr>
+          <w:color w:val="AA0D91"/>
+          <w:spacing w:val="-20"/>
+          <w:lang w:val="en-US"/>
+        </w:rPr>
+        <w:t xml:space="preserve">delete </w:t>
+      </w:r>
+      <w:r>
+        <w:rPr>
+          <w:color w:val="660E7A"/>
+          <w:spacing w:val="-20"/>
+          <w:lang w:val="en-US"/>
+        </w:rPr>
+        <w:t>left</w:t>
+      </w:r>
+      <w:r>
+        <w:rPr>
+          <w:color w:val="000000"/>
+          <w:spacing w:val="-20"/>
+          <w:lang w:val="en-US"/>
+        </w:rPr>
+        <w:t>;</w:t>
+      </w:r>
+      <w:r>
+        <w:rPr>
+          <w:color w:val="000000"/>
+          <w:spacing w:val="-20"/>
+          <w:lang w:val="en-US"/>
+        </w:rPr>
+        <w:br/>
+        <w:t xml:space="preserve">        </w:t>
+      </w:r>
+      <w:r>
+        <w:rPr>
+          <w:color w:val="AA0D91"/>
+          <w:spacing w:val="-20"/>
+          <w:lang w:val="en-US"/>
+        </w:rPr>
+        <w:t xml:space="preserve">delete </w:t>
+      </w:r>
+      <w:r>
+        <w:rPr>
+          <w:color w:val="660E7A"/>
+          <w:spacing w:val="-20"/>
+          <w:lang w:val="en-US"/>
+        </w:rPr>
+        <w:t>right</w:t>
+      </w:r>
+      <w:r>
+        <w:rPr>
+          <w:color w:val="000000"/>
+          <w:spacing w:val="-20"/>
+          <w:lang w:val="en-US"/>
+        </w:rPr>
+        <w:t>;</w:t>
+      </w:r>
+      <w:r>
+        <w:rPr>
+          <w:color w:val="000000"/>
+          <w:spacing w:val="-20"/>
+          <w:lang w:val="en-US"/>
+        </w:rPr>
+        <w:br/>
+        <w:t xml:space="preserve">    }</w:t>
+      </w:r>
+      <w:r>
+        <w:rPr>
+          <w:color w:val="000000"/>
+          <w:spacing w:val="-20"/>
+          <w:lang w:val="en-US"/>
+        </w:rPr>
+        <w:br/>
+        <w:t>};</w:t>
+      </w:r>
+      <w:r>
+        <w:rPr>
+          <w:color w:val="000000"/>
+          <w:spacing w:val="-20"/>
+          <w:lang w:val="en-US"/>
+        </w:rPr>
+        <w:br/>
+      </w:r>
+      <w:r>
+        <w:rPr>
+          <w:color w:val="000000"/>
+          <w:spacing w:val="-20"/>
+          <w:lang w:val="en-US"/>
+        </w:rPr>
+        <w:br/>
+      </w:r>
+      <w:r>
+        <w:rPr>
+          <w:color w:val="AA0D91"/>
+          <w:spacing w:val="-20"/>
+          <w:lang w:val="en-US"/>
+        </w:rPr>
+        <w:t xml:space="preserve">class </w:t>
+      </w:r>
+      <w:r>
+        <w:rPr>
+          <w:color w:val="008080"/>
+          <w:spacing w:val="-20"/>
+          <w:lang w:val="en-US"/>
+        </w:rPr>
+        <w:t xml:space="preserve">Tree </w:t>
+      </w:r>
+      <w:r>
+        <w:rPr>
+          <w:color w:val="000000"/>
+          <w:spacing w:val="-20"/>
+          <w:lang w:val="en-US"/>
+        </w:rPr>
+        <w:t>{</w:t>
+      </w:r>
+      <w:r>
+        <w:rPr>
+          <w:color w:val="000000"/>
+          <w:spacing w:val="-20"/>
+          <w:lang w:val="en-US"/>
+        </w:rPr>
+        <w:br/>
+      </w:r>
+      <w:r>
+        <w:rPr>
+          <w:color w:val="AA0D91"/>
+          <w:spacing w:val="-20"/>
+          <w:lang w:val="en-US"/>
+        </w:rPr>
+        <w:t>public</w:t>
+      </w:r>
+      <w:r>
+        <w:rPr>
+          <w:color w:val="000000"/>
+          <w:spacing w:val="-20"/>
+          <w:lang w:val="en-US"/>
+        </w:rPr>
+        <w:t>:</w:t>
+      </w:r>
+      <w:r>
+        <w:rPr>
+          <w:color w:val="000000"/>
+          <w:spacing w:val="-20"/>
+          <w:lang w:val="en-US"/>
+        </w:rPr>
+        <w:br/>
+        <w:t xml:space="preserve">    Tree();</w:t>
+      </w:r>
+      <w:r>
+        <w:rPr>
+          <w:color w:val="000000"/>
+          <w:spacing w:val="-20"/>
+          <w:lang w:val="en-US"/>
+        </w:rPr>
+        <w:br/>
+      </w:r>
+      <w:r>
+        <w:rPr>
+          <w:color w:val="000000"/>
+          <w:spacing w:val="-20"/>
+          <w:lang w:val="en-US"/>
+        </w:rPr>
+        <w:br/>
+        <w:t xml:space="preserve">    ~Tree();</w:t>
+      </w:r>
+      <w:r>
+        <w:rPr>
+          <w:color w:val="000000"/>
+          <w:spacing w:val="-20"/>
+          <w:lang w:val="en-US"/>
+        </w:rPr>
+        <w:br/>
+      </w:r>
+      <w:r>
+        <w:rPr>
+          <w:color w:val="000000"/>
+          <w:spacing w:val="-20"/>
+          <w:lang w:val="en-US"/>
+        </w:rPr>
+        <w:br/>
       </w:r>
       <w:r>
         <w:rPr>
@@ -2918,6 +3545,2424 @@
           <w:lang w:val="en-US"/>
         </w:rPr>
         <w:lastRenderedPageBreak/>
+        <w:t xml:space="preserve">    </w:t>
+      </w:r>
+      <w:r>
+        <w:rPr>
+          <w:color w:val="AA0D91"/>
+          <w:spacing w:val="-20"/>
+          <w:lang w:val="en-US"/>
+        </w:rPr>
+        <w:t xml:space="preserve">void </w:t>
+      </w:r>
+      <w:r>
+        <w:rPr>
+          <w:color w:val="000000"/>
+          <w:spacing w:val="-20"/>
+          <w:lang w:val="en-US"/>
+        </w:rPr>
+        <w:t>MakeTree();</w:t>
+      </w:r>
+      <w:r>
+        <w:rPr>
+          <w:color w:val="000000"/>
+          <w:spacing w:val="-20"/>
+          <w:lang w:val="en-US"/>
+        </w:rPr>
+        <w:br/>
+      </w:r>
+      <w:r>
+        <w:rPr>
+          <w:color w:val="000000"/>
+          <w:spacing w:val="-20"/>
+          <w:lang w:val="en-US"/>
+        </w:rPr>
+        <w:br/>
+        <w:t xml:space="preserve">    </w:t>
+      </w:r>
+      <w:r>
+        <w:rPr>
+          <w:color w:val="AA0D91"/>
+          <w:spacing w:val="-20"/>
+          <w:lang w:val="en-US"/>
+        </w:rPr>
+        <w:t xml:space="preserve">void </w:t>
+      </w:r>
+      <w:r>
+        <w:rPr>
+          <w:color w:val="000000"/>
+          <w:spacing w:val="-20"/>
+          <w:lang w:val="en-US"/>
+        </w:rPr>
+        <w:t>OutTree();</w:t>
+      </w:r>
+      <w:r>
+        <w:rPr>
+          <w:color w:val="000000"/>
+          <w:spacing w:val="-20"/>
+          <w:lang w:val="en-US"/>
+        </w:rPr>
+        <w:br/>
+      </w:r>
+      <w:r>
+        <w:rPr>
+          <w:color w:val="000000"/>
+          <w:spacing w:val="-20"/>
+          <w:lang w:val="en-US"/>
+        </w:rPr>
+        <w:br/>
+        <w:t xml:space="preserve">    </w:t>
+      </w:r>
+      <w:r>
+        <w:rPr>
+          <w:color w:val="AA0D91"/>
+          <w:spacing w:val="-20"/>
+          <w:lang w:val="en-US"/>
+        </w:rPr>
+        <w:t xml:space="preserve">void </w:t>
+      </w:r>
+      <w:r>
+        <w:rPr>
+          <w:color w:val="000000"/>
+          <w:spacing w:val="-20"/>
+          <w:lang w:val="en-US"/>
+        </w:rPr>
+        <w:t>DFS();</w:t>
+      </w:r>
+      <w:r>
+        <w:rPr>
+          <w:color w:val="000000"/>
+          <w:spacing w:val="-20"/>
+          <w:lang w:val="en-US"/>
+        </w:rPr>
+        <w:br/>
+      </w:r>
+      <w:r>
+        <w:rPr>
+          <w:color w:val="000000"/>
+          <w:spacing w:val="-20"/>
+          <w:lang w:val="en-US"/>
+        </w:rPr>
+        <w:br/>
+        <w:t xml:space="preserve">    </w:t>
+      </w:r>
+      <w:r>
+        <w:rPr>
+          <w:color w:val="AA0D91"/>
+          <w:spacing w:val="-20"/>
+          <w:lang w:val="en-US"/>
+        </w:rPr>
+        <w:t xml:space="preserve">int </w:t>
+      </w:r>
+      <w:r>
+        <w:rPr>
+          <w:color w:val="000000"/>
+          <w:spacing w:val="-20"/>
+          <w:lang w:val="en-US"/>
+        </w:rPr>
+        <w:t>GetLeftSubtreeHeight();</w:t>
+      </w:r>
+      <w:r>
+        <w:rPr>
+          <w:color w:val="000000"/>
+          <w:spacing w:val="-20"/>
+          <w:lang w:val="en-US"/>
+        </w:rPr>
+        <w:br/>
+      </w:r>
+      <w:r>
+        <w:rPr>
+          <w:color w:val="000000"/>
+          <w:spacing w:val="-20"/>
+          <w:lang w:val="en-US"/>
+        </w:rPr>
+        <w:br/>
+      </w:r>
+      <w:r>
+        <w:rPr>
+          <w:color w:val="AA0D91"/>
+          <w:spacing w:val="-20"/>
+          <w:lang w:val="en-US"/>
+        </w:rPr>
+        <w:t>private</w:t>
+      </w:r>
+      <w:r>
+        <w:rPr>
+          <w:color w:val="000000"/>
+          <w:spacing w:val="-20"/>
+          <w:lang w:val="en-US"/>
+        </w:rPr>
+        <w:t>:</w:t>
+      </w:r>
+      <w:r>
+        <w:rPr>
+          <w:color w:val="000000"/>
+          <w:spacing w:val="-20"/>
+          <w:lang w:val="en-US"/>
+        </w:rPr>
+        <w:br/>
+        <w:t xml:space="preserve">    </w:t>
+      </w:r>
+      <w:r>
+        <w:rPr>
+          <w:color w:val="008080"/>
+          <w:spacing w:val="-20"/>
+          <w:lang w:val="en-US"/>
+        </w:rPr>
+        <w:t xml:space="preserve">Node </w:t>
+      </w:r>
+      <w:r>
+        <w:rPr>
+          <w:color w:val="000000"/>
+          <w:spacing w:val="-20"/>
+          <w:lang w:val="en-US"/>
+        </w:rPr>
+        <w:t>*</w:t>
+      </w:r>
+      <w:r>
+        <w:rPr>
+          <w:color w:val="660E7A"/>
+          <w:spacing w:val="-20"/>
+          <w:lang w:val="en-US"/>
+        </w:rPr>
+        <w:t>root</w:t>
+      </w:r>
+      <w:r>
+        <w:rPr>
+          <w:color w:val="000000"/>
+          <w:spacing w:val="-20"/>
+          <w:lang w:val="en-US"/>
+        </w:rPr>
+        <w:t>;</w:t>
+      </w:r>
+      <w:r>
+        <w:rPr>
+          <w:color w:val="000000"/>
+          <w:spacing w:val="-20"/>
+          <w:lang w:val="en-US"/>
+        </w:rPr>
+        <w:br/>
+      </w:r>
+      <w:r>
+        <w:rPr>
+          <w:color w:val="000000"/>
+          <w:spacing w:val="-20"/>
+          <w:lang w:val="en-US"/>
+        </w:rPr>
+        <w:br/>
+        <w:t xml:space="preserve">    </w:t>
+      </w:r>
+      <w:r>
+        <w:rPr>
+          <w:color w:val="AA0D91"/>
+          <w:spacing w:val="-20"/>
+          <w:lang w:val="en-US"/>
+        </w:rPr>
+        <w:t xml:space="preserve">void </w:t>
+      </w:r>
+      <w:r>
+        <w:rPr>
+          <w:color w:val="000000"/>
+          <w:spacing w:val="-20"/>
+          <w:lang w:val="en-US"/>
+        </w:rPr>
+        <w:t>MakeTree(</w:t>
+      </w:r>
+      <w:r>
+        <w:rPr>
+          <w:color w:val="008080"/>
+          <w:spacing w:val="-20"/>
+          <w:lang w:val="en-US"/>
+        </w:rPr>
+        <w:t xml:space="preserve">Node </w:t>
+      </w:r>
+      <w:r>
+        <w:rPr>
+          <w:color w:val="000000"/>
+          <w:spacing w:val="-20"/>
+          <w:lang w:val="en-US"/>
+        </w:rPr>
+        <w:t xml:space="preserve">*&amp;node, </w:t>
+      </w:r>
+      <w:r>
+        <w:rPr>
+          <w:color w:val="AA0D91"/>
+          <w:spacing w:val="-20"/>
+          <w:lang w:val="en-US"/>
+        </w:rPr>
+        <w:t xml:space="preserve">int </w:t>
+      </w:r>
+      <w:r>
+        <w:rPr>
+          <w:color w:val="000000"/>
+          <w:spacing w:val="-20"/>
+          <w:lang w:val="en-US"/>
+        </w:rPr>
+        <w:t>depth);</w:t>
+      </w:r>
+      <w:r>
+        <w:rPr>
+          <w:color w:val="000000"/>
+          <w:spacing w:val="-20"/>
+          <w:lang w:val="en-US"/>
+        </w:rPr>
+        <w:br/>
+      </w:r>
+      <w:r>
+        <w:rPr>
+          <w:color w:val="000000"/>
+          <w:spacing w:val="-20"/>
+          <w:lang w:val="en-US"/>
+        </w:rPr>
+        <w:br/>
+        <w:t xml:space="preserve">    </w:t>
+      </w:r>
+      <w:r>
+        <w:rPr>
+          <w:color w:val="AA0D91"/>
+          <w:spacing w:val="-20"/>
+          <w:lang w:val="en-US"/>
+        </w:rPr>
+        <w:t xml:space="preserve">void </w:t>
+      </w:r>
+      <w:r>
+        <w:rPr>
+          <w:color w:val="000000"/>
+          <w:spacing w:val="-20"/>
+          <w:lang w:val="en-US"/>
+        </w:rPr>
+        <w:t>OutTree(</w:t>
+      </w:r>
+      <w:r>
+        <w:rPr>
+          <w:color w:val="008080"/>
+          <w:spacing w:val="-20"/>
+          <w:lang w:val="en-US"/>
+        </w:rPr>
+        <w:t xml:space="preserve">Node </w:t>
+      </w:r>
+      <w:r>
+        <w:rPr>
+          <w:color w:val="000000"/>
+          <w:spacing w:val="-20"/>
+          <w:lang w:val="en-US"/>
+        </w:rPr>
+        <w:t xml:space="preserve">*node, </w:t>
+      </w:r>
+      <w:r>
+        <w:rPr>
+          <w:color w:val="AA0D91"/>
+          <w:spacing w:val="-20"/>
+          <w:lang w:val="en-US"/>
+        </w:rPr>
+        <w:t xml:space="preserve">int </w:t>
+      </w:r>
+      <w:r>
+        <w:rPr>
+          <w:color w:val="000000"/>
+          <w:spacing w:val="-20"/>
+          <w:lang w:val="en-US"/>
+        </w:rPr>
+        <w:t xml:space="preserve">x, </w:t>
+      </w:r>
+      <w:r>
+        <w:rPr>
+          <w:color w:val="AA0D91"/>
+          <w:spacing w:val="-20"/>
+          <w:lang w:val="en-US"/>
+        </w:rPr>
+        <w:t xml:space="preserve">int </w:t>
+      </w:r>
+      <w:r>
+        <w:rPr>
+          <w:color w:val="000000"/>
+          <w:spacing w:val="-20"/>
+          <w:lang w:val="en-US"/>
+        </w:rPr>
+        <w:t xml:space="preserve">y, </w:t>
+      </w:r>
+      <w:r>
+        <w:rPr>
+          <w:color w:val="AA0D91"/>
+          <w:spacing w:val="-20"/>
+          <w:lang w:val="en-US"/>
+        </w:rPr>
+        <w:t xml:space="preserve">char </w:t>
+      </w:r>
+      <w:r>
+        <w:rPr>
+          <w:color w:val="000000"/>
+          <w:spacing w:val="-20"/>
+          <w:lang w:val="en-US"/>
+        </w:rPr>
+        <w:t>screen[][</w:t>
+      </w:r>
+      <w:r>
+        <w:rPr>
+          <w:color w:val="1C00CE"/>
+          <w:spacing w:val="-20"/>
+          <w:lang w:val="en-US"/>
+        </w:rPr>
+        <w:t>120</w:t>
+      </w:r>
+      <w:r>
+        <w:rPr>
+          <w:color w:val="000000"/>
+          <w:spacing w:val="-20"/>
+          <w:lang w:val="en-US"/>
+        </w:rPr>
+        <w:t xml:space="preserve">], </w:t>
+      </w:r>
+      <w:r>
+        <w:rPr>
+          <w:color w:val="AA0D91"/>
+          <w:spacing w:val="-20"/>
+          <w:lang w:val="en-US"/>
+        </w:rPr>
+        <w:t xml:space="preserve">int </w:t>
+      </w:r>
+      <w:r>
+        <w:rPr>
+          <w:color w:val="000000"/>
+          <w:spacing w:val="-20"/>
+          <w:lang w:val="en-US"/>
+        </w:rPr>
+        <w:t xml:space="preserve">maxrow, </w:t>
+      </w:r>
+      <w:r>
+        <w:rPr>
+          <w:color w:val="AA0D91"/>
+          <w:spacing w:val="-20"/>
+          <w:lang w:val="en-US"/>
+        </w:rPr>
+        <w:t xml:space="preserve">int </w:t>
+      </w:r>
+      <w:r>
+        <w:rPr>
+          <w:color w:val="000000"/>
+          <w:spacing w:val="-20"/>
+          <w:lang w:val="en-US"/>
+        </w:rPr>
+        <w:t>spacing);</w:t>
+      </w:r>
+      <w:r>
+        <w:rPr>
+          <w:color w:val="000000"/>
+          <w:spacing w:val="-20"/>
+          <w:lang w:val="en-US"/>
+        </w:rPr>
+        <w:br/>
+      </w:r>
+      <w:r>
+        <w:rPr>
+          <w:color w:val="000000"/>
+          <w:spacing w:val="-20"/>
+          <w:lang w:val="en-US"/>
+        </w:rPr>
+        <w:br/>
+        <w:t xml:space="preserve">    </w:t>
+      </w:r>
+      <w:r>
+        <w:rPr>
+          <w:color w:val="AA0D91"/>
+          <w:spacing w:val="-20"/>
+          <w:lang w:val="en-US"/>
+        </w:rPr>
+        <w:t xml:space="preserve">int </w:t>
+      </w:r>
+      <w:r>
+        <w:rPr>
+          <w:color w:val="000000"/>
+          <w:spacing w:val="-20"/>
+          <w:lang w:val="en-US"/>
+        </w:rPr>
+        <w:t>GetHeight(</w:t>
+      </w:r>
+      <w:r>
+        <w:rPr>
+          <w:color w:val="008080"/>
+          <w:spacing w:val="-20"/>
+          <w:lang w:val="en-US"/>
+        </w:rPr>
+        <w:t xml:space="preserve">Node </w:t>
+      </w:r>
+      <w:r>
+        <w:rPr>
+          <w:color w:val="000000"/>
+          <w:spacing w:val="-20"/>
+          <w:lang w:val="en-US"/>
+        </w:rPr>
+        <w:t>*node);</w:t>
+      </w:r>
+      <w:r>
+        <w:rPr>
+          <w:color w:val="000000"/>
+          <w:spacing w:val="-20"/>
+          <w:lang w:val="en-US"/>
+        </w:rPr>
+        <w:br/>
+      </w:r>
+      <w:r>
+        <w:rPr>
+          <w:color w:val="000000"/>
+          <w:spacing w:val="-20"/>
+          <w:lang w:val="en-US"/>
+        </w:rPr>
+        <w:br/>
+        <w:t xml:space="preserve">    </w:t>
+      </w:r>
+      <w:r>
+        <w:rPr>
+          <w:color w:val="AA0D91"/>
+          <w:spacing w:val="-20"/>
+          <w:lang w:val="en-US"/>
+        </w:rPr>
+        <w:t xml:space="preserve">void </w:t>
+      </w:r>
+      <w:r>
+        <w:rPr>
+          <w:color w:val="000000"/>
+          <w:spacing w:val="-20"/>
+          <w:lang w:val="en-US"/>
+        </w:rPr>
+        <w:t>LabelNodes(</w:t>
+      </w:r>
+      <w:r>
+        <w:rPr>
+          <w:color w:val="008080"/>
+          <w:spacing w:val="-20"/>
+          <w:lang w:val="en-US"/>
+        </w:rPr>
+        <w:t xml:space="preserve">Node </w:t>
+      </w:r>
+      <w:r>
+        <w:rPr>
+          <w:color w:val="000000"/>
+          <w:spacing w:val="-20"/>
+          <w:lang w:val="en-US"/>
+        </w:rPr>
+        <w:t xml:space="preserve">*node, </w:t>
+      </w:r>
+      <w:r>
+        <w:rPr>
+          <w:color w:val="AA0D91"/>
+          <w:spacing w:val="-20"/>
+          <w:lang w:val="en-US"/>
+        </w:rPr>
+        <w:t xml:space="preserve">char </w:t>
+      </w:r>
+      <w:r>
+        <w:rPr>
+          <w:color w:val="000000"/>
+          <w:spacing w:val="-20"/>
+          <w:lang w:val="en-US"/>
+        </w:rPr>
+        <w:t>&amp;currentLabel);</w:t>
+      </w:r>
+      <w:r>
+        <w:rPr>
+          <w:color w:val="000000"/>
+          <w:spacing w:val="-20"/>
+          <w:lang w:val="en-US"/>
+        </w:rPr>
+        <w:br/>
+      </w:r>
+      <w:r>
+        <w:rPr>
+          <w:color w:val="000000"/>
+          <w:spacing w:val="-20"/>
+          <w:lang w:val="en-US"/>
+        </w:rPr>
+        <w:br/>
+        <w:t xml:space="preserve">    Tree(</w:t>
+      </w:r>
+      <w:r>
+        <w:rPr>
+          <w:color w:val="AA0D91"/>
+          <w:spacing w:val="-20"/>
+          <w:lang w:val="en-US"/>
+        </w:rPr>
+        <w:t xml:space="preserve">const </w:t>
+      </w:r>
+      <w:r>
+        <w:rPr>
+          <w:color w:val="008080"/>
+          <w:spacing w:val="-20"/>
+          <w:lang w:val="en-US"/>
+        </w:rPr>
+        <w:t xml:space="preserve">Tree </w:t>
+      </w:r>
+      <w:r>
+        <w:rPr>
+          <w:color w:val="000000"/>
+          <w:spacing w:val="-20"/>
+          <w:lang w:val="en-US"/>
+        </w:rPr>
+        <w:t xml:space="preserve">&amp;) = </w:t>
+      </w:r>
+      <w:r>
+        <w:rPr>
+          <w:color w:val="AA0D91"/>
+          <w:spacing w:val="-20"/>
+          <w:lang w:val="en-US"/>
+        </w:rPr>
+        <w:t>delete</w:t>
+      </w:r>
+      <w:r>
+        <w:rPr>
+          <w:color w:val="000000"/>
+          <w:spacing w:val="-20"/>
+          <w:lang w:val="en-US"/>
+        </w:rPr>
+        <w:t>;</w:t>
+      </w:r>
+      <w:r>
+        <w:rPr>
+          <w:color w:val="000000"/>
+          <w:spacing w:val="-20"/>
+          <w:lang w:val="en-US"/>
+        </w:rPr>
+        <w:br/>
+      </w:r>
+      <w:r>
+        <w:rPr>
+          <w:color w:val="000000"/>
+          <w:spacing w:val="-20"/>
+          <w:lang w:val="en-US"/>
+        </w:rPr>
+        <w:br/>
+        <w:t xml:space="preserve">    </w:t>
+      </w:r>
+      <w:r>
+        <w:rPr>
+          <w:color w:val="008080"/>
+          <w:spacing w:val="-20"/>
+          <w:lang w:val="en-US"/>
+        </w:rPr>
+        <w:t xml:space="preserve">Tree </w:t>
+      </w:r>
+      <w:r>
+        <w:rPr>
+          <w:color w:val="000000"/>
+          <w:spacing w:val="-20"/>
+          <w:lang w:val="en-US"/>
+        </w:rPr>
+        <w:t>&amp;</w:t>
+      </w:r>
+      <w:r>
+        <w:rPr>
+          <w:color w:val="AA0D91"/>
+          <w:spacing w:val="-20"/>
+          <w:lang w:val="en-US"/>
+        </w:rPr>
+        <w:t>operator</w:t>
+      </w:r>
+      <w:r>
+        <w:rPr>
+          <w:color w:val="008080"/>
+          <w:spacing w:val="-20"/>
+          <w:lang w:val="en-US"/>
+        </w:rPr>
+        <w:t>=</w:t>
+      </w:r>
+      <w:r>
+        <w:rPr>
+          <w:color w:val="000000"/>
+          <w:spacing w:val="-20"/>
+          <w:lang w:val="en-US"/>
+        </w:rPr>
+        <w:t>(</w:t>
+      </w:r>
+      <w:r>
+        <w:rPr>
+          <w:color w:val="AA0D91"/>
+          <w:spacing w:val="-20"/>
+          <w:lang w:val="en-US"/>
+        </w:rPr>
+        <w:t xml:space="preserve">const </w:t>
+      </w:r>
+      <w:r>
+        <w:rPr>
+          <w:color w:val="008080"/>
+          <w:spacing w:val="-20"/>
+          <w:lang w:val="en-US"/>
+        </w:rPr>
+        <w:t xml:space="preserve">Tree </w:t>
+      </w:r>
+      <w:r>
+        <w:rPr>
+          <w:color w:val="000000"/>
+          <w:spacing w:val="-20"/>
+          <w:lang w:val="en-US"/>
+        </w:rPr>
+        <w:t xml:space="preserve">&amp;) = </w:t>
+      </w:r>
+      <w:r>
+        <w:rPr>
+          <w:color w:val="AA0D91"/>
+          <w:spacing w:val="-20"/>
+          <w:lang w:val="en-US"/>
+        </w:rPr>
+        <w:t>delete</w:t>
+      </w:r>
+      <w:r>
+        <w:rPr>
+          <w:color w:val="000000"/>
+          <w:spacing w:val="-20"/>
+          <w:lang w:val="en-US"/>
+        </w:rPr>
+        <w:t>;</w:t>
+      </w:r>
+      <w:r>
+        <w:rPr>
+          <w:color w:val="000000"/>
+          <w:spacing w:val="-20"/>
+          <w:lang w:val="en-US"/>
+        </w:rPr>
+        <w:br/>
+      </w:r>
+      <w:r>
+        <w:rPr>
+          <w:color w:val="000000"/>
+          <w:spacing w:val="-20"/>
+          <w:lang w:val="en-US"/>
+        </w:rPr>
+        <w:br/>
+        <w:t xml:space="preserve">    Tree(</w:t>
+      </w:r>
+      <w:r>
+        <w:rPr>
+          <w:color w:val="008080"/>
+          <w:spacing w:val="-20"/>
+          <w:lang w:val="en-US"/>
+        </w:rPr>
+        <w:t xml:space="preserve">Tree </w:t>
+      </w:r>
+      <w:r>
+        <w:rPr>
+          <w:color w:val="000000"/>
+          <w:spacing w:val="-20"/>
+          <w:lang w:val="en-US"/>
+        </w:rPr>
+        <w:t xml:space="preserve">&amp;&amp;) = </w:t>
+      </w:r>
+      <w:r>
+        <w:rPr>
+          <w:color w:val="AA0D91"/>
+          <w:spacing w:val="-20"/>
+          <w:lang w:val="en-US"/>
+        </w:rPr>
+        <w:t>delete</w:t>
+      </w:r>
+      <w:r>
+        <w:rPr>
+          <w:color w:val="000000"/>
+          <w:spacing w:val="-20"/>
+          <w:lang w:val="en-US"/>
+        </w:rPr>
+        <w:t>;</w:t>
+      </w:r>
+      <w:r>
+        <w:rPr>
+          <w:color w:val="000000"/>
+          <w:spacing w:val="-20"/>
+          <w:lang w:val="en-US"/>
+        </w:rPr>
+        <w:br/>
+      </w:r>
+      <w:r>
+        <w:rPr>
+          <w:color w:val="000000"/>
+          <w:spacing w:val="-20"/>
+          <w:lang w:val="en-US"/>
+        </w:rPr>
+        <w:br/>
+        <w:t xml:space="preserve">    </w:t>
+      </w:r>
+      <w:r>
+        <w:rPr>
+          <w:color w:val="008080"/>
+          <w:spacing w:val="-20"/>
+          <w:lang w:val="en-US"/>
+        </w:rPr>
+        <w:t xml:space="preserve">Tree </w:t>
+      </w:r>
+      <w:r>
+        <w:rPr>
+          <w:color w:val="000000"/>
+          <w:spacing w:val="-20"/>
+          <w:lang w:val="en-US"/>
+        </w:rPr>
+        <w:t>&amp;</w:t>
+      </w:r>
+      <w:r>
+        <w:rPr>
+          <w:color w:val="AA0D91"/>
+          <w:spacing w:val="-20"/>
+          <w:lang w:val="en-US"/>
+        </w:rPr>
+        <w:t>operator</w:t>
+      </w:r>
+      <w:r>
+        <w:rPr>
+          <w:color w:val="008080"/>
+          <w:spacing w:val="-20"/>
+          <w:lang w:val="en-US"/>
+        </w:rPr>
+        <w:t>=</w:t>
+      </w:r>
+      <w:r>
+        <w:rPr>
+          <w:color w:val="000000"/>
+          <w:spacing w:val="-20"/>
+          <w:lang w:val="en-US"/>
+        </w:rPr>
+        <w:t>(</w:t>
+      </w:r>
+      <w:r>
+        <w:rPr>
+          <w:color w:val="008080"/>
+          <w:spacing w:val="-20"/>
+          <w:lang w:val="en-US"/>
+        </w:rPr>
+        <w:t xml:space="preserve">Tree </w:t>
+      </w:r>
+      <w:r>
+        <w:rPr>
+          <w:color w:val="000000"/>
+          <w:spacing w:val="-20"/>
+          <w:lang w:val="en-US"/>
+        </w:rPr>
+        <w:t xml:space="preserve">&amp;&amp;) = </w:t>
+      </w:r>
+      <w:r>
+        <w:rPr>
+          <w:color w:val="AA0D91"/>
+          <w:spacing w:val="-20"/>
+          <w:lang w:val="en-US"/>
+        </w:rPr>
+        <w:t>delete</w:t>
+      </w:r>
+      <w:r>
+        <w:rPr>
+          <w:color w:val="000000"/>
+          <w:spacing w:val="-20"/>
+          <w:lang w:val="en-US"/>
+        </w:rPr>
+        <w:t>;</w:t>
+      </w:r>
+      <w:r>
+        <w:rPr>
+          <w:color w:val="000000"/>
+          <w:spacing w:val="-20"/>
+          <w:lang w:val="en-US"/>
+        </w:rPr>
+        <w:br/>
+        <w:t>};</w:t>
+      </w:r>
+      <w:r>
+        <w:rPr>
+          <w:color w:val="000000"/>
+          <w:spacing w:val="-20"/>
+          <w:lang w:val="en-US"/>
+        </w:rPr>
+        <w:br/>
+      </w:r>
+      <w:r>
+        <w:rPr>
+          <w:color w:val="000000"/>
+          <w:spacing w:val="-20"/>
+          <w:lang w:val="en-US"/>
+        </w:rPr>
+        <w:br/>
+      </w:r>
+      <w:r>
+        <w:rPr>
+          <w:color w:val="008080"/>
+          <w:spacing w:val="-20"/>
+          <w:lang w:val="en-US"/>
+        </w:rPr>
+        <w:t>Tree</w:t>
+      </w:r>
+      <w:r>
+        <w:rPr>
+          <w:color w:val="000000"/>
+          <w:spacing w:val="-20"/>
+          <w:lang w:val="en-US"/>
+        </w:rPr>
+        <w:t xml:space="preserve">::Tree() : </w:t>
+      </w:r>
+      <w:r>
+        <w:rPr>
+          <w:color w:val="660E7A"/>
+          <w:spacing w:val="-20"/>
+          <w:lang w:val="en-US"/>
+        </w:rPr>
+        <w:t>root</w:t>
+      </w:r>
+      <w:r>
+        <w:rPr>
+          <w:color w:val="000000"/>
+          <w:spacing w:val="-20"/>
+          <w:lang w:val="en-US"/>
+        </w:rPr>
+        <w:t>(</w:t>
+      </w:r>
+      <w:r>
+        <w:rPr>
+          <w:color w:val="AA0D91"/>
+          <w:spacing w:val="-20"/>
+          <w:lang w:val="en-US"/>
+        </w:rPr>
+        <w:t>nullptr</w:t>
+      </w:r>
+      <w:r>
+        <w:rPr>
+          <w:color w:val="000000"/>
+          <w:spacing w:val="-20"/>
+          <w:lang w:val="en-US"/>
+        </w:rPr>
+        <w:t>) {}</w:t>
+      </w:r>
+      <w:r>
+        <w:rPr>
+          <w:color w:val="000000"/>
+          <w:spacing w:val="-20"/>
+          <w:lang w:val="en-US"/>
+        </w:rPr>
+        <w:br/>
+      </w:r>
+      <w:r>
+        <w:rPr>
+          <w:color w:val="000000"/>
+          <w:spacing w:val="-20"/>
+          <w:lang w:val="en-US"/>
+        </w:rPr>
+        <w:br/>
+      </w:r>
+      <w:r>
+        <w:rPr>
+          <w:color w:val="008080"/>
+          <w:spacing w:val="-20"/>
+          <w:lang w:val="en-US"/>
+        </w:rPr>
+        <w:t>Tree</w:t>
+      </w:r>
+      <w:r>
+        <w:rPr>
+          <w:color w:val="000000"/>
+          <w:spacing w:val="-20"/>
+          <w:lang w:val="en-US"/>
+        </w:rPr>
+        <w:t>::~Tree() {</w:t>
+      </w:r>
+      <w:r>
+        <w:rPr>
+          <w:color w:val="000000"/>
+          <w:spacing w:val="-20"/>
+          <w:lang w:val="en-US"/>
+        </w:rPr>
+        <w:br/>
+        <w:t xml:space="preserve">    </w:t>
+      </w:r>
+      <w:r>
+        <w:rPr>
+          <w:color w:val="AA0D91"/>
+          <w:spacing w:val="-20"/>
+          <w:lang w:val="en-US"/>
+        </w:rPr>
+        <w:t xml:space="preserve">delete </w:t>
+      </w:r>
+      <w:r>
+        <w:rPr>
+          <w:color w:val="660E7A"/>
+          <w:spacing w:val="-20"/>
+          <w:lang w:val="en-US"/>
+        </w:rPr>
+        <w:t>root</w:t>
+      </w:r>
+      <w:r>
+        <w:rPr>
+          <w:color w:val="000000"/>
+          <w:spacing w:val="-20"/>
+          <w:lang w:val="en-US"/>
+        </w:rPr>
+        <w:t>;</w:t>
+      </w:r>
+      <w:r>
+        <w:rPr>
+          <w:color w:val="000000"/>
+          <w:spacing w:val="-20"/>
+          <w:lang w:val="en-US"/>
+        </w:rPr>
+        <w:br/>
+        <w:t>}</w:t>
+      </w:r>
+      <w:r>
+        <w:rPr>
+          <w:color w:val="000000"/>
+          <w:spacing w:val="-20"/>
+          <w:lang w:val="en-US"/>
+        </w:rPr>
+        <w:br/>
+      </w:r>
+      <w:r>
+        <w:rPr>
+          <w:color w:val="000000"/>
+          <w:spacing w:val="-20"/>
+          <w:lang w:val="en-US"/>
+        </w:rPr>
+        <w:br/>
+      </w:r>
+      <w:r>
+        <w:rPr>
+          <w:color w:val="AA0D91"/>
+          <w:spacing w:val="-20"/>
+          <w:lang w:val="en-US"/>
+        </w:rPr>
+        <w:t xml:space="preserve">void </w:t>
+      </w:r>
+      <w:r>
+        <w:rPr>
+          <w:color w:val="008080"/>
+          <w:spacing w:val="-20"/>
+          <w:lang w:val="en-US"/>
+        </w:rPr>
+        <w:t>Tree</w:t>
+      </w:r>
+      <w:r>
+        <w:rPr>
+          <w:color w:val="000000"/>
+          <w:spacing w:val="-20"/>
+          <w:lang w:val="en-US"/>
+        </w:rPr>
+        <w:t>::MakeTree() {</w:t>
+      </w:r>
+      <w:r>
+        <w:rPr>
+          <w:color w:val="000000"/>
+          <w:spacing w:val="-20"/>
+          <w:lang w:val="en-US"/>
+        </w:rPr>
+        <w:br/>
+        <w:t xml:space="preserve">    </w:t>
+      </w:r>
+      <w:r>
+        <w:rPr>
+          <w:color w:val="B2279A"/>
+          <w:spacing w:val="-20"/>
+          <w:lang w:val="en-US"/>
+        </w:rPr>
+        <w:t>MakeTree</w:t>
+      </w:r>
+      <w:r>
+        <w:rPr>
+          <w:color w:val="000000"/>
+          <w:spacing w:val="-20"/>
+          <w:lang w:val="en-US"/>
+        </w:rPr>
+        <w:t>(</w:t>
+      </w:r>
+      <w:r>
+        <w:rPr>
+          <w:color w:val="660E7A"/>
+          <w:spacing w:val="-20"/>
+          <w:lang w:val="en-US"/>
+        </w:rPr>
+        <w:t>root</w:t>
+      </w:r>
+      <w:r>
+        <w:rPr>
+          <w:color w:val="000000"/>
+          <w:spacing w:val="-20"/>
+          <w:lang w:val="en-US"/>
+        </w:rPr>
+        <w:t xml:space="preserve">, </w:t>
+      </w:r>
+      <w:r>
+        <w:rPr>
+          <w:color w:val="1C00CE"/>
+          <w:spacing w:val="-20"/>
+          <w:lang w:val="en-US"/>
+        </w:rPr>
+        <w:t>1</w:t>
+      </w:r>
+      <w:r>
+        <w:rPr>
+          <w:color w:val="000000"/>
+          <w:spacing w:val="-20"/>
+          <w:lang w:val="en-US"/>
+        </w:rPr>
+        <w:t>);</w:t>
+      </w:r>
+      <w:r>
+        <w:rPr>
+          <w:color w:val="000000"/>
+          <w:spacing w:val="-20"/>
+          <w:lang w:val="en-US"/>
+        </w:rPr>
+        <w:br/>
+        <w:t xml:space="preserve">    </w:t>
+      </w:r>
+      <w:r>
+        <w:rPr>
+          <w:color w:val="AA0D91"/>
+          <w:spacing w:val="-20"/>
+          <w:lang w:val="en-US"/>
+        </w:rPr>
+        <w:t xml:space="preserve">char </w:t>
+      </w:r>
+      <w:r>
+        <w:rPr>
+          <w:color w:val="000000"/>
+          <w:spacing w:val="-20"/>
+          <w:lang w:val="en-US"/>
+        </w:rPr>
+        <w:t xml:space="preserve">currentLabel = </w:t>
+      </w:r>
+      <w:r>
+        <w:rPr>
+          <w:color w:val="C41A16"/>
+          <w:spacing w:val="-20"/>
+          <w:lang w:val="en-US"/>
+        </w:rPr>
+        <w:t>'a'</w:t>
+      </w:r>
+      <w:r>
+        <w:rPr>
+          <w:color w:val="000000"/>
+          <w:spacing w:val="-20"/>
+          <w:lang w:val="en-US"/>
+        </w:rPr>
+        <w:t>;</w:t>
+      </w:r>
+      <w:r>
+        <w:rPr>
+          <w:color w:val="000000"/>
+          <w:spacing w:val="-20"/>
+          <w:lang w:val="en-US"/>
+        </w:rPr>
+        <w:br/>
+        <w:t xml:space="preserve">    </w:t>
+      </w:r>
+      <w:r>
+        <w:rPr>
+          <w:color w:val="B2279A"/>
+          <w:spacing w:val="-20"/>
+          <w:lang w:val="en-US"/>
+        </w:rPr>
+        <w:t>LabelNodes</w:t>
+      </w:r>
+      <w:r>
+        <w:rPr>
+          <w:color w:val="000000"/>
+          <w:spacing w:val="-20"/>
+          <w:lang w:val="en-US"/>
+        </w:rPr>
+        <w:t>(</w:t>
+      </w:r>
+      <w:r>
+        <w:rPr>
+          <w:color w:val="660E7A"/>
+          <w:spacing w:val="-20"/>
+          <w:lang w:val="en-US"/>
+        </w:rPr>
+        <w:t>root</w:t>
+      </w:r>
+      <w:r>
+        <w:rPr>
+          <w:color w:val="000000"/>
+          <w:spacing w:val="-20"/>
+          <w:lang w:val="en-US"/>
+        </w:rPr>
+        <w:t>, currentLabel);</w:t>
+      </w:r>
+      <w:r>
+        <w:rPr>
+          <w:color w:val="000000"/>
+          <w:spacing w:val="-20"/>
+          <w:lang w:val="en-US"/>
+        </w:rPr>
+        <w:br/>
+        <w:t>}</w:t>
+      </w:r>
+      <w:r>
+        <w:rPr>
+          <w:color w:val="000000"/>
+          <w:spacing w:val="-20"/>
+          <w:lang w:val="en-US"/>
+        </w:rPr>
+        <w:br/>
+      </w:r>
+      <w:r>
+        <w:rPr>
+          <w:color w:val="000000"/>
+          <w:spacing w:val="-20"/>
+          <w:lang w:val="en-US"/>
+        </w:rPr>
+        <w:br/>
+      </w:r>
+      <w:r>
+        <w:rPr>
+          <w:color w:val="AA0D91"/>
+          <w:spacing w:val="-20"/>
+          <w:lang w:val="en-US"/>
+        </w:rPr>
+        <w:t xml:space="preserve">void </w:t>
+      </w:r>
+      <w:r>
+        <w:rPr>
+          <w:color w:val="008080"/>
+          <w:spacing w:val="-20"/>
+          <w:lang w:val="en-US"/>
+        </w:rPr>
+        <w:t>Tree</w:t>
+      </w:r>
+      <w:r>
+        <w:rPr>
+          <w:color w:val="000000"/>
+          <w:spacing w:val="-20"/>
+          <w:lang w:val="en-US"/>
+        </w:rPr>
+        <w:t>::MakeTree(</w:t>
+      </w:r>
+      <w:r>
+        <w:rPr>
+          <w:color w:val="008080"/>
+          <w:spacing w:val="-20"/>
+          <w:lang w:val="en-US"/>
+        </w:rPr>
+        <w:t xml:space="preserve">Node </w:t>
+      </w:r>
+      <w:r>
+        <w:rPr>
+          <w:color w:val="000000"/>
+          <w:spacing w:val="-20"/>
+          <w:lang w:val="en-US"/>
+        </w:rPr>
+        <w:t xml:space="preserve">*&amp;node, </w:t>
+      </w:r>
+      <w:r>
+        <w:rPr>
+          <w:color w:val="AA0D91"/>
+          <w:spacing w:val="-20"/>
+          <w:lang w:val="en-US"/>
+        </w:rPr>
+        <w:t xml:space="preserve">int </w:t>
+      </w:r>
+      <w:r>
+        <w:rPr>
+          <w:color w:val="000000"/>
+          <w:spacing w:val="-20"/>
+          <w:lang w:val="en-US"/>
+        </w:rPr>
+        <w:t>depth) {</w:t>
+      </w:r>
+      <w:r>
+        <w:rPr>
+          <w:color w:val="000000"/>
+          <w:spacing w:val="-20"/>
+          <w:lang w:val="en-US"/>
+        </w:rPr>
+        <w:br/>
+        <w:t xml:space="preserve">    </w:t>
+      </w:r>
+      <w:r>
+        <w:rPr>
+          <w:color w:val="AA0D91"/>
+          <w:spacing w:val="-20"/>
+          <w:lang w:val="en-US"/>
+        </w:rPr>
+        <w:t xml:space="preserve">if </w:t>
+      </w:r>
+      <w:r>
+        <w:rPr>
+          <w:color w:val="000000"/>
+          <w:spacing w:val="-20"/>
+          <w:lang w:val="en-US"/>
+        </w:rPr>
+        <w:t xml:space="preserve">(depth &gt; </w:t>
+      </w:r>
+      <w:r>
+        <w:rPr>
+          <w:color w:val="1C00CE"/>
+          <w:spacing w:val="-20"/>
+          <w:lang w:val="en-US"/>
+        </w:rPr>
+        <w:t>6</w:t>
+      </w:r>
+      <w:r>
+        <w:rPr>
+          <w:color w:val="000000"/>
+          <w:spacing w:val="-20"/>
+          <w:lang w:val="en-US"/>
+        </w:rPr>
+        <w:t>) {</w:t>
+      </w:r>
+      <w:r>
+        <w:rPr>
+          <w:color w:val="000000"/>
+          <w:spacing w:val="-20"/>
+          <w:lang w:val="en-US"/>
+        </w:rPr>
+        <w:br/>
+        <w:t xml:space="preserve">        </w:t>
+      </w:r>
+      <w:r>
+        <w:rPr>
+          <w:color w:val="AA0D91"/>
+          <w:spacing w:val="-20"/>
+          <w:lang w:val="en-US"/>
+        </w:rPr>
+        <w:t>return</w:t>
+      </w:r>
+      <w:r>
+        <w:rPr>
+          <w:color w:val="000000"/>
+          <w:spacing w:val="-20"/>
+          <w:lang w:val="en-US"/>
+        </w:rPr>
+        <w:t>;</w:t>
+      </w:r>
+      <w:r>
+        <w:rPr>
+          <w:color w:val="000000"/>
+          <w:spacing w:val="-20"/>
+          <w:lang w:val="en-US"/>
+        </w:rPr>
+        <w:br/>
+        <w:t xml:space="preserve">    }</w:t>
+      </w:r>
+      <w:r>
+        <w:rPr>
+          <w:color w:val="000000"/>
+          <w:spacing w:val="-20"/>
+          <w:lang w:val="en-US"/>
+        </w:rPr>
+        <w:br/>
+      </w:r>
+      <w:r>
+        <w:rPr>
+          <w:color w:val="000000"/>
+          <w:spacing w:val="-20"/>
+          <w:lang w:val="en-US"/>
+        </w:rPr>
+        <w:br/>
+        <w:t xml:space="preserve">    </w:t>
+      </w:r>
+      <w:r>
+        <w:rPr>
+          <w:color w:val="AA0D91"/>
+          <w:spacing w:val="-20"/>
+          <w:lang w:val="en-US"/>
+        </w:rPr>
+        <w:t xml:space="preserve">if </w:t>
+      </w:r>
+      <w:r>
+        <w:rPr>
+          <w:color w:val="000000"/>
+          <w:spacing w:val="-20"/>
+          <w:lang w:val="en-US"/>
+        </w:rPr>
+        <w:t xml:space="preserve">(depth == </w:t>
+      </w:r>
+      <w:r>
+        <w:rPr>
+          <w:color w:val="1C00CE"/>
+          <w:spacing w:val="-20"/>
+          <w:lang w:val="en-US"/>
+        </w:rPr>
+        <w:t xml:space="preserve">1 </w:t>
+      </w:r>
+      <w:r>
+        <w:rPr>
+          <w:color w:val="000000"/>
+          <w:spacing w:val="-20"/>
+          <w:lang w:val="en-US"/>
+        </w:rPr>
+        <w:t xml:space="preserve">|| depth &lt;= </w:t>
+      </w:r>
+      <w:r>
+        <w:rPr>
+          <w:color w:val="B2279A"/>
+          <w:spacing w:val="-20"/>
+          <w:lang w:val="en-US"/>
+        </w:rPr>
+        <w:t>rand</w:t>
+      </w:r>
+      <w:r>
+        <w:rPr>
+          <w:color w:val="000000"/>
+          <w:spacing w:val="-20"/>
+          <w:lang w:val="en-US"/>
+        </w:rPr>
+        <w:t xml:space="preserve">() % </w:t>
+      </w:r>
+      <w:r>
+        <w:rPr>
+          <w:color w:val="1C00CE"/>
+          <w:spacing w:val="-20"/>
+          <w:lang w:val="en-US"/>
+        </w:rPr>
+        <w:t xml:space="preserve">6 </w:t>
+      </w:r>
+      <w:r>
+        <w:rPr>
+          <w:color w:val="000000"/>
+          <w:spacing w:val="-20"/>
+          <w:lang w:val="en-US"/>
+        </w:rPr>
+        <w:t xml:space="preserve">+ </w:t>
+      </w:r>
+      <w:r>
+        <w:rPr>
+          <w:color w:val="1C00CE"/>
+          <w:spacing w:val="-20"/>
+          <w:lang w:val="en-US"/>
+        </w:rPr>
+        <w:t>1</w:t>
+      </w:r>
+      <w:r>
+        <w:rPr>
+          <w:color w:val="000000"/>
+          <w:spacing w:val="-20"/>
+          <w:lang w:val="en-US"/>
+        </w:rPr>
+        <w:t>) {</w:t>
+      </w:r>
+      <w:r>
+        <w:rPr>
+          <w:color w:val="000000"/>
+          <w:spacing w:val="-20"/>
+          <w:lang w:val="en-US"/>
+        </w:rPr>
+        <w:br/>
+        <w:t xml:space="preserve">        node = </w:t>
+      </w:r>
+      <w:r>
+        <w:rPr>
+          <w:color w:val="AA0D91"/>
+          <w:spacing w:val="-20"/>
+          <w:lang w:val="en-US"/>
+        </w:rPr>
+        <w:t xml:space="preserve">new </w:t>
+      </w:r>
+      <w:r>
+        <w:rPr>
+          <w:color w:val="B2279A"/>
+          <w:spacing w:val="-20"/>
+          <w:lang w:val="en-US"/>
+        </w:rPr>
+        <w:t>Node</w:t>
+      </w:r>
+      <w:r>
+        <w:rPr>
+          <w:color w:val="000000"/>
+          <w:spacing w:val="-20"/>
+          <w:lang w:val="en-US"/>
+        </w:rPr>
+        <w:t>();</w:t>
+      </w:r>
+      <w:r>
+        <w:rPr>
+          <w:color w:val="000000"/>
+          <w:spacing w:val="-20"/>
+          <w:lang w:val="en-US"/>
+        </w:rPr>
+        <w:br/>
+        <w:t xml:space="preserve">        </w:t>
+      </w:r>
+      <w:r>
+        <w:rPr>
+          <w:color w:val="B2279A"/>
+          <w:spacing w:val="-20"/>
+          <w:lang w:val="en-US"/>
+        </w:rPr>
+        <w:t>MakeTree</w:t>
+      </w:r>
+      <w:r>
+        <w:rPr>
+          <w:color w:val="000000"/>
+          <w:spacing w:val="-20"/>
+          <w:lang w:val="en-US"/>
+        </w:rPr>
+        <w:t>(node-&gt;</w:t>
+      </w:r>
+      <w:r>
+        <w:rPr>
+          <w:color w:val="660E7A"/>
+          <w:spacing w:val="-20"/>
+          <w:lang w:val="en-US"/>
+        </w:rPr>
+        <w:t>left</w:t>
+      </w:r>
+      <w:r>
+        <w:rPr>
+          <w:color w:val="000000"/>
+          <w:spacing w:val="-20"/>
+          <w:lang w:val="en-US"/>
+        </w:rPr>
+        <w:t xml:space="preserve">, depth + </w:t>
+      </w:r>
+      <w:r>
+        <w:rPr>
+          <w:color w:val="1C00CE"/>
+          <w:spacing w:val="-20"/>
+          <w:lang w:val="en-US"/>
+        </w:rPr>
+        <w:t>1</w:t>
+      </w:r>
+      <w:r>
+        <w:rPr>
+          <w:color w:val="000000"/>
+          <w:spacing w:val="-20"/>
+          <w:lang w:val="en-US"/>
+        </w:rPr>
+        <w:t>);</w:t>
+      </w:r>
+      <w:r>
+        <w:rPr>
+          <w:color w:val="000000"/>
+          <w:spacing w:val="-20"/>
+          <w:lang w:val="en-US"/>
+        </w:rPr>
+        <w:br/>
+        <w:t xml:space="preserve">        </w:t>
+      </w:r>
+      <w:r>
+        <w:rPr>
+          <w:color w:val="B2279A"/>
+          <w:spacing w:val="-20"/>
+          <w:lang w:val="en-US"/>
+        </w:rPr>
+        <w:t>MakeTree</w:t>
+      </w:r>
+      <w:r>
+        <w:rPr>
+          <w:color w:val="000000"/>
+          <w:spacing w:val="-20"/>
+          <w:lang w:val="en-US"/>
+        </w:rPr>
+        <w:t>(node-&gt;</w:t>
+      </w:r>
+      <w:r>
+        <w:rPr>
+          <w:color w:val="660E7A"/>
+          <w:spacing w:val="-20"/>
+          <w:lang w:val="en-US"/>
+        </w:rPr>
+        <w:t>right</w:t>
+      </w:r>
+      <w:r>
+        <w:rPr>
+          <w:color w:val="000000"/>
+          <w:spacing w:val="-20"/>
+          <w:lang w:val="en-US"/>
+        </w:rPr>
+        <w:t xml:space="preserve">, depth + </w:t>
+      </w:r>
+      <w:r>
+        <w:rPr>
+          <w:color w:val="1C00CE"/>
+          <w:spacing w:val="-20"/>
+          <w:lang w:val="en-US"/>
+        </w:rPr>
+        <w:t>1</w:t>
+      </w:r>
+      <w:r>
+        <w:rPr>
+          <w:color w:val="000000"/>
+          <w:spacing w:val="-20"/>
+          <w:lang w:val="en-US"/>
+        </w:rPr>
+        <w:t>);</w:t>
+      </w:r>
+      <w:r>
+        <w:rPr>
+          <w:color w:val="000000"/>
+          <w:spacing w:val="-20"/>
+          <w:lang w:val="en-US"/>
+        </w:rPr>
+        <w:br/>
+        <w:t xml:space="preserve">    } </w:t>
+      </w:r>
+      <w:r>
+        <w:rPr>
+          <w:color w:val="AA0D91"/>
+          <w:spacing w:val="-20"/>
+          <w:lang w:val="en-US"/>
+        </w:rPr>
+        <w:t xml:space="preserve">else </w:t>
+      </w:r>
+      <w:r>
+        <w:rPr>
+          <w:color w:val="000000"/>
+          <w:spacing w:val="-20"/>
+          <w:lang w:val="en-US"/>
+        </w:rPr>
+        <w:t>{</w:t>
+      </w:r>
+      <w:r>
+        <w:rPr>
+          <w:color w:val="000000"/>
+          <w:spacing w:val="-20"/>
+          <w:lang w:val="en-US"/>
+        </w:rPr>
+        <w:br/>
+        <w:t xml:space="preserve">        node = </w:t>
+      </w:r>
+      <w:r>
+        <w:rPr>
+          <w:color w:val="AA0D91"/>
+          <w:spacing w:val="-20"/>
+          <w:lang w:val="en-US"/>
+        </w:rPr>
+        <w:t>nullptr</w:t>
+      </w:r>
+      <w:r>
+        <w:rPr>
+          <w:color w:val="000000"/>
+          <w:spacing w:val="-20"/>
+          <w:lang w:val="en-US"/>
+        </w:rPr>
+        <w:t>;</w:t>
+      </w:r>
+      <w:r>
+        <w:rPr>
+          <w:color w:val="000000"/>
+          <w:spacing w:val="-20"/>
+          <w:lang w:val="en-US"/>
+        </w:rPr>
+        <w:br/>
+        <w:t xml:space="preserve">    }</w:t>
+      </w:r>
+      <w:r>
+        <w:rPr>
+          <w:color w:val="000000"/>
+          <w:spacing w:val="-20"/>
+          <w:lang w:val="en-US"/>
+        </w:rPr>
+        <w:br/>
+        <w:t>}</w:t>
+      </w:r>
+      <w:r>
+        <w:rPr>
+          <w:color w:val="000000"/>
+          <w:spacing w:val="-20"/>
+          <w:lang w:val="en-US"/>
+        </w:rPr>
+        <w:br/>
+      </w:r>
+      <w:r>
+        <w:rPr>
+          <w:color w:val="000000"/>
+          <w:spacing w:val="-20"/>
+          <w:lang w:val="en-US"/>
+        </w:rPr>
+        <w:br/>
+      </w:r>
+      <w:r>
+        <w:rPr>
+          <w:color w:val="AA0D91"/>
+          <w:spacing w:val="-20"/>
+          <w:lang w:val="en-US"/>
+        </w:rPr>
+        <w:t xml:space="preserve">void </w:t>
+      </w:r>
+      <w:r>
+        <w:rPr>
+          <w:color w:val="008080"/>
+          <w:spacing w:val="-20"/>
+          <w:lang w:val="en-US"/>
+        </w:rPr>
+        <w:t>Tree</w:t>
+      </w:r>
+      <w:r>
+        <w:rPr>
+          <w:color w:val="000000"/>
+          <w:spacing w:val="-20"/>
+          <w:lang w:val="en-US"/>
+        </w:rPr>
+        <w:t>::LabelNodes(</w:t>
+      </w:r>
+      <w:r>
+        <w:rPr>
+          <w:color w:val="008080"/>
+          <w:spacing w:val="-20"/>
+          <w:lang w:val="en-US"/>
+        </w:rPr>
+        <w:t xml:space="preserve">Node </w:t>
+      </w:r>
+      <w:r>
+        <w:rPr>
+          <w:color w:val="000000"/>
+          <w:spacing w:val="-20"/>
+          <w:lang w:val="en-US"/>
+        </w:rPr>
+        <w:t xml:space="preserve">*node, </w:t>
+      </w:r>
+      <w:r>
+        <w:rPr>
+          <w:color w:val="AA0D91"/>
+          <w:spacing w:val="-20"/>
+          <w:lang w:val="en-US"/>
+        </w:rPr>
+        <w:t xml:space="preserve">char </w:t>
+      </w:r>
+      <w:r>
+        <w:rPr>
+          <w:color w:val="000000"/>
+          <w:spacing w:val="-20"/>
+          <w:lang w:val="en-US"/>
+        </w:rPr>
+        <w:t>&amp;currentLabel) {</w:t>
+      </w:r>
+      <w:r>
+        <w:rPr>
+          <w:color w:val="000000"/>
+          <w:spacing w:val="-20"/>
+          <w:lang w:val="en-US"/>
+        </w:rPr>
+        <w:br/>
+        <w:t xml:space="preserve">    </w:t>
+      </w:r>
+      <w:r>
+        <w:rPr>
+          <w:color w:val="AA0D91"/>
+          <w:spacing w:val="-20"/>
+          <w:lang w:val="en-US"/>
+        </w:rPr>
+        <w:t xml:space="preserve">if </w:t>
+      </w:r>
+      <w:r>
+        <w:rPr>
+          <w:color w:val="000000"/>
+          <w:spacing w:val="-20"/>
+          <w:lang w:val="en-US"/>
+        </w:rPr>
+        <w:t xml:space="preserve">(node == </w:t>
+      </w:r>
+      <w:r>
+        <w:rPr>
+          <w:color w:val="AA0D91"/>
+          <w:spacing w:val="-20"/>
+          <w:lang w:val="en-US"/>
+        </w:rPr>
+        <w:t>nullptr</w:t>
+      </w:r>
+      <w:r>
+        <w:rPr>
+          <w:color w:val="000000"/>
+          <w:spacing w:val="-20"/>
+          <w:lang w:val="en-US"/>
+        </w:rPr>
+        <w:t>) {</w:t>
+      </w:r>
+      <w:r>
+        <w:rPr>
+          <w:color w:val="000000"/>
+          <w:spacing w:val="-20"/>
+          <w:lang w:val="en-US"/>
+        </w:rPr>
+        <w:br/>
+        <w:t xml:space="preserve">        </w:t>
+      </w:r>
+      <w:r>
+        <w:rPr>
+          <w:color w:val="AA0D91"/>
+          <w:spacing w:val="-20"/>
+          <w:lang w:val="en-US"/>
+        </w:rPr>
+        <w:t>return</w:t>
+      </w:r>
+      <w:r>
+        <w:rPr>
+          <w:color w:val="000000"/>
+          <w:spacing w:val="-20"/>
+          <w:lang w:val="en-US"/>
+        </w:rPr>
+        <w:t>;</w:t>
+      </w:r>
+      <w:r>
+        <w:rPr>
+          <w:color w:val="000000"/>
+          <w:spacing w:val="-20"/>
+          <w:lang w:val="en-US"/>
+        </w:rPr>
+        <w:br/>
+        <w:t xml:space="preserve">    }</w:t>
+      </w:r>
+      <w:r>
+        <w:rPr>
+          <w:color w:val="000000"/>
+          <w:spacing w:val="-20"/>
+          <w:lang w:val="en-US"/>
+        </w:rPr>
+        <w:br/>
+      </w:r>
+      <w:r>
+        <w:rPr>
+          <w:color w:val="000000"/>
+          <w:spacing w:val="-20"/>
+          <w:lang w:val="en-US"/>
+        </w:rPr>
+        <w:br/>
+        <w:t xml:space="preserve">    </w:t>
+      </w:r>
+      <w:r>
+        <w:rPr>
+          <w:color w:val="B2279A"/>
+          <w:spacing w:val="-20"/>
+          <w:lang w:val="en-US"/>
+        </w:rPr>
+        <w:t>LabelNodes</w:t>
+      </w:r>
+      <w:r>
+        <w:rPr>
+          <w:color w:val="000000"/>
+          <w:spacing w:val="-20"/>
+          <w:lang w:val="en-US"/>
+        </w:rPr>
+        <w:t>(node-&gt;</w:t>
+      </w:r>
+      <w:r>
+        <w:rPr>
+          <w:color w:val="660E7A"/>
+          <w:spacing w:val="-20"/>
+          <w:lang w:val="en-US"/>
+        </w:rPr>
+        <w:t>left</w:t>
+      </w:r>
+      <w:r>
+        <w:rPr>
+          <w:color w:val="000000"/>
+          <w:spacing w:val="-20"/>
+          <w:lang w:val="en-US"/>
+        </w:rPr>
+        <w:t>, currentLabel);</w:t>
+      </w:r>
+      <w:r>
+        <w:rPr>
+          <w:color w:val="000000"/>
+          <w:spacing w:val="-20"/>
+          <w:lang w:val="en-US"/>
+        </w:rPr>
+        <w:br/>
+        <w:t xml:space="preserve">    </w:t>
+      </w:r>
+      <w:r>
+        <w:rPr>
+          <w:color w:val="B2279A"/>
+          <w:spacing w:val="-20"/>
+          <w:lang w:val="en-US"/>
+        </w:rPr>
+        <w:t>LabelNodes</w:t>
+      </w:r>
+      <w:r>
+        <w:rPr>
+          <w:color w:val="000000"/>
+          <w:spacing w:val="-20"/>
+          <w:lang w:val="en-US"/>
+        </w:rPr>
+        <w:t>(node-&gt;</w:t>
+      </w:r>
+      <w:r>
+        <w:rPr>
+          <w:color w:val="660E7A"/>
+          <w:spacing w:val="-20"/>
+          <w:lang w:val="en-US"/>
+        </w:rPr>
+        <w:t>right</w:t>
+      </w:r>
+      <w:r>
+        <w:rPr>
+          <w:color w:val="000000"/>
+          <w:spacing w:val="-20"/>
+          <w:lang w:val="en-US"/>
+        </w:rPr>
+        <w:t>, currentLabel);</w:t>
+      </w:r>
+      <w:r>
+        <w:rPr>
+          <w:color w:val="000000"/>
+          <w:spacing w:val="-20"/>
+          <w:lang w:val="en-US"/>
+        </w:rPr>
+        <w:br/>
+        <w:t xml:space="preserve">    node-&gt;</w:t>
+      </w:r>
+      <w:r>
+        <w:rPr>
+          <w:color w:val="660E7A"/>
+          <w:spacing w:val="-20"/>
+          <w:lang w:val="en-US"/>
+        </w:rPr>
+        <w:t xml:space="preserve">label </w:t>
+      </w:r>
+      <w:r>
+        <w:rPr>
+          <w:color w:val="000000"/>
+          <w:spacing w:val="-20"/>
+          <w:lang w:val="en-US"/>
+        </w:rPr>
+        <w:t>= currentLabel++;</w:t>
+      </w:r>
+      <w:r>
+        <w:rPr>
+          <w:color w:val="000000"/>
+          <w:spacing w:val="-20"/>
+          <w:lang w:val="en-US"/>
+        </w:rPr>
+        <w:br/>
+        <w:t xml:space="preserve">    </w:t>
+      </w:r>
+      <w:r>
+        <w:rPr>
+          <w:color w:val="AA0D91"/>
+          <w:spacing w:val="-20"/>
+          <w:lang w:val="en-US"/>
+        </w:rPr>
+        <w:t xml:space="preserve">if </w:t>
+      </w:r>
+      <w:r>
+        <w:rPr>
+          <w:color w:val="000000"/>
+          <w:spacing w:val="-20"/>
+          <w:lang w:val="en-US"/>
+        </w:rPr>
+        <w:t xml:space="preserve">(currentLabel &gt; </w:t>
+      </w:r>
+      <w:r>
+        <w:rPr>
+          <w:color w:val="C41A16"/>
+          <w:spacing w:val="-20"/>
+          <w:lang w:val="en-US"/>
+        </w:rPr>
+        <w:t>'z'</w:t>
+      </w:r>
+      <w:r>
+        <w:rPr>
+          <w:color w:val="000000"/>
+          <w:spacing w:val="-20"/>
+          <w:lang w:val="en-US"/>
+        </w:rPr>
+        <w:t>)</w:t>
+      </w:r>
+      <w:r>
+        <w:rPr>
+          <w:color w:val="000000"/>
+          <w:spacing w:val="-20"/>
+          <w:lang w:val="en-US"/>
+        </w:rPr>
+        <w:br/>
+      </w:r>
+      <w:r>
+        <w:rPr>
+          <w:color w:val="000000"/>
+          <w:spacing w:val="-20"/>
+          <w:lang w:val="en-US"/>
+        </w:rPr>
+        <w:lastRenderedPageBreak/>
+        <w:t xml:space="preserve">        currentLabel = </w:t>
+      </w:r>
+      <w:r>
+        <w:rPr>
+          <w:color w:val="C41A16"/>
+          <w:spacing w:val="-20"/>
+          <w:lang w:val="en-US"/>
+        </w:rPr>
+        <w:t>'a'</w:t>
+      </w:r>
+      <w:r>
+        <w:rPr>
+          <w:color w:val="000000"/>
+          <w:spacing w:val="-20"/>
+          <w:lang w:val="en-US"/>
+        </w:rPr>
+        <w:t>;</w:t>
+      </w:r>
+      <w:r>
+        <w:rPr>
+          <w:color w:val="000000"/>
+          <w:spacing w:val="-20"/>
+          <w:lang w:val="en-US"/>
+        </w:rPr>
+        <w:br/>
+        <w:t>}</w:t>
+      </w:r>
+      <w:r>
+        <w:rPr>
+          <w:color w:val="000000"/>
+          <w:spacing w:val="-20"/>
+          <w:lang w:val="en-US"/>
+        </w:rPr>
+        <w:br/>
+      </w:r>
+      <w:r>
+        <w:rPr>
+          <w:color w:val="000000"/>
+          <w:spacing w:val="-20"/>
+          <w:lang w:val="en-US"/>
+        </w:rPr>
+        <w:br/>
+      </w:r>
+      <w:r>
+        <w:rPr>
+          <w:color w:val="AA0D91"/>
+          <w:spacing w:val="-20"/>
+          <w:lang w:val="en-US"/>
+        </w:rPr>
+        <w:t xml:space="preserve">void </w:t>
+      </w:r>
+      <w:r>
+        <w:rPr>
+          <w:color w:val="008080"/>
+          <w:spacing w:val="-20"/>
+          <w:lang w:val="en-US"/>
+        </w:rPr>
+        <w:t>Tree</w:t>
+      </w:r>
+      <w:r>
+        <w:rPr>
+          <w:color w:val="000000"/>
+          <w:spacing w:val="-20"/>
+          <w:lang w:val="en-US"/>
+        </w:rPr>
+        <w:t>::OutTree() {</w:t>
+      </w:r>
+      <w:r>
+        <w:rPr>
+          <w:color w:val="000000"/>
+          <w:spacing w:val="-20"/>
+          <w:lang w:val="en-US"/>
+        </w:rPr>
+        <w:br/>
+        <w:t xml:space="preserve">    </w:t>
+      </w:r>
+      <w:r>
+        <w:rPr>
+          <w:color w:val="AA0D91"/>
+          <w:spacing w:val="-20"/>
+          <w:lang w:val="en-US"/>
+        </w:rPr>
+        <w:t xml:space="preserve">if </w:t>
+      </w:r>
+      <w:r>
+        <w:rPr>
+          <w:color w:val="000000"/>
+          <w:spacing w:val="-20"/>
+          <w:lang w:val="en-US"/>
+        </w:rPr>
+        <w:t>(</w:t>
+      </w:r>
+      <w:r>
+        <w:rPr>
+          <w:color w:val="660E7A"/>
+          <w:spacing w:val="-20"/>
+          <w:lang w:val="en-US"/>
+        </w:rPr>
+        <w:t xml:space="preserve">root </w:t>
+      </w:r>
+      <w:r>
+        <w:rPr>
+          <w:color w:val="000000"/>
+          <w:spacing w:val="-20"/>
+          <w:lang w:val="en-US"/>
+        </w:rPr>
+        <w:t xml:space="preserve">== </w:t>
+      </w:r>
+      <w:r>
+        <w:rPr>
+          <w:color w:val="AA0D91"/>
+          <w:spacing w:val="-20"/>
+          <w:lang w:val="en-US"/>
+        </w:rPr>
+        <w:t>nullptr</w:t>
+      </w:r>
+      <w:r>
+        <w:rPr>
+          <w:color w:val="000000"/>
+          <w:spacing w:val="-20"/>
+          <w:lang w:val="en-US"/>
+        </w:rPr>
+        <w:t>) {</w:t>
+      </w:r>
+      <w:r>
+        <w:rPr>
+          <w:color w:val="000000"/>
+          <w:spacing w:val="-20"/>
+          <w:lang w:val="en-US"/>
+        </w:rPr>
+        <w:br/>
+        <w:t xml:space="preserve">        </w:t>
+      </w:r>
+      <w:r>
+        <w:rPr>
+          <w:color w:val="008080"/>
+          <w:spacing w:val="-20"/>
+          <w:lang w:val="en-US"/>
+        </w:rPr>
+        <w:t>std</w:t>
+      </w:r>
+      <w:r>
+        <w:rPr>
+          <w:color w:val="000000"/>
+          <w:spacing w:val="-20"/>
+          <w:lang w:val="en-US"/>
+        </w:rPr>
+        <w:t xml:space="preserve">::cout </w:t>
+      </w:r>
+      <w:r>
+        <w:rPr>
+          <w:color w:val="008080"/>
+          <w:spacing w:val="-20"/>
+          <w:lang w:val="en-US"/>
+        </w:rPr>
+        <w:t xml:space="preserve">&lt;&lt; </w:t>
+      </w:r>
+      <w:r>
+        <w:rPr>
+          <w:color w:val="C41A16"/>
+          <w:spacing w:val="-20"/>
+          <w:lang w:val="en-US"/>
+        </w:rPr>
+        <w:t xml:space="preserve">"Tree is empty!" </w:t>
+      </w:r>
+      <w:r>
+        <w:rPr>
+          <w:color w:val="008080"/>
+          <w:spacing w:val="-20"/>
+          <w:lang w:val="en-US"/>
+        </w:rPr>
+        <w:t>&lt;&lt; std</w:t>
+      </w:r>
+      <w:r>
+        <w:rPr>
+          <w:color w:val="000000"/>
+          <w:spacing w:val="-20"/>
+          <w:lang w:val="en-US"/>
+        </w:rPr>
+        <w:t>::</w:t>
+      </w:r>
+      <w:r>
+        <w:rPr>
+          <w:color w:val="B2279A"/>
+          <w:spacing w:val="-20"/>
+          <w:lang w:val="en-US"/>
+        </w:rPr>
+        <w:t>endl</w:t>
+      </w:r>
+      <w:r>
+        <w:rPr>
+          <w:color w:val="000000"/>
+          <w:spacing w:val="-20"/>
+          <w:lang w:val="en-US"/>
+        </w:rPr>
+        <w:t>;</w:t>
+      </w:r>
+      <w:r>
+        <w:rPr>
+          <w:color w:val="000000"/>
+          <w:spacing w:val="-20"/>
+          <w:lang w:val="en-US"/>
+        </w:rPr>
+        <w:br/>
+        <w:t xml:space="preserve">        </w:t>
+      </w:r>
+      <w:r>
+        <w:rPr>
+          <w:color w:val="AA0D91"/>
+          <w:spacing w:val="-20"/>
+          <w:lang w:val="en-US"/>
+        </w:rPr>
+        <w:t>return</w:t>
+      </w:r>
+      <w:r>
+        <w:rPr>
+          <w:color w:val="000000"/>
+          <w:spacing w:val="-20"/>
+          <w:lang w:val="en-US"/>
+        </w:rPr>
+        <w:t>;</w:t>
+      </w:r>
+      <w:r>
+        <w:rPr>
+          <w:color w:val="000000"/>
+          <w:spacing w:val="-20"/>
+          <w:lang w:val="en-US"/>
+        </w:rPr>
+        <w:br/>
+        <w:t xml:space="preserve">    }</w:t>
+      </w:r>
+      <w:r>
+        <w:rPr>
+          <w:color w:val="000000"/>
+          <w:spacing w:val="-20"/>
+          <w:lang w:val="en-US"/>
+        </w:rPr>
+        <w:br/>
+      </w:r>
+      <w:r>
+        <w:rPr>
+          <w:color w:val="000000"/>
+          <w:spacing w:val="-20"/>
+          <w:lang w:val="en-US"/>
+        </w:rPr>
+        <w:br/>
+        <w:t xml:space="preserve">    </w:t>
+      </w:r>
+      <w:r>
+        <w:rPr>
+          <w:color w:val="AA0D91"/>
+          <w:spacing w:val="-20"/>
+          <w:lang w:val="en-US"/>
+        </w:rPr>
+        <w:t xml:space="preserve">const int </w:t>
+      </w:r>
+      <w:r>
+        <w:rPr>
+          <w:color w:val="000000"/>
+          <w:spacing w:val="-20"/>
+          <w:lang w:val="en-US"/>
+        </w:rPr>
+        <w:t xml:space="preserve">maxrow = </w:t>
+      </w:r>
+      <w:r>
+        <w:rPr>
+          <w:color w:val="1C00CE"/>
+          <w:spacing w:val="-20"/>
+          <w:lang w:val="en-US"/>
+        </w:rPr>
+        <w:t>6</w:t>
+      </w:r>
+      <w:r>
+        <w:rPr>
+          <w:color w:val="000000"/>
+          <w:spacing w:val="-20"/>
+          <w:lang w:val="en-US"/>
+        </w:rPr>
+        <w:t>;</w:t>
+      </w:r>
+      <w:r>
+        <w:rPr>
+          <w:color w:val="000000"/>
+          <w:spacing w:val="-20"/>
+          <w:lang w:val="en-US"/>
+        </w:rPr>
+        <w:br/>
+        <w:t xml:space="preserve">    </w:t>
+      </w:r>
+      <w:r>
+        <w:rPr>
+          <w:color w:val="AA0D91"/>
+          <w:spacing w:val="-20"/>
+          <w:lang w:val="en-US"/>
+        </w:rPr>
+        <w:t xml:space="preserve">const int </w:t>
+      </w:r>
+      <w:r>
+        <w:rPr>
+          <w:color w:val="000000"/>
+          <w:spacing w:val="-20"/>
+          <w:lang w:val="en-US"/>
+        </w:rPr>
+        <w:t xml:space="preserve">maxcol = </w:t>
+      </w:r>
+      <w:r>
+        <w:rPr>
+          <w:color w:val="1C00CE"/>
+          <w:spacing w:val="-20"/>
+          <w:lang w:val="en-US"/>
+        </w:rPr>
+        <w:t>120</w:t>
+      </w:r>
+      <w:r>
+        <w:rPr>
+          <w:color w:val="000000"/>
+          <w:spacing w:val="-20"/>
+          <w:lang w:val="en-US"/>
+        </w:rPr>
+        <w:t>;</w:t>
+      </w:r>
+      <w:r>
+        <w:rPr>
+          <w:color w:val="000000"/>
+          <w:spacing w:val="-20"/>
+          <w:lang w:val="en-US"/>
+        </w:rPr>
+        <w:br/>
+        <w:t xml:space="preserve">    </w:t>
+      </w:r>
+      <w:r>
+        <w:rPr>
+          <w:color w:val="AA0D91"/>
+          <w:spacing w:val="-20"/>
+          <w:lang w:val="en-US"/>
+        </w:rPr>
+        <w:t xml:space="preserve">char </w:t>
+      </w:r>
+      <w:r>
+        <w:rPr>
+          <w:color w:val="000000"/>
+          <w:spacing w:val="-20"/>
+          <w:lang w:val="en-US"/>
+        </w:rPr>
+        <w:t>screen[maxrow][maxcol];</w:t>
+      </w:r>
+      <w:r>
+        <w:rPr>
+          <w:color w:val="000000"/>
+          <w:spacing w:val="-20"/>
+          <w:lang w:val="en-US"/>
+        </w:rPr>
+        <w:br/>
+      </w:r>
+      <w:r>
+        <w:rPr>
+          <w:color w:val="000000"/>
+          <w:spacing w:val="-20"/>
+          <w:lang w:val="en-US"/>
+        </w:rPr>
+        <w:br/>
+        <w:t xml:space="preserve">    </w:t>
+      </w:r>
+      <w:r>
+        <w:rPr>
+          <w:color w:val="AA0D91"/>
+          <w:spacing w:val="-20"/>
+          <w:lang w:val="en-US"/>
+        </w:rPr>
+        <w:t xml:space="preserve">for </w:t>
+      </w:r>
+      <w:r>
+        <w:rPr>
+          <w:color w:val="000000"/>
+          <w:spacing w:val="-20"/>
+          <w:lang w:val="en-US"/>
+        </w:rPr>
+        <w:t>(</w:t>
+      </w:r>
+      <w:r>
+        <w:rPr>
+          <w:color w:val="AA0D91"/>
+          <w:spacing w:val="-20"/>
+          <w:lang w:val="en-US"/>
+        </w:rPr>
+        <w:t xml:space="preserve">int </w:t>
+      </w:r>
+      <w:r>
+        <w:rPr>
+          <w:color w:val="000000"/>
+          <w:spacing w:val="-20"/>
+          <w:lang w:val="en-US"/>
+        </w:rPr>
+        <w:t xml:space="preserve">i = </w:t>
+      </w:r>
+      <w:r>
+        <w:rPr>
+          <w:color w:val="1C00CE"/>
+          <w:spacing w:val="-20"/>
+          <w:lang w:val="en-US"/>
+        </w:rPr>
+        <w:t>0</w:t>
+      </w:r>
+      <w:r>
+        <w:rPr>
+          <w:color w:val="000000"/>
+          <w:spacing w:val="-20"/>
+          <w:lang w:val="en-US"/>
+        </w:rPr>
+        <w:t>; i &lt; maxrow; ++i) {</w:t>
+      </w:r>
+      <w:r>
+        <w:rPr>
+          <w:color w:val="000000"/>
+          <w:spacing w:val="-20"/>
+          <w:lang w:val="en-US"/>
+        </w:rPr>
+        <w:br/>
+        <w:t xml:space="preserve">        </w:t>
+      </w:r>
+      <w:r>
+        <w:rPr>
+          <w:color w:val="AA0D91"/>
+          <w:spacing w:val="-20"/>
+          <w:lang w:val="en-US"/>
+        </w:rPr>
+        <w:t xml:space="preserve">for </w:t>
+      </w:r>
+      <w:r>
+        <w:rPr>
+          <w:color w:val="000000"/>
+          <w:spacing w:val="-20"/>
+          <w:lang w:val="en-US"/>
+        </w:rPr>
+        <w:t>(</w:t>
+      </w:r>
+      <w:r>
+        <w:rPr>
+          <w:color w:val="AA0D91"/>
+          <w:spacing w:val="-20"/>
+          <w:lang w:val="en-US"/>
+        </w:rPr>
+        <w:t xml:space="preserve">int </w:t>
+      </w:r>
+      <w:r>
+        <w:rPr>
+          <w:color w:val="000000"/>
+          <w:spacing w:val="-20"/>
+          <w:lang w:val="en-US"/>
+        </w:rPr>
+        <w:t xml:space="preserve">j = </w:t>
+      </w:r>
+      <w:r>
+        <w:rPr>
+          <w:color w:val="1C00CE"/>
+          <w:spacing w:val="-20"/>
+          <w:lang w:val="en-US"/>
+        </w:rPr>
+        <w:t>0</w:t>
+      </w:r>
+      <w:r>
+        <w:rPr>
+          <w:color w:val="000000"/>
+          <w:spacing w:val="-20"/>
+          <w:lang w:val="en-US"/>
+        </w:rPr>
+        <w:t>; j &lt; maxcol; ++j) {</w:t>
+      </w:r>
+      <w:r>
+        <w:rPr>
+          <w:color w:val="000000"/>
+          <w:spacing w:val="-20"/>
+          <w:lang w:val="en-US"/>
+        </w:rPr>
+        <w:br/>
+        <w:t xml:space="preserve">            screen[i][j] = </w:t>
+      </w:r>
+      <w:r>
+        <w:rPr>
+          <w:color w:val="C41A16"/>
+          <w:spacing w:val="-20"/>
+          <w:lang w:val="en-US"/>
+        </w:rPr>
+        <w:t>'.'</w:t>
+      </w:r>
+      <w:r>
+        <w:rPr>
+          <w:color w:val="000000"/>
+          <w:spacing w:val="-20"/>
+          <w:lang w:val="en-US"/>
+        </w:rPr>
+        <w:t>;</w:t>
+      </w:r>
+      <w:r>
+        <w:rPr>
+          <w:color w:val="000000"/>
+          <w:spacing w:val="-20"/>
+          <w:lang w:val="en-US"/>
+        </w:rPr>
+        <w:br/>
         <w:t xml:space="preserve">        }</w:t>
       </w:r>
       <w:r>
@@ -2927,15 +5972,593 @@
           <w:lang w:val="en-US"/>
         </w:rPr>
         <w:br/>
+        <w:t xml:space="preserve">        screen[i][maxcol - </w:t>
+      </w:r>
+      <w:r>
+        <w:rPr>
+          <w:color w:val="1C00CE"/>
+          <w:spacing w:val="-20"/>
+          <w:lang w:val="en-US"/>
+        </w:rPr>
+        <w:t>1</w:t>
+      </w:r>
+      <w:r>
+        <w:rPr>
+          <w:color w:val="000000"/>
+          <w:spacing w:val="-20"/>
+          <w:lang w:val="en-US"/>
+        </w:rPr>
+        <w:t xml:space="preserve">] = </w:t>
+      </w:r>
+      <w:r>
+        <w:rPr>
+          <w:color w:val="C41A16"/>
+          <w:spacing w:val="-20"/>
+          <w:lang w:val="en-US"/>
+        </w:rPr>
+        <w:t>'</w:t>
+      </w:r>
+      <w:r>
+        <w:rPr>
+          <w:color w:val="A31515"/>
+          <w:spacing w:val="-20"/>
+          <w:lang w:val="en-US"/>
+        </w:rPr>
+        <w:t>\0</w:t>
+      </w:r>
+      <w:r>
+        <w:rPr>
+          <w:color w:val="C41A16"/>
+          <w:spacing w:val="-20"/>
+          <w:lang w:val="en-US"/>
+        </w:rPr>
+        <w:t>'</w:t>
+      </w:r>
+      <w:r>
+        <w:rPr>
+          <w:color w:val="000000"/>
+          <w:spacing w:val="-20"/>
+          <w:lang w:val="en-US"/>
+        </w:rPr>
+        <w:t>;</w:t>
+      </w:r>
+      <w:r>
+        <w:rPr>
+          <w:color w:val="000000"/>
+          <w:spacing w:val="-20"/>
+          <w:lang w:val="en-US"/>
+        </w:rPr>
+        <w:br/>
+        <w:t xml:space="preserve">    }</w:t>
+      </w:r>
+      <w:r>
+        <w:rPr>
+          <w:color w:val="000000"/>
+          <w:spacing w:val="-20"/>
+          <w:lang w:val="en-US"/>
+        </w:rPr>
+        <w:br/>
+      </w:r>
+      <w:r>
+        <w:rPr>
+          <w:color w:val="000000"/>
+          <w:spacing w:val="-20"/>
+          <w:lang w:val="en-US"/>
+        </w:rPr>
+        <w:br/>
+        <w:t xml:space="preserve">    </w:t>
+      </w:r>
+      <w:r>
+        <w:rPr>
+          <w:color w:val="B2279A"/>
+          <w:spacing w:val="-20"/>
+          <w:lang w:val="en-US"/>
+        </w:rPr>
+        <w:t>OutTree</w:t>
+      </w:r>
+      <w:r>
+        <w:rPr>
+          <w:color w:val="000000"/>
+          <w:spacing w:val="-20"/>
+          <w:lang w:val="en-US"/>
+        </w:rPr>
+        <w:t>(</w:t>
+      </w:r>
+      <w:r>
+        <w:rPr>
+          <w:color w:val="660E7A"/>
+          <w:spacing w:val="-20"/>
+          <w:lang w:val="en-US"/>
+        </w:rPr>
+        <w:t>root</w:t>
+      </w:r>
+      <w:r>
+        <w:rPr>
+          <w:color w:val="000000"/>
+          <w:spacing w:val="-20"/>
+          <w:lang w:val="en-US"/>
+        </w:rPr>
+        <w:t xml:space="preserve">, maxcol / </w:t>
+      </w:r>
+      <w:r>
+        <w:rPr>
+          <w:color w:val="1C00CE"/>
+          <w:spacing w:val="-20"/>
+          <w:lang w:val="en-US"/>
+        </w:rPr>
+        <w:t>2</w:t>
+      </w:r>
+      <w:r>
+        <w:rPr>
+          <w:color w:val="000000"/>
+          <w:spacing w:val="-20"/>
+          <w:lang w:val="en-US"/>
+        </w:rPr>
+        <w:t xml:space="preserve">, </w:t>
+      </w:r>
+      <w:r>
+        <w:rPr>
+          <w:color w:val="1C00CE"/>
+          <w:spacing w:val="-20"/>
+          <w:lang w:val="en-US"/>
+        </w:rPr>
+        <w:t>0</w:t>
+      </w:r>
+      <w:r>
+        <w:rPr>
+          <w:color w:val="000000"/>
+          <w:spacing w:val="-20"/>
+          <w:lang w:val="en-US"/>
+        </w:rPr>
+        <w:t xml:space="preserve">, screen, maxrow, maxcol / </w:t>
+      </w:r>
+      <w:r>
+        <w:rPr>
+          <w:color w:val="1C00CE"/>
+          <w:spacing w:val="-20"/>
+          <w:lang w:val="en-US"/>
+        </w:rPr>
+        <w:t>4</w:t>
+      </w:r>
+      <w:r>
+        <w:rPr>
+          <w:color w:val="000000"/>
+          <w:spacing w:val="-20"/>
+          <w:lang w:val="en-US"/>
+        </w:rPr>
+        <w:t>);</w:t>
+      </w:r>
+      <w:r>
+        <w:rPr>
+          <w:color w:val="000000"/>
+          <w:spacing w:val="-20"/>
+          <w:lang w:val="en-US"/>
+        </w:rPr>
+        <w:br/>
+      </w:r>
+      <w:r>
+        <w:rPr>
+          <w:color w:val="000000"/>
+          <w:spacing w:val="-20"/>
+          <w:lang w:val="en-US"/>
+        </w:rPr>
+        <w:br/>
+        <w:t xml:space="preserve">    </w:t>
+      </w:r>
+      <w:r>
+        <w:rPr>
+          <w:color w:val="AA0D91"/>
+          <w:spacing w:val="-20"/>
+          <w:lang w:val="en-US"/>
+        </w:rPr>
+        <w:t xml:space="preserve">for </w:t>
+      </w:r>
+      <w:r>
+        <w:rPr>
+          <w:color w:val="000000"/>
+          <w:spacing w:val="-20"/>
+          <w:lang w:val="en-US"/>
+        </w:rPr>
+        <w:t>(</w:t>
+      </w:r>
+      <w:r>
+        <w:rPr>
+          <w:color w:val="AA0D91"/>
+          <w:spacing w:val="-20"/>
+          <w:lang w:val="en-US"/>
+        </w:rPr>
+        <w:t xml:space="preserve">int </w:t>
+      </w:r>
+      <w:r>
+        <w:rPr>
+          <w:color w:val="000000"/>
+          <w:spacing w:val="-20"/>
+          <w:lang w:val="en-US"/>
+        </w:rPr>
+        <w:t xml:space="preserve">i = </w:t>
+      </w:r>
+      <w:r>
+        <w:rPr>
+          <w:color w:val="1C00CE"/>
+          <w:spacing w:val="-20"/>
+          <w:lang w:val="en-US"/>
+        </w:rPr>
+        <w:t>0</w:t>
+      </w:r>
+      <w:r>
+        <w:rPr>
+          <w:color w:val="000000"/>
+          <w:spacing w:val="-20"/>
+          <w:lang w:val="en-US"/>
+        </w:rPr>
+        <w:t>; i &lt; maxrow; ++i) {</w:t>
+      </w:r>
+      <w:r>
+        <w:rPr>
+          <w:color w:val="000000"/>
+          <w:spacing w:val="-20"/>
+          <w:lang w:val="en-US"/>
+        </w:rPr>
+        <w:br/>
         <w:t xml:space="preserve">        </w:t>
       </w:r>
       <w:r>
         <w:rPr>
-          <w:color w:val="AA0D91"/>
-          <w:spacing w:val="-20"/>
-          <w:lang w:val="en-US"/>
-        </w:rPr>
-        <w:t xml:space="preserve">return </w:t>
+          <w:color w:val="008080"/>
+          <w:spacing w:val="-20"/>
+          <w:lang w:val="en-US"/>
+        </w:rPr>
+        <w:t>std</w:t>
+      </w:r>
+      <w:r>
+        <w:rPr>
+          <w:color w:val="000000"/>
+          <w:spacing w:val="-20"/>
+          <w:lang w:val="en-US"/>
+        </w:rPr>
+        <w:t xml:space="preserve">::cout </w:t>
+      </w:r>
+      <w:r>
+        <w:rPr>
+          <w:color w:val="008080"/>
+          <w:spacing w:val="-20"/>
+          <w:lang w:val="en-US"/>
+        </w:rPr>
+        <w:t xml:space="preserve">&lt;&lt; </w:t>
+      </w:r>
+      <w:r>
+        <w:rPr>
+          <w:color w:val="000000"/>
+          <w:spacing w:val="-20"/>
+          <w:lang w:val="en-US"/>
+        </w:rPr>
+        <w:t xml:space="preserve">screen[i] </w:t>
+      </w:r>
+      <w:r>
+        <w:rPr>
+          <w:color w:val="008080"/>
+          <w:spacing w:val="-20"/>
+          <w:lang w:val="en-US"/>
+        </w:rPr>
+        <w:t>&lt;&lt; std</w:t>
+      </w:r>
+      <w:r>
+        <w:rPr>
+          <w:color w:val="000000"/>
+          <w:spacing w:val="-20"/>
+          <w:lang w:val="en-US"/>
+        </w:rPr>
+        <w:t>::</w:t>
+      </w:r>
+      <w:r>
+        <w:rPr>
+          <w:color w:val="B2279A"/>
+          <w:spacing w:val="-20"/>
+          <w:lang w:val="en-US"/>
+        </w:rPr>
+        <w:t>endl</w:t>
+      </w:r>
+      <w:r>
+        <w:rPr>
+          <w:color w:val="000000"/>
+          <w:spacing w:val="-20"/>
+          <w:lang w:val="en-US"/>
+        </w:rPr>
+        <w:t>;</w:t>
+      </w:r>
+      <w:r>
+        <w:rPr>
+          <w:color w:val="000000"/>
+          <w:spacing w:val="-20"/>
+          <w:lang w:val="en-US"/>
+        </w:rPr>
+        <w:br/>
+        <w:t xml:space="preserve">    }</w:t>
+      </w:r>
+      <w:r>
+        <w:rPr>
+          <w:color w:val="000000"/>
+          <w:spacing w:val="-20"/>
+          <w:lang w:val="en-US"/>
+        </w:rPr>
+        <w:br/>
+        <w:t>}</w:t>
+      </w:r>
+      <w:r>
+        <w:rPr>
+          <w:color w:val="000000"/>
+          <w:spacing w:val="-20"/>
+          <w:lang w:val="en-US"/>
+        </w:rPr>
+        <w:br/>
+      </w:r>
+      <w:r>
+        <w:rPr>
+          <w:color w:val="000000"/>
+          <w:spacing w:val="-20"/>
+          <w:lang w:val="en-US"/>
+        </w:rPr>
+        <w:br/>
+      </w:r>
+      <w:r>
+        <w:rPr>
+          <w:color w:val="AA0D91"/>
+          <w:spacing w:val="-20"/>
+          <w:lang w:val="en-US"/>
+        </w:rPr>
+        <w:t xml:space="preserve">void </w:t>
+      </w:r>
+      <w:r>
+        <w:rPr>
+          <w:color w:val="008080"/>
+          <w:spacing w:val="-20"/>
+          <w:lang w:val="en-US"/>
+        </w:rPr>
+        <w:t>Tree</w:t>
+      </w:r>
+      <w:r>
+        <w:rPr>
+          <w:color w:val="000000"/>
+          <w:spacing w:val="-20"/>
+          <w:lang w:val="en-US"/>
+        </w:rPr>
+        <w:t>::OutTree(</w:t>
+      </w:r>
+      <w:r>
+        <w:rPr>
+          <w:color w:val="008080"/>
+          <w:spacing w:val="-20"/>
+          <w:lang w:val="en-US"/>
+        </w:rPr>
+        <w:t xml:space="preserve">Node </w:t>
+      </w:r>
+      <w:r>
+        <w:rPr>
+          <w:color w:val="000000"/>
+          <w:spacing w:val="-20"/>
+          <w:lang w:val="en-US"/>
+        </w:rPr>
+        <w:t xml:space="preserve">*node, </w:t>
+      </w:r>
+      <w:r>
+        <w:rPr>
+          <w:color w:val="AA0D91"/>
+          <w:spacing w:val="-20"/>
+          <w:lang w:val="en-US"/>
+        </w:rPr>
+        <w:t xml:space="preserve">int </w:t>
+      </w:r>
+      <w:r>
+        <w:rPr>
+          <w:color w:val="000000"/>
+          <w:spacing w:val="-20"/>
+          <w:lang w:val="en-US"/>
+        </w:rPr>
+        <w:t xml:space="preserve">x, </w:t>
+      </w:r>
+      <w:r>
+        <w:rPr>
+          <w:color w:val="AA0D91"/>
+          <w:spacing w:val="-20"/>
+          <w:lang w:val="en-US"/>
+        </w:rPr>
+        <w:t xml:space="preserve">int </w:t>
+      </w:r>
+      <w:r>
+        <w:rPr>
+          <w:color w:val="000000"/>
+          <w:spacing w:val="-20"/>
+          <w:lang w:val="en-US"/>
+        </w:rPr>
+        <w:t xml:space="preserve">y, </w:t>
+      </w:r>
+      <w:r>
+        <w:rPr>
+          <w:color w:val="AA0D91"/>
+          <w:spacing w:val="-20"/>
+          <w:lang w:val="en-US"/>
+        </w:rPr>
+        <w:t xml:space="preserve">char </w:t>
+      </w:r>
+      <w:r>
+        <w:rPr>
+          <w:color w:val="000000"/>
+          <w:spacing w:val="-20"/>
+          <w:lang w:val="en-US"/>
+        </w:rPr>
+        <w:t>screen[][</w:t>
+      </w:r>
+      <w:r>
+        <w:rPr>
+          <w:color w:val="1C00CE"/>
+          <w:spacing w:val="-20"/>
+          <w:lang w:val="en-US"/>
+        </w:rPr>
+        <w:t>120</w:t>
+      </w:r>
+      <w:r>
+        <w:rPr>
+          <w:color w:val="000000"/>
+          <w:spacing w:val="-20"/>
+          <w:lang w:val="en-US"/>
+        </w:rPr>
+        <w:t xml:space="preserve">], </w:t>
+      </w:r>
+      <w:r>
+        <w:rPr>
+          <w:color w:val="AA0D91"/>
+          <w:spacing w:val="-20"/>
+          <w:lang w:val="en-US"/>
+        </w:rPr>
+        <w:t xml:space="preserve">int </w:t>
+      </w:r>
+      <w:r>
+        <w:rPr>
+          <w:color w:val="000000"/>
+          <w:spacing w:val="-20"/>
+          <w:lang w:val="en-US"/>
+        </w:rPr>
+        <w:t xml:space="preserve">maxrow, </w:t>
+      </w:r>
+      <w:r>
+        <w:rPr>
+          <w:color w:val="AA0D91"/>
+          <w:spacing w:val="-20"/>
+          <w:lang w:val="en-US"/>
+        </w:rPr>
+        <w:t xml:space="preserve">int </w:t>
+      </w:r>
+      <w:r>
+        <w:rPr>
+          <w:color w:val="000000"/>
+          <w:spacing w:val="-20"/>
+          <w:lang w:val="en-US"/>
+        </w:rPr>
+        <w:t>spacing) {</w:t>
+      </w:r>
+      <w:r>
+        <w:rPr>
+          <w:color w:val="000000"/>
+          <w:spacing w:val="-20"/>
+          <w:lang w:val="en-US"/>
+        </w:rPr>
+        <w:br/>
+        <w:t xml:space="preserve">    </w:t>
+      </w:r>
+      <w:r>
+        <w:rPr>
+          <w:color w:val="AA0D91"/>
+          <w:spacing w:val="-20"/>
+          <w:lang w:val="en-US"/>
+        </w:rPr>
+        <w:t xml:space="preserve">if </w:t>
+      </w:r>
+      <w:r>
+        <w:rPr>
+          <w:color w:val="000000"/>
+          <w:spacing w:val="-20"/>
+          <w:lang w:val="en-US"/>
+        </w:rPr>
+        <w:t xml:space="preserve">(node == </w:t>
+      </w:r>
+      <w:r>
+        <w:rPr>
+          <w:color w:val="AA0D91"/>
+          <w:spacing w:val="-20"/>
+          <w:lang w:val="en-US"/>
+        </w:rPr>
+        <w:t xml:space="preserve">nullptr </w:t>
+      </w:r>
+      <w:r>
+        <w:rPr>
+          <w:color w:val="000000"/>
+          <w:spacing w:val="-20"/>
+          <w:lang w:val="en-US"/>
+        </w:rPr>
+        <w:t xml:space="preserve">|| y &gt;= maxrow || x &lt; </w:t>
+      </w:r>
+      <w:r>
+        <w:rPr>
+          <w:color w:val="1C00CE"/>
+          <w:spacing w:val="-20"/>
+          <w:lang w:val="en-US"/>
+        </w:rPr>
+        <w:t xml:space="preserve">0 </w:t>
+      </w:r>
+      <w:r>
+        <w:rPr>
+          <w:color w:val="000000"/>
+          <w:spacing w:val="-20"/>
+          <w:lang w:val="en-US"/>
+        </w:rPr>
+        <w:t xml:space="preserve">|| x &gt;= </w:t>
+      </w:r>
+      <w:r>
+        <w:rPr>
+          <w:color w:val="1C00CE"/>
+          <w:spacing w:val="-20"/>
+          <w:lang w:val="en-US"/>
+        </w:rPr>
+        <w:t>120</w:t>
+      </w:r>
+      <w:r>
+        <w:rPr>
+          <w:color w:val="000000"/>
+          <w:spacing w:val="-20"/>
+          <w:lang w:val="en-US"/>
+        </w:rPr>
+        <w:t>) {</w:t>
+      </w:r>
+      <w:r>
+        <w:rPr>
+          <w:color w:val="000000"/>
+          <w:spacing w:val="-20"/>
+          <w:lang w:val="en-US"/>
+        </w:rPr>
+        <w:br/>
+        <w:t xml:space="preserve">        </w:t>
+      </w:r>
+      <w:r>
+        <w:rPr>
+          <w:color w:val="AA0D91"/>
+          <w:spacing w:val="-20"/>
+          <w:lang w:val="en-US"/>
+        </w:rPr>
+        <w:t>return</w:t>
+      </w:r>
+      <w:r>
+        <w:rPr>
+          <w:color w:val="000000"/>
+          <w:spacing w:val="-20"/>
+          <w:lang w:val="en-US"/>
+        </w:rPr>
+        <w:t>;</w:t>
+      </w:r>
+      <w:r>
+        <w:rPr>
+          <w:color w:val="000000"/>
+          <w:spacing w:val="-20"/>
+          <w:lang w:val="en-US"/>
+        </w:rPr>
+        <w:br/>
+        <w:t xml:space="preserve">    }</w:t>
+      </w:r>
+      <w:r>
+        <w:rPr>
+          <w:color w:val="000000"/>
+          <w:spacing w:val="-20"/>
+          <w:lang w:val="en-US"/>
+        </w:rPr>
+        <w:br/>
+      </w:r>
+      <w:r>
+        <w:rPr>
+          <w:color w:val="000000"/>
+          <w:spacing w:val="-20"/>
+          <w:lang w:val="en-US"/>
+        </w:rPr>
+        <w:br/>
+        <w:t xml:space="preserve">    screen[y][x] = node-&gt;</w:t>
       </w:r>
       <w:r>
         <w:rPr>
@@ -2943,15 +6566,40 @@
           <w:spacing w:val="-20"/>
           <w:lang w:val="en-US"/>
         </w:rPr>
-        <w:t>stackArray</w:t>
-      </w:r>
-      <w:r>
-        <w:rPr>
-          <w:color w:val="000000"/>
-          <w:spacing w:val="-20"/>
-          <w:lang w:val="en-US"/>
-        </w:rPr>
-        <w:t>[--</w:t>
+        <w:t>label</w:t>
+      </w:r>
+      <w:r>
+        <w:rPr>
+          <w:color w:val="000000"/>
+          <w:spacing w:val="-20"/>
+          <w:lang w:val="en-US"/>
+        </w:rPr>
+        <w:t>;</w:t>
+      </w:r>
+      <w:r>
+        <w:rPr>
+          <w:color w:val="000000"/>
+          <w:spacing w:val="-20"/>
+          <w:lang w:val="en-US"/>
+        </w:rPr>
+        <w:br/>
+        <w:t xml:space="preserve">    </w:t>
+      </w:r>
+      <w:r>
+        <w:rPr>
+          <w:color w:val="AA0D91"/>
+          <w:spacing w:val="-20"/>
+          <w:lang w:val="en-US"/>
+        </w:rPr>
+        <w:t xml:space="preserve">if </w:t>
+      </w:r>
+      <w:r>
+        <w:rPr>
+          <w:color w:val="000000"/>
+          <w:spacing w:val="-20"/>
+          <w:lang w:val="en-US"/>
+        </w:rPr>
+        <w:t>(node-&gt;</w:t>
       </w:r>
       <w:r>
         <w:rPr>
@@ -2959,15 +6607,136 @@
           <w:spacing w:val="-20"/>
           <w:lang w:val="en-US"/>
         </w:rPr>
-        <w:t>topIndex</w:t>
-      </w:r>
-      <w:r>
-        <w:rPr>
-          <w:color w:val="000000"/>
-          <w:spacing w:val="-20"/>
-          <w:lang w:val="en-US"/>
-        </w:rPr>
-        <w:t>];</w:t>
+        <w:t>left</w:t>
+      </w:r>
+      <w:r>
+        <w:rPr>
+          <w:color w:val="000000"/>
+          <w:spacing w:val="-20"/>
+          <w:lang w:val="en-US"/>
+        </w:rPr>
+        <w:t>) {</w:t>
+      </w:r>
+      <w:r>
+        <w:rPr>
+          <w:color w:val="000000"/>
+          <w:spacing w:val="-20"/>
+          <w:lang w:val="en-US"/>
+        </w:rPr>
+        <w:br/>
+        <w:t xml:space="preserve">        </w:t>
+      </w:r>
+      <w:r>
+        <w:rPr>
+          <w:color w:val="B2279A"/>
+          <w:spacing w:val="-20"/>
+          <w:lang w:val="en-US"/>
+        </w:rPr>
+        <w:t>OutTree</w:t>
+      </w:r>
+      <w:r>
+        <w:rPr>
+          <w:color w:val="000000"/>
+          <w:spacing w:val="-20"/>
+          <w:lang w:val="en-US"/>
+        </w:rPr>
+        <w:t>(node-&gt;</w:t>
+      </w:r>
+      <w:r>
+        <w:rPr>
+          <w:color w:val="660E7A"/>
+          <w:spacing w:val="-20"/>
+          <w:lang w:val="en-US"/>
+        </w:rPr>
+        <w:t>left</w:t>
+      </w:r>
+      <w:r>
+        <w:rPr>
+          <w:color w:val="000000"/>
+          <w:spacing w:val="-20"/>
+          <w:lang w:val="en-US"/>
+        </w:rPr>
+        <w:t xml:space="preserve">, x - spacing, y + </w:t>
+      </w:r>
+      <w:r>
+        <w:rPr>
+          <w:color w:val="1C00CE"/>
+          <w:spacing w:val="-20"/>
+          <w:lang w:val="en-US"/>
+        </w:rPr>
+        <w:t>1</w:t>
+      </w:r>
+      <w:r>
+        <w:rPr>
+          <w:color w:val="000000"/>
+          <w:spacing w:val="-20"/>
+          <w:lang w:val="en-US"/>
+        </w:rPr>
+        <w:t xml:space="preserve">, screen, maxrow, </w:t>
+      </w:r>
+      <w:r>
+        <w:rPr>
+          <w:color w:val="008080"/>
+          <w:spacing w:val="-20"/>
+          <w:lang w:val="en-US"/>
+        </w:rPr>
+        <w:t>std</w:t>
+      </w:r>
+      <w:r>
+        <w:rPr>
+          <w:color w:val="000000"/>
+          <w:spacing w:val="-20"/>
+          <w:lang w:val="en-US"/>
+        </w:rPr>
+        <w:t>::</w:t>
+      </w:r>
+      <w:r>
+        <w:rPr>
+          <w:color w:val="B2279A"/>
+          <w:spacing w:val="-20"/>
+          <w:lang w:val="en-US"/>
+        </w:rPr>
+        <w:t>max</w:t>
+      </w:r>
+      <w:r>
+        <w:rPr>
+          <w:color w:val="000000"/>
+          <w:spacing w:val="-20"/>
+          <w:lang w:val="en-US"/>
+        </w:rPr>
+        <w:t xml:space="preserve">(spacing / </w:t>
+      </w:r>
+      <w:r>
+        <w:rPr>
+          <w:color w:val="1C00CE"/>
+          <w:spacing w:val="-20"/>
+          <w:lang w:val="en-US"/>
+        </w:rPr>
+        <w:t>2</w:t>
+      </w:r>
+      <w:r>
+        <w:rPr>
+          <w:color w:val="000000"/>
+          <w:spacing w:val="-20"/>
+          <w:lang w:val="en-US"/>
+        </w:rPr>
+        <w:t xml:space="preserve">, </w:t>
+      </w:r>
+      <w:r>
+        <w:rPr>
+          <w:color w:val="1C00CE"/>
+          <w:spacing w:val="-20"/>
+          <w:lang w:val="en-US"/>
+        </w:rPr>
+        <w:t>2</w:t>
+      </w:r>
+      <w:r>
+        <w:rPr>
+          <w:color w:val="000000"/>
+          <w:spacing w:val="-20"/>
+          <w:lang w:val="en-US"/>
+        </w:rPr>
+        <w:t>));</w:t>
       </w:r>
       <w:r>
         <w:rPr>
@@ -2985,31 +6754,96 @@
           <w:lang w:val="en-US"/>
         </w:rPr>
         <w:br/>
-        <w:t>};</w:t>
-      </w:r>
-      <w:r>
-        <w:rPr>
-          <w:color w:val="000000"/>
-          <w:spacing w:val="-20"/>
-          <w:lang w:val="en-US"/>
-        </w:rPr>
-        <w:br/>
-      </w:r>
-      <w:r>
-        <w:rPr>
-          <w:color w:val="000000"/>
-          <w:spacing w:val="-20"/>
-          <w:lang w:val="en-US"/>
-        </w:rPr>
-        <w:br/>
-      </w:r>
-      <w:r>
-        <w:rPr>
-          <w:color w:val="AA0D91"/>
-          <w:spacing w:val="-20"/>
-          <w:lang w:val="en-US"/>
-        </w:rPr>
-        <w:t xml:space="preserve">class </w:t>
+        <w:t xml:space="preserve">    </w:t>
+      </w:r>
+      <w:r>
+        <w:rPr>
+          <w:color w:val="AA0D91"/>
+          <w:spacing w:val="-20"/>
+          <w:lang w:val="en-US"/>
+        </w:rPr>
+        <w:t xml:space="preserve">if </w:t>
+      </w:r>
+      <w:r>
+        <w:rPr>
+          <w:color w:val="000000"/>
+          <w:spacing w:val="-20"/>
+          <w:lang w:val="en-US"/>
+        </w:rPr>
+        <w:t>(node-&gt;</w:t>
+      </w:r>
+      <w:r>
+        <w:rPr>
+          <w:color w:val="660E7A"/>
+          <w:spacing w:val="-20"/>
+          <w:lang w:val="en-US"/>
+        </w:rPr>
+        <w:t>right</w:t>
+      </w:r>
+      <w:r>
+        <w:rPr>
+          <w:color w:val="000000"/>
+          <w:spacing w:val="-20"/>
+          <w:lang w:val="en-US"/>
+        </w:rPr>
+        <w:t>) {</w:t>
+      </w:r>
+      <w:r>
+        <w:rPr>
+          <w:color w:val="000000"/>
+          <w:spacing w:val="-20"/>
+          <w:lang w:val="en-US"/>
+        </w:rPr>
+        <w:br/>
+        <w:t xml:space="preserve">        </w:t>
+      </w:r>
+      <w:r>
+        <w:rPr>
+          <w:color w:val="B2279A"/>
+          <w:spacing w:val="-20"/>
+          <w:lang w:val="en-US"/>
+        </w:rPr>
+        <w:t>OutTree</w:t>
+      </w:r>
+      <w:r>
+        <w:rPr>
+          <w:color w:val="000000"/>
+          <w:spacing w:val="-20"/>
+          <w:lang w:val="en-US"/>
+        </w:rPr>
+        <w:t>(node-&gt;</w:t>
+      </w:r>
+      <w:r>
+        <w:rPr>
+          <w:color w:val="660E7A"/>
+          <w:spacing w:val="-20"/>
+          <w:lang w:val="en-US"/>
+        </w:rPr>
+        <w:t>right</w:t>
+      </w:r>
+      <w:r>
+        <w:rPr>
+          <w:color w:val="000000"/>
+          <w:spacing w:val="-20"/>
+          <w:lang w:val="en-US"/>
+        </w:rPr>
+        <w:t xml:space="preserve">, x + spacing, y + </w:t>
+      </w:r>
+      <w:r>
+        <w:rPr>
+          <w:color w:val="1C00CE"/>
+          <w:spacing w:val="-20"/>
+          <w:lang w:val="en-US"/>
+        </w:rPr>
+        <w:t>1</w:t>
+      </w:r>
+      <w:r>
+        <w:rPr>
+          <w:color w:val="000000"/>
+          <w:spacing w:val="-20"/>
+          <w:lang w:val="en-US"/>
+        </w:rPr>
+        <w:t xml:space="preserve">, screen, maxrow, </w:t>
       </w:r>
       <w:r>
         <w:rPr>
@@ -3017,6 +6851,325 @@
           <w:spacing w:val="-20"/>
           <w:lang w:val="en-US"/>
         </w:rPr>
+        <w:t>std</w:t>
+      </w:r>
+      <w:r>
+        <w:rPr>
+          <w:color w:val="000000"/>
+          <w:spacing w:val="-20"/>
+          <w:lang w:val="en-US"/>
+        </w:rPr>
+        <w:t>::</w:t>
+      </w:r>
+      <w:r>
+        <w:rPr>
+          <w:color w:val="B2279A"/>
+          <w:spacing w:val="-20"/>
+          <w:lang w:val="en-US"/>
+        </w:rPr>
+        <w:t>max</w:t>
+      </w:r>
+      <w:r>
+        <w:rPr>
+          <w:color w:val="000000"/>
+          <w:spacing w:val="-20"/>
+          <w:lang w:val="en-US"/>
+        </w:rPr>
+        <w:t xml:space="preserve">(spacing / </w:t>
+      </w:r>
+      <w:r>
+        <w:rPr>
+          <w:color w:val="1C00CE"/>
+          <w:spacing w:val="-20"/>
+          <w:lang w:val="en-US"/>
+        </w:rPr>
+        <w:t>2</w:t>
+      </w:r>
+      <w:r>
+        <w:rPr>
+          <w:color w:val="000000"/>
+          <w:spacing w:val="-20"/>
+          <w:lang w:val="en-US"/>
+        </w:rPr>
+        <w:t xml:space="preserve">, </w:t>
+      </w:r>
+      <w:r>
+        <w:rPr>
+          <w:color w:val="1C00CE"/>
+          <w:spacing w:val="-20"/>
+          <w:lang w:val="en-US"/>
+        </w:rPr>
+        <w:t>2</w:t>
+      </w:r>
+      <w:r>
+        <w:rPr>
+          <w:color w:val="000000"/>
+          <w:spacing w:val="-20"/>
+          <w:lang w:val="en-US"/>
+        </w:rPr>
+        <w:t>));</w:t>
+      </w:r>
+      <w:r>
+        <w:rPr>
+          <w:color w:val="000000"/>
+          <w:spacing w:val="-20"/>
+          <w:lang w:val="en-US"/>
+        </w:rPr>
+        <w:br/>
+        <w:t xml:space="preserve">    }</w:t>
+      </w:r>
+      <w:r>
+        <w:rPr>
+          <w:color w:val="000000"/>
+          <w:spacing w:val="-20"/>
+          <w:lang w:val="en-US"/>
+        </w:rPr>
+        <w:br/>
+        <w:t>}</w:t>
+      </w:r>
+      <w:r>
+        <w:rPr>
+          <w:color w:val="000000"/>
+          <w:spacing w:val="-20"/>
+          <w:lang w:val="en-US"/>
+        </w:rPr>
+        <w:br/>
+      </w:r>
+      <w:r>
+        <w:rPr>
+          <w:color w:val="000000"/>
+          <w:spacing w:val="-20"/>
+          <w:lang w:val="en-US"/>
+        </w:rPr>
+        <w:br/>
+      </w:r>
+      <w:r>
+        <w:rPr>
+          <w:color w:val="AA0D91"/>
+          <w:spacing w:val="-20"/>
+          <w:lang w:val="en-US"/>
+        </w:rPr>
+        <w:t xml:space="preserve">void </w:t>
+      </w:r>
+      <w:r>
+        <w:rPr>
+          <w:color w:val="008080"/>
+          <w:spacing w:val="-20"/>
+          <w:lang w:val="en-US"/>
+        </w:rPr>
+        <w:t>Tree</w:t>
+      </w:r>
+      <w:r>
+        <w:rPr>
+          <w:color w:val="000000"/>
+          <w:spacing w:val="-20"/>
+          <w:lang w:val="en-US"/>
+        </w:rPr>
+        <w:t>::DFS() {</w:t>
+      </w:r>
+      <w:r>
+        <w:rPr>
+          <w:color w:val="000000"/>
+          <w:spacing w:val="-20"/>
+          <w:lang w:val="en-US"/>
+        </w:rPr>
+        <w:br/>
+        <w:t xml:space="preserve">    </w:t>
+      </w:r>
+      <w:r>
+        <w:rPr>
+          <w:color w:val="AA0D91"/>
+          <w:spacing w:val="-20"/>
+          <w:lang w:val="en-US"/>
+        </w:rPr>
+        <w:t xml:space="preserve">if </w:t>
+      </w:r>
+      <w:r>
+        <w:rPr>
+          <w:color w:val="000000"/>
+          <w:spacing w:val="-20"/>
+          <w:lang w:val="en-US"/>
+        </w:rPr>
+        <w:t>(</w:t>
+      </w:r>
+      <w:r>
+        <w:rPr>
+          <w:color w:val="660E7A"/>
+          <w:spacing w:val="-20"/>
+          <w:lang w:val="en-US"/>
+        </w:rPr>
+        <w:t xml:space="preserve">root </w:t>
+      </w:r>
+      <w:r>
+        <w:rPr>
+          <w:color w:val="000000"/>
+          <w:spacing w:val="-20"/>
+          <w:lang w:val="en-US"/>
+        </w:rPr>
+        <w:t xml:space="preserve">== </w:t>
+      </w:r>
+      <w:r>
+        <w:rPr>
+          <w:color w:val="AA0D91"/>
+          <w:spacing w:val="-20"/>
+          <w:lang w:val="en-US"/>
+        </w:rPr>
+        <w:t>nullptr</w:t>
+      </w:r>
+      <w:r>
+        <w:rPr>
+          <w:color w:val="000000"/>
+          <w:spacing w:val="-20"/>
+          <w:lang w:val="en-US"/>
+        </w:rPr>
+        <w:t>) {</w:t>
+      </w:r>
+      <w:r>
+        <w:rPr>
+          <w:color w:val="000000"/>
+          <w:spacing w:val="-20"/>
+          <w:lang w:val="en-US"/>
+        </w:rPr>
+        <w:br/>
+        <w:t xml:space="preserve">        </w:t>
+      </w:r>
+      <w:r>
+        <w:rPr>
+          <w:color w:val="008080"/>
+          <w:spacing w:val="-20"/>
+          <w:lang w:val="en-US"/>
+        </w:rPr>
+        <w:t>std</w:t>
+      </w:r>
+      <w:r>
+        <w:rPr>
+          <w:color w:val="000000"/>
+          <w:spacing w:val="-20"/>
+          <w:lang w:val="en-US"/>
+        </w:rPr>
+        <w:t xml:space="preserve">::cout </w:t>
+      </w:r>
+      <w:r>
+        <w:rPr>
+          <w:color w:val="008080"/>
+          <w:spacing w:val="-20"/>
+          <w:lang w:val="en-US"/>
+        </w:rPr>
+        <w:t xml:space="preserve">&lt;&lt; </w:t>
+      </w:r>
+      <w:r>
+        <w:rPr>
+          <w:color w:val="C41A16"/>
+          <w:spacing w:val="-20"/>
+          <w:lang w:val="en-US"/>
+        </w:rPr>
+        <w:t xml:space="preserve">"Tree is empty!" </w:t>
+      </w:r>
+      <w:r>
+        <w:rPr>
+          <w:color w:val="008080"/>
+          <w:spacing w:val="-20"/>
+          <w:lang w:val="en-US"/>
+        </w:rPr>
+        <w:t>&lt;&lt; std</w:t>
+      </w:r>
+      <w:r>
+        <w:rPr>
+          <w:color w:val="000000"/>
+          <w:spacing w:val="-20"/>
+          <w:lang w:val="en-US"/>
+        </w:rPr>
+        <w:t>::</w:t>
+      </w:r>
+      <w:r>
+        <w:rPr>
+          <w:color w:val="B2279A"/>
+          <w:spacing w:val="-20"/>
+          <w:lang w:val="en-US"/>
+        </w:rPr>
+        <w:t>endl</w:t>
+      </w:r>
+      <w:r>
+        <w:rPr>
+          <w:color w:val="000000"/>
+          <w:spacing w:val="-20"/>
+          <w:lang w:val="en-US"/>
+        </w:rPr>
+        <w:t>;</w:t>
+      </w:r>
+      <w:r>
+        <w:rPr>
+          <w:color w:val="000000"/>
+          <w:spacing w:val="-20"/>
+          <w:lang w:val="en-US"/>
+        </w:rPr>
+        <w:br/>
+        <w:t xml:space="preserve">        </w:t>
+      </w:r>
+      <w:r>
+        <w:rPr>
+          <w:color w:val="AA0D91"/>
+          <w:spacing w:val="-20"/>
+          <w:lang w:val="en-US"/>
+        </w:rPr>
+        <w:t>return</w:t>
+      </w:r>
+      <w:r>
+        <w:rPr>
+          <w:color w:val="000000"/>
+          <w:spacing w:val="-20"/>
+          <w:lang w:val="en-US"/>
+        </w:rPr>
+        <w:t>;</w:t>
+      </w:r>
+      <w:r>
+        <w:rPr>
+          <w:color w:val="000000"/>
+          <w:spacing w:val="-20"/>
+          <w:lang w:val="en-US"/>
+        </w:rPr>
+        <w:br/>
+        <w:t xml:space="preserve">    }</w:t>
+      </w:r>
+      <w:r>
+        <w:rPr>
+          <w:color w:val="000000"/>
+          <w:spacing w:val="-20"/>
+          <w:lang w:val="en-US"/>
+        </w:rPr>
+        <w:br/>
+      </w:r>
+      <w:r>
+        <w:rPr>
+          <w:color w:val="000000"/>
+          <w:spacing w:val="-20"/>
+          <w:lang w:val="en-US"/>
+        </w:rPr>
+        <w:br/>
+        <w:t xml:space="preserve">    </w:t>
+      </w:r>
+      <w:r>
+        <w:rPr>
+          <w:color w:val="008080"/>
+          <w:spacing w:val="-20"/>
+          <w:lang w:val="en-US"/>
+        </w:rPr>
+        <w:t>STACK</w:t>
+      </w:r>
+      <w:r>
+        <w:rPr>
+          <w:color w:val="000000"/>
+          <w:spacing w:val="-20"/>
+          <w:lang w:val="en-US"/>
+        </w:rPr>
+        <w:t>&lt;</w:t>
+      </w:r>
+      <w:r>
+        <w:rPr>
+          <w:color w:val="008080"/>
+          <w:spacing w:val="-20"/>
+          <w:lang w:val="en-US"/>
+        </w:rPr>
         <w:t xml:space="preserve">Node </w:t>
       </w:r>
       <w:r>
@@ -3025,31 +7178,64 @@
           <w:spacing w:val="-20"/>
           <w:lang w:val="en-US"/>
         </w:rPr>
-        <w:t>{</w:t>
-      </w:r>
-      <w:r>
-        <w:rPr>
-          <w:color w:val="000000"/>
-          <w:spacing w:val="-20"/>
-          <w:lang w:val="en-US"/>
-        </w:rPr>
-        <w:br/>
-      </w:r>
-      <w:r>
-        <w:rPr>
-          <w:color w:val="AA0D91"/>
-          <w:spacing w:val="-20"/>
-          <w:lang w:val="en-US"/>
-        </w:rPr>
-        <w:t>public</w:t>
-      </w:r>
-      <w:r>
-        <w:rPr>
-          <w:color w:val="000000"/>
-          <w:spacing w:val="-20"/>
-          <w:lang w:val="en-US"/>
-        </w:rPr>
-        <w:t>:</w:t>
+        <w:t>*&gt; stack(</w:t>
+      </w:r>
+      <w:r>
+        <w:rPr>
+          <w:color w:val="1C00CE"/>
+          <w:spacing w:val="-20"/>
+          <w:lang w:val="en-US"/>
+        </w:rPr>
+        <w:t>100</w:t>
+      </w:r>
+      <w:r>
+        <w:rPr>
+          <w:color w:val="000000"/>
+          <w:spacing w:val="-20"/>
+          <w:lang w:val="en-US"/>
+        </w:rPr>
+        <w:t>);</w:t>
+      </w:r>
+      <w:r>
+        <w:rPr>
+          <w:color w:val="000000"/>
+          <w:spacing w:val="-20"/>
+          <w:lang w:val="en-US"/>
+        </w:rPr>
+        <w:br/>
+        <w:t xml:space="preserve">    stack.</w:t>
+      </w:r>
+      <w:r>
+        <w:rPr>
+          <w:color w:val="B2279A"/>
+          <w:spacing w:val="-20"/>
+          <w:lang w:val="en-US"/>
+        </w:rPr>
+        <w:t>push</w:t>
+      </w:r>
+      <w:r>
+        <w:rPr>
+          <w:color w:val="000000"/>
+          <w:spacing w:val="-20"/>
+          <w:lang w:val="en-US"/>
+        </w:rPr>
+        <w:t>(</w:t>
+      </w:r>
+      <w:r>
+        <w:rPr>
+          <w:color w:val="660E7A"/>
+          <w:spacing w:val="-20"/>
+          <w:lang w:val="en-US"/>
+        </w:rPr>
+        <w:t>root</w:t>
+      </w:r>
+      <w:r>
+        <w:rPr>
+          <w:color w:val="000000"/>
+          <w:spacing w:val="-20"/>
+          <w:lang w:val="en-US"/>
+        </w:rPr>
+        <w:t>);</w:t>
       </w:r>
       <w:r>
         <w:rPr>
@@ -3062,11 +7248,166 @@
       </w:r>
       <w:r>
         <w:rPr>
-          <w:color w:val="AA0D91"/>
-          <w:spacing w:val="-20"/>
-          <w:lang w:val="en-US"/>
-        </w:rPr>
-        <w:t xml:space="preserve">char </w:t>
+          <w:color w:val="008080"/>
+          <w:spacing w:val="-20"/>
+          <w:lang w:val="en-US"/>
+        </w:rPr>
+        <w:t>std</w:t>
+      </w:r>
+      <w:r>
+        <w:rPr>
+          <w:color w:val="000000"/>
+          <w:spacing w:val="-20"/>
+          <w:lang w:val="en-US"/>
+        </w:rPr>
+        <w:t xml:space="preserve">::cout </w:t>
+      </w:r>
+      <w:r>
+        <w:rPr>
+          <w:color w:val="008080"/>
+          <w:spacing w:val="-20"/>
+          <w:lang w:val="en-US"/>
+        </w:rPr>
+        <w:t xml:space="preserve">&lt;&lt; </w:t>
+      </w:r>
+      <w:r>
+        <w:rPr>
+          <w:color w:val="C41A16"/>
+          <w:spacing w:val="-20"/>
+          <w:lang w:val="en-US"/>
+        </w:rPr>
+        <w:t>"DFS traversal: "</w:t>
+      </w:r>
+      <w:r>
+        <w:rPr>
+          <w:color w:val="000000"/>
+          <w:spacing w:val="-20"/>
+          <w:lang w:val="en-US"/>
+        </w:rPr>
+        <w:t>;</w:t>
+      </w:r>
+      <w:r>
+        <w:rPr>
+          <w:color w:val="000000"/>
+          <w:spacing w:val="-20"/>
+          <w:lang w:val="en-US"/>
+        </w:rPr>
+        <w:br/>
+        <w:t xml:space="preserve">    </w:t>
+      </w:r>
+      <w:r>
+        <w:rPr>
+          <w:color w:val="AA0D91"/>
+          <w:spacing w:val="-20"/>
+          <w:lang w:val="en-US"/>
+        </w:rPr>
+        <w:t xml:space="preserve">while </w:t>
+      </w:r>
+      <w:r>
+        <w:rPr>
+          <w:color w:val="000000"/>
+          <w:spacing w:val="-20"/>
+          <w:lang w:val="en-US"/>
+        </w:rPr>
+        <w:t>(!stack.</w:t>
+      </w:r>
+      <w:r>
+        <w:rPr>
+          <w:color w:val="B2279A"/>
+          <w:spacing w:val="-20"/>
+          <w:lang w:val="en-US"/>
+        </w:rPr>
+        <w:t>empty</w:t>
+      </w:r>
+      <w:r>
+        <w:rPr>
+          <w:color w:val="000000"/>
+          <w:spacing w:val="-20"/>
+          <w:lang w:val="en-US"/>
+        </w:rPr>
+        <w:t>()) {</w:t>
+      </w:r>
+      <w:r>
+        <w:rPr>
+          <w:color w:val="000000"/>
+          <w:spacing w:val="-20"/>
+          <w:lang w:val="en-US"/>
+        </w:rPr>
+        <w:br/>
+        <w:t xml:space="preserve">        </w:t>
+      </w:r>
+      <w:r>
+        <w:rPr>
+          <w:color w:val="008080"/>
+          <w:spacing w:val="-20"/>
+          <w:lang w:val="en-US"/>
+        </w:rPr>
+        <w:t xml:space="preserve">Node </w:t>
+      </w:r>
+      <w:r>
+        <w:rPr>
+          <w:color w:val="000000"/>
+          <w:spacing w:val="-20"/>
+          <w:lang w:val="en-US"/>
+        </w:rPr>
+        <w:t>*node = stack.</w:t>
+      </w:r>
+      <w:r>
+        <w:rPr>
+          <w:color w:val="B2279A"/>
+          <w:spacing w:val="-20"/>
+          <w:lang w:val="en-US"/>
+        </w:rPr>
+        <w:t>pop</w:t>
+      </w:r>
+      <w:r>
+        <w:rPr>
+          <w:color w:val="000000"/>
+          <w:spacing w:val="-20"/>
+          <w:lang w:val="en-US"/>
+        </w:rPr>
+        <w:t>();</w:t>
+      </w:r>
+      <w:r>
+        <w:rPr>
+          <w:color w:val="000000"/>
+          <w:spacing w:val="-20"/>
+          <w:lang w:val="en-US"/>
+        </w:rPr>
+        <w:br/>
+        <w:t xml:space="preserve">        </w:t>
+      </w:r>
+      <w:r>
+        <w:rPr>
+          <w:color w:val="008080"/>
+          <w:spacing w:val="-20"/>
+          <w:lang w:val="en-US"/>
+        </w:rPr>
+        <w:t>std</w:t>
+      </w:r>
+      <w:r>
+        <w:rPr>
+          <w:color w:val="000000"/>
+          <w:spacing w:val="-20"/>
+          <w:lang w:val="en-US"/>
+        </w:rPr>
+        <w:t xml:space="preserve">::cout </w:t>
+      </w:r>
+      <w:r>
+        <w:rPr>
+          <w:color w:val="008080"/>
+          <w:spacing w:val="-20"/>
+          <w:lang w:val="en-US"/>
+        </w:rPr>
+        <w:t xml:space="preserve">&lt;&lt; </w:t>
+      </w:r>
+      <w:r>
+        <w:rPr>
+          <w:color w:val="000000"/>
+          <w:spacing w:val="-20"/>
+          <w:lang w:val="en-US"/>
+        </w:rPr>
+        <w:t>node-&gt;</w:t>
       </w:r>
       <w:r>
         <w:rPr>
@@ -3074,7 +7415,23 @@
           <w:spacing w:val="-20"/>
           <w:lang w:val="en-US"/>
         </w:rPr>
-        <w:t>label</w:t>
+        <w:t xml:space="preserve">label </w:t>
+      </w:r>
+      <w:r>
+        <w:rPr>
+          <w:color w:val="008080"/>
+          <w:spacing w:val="-20"/>
+          <w:lang w:val="en-US"/>
+        </w:rPr>
+        <w:t xml:space="preserve">&lt;&lt; </w:t>
+      </w:r>
+      <w:r>
+        <w:rPr>
+          <w:color w:val="C41A16"/>
+          <w:spacing w:val="-20"/>
+          <w:lang w:val="en-US"/>
+        </w:rPr>
+        <w:t>' '</w:t>
       </w:r>
       <w:r>
         <w:rPr>
@@ -3091,6 +7448,179 @@
           <w:lang w:val="en-US"/>
         </w:rPr>
         <w:br/>
+        <w:t xml:space="preserve">        </w:t>
+      </w:r>
+      <w:r>
+        <w:rPr>
+          <w:color w:val="AA0D91"/>
+          <w:spacing w:val="-20"/>
+          <w:lang w:val="en-US"/>
+        </w:rPr>
+        <w:t xml:space="preserve">if </w:t>
+      </w:r>
+      <w:r>
+        <w:rPr>
+          <w:color w:val="000000"/>
+          <w:spacing w:val="-20"/>
+          <w:lang w:val="en-US"/>
+        </w:rPr>
+        <w:t>(node-&gt;</w:t>
+      </w:r>
+      <w:r>
+        <w:rPr>
+          <w:color w:val="660E7A"/>
+          <w:spacing w:val="-20"/>
+          <w:lang w:val="en-US"/>
+        </w:rPr>
+        <w:t>right</w:t>
+      </w:r>
+      <w:r>
+        <w:rPr>
+          <w:color w:val="000000"/>
+          <w:spacing w:val="-20"/>
+          <w:lang w:val="en-US"/>
+        </w:rPr>
+        <w:t>)</w:t>
+      </w:r>
+      <w:r>
+        <w:rPr>
+          <w:color w:val="000000"/>
+          <w:spacing w:val="-20"/>
+          <w:lang w:val="en-US"/>
+        </w:rPr>
+        <w:br/>
+        <w:t xml:space="preserve">            stack.</w:t>
+      </w:r>
+      <w:r>
+        <w:rPr>
+          <w:color w:val="B2279A"/>
+          <w:spacing w:val="-20"/>
+          <w:lang w:val="en-US"/>
+        </w:rPr>
+        <w:t>push</w:t>
+      </w:r>
+      <w:r>
+        <w:rPr>
+          <w:color w:val="000000"/>
+          <w:spacing w:val="-20"/>
+          <w:lang w:val="en-US"/>
+        </w:rPr>
+        <w:t>(node-&gt;</w:t>
+      </w:r>
+      <w:r>
+        <w:rPr>
+          <w:color w:val="660E7A"/>
+          <w:spacing w:val="-20"/>
+          <w:lang w:val="en-US"/>
+        </w:rPr>
+        <w:t>right</w:t>
+      </w:r>
+      <w:r>
+        <w:rPr>
+          <w:color w:val="000000"/>
+          <w:spacing w:val="-20"/>
+          <w:lang w:val="en-US"/>
+        </w:rPr>
+        <w:t>);</w:t>
+      </w:r>
+      <w:r>
+        <w:rPr>
+          <w:color w:val="000000"/>
+          <w:spacing w:val="-20"/>
+          <w:lang w:val="en-US"/>
+        </w:rPr>
+        <w:br/>
+        <w:t xml:space="preserve">        </w:t>
+      </w:r>
+      <w:r>
+        <w:rPr>
+          <w:color w:val="AA0D91"/>
+          <w:spacing w:val="-20"/>
+          <w:lang w:val="en-US"/>
+        </w:rPr>
+        <w:t xml:space="preserve">if </w:t>
+      </w:r>
+      <w:r>
+        <w:rPr>
+          <w:color w:val="000000"/>
+          <w:spacing w:val="-20"/>
+          <w:lang w:val="en-US"/>
+        </w:rPr>
+        <w:t>(node-&gt;</w:t>
+      </w:r>
+      <w:r>
+        <w:rPr>
+          <w:color w:val="660E7A"/>
+          <w:spacing w:val="-20"/>
+          <w:lang w:val="en-US"/>
+        </w:rPr>
+        <w:t>left</w:t>
+      </w:r>
+      <w:r>
+        <w:rPr>
+          <w:color w:val="000000"/>
+          <w:spacing w:val="-20"/>
+          <w:lang w:val="en-US"/>
+        </w:rPr>
+        <w:t>)</w:t>
+      </w:r>
+      <w:r>
+        <w:rPr>
+          <w:color w:val="000000"/>
+          <w:spacing w:val="-20"/>
+          <w:lang w:val="en-US"/>
+        </w:rPr>
+        <w:br/>
+        <w:t xml:space="preserve">            stack.</w:t>
+      </w:r>
+      <w:r>
+        <w:rPr>
+          <w:color w:val="B2279A"/>
+          <w:spacing w:val="-20"/>
+          <w:lang w:val="en-US"/>
+        </w:rPr>
+        <w:t>push</w:t>
+      </w:r>
+      <w:r>
+        <w:rPr>
+          <w:color w:val="000000"/>
+          <w:spacing w:val="-20"/>
+          <w:lang w:val="en-US"/>
+        </w:rPr>
+        <w:t>(node-&gt;</w:t>
+      </w:r>
+      <w:r>
+        <w:rPr>
+          <w:color w:val="660E7A"/>
+          <w:spacing w:val="-20"/>
+          <w:lang w:val="en-US"/>
+        </w:rPr>
+        <w:t>left</w:t>
+      </w:r>
+      <w:r>
+        <w:rPr>
+          <w:color w:val="000000"/>
+          <w:spacing w:val="-20"/>
+          <w:lang w:val="en-US"/>
+        </w:rPr>
+        <w:t>);</w:t>
+      </w:r>
+      <w:r>
+        <w:rPr>
+          <w:color w:val="000000"/>
+          <w:spacing w:val="-20"/>
+          <w:lang w:val="en-US"/>
+        </w:rPr>
+        <w:br/>
+        <w:t xml:space="preserve">    }</w:t>
+      </w:r>
+      <w:r>
+        <w:rPr>
+          <w:color w:val="000000"/>
+          <w:spacing w:val="-20"/>
+          <w:lang w:val="en-US"/>
+        </w:rPr>
+        <w:br/>
         <w:t xml:space="preserve">    </w:t>
       </w:r>
       <w:r>
@@ -3099,15 +7629,121 @@
           <w:spacing w:val="-20"/>
           <w:lang w:val="en-US"/>
         </w:rPr>
-        <w:t xml:space="preserve">Node </w:t>
-      </w:r>
-      <w:r>
-        <w:rPr>
-          <w:color w:val="000000"/>
-          <w:spacing w:val="-20"/>
-          <w:lang w:val="en-US"/>
-        </w:rPr>
-        <w:t>*</w:t>
+        <w:t>std</w:t>
+      </w:r>
+      <w:r>
+        <w:rPr>
+          <w:color w:val="000000"/>
+          <w:spacing w:val="-20"/>
+          <w:lang w:val="en-US"/>
+        </w:rPr>
+        <w:t xml:space="preserve">::cout </w:t>
+      </w:r>
+      <w:r>
+        <w:rPr>
+          <w:color w:val="008080"/>
+          <w:spacing w:val="-20"/>
+          <w:lang w:val="en-US"/>
+        </w:rPr>
+        <w:t>&lt;&lt; std</w:t>
+      </w:r>
+      <w:r>
+        <w:rPr>
+          <w:color w:val="000000"/>
+          <w:spacing w:val="-20"/>
+          <w:lang w:val="en-US"/>
+        </w:rPr>
+        <w:t>::</w:t>
+      </w:r>
+      <w:r>
+        <w:rPr>
+          <w:color w:val="B2279A"/>
+          <w:spacing w:val="-20"/>
+          <w:lang w:val="en-US"/>
+        </w:rPr>
+        <w:t>endl</w:t>
+      </w:r>
+      <w:r>
+        <w:rPr>
+          <w:color w:val="000000"/>
+          <w:spacing w:val="-20"/>
+          <w:lang w:val="en-US"/>
+        </w:rPr>
+        <w:t>;</w:t>
+      </w:r>
+      <w:r>
+        <w:rPr>
+          <w:color w:val="000000"/>
+          <w:spacing w:val="-20"/>
+          <w:lang w:val="en-US"/>
+        </w:rPr>
+        <w:br/>
+        <w:t>}</w:t>
+      </w:r>
+      <w:r>
+        <w:rPr>
+          <w:color w:val="000000"/>
+          <w:spacing w:val="-20"/>
+          <w:lang w:val="en-US"/>
+        </w:rPr>
+        <w:br/>
+      </w:r>
+      <w:r>
+        <w:rPr>
+          <w:color w:val="000000"/>
+          <w:spacing w:val="-20"/>
+          <w:lang w:val="en-US"/>
+        </w:rPr>
+        <w:br/>
+      </w:r>
+      <w:r>
+        <w:rPr>
+          <w:color w:val="AA0D91"/>
+          <w:spacing w:val="-20"/>
+          <w:lang w:val="en-US"/>
+        </w:rPr>
+        <w:t xml:space="preserve">int </w:t>
+      </w:r>
+      <w:r>
+        <w:rPr>
+          <w:color w:val="008080"/>
+          <w:spacing w:val="-20"/>
+          <w:lang w:val="en-US"/>
+        </w:rPr>
+        <w:t>Tree</w:t>
+      </w:r>
+      <w:r>
+        <w:rPr>
+          <w:color w:val="000000"/>
+          <w:spacing w:val="-20"/>
+          <w:lang w:val="en-US"/>
+        </w:rPr>
+        <w:t>::GetLeftSubtreeHeight() {</w:t>
+      </w:r>
+      <w:r>
+        <w:rPr>
+          <w:color w:val="000000"/>
+          <w:spacing w:val="-20"/>
+          <w:lang w:val="en-US"/>
+        </w:rPr>
+        <w:br/>
+        <w:t xml:space="preserve">    </w:t>
+      </w:r>
+      <w:r>
+        <w:rPr>
+          <w:color w:val="AA0D91"/>
+          <w:spacing w:val="-20"/>
+          <w:lang w:val="en-US"/>
+        </w:rPr>
+        <w:t xml:space="preserve">if </w:t>
+      </w:r>
+      <w:r>
+        <w:rPr>
+          <w:color w:val="000000"/>
+          <w:spacing w:val="-20"/>
+          <w:lang w:val="en-US"/>
+        </w:rPr>
+        <w:t>(</w:t>
       </w:r>
       <w:r>
         <w:rPr>
@@ -3115,40 +7751,31 @@
           <w:spacing w:val="-20"/>
           <w:lang w:val="en-US"/>
         </w:rPr>
-        <w:t>left</w:t>
-      </w:r>
-      <w:r>
-        <w:rPr>
-          <w:color w:val="000000"/>
-          <w:spacing w:val="-20"/>
-          <w:lang w:val="en-US"/>
-        </w:rPr>
-        <w:t>;</w:t>
-      </w:r>
-      <w:r>
-        <w:rPr>
-          <w:color w:val="000000"/>
-          <w:spacing w:val="-20"/>
-          <w:lang w:val="en-US"/>
-        </w:rPr>
-        <w:br/>
-        <w:t xml:space="preserve">    </w:t>
-      </w:r>
-      <w:r>
-        <w:rPr>
-          <w:color w:val="008080"/>
-          <w:spacing w:val="-20"/>
-          <w:lang w:val="en-US"/>
-        </w:rPr>
-        <w:t xml:space="preserve">Node </w:t>
-      </w:r>
-      <w:r>
-        <w:rPr>
-          <w:color w:val="000000"/>
-          <w:spacing w:val="-20"/>
-          <w:lang w:val="en-US"/>
-        </w:rPr>
-        <w:t>*</w:t>
+        <w:t xml:space="preserve">root </w:t>
+      </w:r>
+      <w:r>
+        <w:rPr>
+          <w:color w:val="000000"/>
+          <w:spacing w:val="-20"/>
+          <w:lang w:val="en-US"/>
+        </w:rPr>
+        <w:t xml:space="preserve">== </w:t>
+      </w:r>
+      <w:r>
+        <w:rPr>
+          <w:color w:val="AA0D91"/>
+          <w:spacing w:val="-20"/>
+          <w:lang w:val="en-US"/>
+        </w:rPr>
+        <w:t xml:space="preserve">nullptr </w:t>
+      </w:r>
+      <w:r>
+        <w:rPr>
+          <w:color w:val="000000"/>
+          <w:spacing w:val="-20"/>
+          <w:lang w:val="en-US"/>
+        </w:rPr>
+        <w:t xml:space="preserve">|| </w:t>
       </w:r>
       <w:r>
         <w:rPr>
@@ -3156,32 +7783,15 @@
           <w:spacing w:val="-20"/>
           <w:lang w:val="en-US"/>
         </w:rPr>
-        <w:t>right</w:t>
-      </w:r>
-      <w:r>
-        <w:rPr>
-          <w:color w:val="000000"/>
-          <w:spacing w:val="-20"/>
-          <w:lang w:val="en-US"/>
-        </w:rPr>
-        <w:t>;</w:t>
-      </w:r>
-      <w:r>
-        <w:rPr>
-          <w:color w:val="000000"/>
-          <w:spacing w:val="-20"/>
-          <w:lang w:val="en-US"/>
-        </w:rPr>
-        <w:br/>
-      </w:r>
-      <w:r>
-        <w:rPr>
-          <w:color w:val="000000"/>
-          <w:spacing w:val="-20"/>
-          <w:lang w:val="en-US"/>
-        </w:rPr>
-        <w:br/>
-        <w:t xml:space="preserve">    Node() : </w:t>
+        <w:t>root</w:t>
+      </w:r>
+      <w:r>
+        <w:rPr>
+          <w:color w:val="000000"/>
+          <w:spacing w:val="-20"/>
+          <w:lang w:val="en-US"/>
+        </w:rPr>
+        <w:t>-&gt;</w:t>
       </w:r>
       <w:r>
         <w:rPr>
@@ -3189,63 +7799,15 @@
           <w:spacing w:val="-20"/>
           <w:lang w:val="en-US"/>
         </w:rPr>
-        <w:t>label</w:t>
-      </w:r>
-      <w:r>
-        <w:rPr>
-          <w:color w:val="000000"/>
-          <w:spacing w:val="-20"/>
-          <w:lang w:val="en-US"/>
-        </w:rPr>
-        <w:t>(</w:t>
-      </w:r>
-      <w:r>
-        <w:rPr>
-          <w:color w:val="C41A16"/>
-          <w:spacing w:val="-20"/>
-          <w:lang w:val="en-US"/>
-        </w:rPr>
-        <w:t>'</w:t>
-      </w:r>
-      <w:r>
-        <w:rPr>
-          <w:color w:val="A31515"/>
-          <w:spacing w:val="-20"/>
-          <w:lang w:val="en-US"/>
-        </w:rPr>
-        <w:t>\0</w:t>
-      </w:r>
-      <w:r>
-        <w:rPr>
-          <w:color w:val="C41A16"/>
-          <w:spacing w:val="-20"/>
-          <w:lang w:val="en-US"/>
-        </w:rPr>
-        <w:t>'</w:t>
-      </w:r>
-      <w:r>
-        <w:rPr>
-          <w:color w:val="000000"/>
-          <w:spacing w:val="-20"/>
-          <w:lang w:val="en-US"/>
-        </w:rPr>
-        <w:t xml:space="preserve">), </w:t>
-      </w:r>
-      <w:r>
-        <w:rPr>
-          <w:color w:val="660E7A"/>
-          <w:spacing w:val="-20"/>
-          <w:lang w:val="en-US"/>
-        </w:rPr>
-        <w:t>left</w:t>
-      </w:r>
-      <w:r>
-        <w:rPr>
-          <w:color w:val="000000"/>
-          <w:spacing w:val="-20"/>
-          <w:lang w:val="en-US"/>
-        </w:rPr>
-        <w:t>(</w:t>
+        <w:t xml:space="preserve">left </w:t>
+      </w:r>
+      <w:r>
+        <w:rPr>
+          <w:color w:val="000000"/>
+          <w:spacing w:val="-20"/>
+          <w:lang w:val="en-US"/>
+        </w:rPr>
+        <w:t xml:space="preserve">== </w:t>
       </w:r>
       <w:r>
         <w:rPr>
@@ -3261,1377 +7823,7 @@
           <w:spacing w:val="-20"/>
           <w:lang w:val="en-US"/>
         </w:rPr>
-        <w:t xml:space="preserve">), </w:t>
-      </w:r>
-      <w:r>
-        <w:rPr>
-          <w:color w:val="660E7A"/>
-          <w:spacing w:val="-20"/>
-          <w:lang w:val="en-US"/>
-        </w:rPr>
-        <w:t>right</w:t>
-      </w:r>
-      <w:r>
-        <w:rPr>
-          <w:color w:val="000000"/>
-          <w:spacing w:val="-20"/>
-          <w:lang w:val="en-US"/>
-        </w:rPr>
-        <w:t>(</w:t>
-      </w:r>
-      <w:r>
-        <w:rPr>
-          <w:color w:val="AA0D91"/>
-          <w:spacing w:val="-20"/>
-          <w:lang w:val="en-US"/>
-        </w:rPr>
-        <w:t>nullptr</w:t>
-      </w:r>
-      <w:r>
-        <w:rPr>
-          <w:color w:val="000000"/>
-          <w:spacing w:val="-20"/>
-          <w:lang w:val="en-US"/>
-        </w:rPr>
-        <w:t>) {}</w:t>
-      </w:r>
-      <w:r>
-        <w:rPr>
-          <w:color w:val="000000"/>
-          <w:spacing w:val="-20"/>
-          <w:lang w:val="en-US"/>
-        </w:rPr>
-        <w:br/>
-      </w:r>
-      <w:r>
-        <w:rPr>
-          <w:color w:val="000000"/>
-          <w:spacing w:val="-20"/>
-          <w:lang w:val="en-US"/>
-        </w:rPr>
-        <w:br/>
-        <w:t xml:space="preserve">    ~Node() {</w:t>
-      </w:r>
-      <w:r>
-        <w:rPr>
-          <w:color w:val="000000"/>
-          <w:spacing w:val="-20"/>
-          <w:lang w:val="en-US"/>
-        </w:rPr>
-        <w:br/>
-        <w:t xml:space="preserve">        </w:t>
-      </w:r>
-      <w:r>
-        <w:rPr>
-          <w:color w:val="AA0D91"/>
-          <w:spacing w:val="-20"/>
-          <w:lang w:val="en-US"/>
-        </w:rPr>
-        <w:t xml:space="preserve">delete </w:t>
-      </w:r>
-      <w:r>
-        <w:rPr>
-          <w:color w:val="660E7A"/>
-          <w:spacing w:val="-20"/>
-          <w:lang w:val="en-US"/>
-        </w:rPr>
-        <w:t>left</w:t>
-      </w:r>
-      <w:r>
-        <w:rPr>
-          <w:color w:val="000000"/>
-          <w:spacing w:val="-20"/>
-          <w:lang w:val="en-US"/>
-        </w:rPr>
-        <w:t>;</w:t>
-      </w:r>
-      <w:r>
-        <w:rPr>
-          <w:color w:val="000000"/>
-          <w:spacing w:val="-20"/>
-          <w:lang w:val="en-US"/>
-        </w:rPr>
-        <w:br/>
-        <w:t xml:space="preserve">        </w:t>
-      </w:r>
-      <w:r>
-        <w:rPr>
-          <w:color w:val="AA0D91"/>
-          <w:spacing w:val="-20"/>
-          <w:lang w:val="en-US"/>
-        </w:rPr>
-        <w:t xml:space="preserve">delete </w:t>
-      </w:r>
-      <w:r>
-        <w:rPr>
-          <w:color w:val="660E7A"/>
-          <w:spacing w:val="-20"/>
-          <w:lang w:val="en-US"/>
-        </w:rPr>
-        <w:t>right</w:t>
-      </w:r>
-      <w:r>
-        <w:rPr>
-          <w:color w:val="000000"/>
-          <w:spacing w:val="-20"/>
-          <w:lang w:val="en-US"/>
-        </w:rPr>
-        <w:t>;</w:t>
-      </w:r>
-      <w:r>
-        <w:rPr>
-          <w:color w:val="000000"/>
-          <w:spacing w:val="-20"/>
-          <w:lang w:val="en-US"/>
-        </w:rPr>
-        <w:br/>
-        <w:t xml:space="preserve">    }</w:t>
-      </w:r>
-      <w:r>
-        <w:rPr>
-          <w:color w:val="000000"/>
-          <w:spacing w:val="-20"/>
-          <w:lang w:val="en-US"/>
-        </w:rPr>
-        <w:br/>
-        <w:t>};</w:t>
-      </w:r>
-      <w:r>
-        <w:rPr>
-          <w:color w:val="000000"/>
-          <w:spacing w:val="-20"/>
-          <w:lang w:val="en-US"/>
-        </w:rPr>
-        <w:br/>
-      </w:r>
-      <w:r>
-        <w:rPr>
-          <w:color w:val="000000"/>
-          <w:spacing w:val="-20"/>
-          <w:lang w:val="en-US"/>
-        </w:rPr>
-        <w:br/>
-      </w:r>
-      <w:r>
-        <w:rPr>
-          <w:color w:val="AA0D91"/>
-          <w:spacing w:val="-20"/>
-          <w:lang w:val="en-US"/>
-        </w:rPr>
-        <w:t xml:space="preserve">class </w:t>
-      </w:r>
-      <w:r>
-        <w:rPr>
-          <w:color w:val="008080"/>
-          <w:spacing w:val="-20"/>
-          <w:lang w:val="en-US"/>
-        </w:rPr>
-        <w:t xml:space="preserve">Tree </w:t>
-      </w:r>
-      <w:r>
-        <w:rPr>
-          <w:color w:val="000000"/>
-          <w:spacing w:val="-20"/>
-          <w:lang w:val="en-US"/>
-        </w:rPr>
-        <w:t>{</w:t>
-      </w:r>
-      <w:r>
-        <w:rPr>
-          <w:color w:val="000000"/>
-          <w:spacing w:val="-20"/>
-          <w:lang w:val="en-US"/>
-        </w:rPr>
-        <w:br/>
-      </w:r>
-      <w:r>
-        <w:rPr>
-          <w:color w:val="AA0D91"/>
-          <w:spacing w:val="-20"/>
-          <w:lang w:val="en-US"/>
-        </w:rPr>
-        <w:t>public</w:t>
-      </w:r>
-      <w:r>
-        <w:rPr>
-          <w:color w:val="000000"/>
-          <w:spacing w:val="-20"/>
-          <w:lang w:val="en-US"/>
-        </w:rPr>
-        <w:t>:</w:t>
-      </w:r>
-      <w:r>
-        <w:rPr>
-          <w:color w:val="000000"/>
-          <w:spacing w:val="-20"/>
-          <w:lang w:val="en-US"/>
-        </w:rPr>
-        <w:br/>
-        <w:t xml:space="preserve">    Tree();</w:t>
-      </w:r>
-      <w:r>
-        <w:rPr>
-          <w:color w:val="000000"/>
-          <w:spacing w:val="-20"/>
-          <w:lang w:val="en-US"/>
-        </w:rPr>
-        <w:br/>
-      </w:r>
-      <w:r>
-        <w:rPr>
-          <w:color w:val="000000"/>
-          <w:spacing w:val="-20"/>
-          <w:lang w:val="en-US"/>
-        </w:rPr>
-        <w:br/>
-        <w:t xml:space="preserve">    ~Tree();</w:t>
-      </w:r>
-      <w:r>
-        <w:rPr>
-          <w:color w:val="000000"/>
-          <w:spacing w:val="-20"/>
-          <w:lang w:val="en-US"/>
-        </w:rPr>
-        <w:br/>
-      </w:r>
-      <w:r>
-        <w:rPr>
-          <w:color w:val="000000"/>
-          <w:spacing w:val="-20"/>
-          <w:lang w:val="en-US"/>
-        </w:rPr>
-        <w:br/>
-        <w:t xml:space="preserve">    </w:t>
-      </w:r>
-      <w:r>
-        <w:rPr>
-          <w:color w:val="AA0D91"/>
-          <w:spacing w:val="-20"/>
-          <w:lang w:val="en-US"/>
-        </w:rPr>
-        <w:t xml:space="preserve">void </w:t>
-      </w:r>
-      <w:r>
-        <w:rPr>
-          <w:color w:val="000000"/>
-          <w:spacing w:val="-20"/>
-          <w:lang w:val="en-US"/>
-        </w:rPr>
-        <w:t>MakeTree();</w:t>
-      </w:r>
-      <w:r>
-        <w:rPr>
-          <w:color w:val="000000"/>
-          <w:spacing w:val="-20"/>
-          <w:lang w:val="en-US"/>
-        </w:rPr>
-        <w:br/>
-      </w:r>
-      <w:r>
-        <w:rPr>
-          <w:color w:val="000000"/>
-          <w:spacing w:val="-20"/>
-          <w:lang w:val="en-US"/>
-        </w:rPr>
-        <w:br/>
-        <w:t xml:space="preserve">    </w:t>
-      </w:r>
-      <w:r>
-        <w:rPr>
-          <w:color w:val="AA0D91"/>
-          <w:spacing w:val="-20"/>
-          <w:lang w:val="en-US"/>
-        </w:rPr>
-        <w:t xml:space="preserve">void </w:t>
-      </w:r>
-      <w:r>
-        <w:rPr>
-          <w:color w:val="000000"/>
-          <w:spacing w:val="-20"/>
-          <w:lang w:val="en-US"/>
-        </w:rPr>
-        <w:t>OutTree();</w:t>
-      </w:r>
-      <w:r>
-        <w:rPr>
-          <w:color w:val="000000"/>
-          <w:spacing w:val="-20"/>
-          <w:lang w:val="en-US"/>
-        </w:rPr>
-        <w:br/>
-      </w:r>
-      <w:r>
-        <w:rPr>
-          <w:color w:val="000000"/>
-          <w:spacing w:val="-20"/>
-          <w:lang w:val="en-US"/>
-        </w:rPr>
-        <w:br/>
-        <w:t xml:space="preserve">    </w:t>
-      </w:r>
-      <w:r>
-        <w:rPr>
-          <w:color w:val="AA0D91"/>
-          <w:spacing w:val="-20"/>
-          <w:lang w:val="en-US"/>
-        </w:rPr>
-        <w:t xml:space="preserve">void </w:t>
-      </w:r>
-      <w:r>
-        <w:rPr>
-          <w:color w:val="000000"/>
-          <w:spacing w:val="-20"/>
-          <w:lang w:val="en-US"/>
-        </w:rPr>
-        <w:t>DFS();</w:t>
-      </w:r>
-      <w:r>
-        <w:rPr>
-          <w:color w:val="000000"/>
-          <w:spacing w:val="-20"/>
-          <w:lang w:val="en-US"/>
-        </w:rPr>
-        <w:br/>
-      </w:r>
-      <w:r>
-        <w:rPr>
-          <w:color w:val="000000"/>
-          <w:spacing w:val="-20"/>
-          <w:lang w:val="en-US"/>
-        </w:rPr>
-        <w:br/>
-        <w:t xml:space="preserve">    </w:t>
-      </w:r>
-      <w:r>
-        <w:rPr>
-          <w:color w:val="AA0D91"/>
-          <w:spacing w:val="-20"/>
-          <w:lang w:val="en-US"/>
-        </w:rPr>
-        <w:t xml:space="preserve">int </w:t>
-      </w:r>
-      <w:r>
-        <w:rPr>
-          <w:color w:val="000000"/>
-          <w:spacing w:val="-20"/>
-          <w:lang w:val="en-US"/>
-        </w:rPr>
-        <w:t>GetLeftSubtreeHeight();</w:t>
-      </w:r>
-      <w:r>
-        <w:rPr>
-          <w:color w:val="000000"/>
-          <w:spacing w:val="-20"/>
-          <w:lang w:val="en-US"/>
-        </w:rPr>
-        <w:br/>
-      </w:r>
-      <w:r>
-        <w:rPr>
-          <w:color w:val="000000"/>
-          <w:spacing w:val="-20"/>
-          <w:lang w:val="en-US"/>
-        </w:rPr>
-        <w:br/>
-      </w:r>
-      <w:r>
-        <w:rPr>
-          <w:color w:val="AA0D91"/>
-          <w:spacing w:val="-20"/>
-          <w:lang w:val="en-US"/>
-        </w:rPr>
-        <w:t>private</w:t>
-      </w:r>
-      <w:r>
-        <w:rPr>
-          <w:color w:val="000000"/>
-          <w:spacing w:val="-20"/>
-          <w:lang w:val="en-US"/>
-        </w:rPr>
-        <w:t>:</w:t>
-      </w:r>
-      <w:r>
-        <w:rPr>
-          <w:color w:val="000000"/>
-          <w:spacing w:val="-20"/>
-          <w:lang w:val="en-US"/>
-        </w:rPr>
-        <w:br/>
-        <w:t xml:space="preserve">    </w:t>
-      </w:r>
-      <w:r>
-        <w:rPr>
-          <w:color w:val="008080"/>
-          <w:spacing w:val="-20"/>
-          <w:lang w:val="en-US"/>
-        </w:rPr>
-        <w:t xml:space="preserve">Node </w:t>
-      </w:r>
-      <w:r>
-        <w:rPr>
-          <w:color w:val="000000"/>
-          <w:spacing w:val="-20"/>
-          <w:lang w:val="en-US"/>
-        </w:rPr>
-        <w:t>*</w:t>
-      </w:r>
-      <w:r>
-        <w:rPr>
-          <w:color w:val="660E7A"/>
-          <w:spacing w:val="-20"/>
-          <w:lang w:val="en-US"/>
-        </w:rPr>
-        <w:t>root</w:t>
-      </w:r>
-      <w:r>
-        <w:rPr>
-          <w:color w:val="000000"/>
-          <w:spacing w:val="-20"/>
-          <w:lang w:val="en-US"/>
-        </w:rPr>
-        <w:t>;</w:t>
-      </w:r>
-      <w:r>
-        <w:rPr>
-          <w:color w:val="000000"/>
-          <w:spacing w:val="-20"/>
-          <w:lang w:val="en-US"/>
-        </w:rPr>
-        <w:br/>
-      </w:r>
-      <w:r>
-        <w:rPr>
-          <w:color w:val="000000"/>
-          <w:spacing w:val="-20"/>
-          <w:lang w:val="en-US"/>
-        </w:rPr>
-        <w:br/>
-        <w:t xml:space="preserve">    </w:t>
-      </w:r>
-      <w:r>
-        <w:rPr>
-          <w:color w:val="AA0D91"/>
-          <w:spacing w:val="-20"/>
-          <w:lang w:val="en-US"/>
-        </w:rPr>
-        <w:t xml:space="preserve">void </w:t>
-      </w:r>
-      <w:r>
-        <w:rPr>
-          <w:color w:val="000000"/>
-          <w:spacing w:val="-20"/>
-          <w:lang w:val="en-US"/>
-        </w:rPr>
-        <w:t>MakeTree(</w:t>
-      </w:r>
-      <w:r>
-        <w:rPr>
-          <w:color w:val="008080"/>
-          <w:spacing w:val="-20"/>
-          <w:lang w:val="en-US"/>
-        </w:rPr>
-        <w:t xml:space="preserve">Node </w:t>
-      </w:r>
-      <w:r>
-        <w:rPr>
-          <w:color w:val="000000"/>
-          <w:spacing w:val="-20"/>
-          <w:lang w:val="en-US"/>
-        </w:rPr>
-        <w:t xml:space="preserve">*&amp;node, </w:t>
-      </w:r>
-      <w:r>
-        <w:rPr>
-          <w:color w:val="AA0D91"/>
-          <w:spacing w:val="-20"/>
-          <w:lang w:val="en-US"/>
-        </w:rPr>
-        <w:t xml:space="preserve">int </w:t>
-      </w:r>
-      <w:r>
-        <w:rPr>
-          <w:color w:val="000000"/>
-          <w:spacing w:val="-20"/>
-          <w:lang w:val="en-US"/>
-        </w:rPr>
-        <w:t>depth);</w:t>
-      </w:r>
-      <w:r>
-        <w:rPr>
-          <w:color w:val="000000"/>
-          <w:spacing w:val="-20"/>
-          <w:lang w:val="en-US"/>
-        </w:rPr>
-        <w:br/>
-      </w:r>
-      <w:r>
-        <w:rPr>
-          <w:color w:val="000000"/>
-          <w:spacing w:val="-20"/>
-          <w:lang w:val="en-US"/>
-        </w:rPr>
-        <w:br/>
-        <w:t xml:space="preserve">    </w:t>
-      </w:r>
-      <w:r>
-        <w:rPr>
-          <w:color w:val="AA0D91"/>
-          <w:spacing w:val="-20"/>
-          <w:lang w:val="en-US"/>
-        </w:rPr>
-        <w:t xml:space="preserve">void </w:t>
-      </w:r>
-      <w:r>
-        <w:rPr>
-          <w:color w:val="000000"/>
-          <w:spacing w:val="-20"/>
-          <w:lang w:val="en-US"/>
-        </w:rPr>
-        <w:t>OutTree(</w:t>
-      </w:r>
-      <w:r>
-        <w:rPr>
-          <w:color w:val="008080"/>
-          <w:spacing w:val="-20"/>
-          <w:lang w:val="en-US"/>
-        </w:rPr>
-        <w:t xml:space="preserve">Node </w:t>
-      </w:r>
-      <w:r>
-        <w:rPr>
-          <w:color w:val="000000"/>
-          <w:spacing w:val="-20"/>
-          <w:lang w:val="en-US"/>
-        </w:rPr>
-        <w:t xml:space="preserve">*node, </w:t>
-      </w:r>
-      <w:r>
-        <w:rPr>
-          <w:color w:val="AA0D91"/>
-          <w:spacing w:val="-20"/>
-          <w:lang w:val="en-US"/>
-        </w:rPr>
-        <w:t xml:space="preserve">int </w:t>
-      </w:r>
-      <w:r>
-        <w:rPr>
-          <w:color w:val="000000"/>
-          <w:spacing w:val="-20"/>
-          <w:lang w:val="en-US"/>
-        </w:rPr>
-        <w:t xml:space="preserve">x, </w:t>
-      </w:r>
-      <w:r>
-        <w:rPr>
-          <w:color w:val="AA0D91"/>
-          <w:spacing w:val="-20"/>
-          <w:lang w:val="en-US"/>
-        </w:rPr>
-        <w:t xml:space="preserve">int </w:t>
-      </w:r>
-      <w:r>
-        <w:rPr>
-          <w:color w:val="000000"/>
-          <w:spacing w:val="-20"/>
-          <w:lang w:val="en-US"/>
-        </w:rPr>
-        <w:t xml:space="preserve">y, </w:t>
-      </w:r>
-      <w:r>
-        <w:rPr>
-          <w:color w:val="AA0D91"/>
-          <w:spacing w:val="-20"/>
-          <w:lang w:val="en-US"/>
-        </w:rPr>
-        <w:t xml:space="preserve">char </w:t>
-      </w:r>
-      <w:r>
-        <w:rPr>
-          <w:color w:val="000000"/>
-          <w:spacing w:val="-20"/>
-          <w:lang w:val="en-US"/>
-        </w:rPr>
-        <w:t>screen[][</w:t>
-      </w:r>
-      <w:r>
-        <w:rPr>
-          <w:color w:val="1C00CE"/>
-          <w:spacing w:val="-20"/>
-          <w:lang w:val="en-US"/>
-        </w:rPr>
-        <w:t>120</w:t>
-      </w:r>
-      <w:r>
-        <w:rPr>
-          <w:color w:val="000000"/>
-          <w:spacing w:val="-20"/>
-          <w:lang w:val="en-US"/>
-        </w:rPr>
-        <w:t xml:space="preserve">], </w:t>
-      </w:r>
-      <w:r>
-        <w:rPr>
-          <w:color w:val="AA0D91"/>
-          <w:spacing w:val="-20"/>
-          <w:lang w:val="en-US"/>
-        </w:rPr>
-        <w:t xml:space="preserve">int </w:t>
-      </w:r>
-      <w:r>
-        <w:rPr>
-          <w:color w:val="000000"/>
-          <w:spacing w:val="-20"/>
-          <w:lang w:val="en-US"/>
-        </w:rPr>
-        <w:t xml:space="preserve">maxrow, </w:t>
-      </w:r>
-      <w:r>
-        <w:rPr>
-          <w:color w:val="AA0D91"/>
-          <w:spacing w:val="-20"/>
-          <w:lang w:val="en-US"/>
-        </w:rPr>
-        <w:t xml:space="preserve">int </w:t>
-      </w:r>
-      <w:r>
-        <w:rPr>
-          <w:color w:val="000000"/>
-          <w:spacing w:val="-20"/>
-          <w:lang w:val="en-US"/>
-        </w:rPr>
-        <w:t>spacing);</w:t>
-      </w:r>
-      <w:r>
-        <w:rPr>
-          <w:color w:val="000000"/>
-          <w:spacing w:val="-20"/>
-          <w:lang w:val="en-US"/>
-        </w:rPr>
-        <w:br/>
-      </w:r>
-      <w:r>
-        <w:rPr>
-          <w:color w:val="000000"/>
-          <w:spacing w:val="-20"/>
-          <w:lang w:val="en-US"/>
-        </w:rPr>
-        <w:br/>
-        <w:t xml:space="preserve">    </w:t>
-      </w:r>
-      <w:r>
-        <w:rPr>
-          <w:color w:val="AA0D91"/>
-          <w:spacing w:val="-20"/>
-          <w:lang w:val="en-US"/>
-        </w:rPr>
-        <w:t xml:space="preserve">int </w:t>
-      </w:r>
-      <w:r>
-        <w:rPr>
-          <w:color w:val="000000"/>
-          <w:spacing w:val="-20"/>
-          <w:lang w:val="en-US"/>
-        </w:rPr>
-        <w:t>GetHeight(</w:t>
-      </w:r>
-      <w:r>
-        <w:rPr>
-          <w:color w:val="008080"/>
-          <w:spacing w:val="-20"/>
-          <w:lang w:val="en-US"/>
-        </w:rPr>
-        <w:t xml:space="preserve">Node </w:t>
-      </w:r>
-      <w:r>
-        <w:rPr>
-          <w:color w:val="000000"/>
-          <w:spacing w:val="-20"/>
-          <w:lang w:val="en-US"/>
-        </w:rPr>
-        <w:t>*node);</w:t>
-      </w:r>
-      <w:r>
-        <w:rPr>
-          <w:color w:val="000000"/>
-          <w:spacing w:val="-20"/>
-          <w:lang w:val="en-US"/>
-        </w:rPr>
-        <w:br/>
-      </w:r>
-      <w:r>
-        <w:rPr>
-          <w:color w:val="000000"/>
-          <w:spacing w:val="-20"/>
-          <w:lang w:val="en-US"/>
-        </w:rPr>
-        <w:br/>
-        <w:t xml:space="preserve">    </w:t>
-      </w:r>
-      <w:r>
-        <w:rPr>
-          <w:color w:val="AA0D91"/>
-          <w:spacing w:val="-20"/>
-          <w:lang w:val="en-US"/>
-        </w:rPr>
-        <w:t xml:space="preserve">void </w:t>
-      </w:r>
-      <w:r>
-        <w:rPr>
-          <w:color w:val="000000"/>
-          <w:spacing w:val="-20"/>
-          <w:lang w:val="en-US"/>
-        </w:rPr>
-        <w:t>LabelNodes(</w:t>
-      </w:r>
-      <w:r>
-        <w:rPr>
-          <w:color w:val="008080"/>
-          <w:spacing w:val="-20"/>
-          <w:lang w:val="en-US"/>
-        </w:rPr>
-        <w:t xml:space="preserve">Node </w:t>
-      </w:r>
-      <w:r>
-        <w:rPr>
-          <w:color w:val="000000"/>
-          <w:spacing w:val="-20"/>
-          <w:lang w:val="en-US"/>
-        </w:rPr>
-        <w:t xml:space="preserve">*node, </w:t>
-      </w:r>
-      <w:r>
-        <w:rPr>
-          <w:color w:val="AA0D91"/>
-          <w:spacing w:val="-20"/>
-          <w:lang w:val="en-US"/>
-        </w:rPr>
-        <w:t xml:space="preserve">char </w:t>
-      </w:r>
-      <w:r>
-        <w:rPr>
-          <w:color w:val="000000"/>
-          <w:spacing w:val="-20"/>
-          <w:lang w:val="en-US"/>
-        </w:rPr>
-        <w:t>&amp;currentLabel);</w:t>
-      </w:r>
-      <w:r>
-        <w:rPr>
-          <w:color w:val="000000"/>
-          <w:spacing w:val="-20"/>
-          <w:lang w:val="en-US"/>
-        </w:rPr>
-        <w:br/>
-      </w:r>
-      <w:r>
-        <w:rPr>
-          <w:color w:val="000000"/>
-          <w:spacing w:val="-20"/>
-          <w:lang w:val="en-US"/>
-        </w:rPr>
-        <w:br/>
-        <w:t xml:space="preserve">    Tree(</w:t>
-      </w:r>
-      <w:r>
-        <w:rPr>
-          <w:color w:val="AA0D91"/>
-          <w:spacing w:val="-20"/>
-          <w:lang w:val="en-US"/>
-        </w:rPr>
-        <w:t xml:space="preserve">const </w:t>
-      </w:r>
-      <w:r>
-        <w:rPr>
-          <w:color w:val="008080"/>
-          <w:spacing w:val="-20"/>
-          <w:lang w:val="en-US"/>
-        </w:rPr>
-        <w:t xml:space="preserve">Tree </w:t>
-      </w:r>
-      <w:r>
-        <w:rPr>
-          <w:color w:val="000000"/>
-          <w:spacing w:val="-20"/>
-          <w:lang w:val="en-US"/>
-        </w:rPr>
-        <w:t xml:space="preserve">&amp;) = </w:t>
-      </w:r>
-      <w:r>
-        <w:rPr>
-          <w:color w:val="AA0D91"/>
-          <w:spacing w:val="-20"/>
-          <w:lang w:val="en-US"/>
-        </w:rPr>
-        <w:t>delete</w:t>
-      </w:r>
-      <w:r>
-        <w:rPr>
-          <w:color w:val="000000"/>
-          <w:spacing w:val="-20"/>
-          <w:lang w:val="en-US"/>
-        </w:rPr>
-        <w:t>;</w:t>
-      </w:r>
-      <w:r>
-        <w:rPr>
-          <w:color w:val="000000"/>
-          <w:spacing w:val="-20"/>
-          <w:lang w:val="en-US"/>
-        </w:rPr>
-        <w:br/>
-      </w:r>
-      <w:r>
-        <w:rPr>
-          <w:color w:val="000000"/>
-          <w:spacing w:val="-20"/>
-          <w:lang w:val="en-US"/>
-        </w:rPr>
-        <w:br/>
-        <w:t xml:space="preserve">    </w:t>
-      </w:r>
-      <w:r>
-        <w:rPr>
-          <w:color w:val="008080"/>
-          <w:spacing w:val="-20"/>
-          <w:lang w:val="en-US"/>
-        </w:rPr>
-        <w:t xml:space="preserve">Tree </w:t>
-      </w:r>
-      <w:r>
-        <w:rPr>
-          <w:color w:val="000000"/>
-          <w:spacing w:val="-20"/>
-          <w:lang w:val="en-US"/>
-        </w:rPr>
-        <w:t>&amp;</w:t>
-      </w:r>
-      <w:r>
-        <w:rPr>
-          <w:color w:val="AA0D91"/>
-          <w:spacing w:val="-20"/>
-          <w:lang w:val="en-US"/>
-        </w:rPr>
-        <w:t>operator</w:t>
-      </w:r>
-      <w:r>
-        <w:rPr>
-          <w:color w:val="008080"/>
-          <w:spacing w:val="-20"/>
-          <w:lang w:val="en-US"/>
-        </w:rPr>
-        <w:t>=</w:t>
-      </w:r>
-      <w:r>
-        <w:rPr>
-          <w:color w:val="000000"/>
-          <w:spacing w:val="-20"/>
-          <w:lang w:val="en-US"/>
-        </w:rPr>
-        <w:t>(</w:t>
-      </w:r>
-      <w:r>
-        <w:rPr>
-          <w:color w:val="AA0D91"/>
-          <w:spacing w:val="-20"/>
-          <w:lang w:val="en-US"/>
-        </w:rPr>
-        <w:t xml:space="preserve">const </w:t>
-      </w:r>
-      <w:r>
-        <w:rPr>
-          <w:color w:val="008080"/>
-          <w:spacing w:val="-20"/>
-          <w:lang w:val="en-US"/>
-        </w:rPr>
-        <w:t xml:space="preserve">Tree </w:t>
-      </w:r>
-      <w:r>
-        <w:rPr>
-          <w:color w:val="000000"/>
-          <w:spacing w:val="-20"/>
-          <w:lang w:val="en-US"/>
-        </w:rPr>
-        <w:t xml:space="preserve">&amp;) = </w:t>
-      </w:r>
-      <w:r>
-        <w:rPr>
-          <w:color w:val="AA0D91"/>
-          <w:spacing w:val="-20"/>
-          <w:lang w:val="en-US"/>
-        </w:rPr>
-        <w:t>delete</w:t>
-      </w:r>
-      <w:r>
-        <w:rPr>
-          <w:color w:val="000000"/>
-          <w:spacing w:val="-20"/>
-          <w:lang w:val="en-US"/>
-        </w:rPr>
-        <w:t>;</w:t>
-      </w:r>
-      <w:r>
-        <w:rPr>
-          <w:color w:val="000000"/>
-          <w:spacing w:val="-20"/>
-          <w:lang w:val="en-US"/>
-        </w:rPr>
-        <w:br/>
-      </w:r>
-      <w:r>
-        <w:rPr>
-          <w:color w:val="000000"/>
-          <w:spacing w:val="-20"/>
-          <w:lang w:val="en-US"/>
-        </w:rPr>
-        <w:br/>
-        <w:t xml:space="preserve">    Tree(</w:t>
-      </w:r>
-      <w:r>
-        <w:rPr>
-          <w:color w:val="008080"/>
-          <w:spacing w:val="-20"/>
-          <w:lang w:val="en-US"/>
-        </w:rPr>
-        <w:t xml:space="preserve">Tree </w:t>
-      </w:r>
-      <w:r>
-        <w:rPr>
-          <w:color w:val="000000"/>
-          <w:spacing w:val="-20"/>
-          <w:lang w:val="en-US"/>
-        </w:rPr>
-        <w:t xml:space="preserve">&amp;&amp;) = </w:t>
-      </w:r>
-      <w:r>
-        <w:rPr>
-          <w:color w:val="AA0D91"/>
-          <w:spacing w:val="-20"/>
-          <w:lang w:val="en-US"/>
-        </w:rPr>
-        <w:t>delete</w:t>
-      </w:r>
-      <w:r>
-        <w:rPr>
-          <w:color w:val="000000"/>
-          <w:spacing w:val="-20"/>
-          <w:lang w:val="en-US"/>
-        </w:rPr>
-        <w:t>;</w:t>
-      </w:r>
-      <w:r>
-        <w:rPr>
-          <w:color w:val="000000"/>
-          <w:spacing w:val="-20"/>
-          <w:lang w:val="en-US"/>
-        </w:rPr>
-        <w:br/>
-      </w:r>
-      <w:r>
-        <w:rPr>
-          <w:color w:val="000000"/>
-          <w:spacing w:val="-20"/>
-          <w:lang w:val="en-US"/>
-        </w:rPr>
-        <w:br/>
-        <w:t xml:space="preserve">    </w:t>
-      </w:r>
-      <w:r>
-        <w:rPr>
-          <w:color w:val="008080"/>
-          <w:spacing w:val="-20"/>
-          <w:lang w:val="en-US"/>
-        </w:rPr>
-        <w:t xml:space="preserve">Tree </w:t>
-      </w:r>
-      <w:r>
-        <w:rPr>
-          <w:color w:val="000000"/>
-          <w:spacing w:val="-20"/>
-          <w:lang w:val="en-US"/>
-        </w:rPr>
-        <w:t>&amp;</w:t>
-      </w:r>
-      <w:r>
-        <w:rPr>
-          <w:color w:val="AA0D91"/>
-          <w:spacing w:val="-20"/>
-          <w:lang w:val="en-US"/>
-        </w:rPr>
-        <w:t>operator</w:t>
-      </w:r>
-      <w:r>
-        <w:rPr>
-          <w:color w:val="008080"/>
-          <w:spacing w:val="-20"/>
-          <w:lang w:val="en-US"/>
-        </w:rPr>
-        <w:t>=</w:t>
-      </w:r>
-      <w:r>
-        <w:rPr>
-          <w:color w:val="000000"/>
-          <w:spacing w:val="-20"/>
-          <w:lang w:val="en-US"/>
-        </w:rPr>
-        <w:t>(</w:t>
-      </w:r>
-      <w:r>
-        <w:rPr>
-          <w:color w:val="008080"/>
-          <w:spacing w:val="-20"/>
-          <w:lang w:val="en-US"/>
-        </w:rPr>
-        <w:t xml:space="preserve">Tree </w:t>
-      </w:r>
-      <w:r>
-        <w:rPr>
-          <w:color w:val="000000"/>
-          <w:spacing w:val="-20"/>
-          <w:lang w:val="en-US"/>
-        </w:rPr>
-        <w:t xml:space="preserve">&amp;&amp;) = </w:t>
-      </w:r>
-      <w:r>
-        <w:rPr>
-          <w:color w:val="AA0D91"/>
-          <w:spacing w:val="-20"/>
-          <w:lang w:val="en-US"/>
-        </w:rPr>
-        <w:t>delete</w:t>
-      </w:r>
-      <w:r>
-        <w:rPr>
-          <w:color w:val="000000"/>
-          <w:spacing w:val="-20"/>
-          <w:lang w:val="en-US"/>
-        </w:rPr>
-        <w:t>;</w:t>
-      </w:r>
-      <w:r>
-        <w:rPr>
-          <w:color w:val="000000"/>
-          <w:spacing w:val="-20"/>
-          <w:lang w:val="en-US"/>
-        </w:rPr>
-        <w:br/>
-        <w:t>};</w:t>
-      </w:r>
-      <w:r>
-        <w:rPr>
-          <w:color w:val="000000"/>
-          <w:spacing w:val="-20"/>
-          <w:lang w:val="en-US"/>
-        </w:rPr>
-        <w:br/>
-      </w:r>
-      <w:r>
-        <w:rPr>
-          <w:color w:val="000000"/>
-          <w:spacing w:val="-20"/>
-          <w:lang w:val="en-US"/>
-        </w:rPr>
-        <w:br/>
-      </w:r>
-      <w:r>
-        <w:rPr>
-          <w:color w:val="008080"/>
-          <w:spacing w:val="-20"/>
-          <w:lang w:val="en-US"/>
-        </w:rPr>
-        <w:t>Tree</w:t>
-      </w:r>
-      <w:r>
-        <w:rPr>
-          <w:color w:val="000000"/>
-          <w:spacing w:val="-20"/>
-          <w:lang w:val="en-US"/>
-        </w:rPr>
-        <w:t xml:space="preserve">::Tree() : </w:t>
-      </w:r>
-      <w:r>
-        <w:rPr>
-          <w:color w:val="660E7A"/>
-          <w:spacing w:val="-20"/>
-          <w:lang w:val="en-US"/>
-        </w:rPr>
-        <w:t>root</w:t>
-      </w:r>
-      <w:r>
-        <w:rPr>
-          <w:color w:val="000000"/>
-          <w:spacing w:val="-20"/>
-          <w:lang w:val="en-US"/>
-        </w:rPr>
-        <w:t>(</w:t>
-      </w:r>
-      <w:r>
-        <w:rPr>
-          <w:color w:val="AA0D91"/>
-          <w:spacing w:val="-20"/>
-          <w:lang w:val="en-US"/>
-        </w:rPr>
-        <w:t>nullptr</w:t>
-      </w:r>
-      <w:r>
-        <w:rPr>
-          <w:color w:val="000000"/>
-          <w:spacing w:val="-20"/>
-          <w:lang w:val="en-US"/>
-        </w:rPr>
-        <w:t>) {}</w:t>
-      </w:r>
-      <w:r>
-        <w:rPr>
-          <w:color w:val="000000"/>
-          <w:spacing w:val="-20"/>
-          <w:lang w:val="en-US"/>
-        </w:rPr>
-        <w:br/>
-      </w:r>
-      <w:r>
-        <w:rPr>
-          <w:color w:val="000000"/>
-          <w:spacing w:val="-20"/>
-          <w:lang w:val="en-US"/>
-        </w:rPr>
-        <w:br/>
-      </w:r>
-      <w:r>
-        <w:rPr>
-          <w:color w:val="008080"/>
-          <w:spacing w:val="-20"/>
-          <w:lang w:val="en-US"/>
-        </w:rPr>
-        <w:t>Tree</w:t>
-      </w:r>
-      <w:r>
-        <w:rPr>
-          <w:color w:val="000000"/>
-          <w:spacing w:val="-20"/>
-          <w:lang w:val="en-US"/>
-        </w:rPr>
-        <w:t>::~Tree() {</w:t>
-      </w:r>
-      <w:r>
-        <w:rPr>
-          <w:color w:val="000000"/>
-          <w:spacing w:val="-20"/>
-          <w:lang w:val="en-US"/>
-        </w:rPr>
-        <w:br/>
-        <w:t xml:space="preserve">    </w:t>
-      </w:r>
-      <w:r>
-        <w:rPr>
-          <w:color w:val="AA0D91"/>
-          <w:spacing w:val="-20"/>
-          <w:lang w:val="en-US"/>
-        </w:rPr>
-        <w:t xml:space="preserve">delete </w:t>
-      </w:r>
-      <w:r>
-        <w:rPr>
-          <w:color w:val="660E7A"/>
-          <w:spacing w:val="-20"/>
-          <w:lang w:val="en-US"/>
-        </w:rPr>
-        <w:t>root</w:t>
-      </w:r>
-      <w:r>
-        <w:rPr>
-          <w:color w:val="000000"/>
-          <w:spacing w:val="-20"/>
-          <w:lang w:val="en-US"/>
-        </w:rPr>
-        <w:t>;</w:t>
-      </w:r>
-      <w:r>
-        <w:rPr>
-          <w:color w:val="000000"/>
-          <w:spacing w:val="-20"/>
-          <w:lang w:val="en-US"/>
-        </w:rPr>
-        <w:br/>
-        <w:t>}</w:t>
-      </w:r>
-      <w:r>
-        <w:rPr>
-          <w:color w:val="000000"/>
-          <w:spacing w:val="-20"/>
-          <w:lang w:val="en-US"/>
-        </w:rPr>
-        <w:br/>
-      </w:r>
-      <w:r>
-        <w:rPr>
-          <w:color w:val="000000"/>
-          <w:spacing w:val="-20"/>
-          <w:lang w:val="en-US"/>
-        </w:rPr>
-        <w:br/>
-      </w:r>
-      <w:r>
-        <w:rPr>
-          <w:color w:val="AA0D91"/>
-          <w:spacing w:val="-20"/>
-          <w:lang w:val="en-US"/>
-        </w:rPr>
-        <w:t xml:space="preserve">void </w:t>
-      </w:r>
-      <w:r>
-        <w:rPr>
-          <w:color w:val="008080"/>
-          <w:spacing w:val="-20"/>
-          <w:lang w:val="en-US"/>
-        </w:rPr>
-        <w:t>Tree</w:t>
-      </w:r>
-      <w:r>
-        <w:rPr>
-          <w:color w:val="000000"/>
-          <w:spacing w:val="-20"/>
-          <w:lang w:val="en-US"/>
-        </w:rPr>
-        <w:t>::MakeTree() {</w:t>
-      </w:r>
-      <w:r>
-        <w:rPr>
-          <w:color w:val="000000"/>
-          <w:spacing w:val="-20"/>
-          <w:lang w:val="en-US"/>
-        </w:rPr>
-        <w:br/>
-        <w:t xml:space="preserve">    </w:t>
-      </w:r>
-      <w:r>
-        <w:rPr>
-          <w:color w:val="B2279A"/>
-          <w:spacing w:val="-20"/>
-          <w:lang w:val="en-US"/>
-        </w:rPr>
-        <w:t>MakeTree</w:t>
-      </w:r>
-      <w:r>
-        <w:rPr>
-          <w:color w:val="000000"/>
-          <w:spacing w:val="-20"/>
-          <w:lang w:val="en-US"/>
-        </w:rPr>
-        <w:t>(</w:t>
-      </w:r>
-      <w:r>
-        <w:rPr>
-          <w:color w:val="660E7A"/>
-          <w:spacing w:val="-20"/>
-          <w:lang w:val="en-US"/>
-        </w:rPr>
-        <w:t>root</w:t>
-      </w:r>
-      <w:r>
-        <w:rPr>
-          <w:color w:val="000000"/>
-          <w:spacing w:val="-20"/>
-          <w:lang w:val="en-US"/>
-        </w:rPr>
-        <w:t xml:space="preserve">, </w:t>
-      </w:r>
-      <w:r>
-        <w:rPr>
-          <w:color w:val="1C00CE"/>
-          <w:spacing w:val="-20"/>
-          <w:lang w:val="en-US"/>
-        </w:rPr>
-        <w:t>1</w:t>
-      </w:r>
-      <w:r>
-        <w:rPr>
-          <w:color w:val="000000"/>
-          <w:spacing w:val="-20"/>
-          <w:lang w:val="en-US"/>
-        </w:rPr>
-        <w:t>);</w:t>
-      </w:r>
-      <w:r>
-        <w:rPr>
-          <w:color w:val="000000"/>
-          <w:spacing w:val="-20"/>
-          <w:lang w:val="en-US"/>
-        </w:rPr>
-        <w:br/>
-        <w:t xml:space="preserve">    </w:t>
-      </w:r>
-      <w:r>
-        <w:rPr>
-          <w:color w:val="AA0D91"/>
-          <w:spacing w:val="-20"/>
-          <w:lang w:val="en-US"/>
-        </w:rPr>
-        <w:t xml:space="preserve">char </w:t>
-      </w:r>
-      <w:r>
-        <w:rPr>
-          <w:color w:val="000000"/>
-          <w:spacing w:val="-20"/>
-          <w:lang w:val="en-US"/>
-        </w:rPr>
-        <w:t xml:space="preserve">currentLabel = </w:t>
-      </w:r>
-      <w:r>
-        <w:rPr>
-          <w:color w:val="C41A16"/>
-          <w:spacing w:val="-20"/>
-          <w:lang w:val="en-US"/>
-        </w:rPr>
-        <w:t>'a'</w:t>
-      </w:r>
-      <w:r>
-        <w:rPr>
-          <w:color w:val="000000"/>
-          <w:spacing w:val="-20"/>
-          <w:lang w:val="en-US"/>
-        </w:rPr>
-        <w:t>;</w:t>
-      </w:r>
-      <w:r>
-        <w:rPr>
-          <w:color w:val="000000"/>
-          <w:spacing w:val="-20"/>
-          <w:lang w:val="en-US"/>
-        </w:rPr>
-        <w:br/>
-        <w:t xml:space="preserve">    </w:t>
-      </w:r>
-      <w:r>
-        <w:rPr>
-          <w:color w:val="B2279A"/>
-          <w:spacing w:val="-20"/>
-          <w:lang w:val="en-US"/>
-        </w:rPr>
-        <w:t>LabelNodes</w:t>
-      </w:r>
-      <w:r>
-        <w:rPr>
-          <w:color w:val="000000"/>
-          <w:spacing w:val="-20"/>
-          <w:lang w:val="en-US"/>
-        </w:rPr>
-        <w:t>(</w:t>
-      </w:r>
-      <w:r>
-        <w:rPr>
-          <w:color w:val="660E7A"/>
-          <w:spacing w:val="-20"/>
-          <w:lang w:val="en-US"/>
-        </w:rPr>
-        <w:t>root</w:t>
-      </w:r>
-      <w:r>
-        <w:rPr>
-          <w:color w:val="000000"/>
-          <w:spacing w:val="-20"/>
-          <w:lang w:val="en-US"/>
-        </w:rPr>
-        <w:t>, currentLabel);</w:t>
+        <w:t>) {</w:t>
       </w:r>
       <w:r>
         <w:rPr>
@@ -4648,3154 +7840,6 @@
           <w:lang w:val="en-US"/>
         </w:rPr>
         <w:lastRenderedPageBreak/>
-        <w:t>}</w:t>
-      </w:r>
-      <w:r>
-        <w:rPr>
-          <w:color w:val="000000"/>
-          <w:spacing w:val="-20"/>
-          <w:lang w:val="en-US"/>
-        </w:rPr>
-        <w:br/>
-      </w:r>
-      <w:r>
-        <w:rPr>
-          <w:color w:val="000000"/>
-          <w:spacing w:val="-20"/>
-          <w:lang w:val="en-US"/>
-        </w:rPr>
-        <w:br/>
-      </w:r>
-      <w:r>
-        <w:rPr>
-          <w:color w:val="AA0D91"/>
-          <w:spacing w:val="-20"/>
-          <w:lang w:val="en-US"/>
-        </w:rPr>
-        <w:t xml:space="preserve">void </w:t>
-      </w:r>
-      <w:r>
-        <w:rPr>
-          <w:color w:val="008080"/>
-          <w:spacing w:val="-20"/>
-          <w:lang w:val="en-US"/>
-        </w:rPr>
-        <w:t>Tree</w:t>
-      </w:r>
-      <w:r>
-        <w:rPr>
-          <w:color w:val="000000"/>
-          <w:spacing w:val="-20"/>
-          <w:lang w:val="en-US"/>
-        </w:rPr>
-        <w:t>::MakeTree(</w:t>
-      </w:r>
-      <w:r>
-        <w:rPr>
-          <w:color w:val="008080"/>
-          <w:spacing w:val="-20"/>
-          <w:lang w:val="en-US"/>
-        </w:rPr>
-        <w:t xml:space="preserve">Node </w:t>
-      </w:r>
-      <w:r>
-        <w:rPr>
-          <w:color w:val="000000"/>
-          <w:spacing w:val="-20"/>
-          <w:lang w:val="en-US"/>
-        </w:rPr>
-        <w:t xml:space="preserve">*&amp;node, </w:t>
-      </w:r>
-      <w:r>
-        <w:rPr>
-          <w:color w:val="AA0D91"/>
-          <w:spacing w:val="-20"/>
-          <w:lang w:val="en-US"/>
-        </w:rPr>
-        <w:t xml:space="preserve">int </w:t>
-      </w:r>
-      <w:r>
-        <w:rPr>
-          <w:color w:val="000000"/>
-          <w:spacing w:val="-20"/>
-          <w:lang w:val="en-US"/>
-        </w:rPr>
-        <w:t>depth) {</w:t>
-      </w:r>
-      <w:r>
-        <w:rPr>
-          <w:color w:val="000000"/>
-          <w:spacing w:val="-20"/>
-          <w:lang w:val="en-US"/>
-        </w:rPr>
-        <w:br/>
-        <w:t xml:space="preserve">    </w:t>
-      </w:r>
-      <w:r>
-        <w:rPr>
-          <w:color w:val="AA0D91"/>
-          <w:spacing w:val="-20"/>
-          <w:lang w:val="en-US"/>
-        </w:rPr>
-        <w:t xml:space="preserve">if </w:t>
-      </w:r>
-      <w:r>
-        <w:rPr>
-          <w:color w:val="000000"/>
-          <w:spacing w:val="-20"/>
-          <w:lang w:val="en-US"/>
-        </w:rPr>
-        <w:t xml:space="preserve">(depth &gt; </w:t>
-      </w:r>
-      <w:r>
-        <w:rPr>
-          <w:color w:val="1C00CE"/>
-          <w:spacing w:val="-20"/>
-          <w:lang w:val="en-US"/>
-        </w:rPr>
-        <w:t>6</w:t>
-      </w:r>
-      <w:r>
-        <w:rPr>
-          <w:color w:val="000000"/>
-          <w:spacing w:val="-20"/>
-          <w:lang w:val="en-US"/>
-        </w:rPr>
-        <w:t>) {</w:t>
-      </w:r>
-      <w:r>
-        <w:rPr>
-          <w:color w:val="000000"/>
-          <w:spacing w:val="-20"/>
-          <w:lang w:val="en-US"/>
-        </w:rPr>
-        <w:br/>
-        <w:t xml:space="preserve">        </w:t>
-      </w:r>
-      <w:r>
-        <w:rPr>
-          <w:color w:val="AA0D91"/>
-          <w:spacing w:val="-20"/>
-          <w:lang w:val="en-US"/>
-        </w:rPr>
-        <w:t>return</w:t>
-      </w:r>
-      <w:r>
-        <w:rPr>
-          <w:color w:val="000000"/>
-          <w:spacing w:val="-20"/>
-          <w:lang w:val="en-US"/>
-        </w:rPr>
-        <w:t>;</w:t>
-      </w:r>
-      <w:r>
-        <w:rPr>
-          <w:color w:val="000000"/>
-          <w:spacing w:val="-20"/>
-          <w:lang w:val="en-US"/>
-        </w:rPr>
-        <w:br/>
-        <w:t xml:space="preserve">    }</w:t>
-      </w:r>
-      <w:r>
-        <w:rPr>
-          <w:color w:val="000000"/>
-          <w:spacing w:val="-20"/>
-          <w:lang w:val="en-US"/>
-        </w:rPr>
-        <w:br/>
-      </w:r>
-      <w:r>
-        <w:rPr>
-          <w:color w:val="000000"/>
-          <w:spacing w:val="-20"/>
-          <w:lang w:val="en-US"/>
-        </w:rPr>
-        <w:br/>
-        <w:t xml:space="preserve">    </w:t>
-      </w:r>
-      <w:r>
-        <w:rPr>
-          <w:color w:val="AA0D91"/>
-          <w:spacing w:val="-20"/>
-          <w:lang w:val="en-US"/>
-        </w:rPr>
-        <w:t xml:space="preserve">if </w:t>
-      </w:r>
-      <w:r>
-        <w:rPr>
-          <w:color w:val="000000"/>
-          <w:spacing w:val="-20"/>
-          <w:lang w:val="en-US"/>
-        </w:rPr>
-        <w:t xml:space="preserve">(depth == </w:t>
-      </w:r>
-      <w:r>
-        <w:rPr>
-          <w:color w:val="1C00CE"/>
-          <w:spacing w:val="-20"/>
-          <w:lang w:val="en-US"/>
-        </w:rPr>
-        <w:t xml:space="preserve">1 </w:t>
-      </w:r>
-      <w:r>
-        <w:rPr>
-          <w:color w:val="000000"/>
-          <w:spacing w:val="-20"/>
-          <w:lang w:val="en-US"/>
-        </w:rPr>
-        <w:t xml:space="preserve">|| depth &lt;= </w:t>
-      </w:r>
-      <w:r>
-        <w:rPr>
-          <w:color w:val="B2279A"/>
-          <w:spacing w:val="-20"/>
-          <w:lang w:val="en-US"/>
-        </w:rPr>
-        <w:t>rand</w:t>
-      </w:r>
-      <w:r>
-        <w:rPr>
-          <w:color w:val="000000"/>
-          <w:spacing w:val="-20"/>
-          <w:lang w:val="en-US"/>
-        </w:rPr>
-        <w:t xml:space="preserve">() % </w:t>
-      </w:r>
-      <w:r>
-        <w:rPr>
-          <w:color w:val="1C00CE"/>
-          <w:spacing w:val="-20"/>
-          <w:lang w:val="en-US"/>
-        </w:rPr>
-        <w:t xml:space="preserve">6 </w:t>
-      </w:r>
-      <w:r>
-        <w:rPr>
-          <w:color w:val="000000"/>
-          <w:spacing w:val="-20"/>
-          <w:lang w:val="en-US"/>
-        </w:rPr>
-        <w:t xml:space="preserve">+ </w:t>
-      </w:r>
-      <w:r>
-        <w:rPr>
-          <w:color w:val="1C00CE"/>
-          <w:spacing w:val="-20"/>
-          <w:lang w:val="en-US"/>
-        </w:rPr>
-        <w:t>1</w:t>
-      </w:r>
-      <w:r>
-        <w:rPr>
-          <w:color w:val="000000"/>
-          <w:spacing w:val="-20"/>
-          <w:lang w:val="en-US"/>
-        </w:rPr>
-        <w:t>) {</w:t>
-      </w:r>
-      <w:r>
-        <w:rPr>
-          <w:color w:val="000000"/>
-          <w:spacing w:val="-20"/>
-          <w:lang w:val="en-US"/>
-        </w:rPr>
-        <w:br/>
-        <w:t xml:space="preserve">        node = </w:t>
-      </w:r>
-      <w:r>
-        <w:rPr>
-          <w:color w:val="AA0D91"/>
-          <w:spacing w:val="-20"/>
-          <w:lang w:val="en-US"/>
-        </w:rPr>
-        <w:t xml:space="preserve">new </w:t>
-      </w:r>
-      <w:r>
-        <w:rPr>
-          <w:color w:val="B2279A"/>
-          <w:spacing w:val="-20"/>
-          <w:lang w:val="en-US"/>
-        </w:rPr>
-        <w:t>Node</w:t>
-      </w:r>
-      <w:r>
-        <w:rPr>
-          <w:color w:val="000000"/>
-          <w:spacing w:val="-20"/>
-          <w:lang w:val="en-US"/>
-        </w:rPr>
-        <w:t>();</w:t>
-      </w:r>
-      <w:r>
-        <w:rPr>
-          <w:color w:val="000000"/>
-          <w:spacing w:val="-20"/>
-          <w:lang w:val="en-US"/>
-        </w:rPr>
-        <w:br/>
-        <w:t xml:space="preserve">        </w:t>
-      </w:r>
-      <w:r>
-        <w:rPr>
-          <w:color w:val="B2279A"/>
-          <w:spacing w:val="-20"/>
-          <w:lang w:val="en-US"/>
-        </w:rPr>
-        <w:t>MakeTree</w:t>
-      </w:r>
-      <w:r>
-        <w:rPr>
-          <w:color w:val="000000"/>
-          <w:spacing w:val="-20"/>
-          <w:lang w:val="en-US"/>
-        </w:rPr>
-        <w:t>(node-&gt;</w:t>
-      </w:r>
-      <w:r>
-        <w:rPr>
-          <w:color w:val="660E7A"/>
-          <w:spacing w:val="-20"/>
-          <w:lang w:val="en-US"/>
-        </w:rPr>
-        <w:t>left</w:t>
-      </w:r>
-      <w:r>
-        <w:rPr>
-          <w:color w:val="000000"/>
-          <w:spacing w:val="-20"/>
-          <w:lang w:val="en-US"/>
-        </w:rPr>
-        <w:t xml:space="preserve">, depth + </w:t>
-      </w:r>
-      <w:r>
-        <w:rPr>
-          <w:color w:val="1C00CE"/>
-          <w:spacing w:val="-20"/>
-          <w:lang w:val="en-US"/>
-        </w:rPr>
-        <w:t>1</w:t>
-      </w:r>
-      <w:r>
-        <w:rPr>
-          <w:color w:val="000000"/>
-          <w:spacing w:val="-20"/>
-          <w:lang w:val="en-US"/>
-        </w:rPr>
-        <w:t>);</w:t>
-      </w:r>
-      <w:r>
-        <w:rPr>
-          <w:color w:val="000000"/>
-          <w:spacing w:val="-20"/>
-          <w:lang w:val="en-US"/>
-        </w:rPr>
-        <w:br/>
-        <w:t xml:space="preserve">        </w:t>
-      </w:r>
-      <w:r>
-        <w:rPr>
-          <w:color w:val="B2279A"/>
-          <w:spacing w:val="-20"/>
-          <w:lang w:val="en-US"/>
-        </w:rPr>
-        <w:t>MakeTree</w:t>
-      </w:r>
-      <w:r>
-        <w:rPr>
-          <w:color w:val="000000"/>
-          <w:spacing w:val="-20"/>
-          <w:lang w:val="en-US"/>
-        </w:rPr>
-        <w:t>(node-&gt;</w:t>
-      </w:r>
-      <w:r>
-        <w:rPr>
-          <w:color w:val="660E7A"/>
-          <w:spacing w:val="-20"/>
-          <w:lang w:val="en-US"/>
-        </w:rPr>
-        <w:t>right</w:t>
-      </w:r>
-      <w:r>
-        <w:rPr>
-          <w:color w:val="000000"/>
-          <w:spacing w:val="-20"/>
-          <w:lang w:val="en-US"/>
-        </w:rPr>
-        <w:t xml:space="preserve">, depth + </w:t>
-      </w:r>
-      <w:r>
-        <w:rPr>
-          <w:color w:val="1C00CE"/>
-          <w:spacing w:val="-20"/>
-          <w:lang w:val="en-US"/>
-        </w:rPr>
-        <w:t>1</w:t>
-      </w:r>
-      <w:r>
-        <w:rPr>
-          <w:color w:val="000000"/>
-          <w:spacing w:val="-20"/>
-          <w:lang w:val="en-US"/>
-        </w:rPr>
-        <w:t>);</w:t>
-      </w:r>
-      <w:r>
-        <w:rPr>
-          <w:color w:val="000000"/>
-          <w:spacing w:val="-20"/>
-          <w:lang w:val="en-US"/>
-        </w:rPr>
-        <w:br/>
-        <w:t xml:space="preserve">    } </w:t>
-      </w:r>
-      <w:r>
-        <w:rPr>
-          <w:color w:val="AA0D91"/>
-          <w:spacing w:val="-20"/>
-          <w:lang w:val="en-US"/>
-        </w:rPr>
-        <w:t xml:space="preserve">else </w:t>
-      </w:r>
-      <w:r>
-        <w:rPr>
-          <w:color w:val="000000"/>
-          <w:spacing w:val="-20"/>
-          <w:lang w:val="en-US"/>
-        </w:rPr>
-        <w:t>{</w:t>
-      </w:r>
-      <w:r>
-        <w:rPr>
-          <w:color w:val="000000"/>
-          <w:spacing w:val="-20"/>
-          <w:lang w:val="en-US"/>
-        </w:rPr>
-        <w:br/>
-        <w:t xml:space="preserve">        node = </w:t>
-      </w:r>
-      <w:r>
-        <w:rPr>
-          <w:color w:val="AA0D91"/>
-          <w:spacing w:val="-20"/>
-          <w:lang w:val="en-US"/>
-        </w:rPr>
-        <w:t>nullptr</w:t>
-      </w:r>
-      <w:r>
-        <w:rPr>
-          <w:color w:val="000000"/>
-          <w:spacing w:val="-20"/>
-          <w:lang w:val="en-US"/>
-        </w:rPr>
-        <w:t>;</w:t>
-      </w:r>
-      <w:r>
-        <w:rPr>
-          <w:color w:val="000000"/>
-          <w:spacing w:val="-20"/>
-          <w:lang w:val="en-US"/>
-        </w:rPr>
-        <w:br/>
-        <w:t xml:space="preserve">    }</w:t>
-      </w:r>
-      <w:r>
-        <w:rPr>
-          <w:color w:val="000000"/>
-          <w:spacing w:val="-20"/>
-          <w:lang w:val="en-US"/>
-        </w:rPr>
-        <w:br/>
-        <w:t>}</w:t>
-      </w:r>
-      <w:r>
-        <w:rPr>
-          <w:color w:val="000000"/>
-          <w:spacing w:val="-20"/>
-          <w:lang w:val="en-US"/>
-        </w:rPr>
-        <w:br/>
-      </w:r>
-      <w:r>
-        <w:rPr>
-          <w:color w:val="000000"/>
-          <w:spacing w:val="-20"/>
-          <w:lang w:val="en-US"/>
-        </w:rPr>
-        <w:br/>
-      </w:r>
-      <w:r>
-        <w:rPr>
-          <w:color w:val="AA0D91"/>
-          <w:spacing w:val="-20"/>
-          <w:lang w:val="en-US"/>
-        </w:rPr>
-        <w:t xml:space="preserve">void </w:t>
-      </w:r>
-      <w:r>
-        <w:rPr>
-          <w:color w:val="008080"/>
-          <w:spacing w:val="-20"/>
-          <w:lang w:val="en-US"/>
-        </w:rPr>
-        <w:t>Tree</w:t>
-      </w:r>
-      <w:r>
-        <w:rPr>
-          <w:color w:val="000000"/>
-          <w:spacing w:val="-20"/>
-          <w:lang w:val="en-US"/>
-        </w:rPr>
-        <w:t>::LabelNodes(</w:t>
-      </w:r>
-      <w:r>
-        <w:rPr>
-          <w:color w:val="008080"/>
-          <w:spacing w:val="-20"/>
-          <w:lang w:val="en-US"/>
-        </w:rPr>
-        <w:t xml:space="preserve">Node </w:t>
-      </w:r>
-      <w:r>
-        <w:rPr>
-          <w:color w:val="000000"/>
-          <w:spacing w:val="-20"/>
-          <w:lang w:val="en-US"/>
-        </w:rPr>
-        <w:t xml:space="preserve">*node, </w:t>
-      </w:r>
-      <w:r>
-        <w:rPr>
-          <w:color w:val="AA0D91"/>
-          <w:spacing w:val="-20"/>
-          <w:lang w:val="en-US"/>
-        </w:rPr>
-        <w:t xml:space="preserve">char </w:t>
-      </w:r>
-      <w:r>
-        <w:rPr>
-          <w:color w:val="000000"/>
-          <w:spacing w:val="-20"/>
-          <w:lang w:val="en-US"/>
-        </w:rPr>
-        <w:t>&amp;currentLabel) {</w:t>
-      </w:r>
-      <w:r>
-        <w:rPr>
-          <w:color w:val="000000"/>
-          <w:spacing w:val="-20"/>
-          <w:lang w:val="en-US"/>
-        </w:rPr>
-        <w:br/>
-        <w:t xml:space="preserve">    </w:t>
-      </w:r>
-      <w:r>
-        <w:rPr>
-          <w:color w:val="AA0D91"/>
-          <w:spacing w:val="-20"/>
-          <w:lang w:val="en-US"/>
-        </w:rPr>
-        <w:t xml:space="preserve">if </w:t>
-      </w:r>
-      <w:r>
-        <w:rPr>
-          <w:color w:val="000000"/>
-          <w:spacing w:val="-20"/>
-          <w:lang w:val="en-US"/>
-        </w:rPr>
-        <w:t xml:space="preserve">(node == </w:t>
-      </w:r>
-      <w:r>
-        <w:rPr>
-          <w:color w:val="AA0D91"/>
-          <w:spacing w:val="-20"/>
-          <w:lang w:val="en-US"/>
-        </w:rPr>
-        <w:t>nullptr</w:t>
-      </w:r>
-      <w:r>
-        <w:rPr>
-          <w:color w:val="000000"/>
-          <w:spacing w:val="-20"/>
-          <w:lang w:val="en-US"/>
-        </w:rPr>
-        <w:t>) {</w:t>
-      </w:r>
-      <w:r>
-        <w:rPr>
-          <w:color w:val="000000"/>
-          <w:spacing w:val="-20"/>
-          <w:lang w:val="en-US"/>
-        </w:rPr>
-        <w:br/>
-        <w:t xml:space="preserve">        </w:t>
-      </w:r>
-      <w:r>
-        <w:rPr>
-          <w:color w:val="AA0D91"/>
-          <w:spacing w:val="-20"/>
-          <w:lang w:val="en-US"/>
-        </w:rPr>
-        <w:t>return</w:t>
-      </w:r>
-      <w:r>
-        <w:rPr>
-          <w:color w:val="000000"/>
-          <w:spacing w:val="-20"/>
-          <w:lang w:val="en-US"/>
-        </w:rPr>
-        <w:t>;</w:t>
-      </w:r>
-      <w:r>
-        <w:rPr>
-          <w:color w:val="000000"/>
-          <w:spacing w:val="-20"/>
-          <w:lang w:val="en-US"/>
-        </w:rPr>
-        <w:br/>
-        <w:t xml:space="preserve">    }</w:t>
-      </w:r>
-      <w:r>
-        <w:rPr>
-          <w:color w:val="000000"/>
-          <w:spacing w:val="-20"/>
-          <w:lang w:val="en-US"/>
-        </w:rPr>
-        <w:br/>
-      </w:r>
-      <w:r>
-        <w:rPr>
-          <w:color w:val="000000"/>
-          <w:spacing w:val="-20"/>
-          <w:lang w:val="en-US"/>
-        </w:rPr>
-        <w:br/>
-        <w:t xml:space="preserve">    </w:t>
-      </w:r>
-      <w:r>
-        <w:rPr>
-          <w:color w:val="B2279A"/>
-          <w:spacing w:val="-20"/>
-          <w:lang w:val="en-US"/>
-        </w:rPr>
-        <w:t>LabelNodes</w:t>
-      </w:r>
-      <w:r>
-        <w:rPr>
-          <w:color w:val="000000"/>
-          <w:spacing w:val="-20"/>
-          <w:lang w:val="en-US"/>
-        </w:rPr>
-        <w:t>(node-&gt;</w:t>
-      </w:r>
-      <w:r>
-        <w:rPr>
-          <w:color w:val="660E7A"/>
-          <w:spacing w:val="-20"/>
-          <w:lang w:val="en-US"/>
-        </w:rPr>
-        <w:t>left</w:t>
-      </w:r>
-      <w:r>
-        <w:rPr>
-          <w:color w:val="000000"/>
-          <w:spacing w:val="-20"/>
-          <w:lang w:val="en-US"/>
-        </w:rPr>
-        <w:t>, currentLabel);</w:t>
-      </w:r>
-      <w:r>
-        <w:rPr>
-          <w:color w:val="000000"/>
-          <w:spacing w:val="-20"/>
-          <w:lang w:val="en-US"/>
-        </w:rPr>
-        <w:br/>
-        <w:t xml:space="preserve">    </w:t>
-      </w:r>
-      <w:r>
-        <w:rPr>
-          <w:color w:val="B2279A"/>
-          <w:spacing w:val="-20"/>
-          <w:lang w:val="en-US"/>
-        </w:rPr>
-        <w:t>LabelNodes</w:t>
-      </w:r>
-      <w:r>
-        <w:rPr>
-          <w:color w:val="000000"/>
-          <w:spacing w:val="-20"/>
-          <w:lang w:val="en-US"/>
-        </w:rPr>
-        <w:t>(node-&gt;</w:t>
-      </w:r>
-      <w:r>
-        <w:rPr>
-          <w:color w:val="660E7A"/>
-          <w:spacing w:val="-20"/>
-          <w:lang w:val="en-US"/>
-        </w:rPr>
-        <w:t>right</w:t>
-      </w:r>
-      <w:r>
-        <w:rPr>
-          <w:color w:val="000000"/>
-          <w:spacing w:val="-20"/>
-          <w:lang w:val="en-US"/>
-        </w:rPr>
-        <w:t>, currentLabel);</w:t>
-      </w:r>
-      <w:r>
-        <w:rPr>
-          <w:color w:val="000000"/>
-          <w:spacing w:val="-20"/>
-          <w:lang w:val="en-US"/>
-        </w:rPr>
-        <w:br/>
-        <w:t xml:space="preserve">    node-&gt;</w:t>
-      </w:r>
-      <w:r>
-        <w:rPr>
-          <w:color w:val="660E7A"/>
-          <w:spacing w:val="-20"/>
-          <w:lang w:val="en-US"/>
-        </w:rPr>
-        <w:t xml:space="preserve">label </w:t>
-      </w:r>
-      <w:r>
-        <w:rPr>
-          <w:color w:val="000000"/>
-          <w:spacing w:val="-20"/>
-          <w:lang w:val="en-US"/>
-        </w:rPr>
-        <w:t>= currentLabel++;</w:t>
-      </w:r>
-      <w:r>
-        <w:rPr>
-          <w:color w:val="000000"/>
-          <w:spacing w:val="-20"/>
-          <w:lang w:val="en-US"/>
-        </w:rPr>
-        <w:br/>
-        <w:t xml:space="preserve">    </w:t>
-      </w:r>
-      <w:r>
-        <w:rPr>
-          <w:color w:val="AA0D91"/>
-          <w:spacing w:val="-20"/>
-          <w:lang w:val="en-US"/>
-        </w:rPr>
-        <w:t xml:space="preserve">if </w:t>
-      </w:r>
-      <w:r>
-        <w:rPr>
-          <w:color w:val="000000"/>
-          <w:spacing w:val="-20"/>
-          <w:lang w:val="en-US"/>
-        </w:rPr>
-        <w:t xml:space="preserve">(currentLabel &gt; </w:t>
-      </w:r>
-      <w:r>
-        <w:rPr>
-          <w:color w:val="C41A16"/>
-          <w:spacing w:val="-20"/>
-          <w:lang w:val="en-US"/>
-        </w:rPr>
-        <w:t>'z'</w:t>
-      </w:r>
-      <w:r>
-        <w:rPr>
-          <w:color w:val="000000"/>
-          <w:spacing w:val="-20"/>
-          <w:lang w:val="en-US"/>
-        </w:rPr>
-        <w:t>)</w:t>
-      </w:r>
-      <w:r>
-        <w:rPr>
-          <w:color w:val="000000"/>
-          <w:spacing w:val="-20"/>
-          <w:lang w:val="en-US"/>
-        </w:rPr>
-        <w:br/>
-        <w:t xml:space="preserve">        currentLabel = </w:t>
-      </w:r>
-      <w:r>
-        <w:rPr>
-          <w:color w:val="C41A16"/>
-          <w:spacing w:val="-20"/>
-          <w:lang w:val="en-US"/>
-        </w:rPr>
-        <w:t>'a'</w:t>
-      </w:r>
-      <w:r>
-        <w:rPr>
-          <w:color w:val="000000"/>
-          <w:spacing w:val="-20"/>
-          <w:lang w:val="en-US"/>
-        </w:rPr>
-        <w:t>;</w:t>
-      </w:r>
-      <w:r>
-        <w:rPr>
-          <w:color w:val="000000"/>
-          <w:spacing w:val="-20"/>
-          <w:lang w:val="en-US"/>
-        </w:rPr>
-        <w:br/>
-        <w:t>}</w:t>
-      </w:r>
-      <w:r>
-        <w:rPr>
-          <w:color w:val="000000"/>
-          <w:spacing w:val="-20"/>
-          <w:lang w:val="en-US"/>
-        </w:rPr>
-        <w:br/>
-      </w:r>
-      <w:r>
-        <w:rPr>
-          <w:color w:val="000000"/>
-          <w:spacing w:val="-20"/>
-          <w:lang w:val="en-US"/>
-        </w:rPr>
-        <w:br/>
-      </w:r>
-      <w:r>
-        <w:rPr>
-          <w:color w:val="AA0D91"/>
-          <w:spacing w:val="-20"/>
-          <w:lang w:val="en-US"/>
-        </w:rPr>
-        <w:t xml:space="preserve">void </w:t>
-      </w:r>
-      <w:r>
-        <w:rPr>
-          <w:color w:val="008080"/>
-          <w:spacing w:val="-20"/>
-          <w:lang w:val="en-US"/>
-        </w:rPr>
-        <w:t>Tree</w:t>
-      </w:r>
-      <w:r>
-        <w:rPr>
-          <w:color w:val="000000"/>
-          <w:spacing w:val="-20"/>
-          <w:lang w:val="en-US"/>
-        </w:rPr>
-        <w:t>::OutTree() {</w:t>
-      </w:r>
-      <w:r>
-        <w:rPr>
-          <w:color w:val="000000"/>
-          <w:spacing w:val="-20"/>
-          <w:lang w:val="en-US"/>
-        </w:rPr>
-        <w:br/>
-        <w:t xml:space="preserve">    </w:t>
-      </w:r>
-      <w:r>
-        <w:rPr>
-          <w:color w:val="AA0D91"/>
-          <w:spacing w:val="-20"/>
-          <w:lang w:val="en-US"/>
-        </w:rPr>
-        <w:t xml:space="preserve">if </w:t>
-      </w:r>
-      <w:r>
-        <w:rPr>
-          <w:color w:val="000000"/>
-          <w:spacing w:val="-20"/>
-          <w:lang w:val="en-US"/>
-        </w:rPr>
-        <w:t>(</w:t>
-      </w:r>
-      <w:r>
-        <w:rPr>
-          <w:color w:val="660E7A"/>
-          <w:spacing w:val="-20"/>
-          <w:lang w:val="en-US"/>
-        </w:rPr>
-        <w:t xml:space="preserve">root </w:t>
-      </w:r>
-      <w:r>
-        <w:rPr>
-          <w:color w:val="000000"/>
-          <w:spacing w:val="-20"/>
-          <w:lang w:val="en-US"/>
-        </w:rPr>
-        <w:t xml:space="preserve">== </w:t>
-      </w:r>
-      <w:r>
-        <w:rPr>
-          <w:color w:val="AA0D91"/>
-          <w:spacing w:val="-20"/>
-          <w:lang w:val="en-US"/>
-        </w:rPr>
-        <w:t>nullptr</w:t>
-      </w:r>
-      <w:r>
-        <w:rPr>
-          <w:color w:val="000000"/>
-          <w:spacing w:val="-20"/>
-          <w:lang w:val="en-US"/>
-        </w:rPr>
-        <w:t>) {</w:t>
-      </w:r>
-      <w:r>
-        <w:rPr>
-          <w:color w:val="000000"/>
-          <w:spacing w:val="-20"/>
-          <w:lang w:val="en-US"/>
-        </w:rPr>
-        <w:br/>
-        <w:t xml:space="preserve">        </w:t>
-      </w:r>
-      <w:r>
-        <w:rPr>
-          <w:color w:val="008080"/>
-          <w:spacing w:val="-20"/>
-          <w:lang w:val="en-US"/>
-        </w:rPr>
-        <w:t>std</w:t>
-      </w:r>
-      <w:r>
-        <w:rPr>
-          <w:color w:val="000000"/>
-          <w:spacing w:val="-20"/>
-          <w:lang w:val="en-US"/>
-        </w:rPr>
-        <w:t xml:space="preserve">::cout </w:t>
-      </w:r>
-      <w:r>
-        <w:rPr>
-          <w:color w:val="008080"/>
-          <w:spacing w:val="-20"/>
-          <w:lang w:val="en-US"/>
-        </w:rPr>
-        <w:t xml:space="preserve">&lt;&lt; </w:t>
-      </w:r>
-      <w:r>
-        <w:rPr>
-          <w:color w:val="C41A16"/>
-          <w:spacing w:val="-20"/>
-          <w:lang w:val="en-US"/>
-        </w:rPr>
-        <w:t xml:space="preserve">"Tree is empty!" </w:t>
-      </w:r>
-      <w:r>
-        <w:rPr>
-          <w:color w:val="008080"/>
-          <w:spacing w:val="-20"/>
-          <w:lang w:val="en-US"/>
-        </w:rPr>
-        <w:t>&lt;&lt; std</w:t>
-      </w:r>
-      <w:r>
-        <w:rPr>
-          <w:color w:val="000000"/>
-          <w:spacing w:val="-20"/>
-          <w:lang w:val="en-US"/>
-        </w:rPr>
-        <w:t>::</w:t>
-      </w:r>
-      <w:r>
-        <w:rPr>
-          <w:color w:val="B2279A"/>
-          <w:spacing w:val="-20"/>
-          <w:lang w:val="en-US"/>
-        </w:rPr>
-        <w:t>endl</w:t>
-      </w:r>
-      <w:r>
-        <w:rPr>
-          <w:color w:val="000000"/>
-          <w:spacing w:val="-20"/>
-          <w:lang w:val="en-US"/>
-        </w:rPr>
-        <w:t>;</w:t>
-      </w:r>
-      <w:r>
-        <w:rPr>
-          <w:color w:val="000000"/>
-          <w:spacing w:val="-20"/>
-          <w:lang w:val="en-US"/>
-        </w:rPr>
-        <w:br/>
-        <w:t xml:space="preserve">        </w:t>
-      </w:r>
-      <w:r>
-        <w:rPr>
-          <w:color w:val="AA0D91"/>
-          <w:spacing w:val="-20"/>
-          <w:lang w:val="en-US"/>
-        </w:rPr>
-        <w:t>return</w:t>
-      </w:r>
-      <w:r>
-        <w:rPr>
-          <w:color w:val="000000"/>
-          <w:spacing w:val="-20"/>
-          <w:lang w:val="en-US"/>
-        </w:rPr>
-        <w:t>;</w:t>
-      </w:r>
-      <w:r>
-        <w:rPr>
-          <w:color w:val="000000"/>
-          <w:spacing w:val="-20"/>
-          <w:lang w:val="en-US"/>
-        </w:rPr>
-        <w:br/>
-        <w:t xml:space="preserve">    }</w:t>
-      </w:r>
-      <w:r>
-        <w:rPr>
-          <w:color w:val="000000"/>
-          <w:spacing w:val="-20"/>
-          <w:lang w:val="en-US"/>
-        </w:rPr>
-        <w:br/>
-      </w:r>
-      <w:r>
-        <w:rPr>
-          <w:color w:val="000000"/>
-          <w:spacing w:val="-20"/>
-          <w:lang w:val="en-US"/>
-        </w:rPr>
-        <w:br/>
-        <w:t xml:space="preserve">    </w:t>
-      </w:r>
-      <w:r>
-        <w:rPr>
-          <w:color w:val="AA0D91"/>
-          <w:spacing w:val="-20"/>
-          <w:lang w:val="en-US"/>
-        </w:rPr>
-        <w:t xml:space="preserve">const int </w:t>
-      </w:r>
-      <w:r>
-        <w:rPr>
-          <w:color w:val="000000"/>
-          <w:spacing w:val="-20"/>
-          <w:lang w:val="en-US"/>
-        </w:rPr>
-        <w:t xml:space="preserve">maxrow = </w:t>
-      </w:r>
-      <w:r>
-        <w:rPr>
-          <w:color w:val="1C00CE"/>
-          <w:spacing w:val="-20"/>
-          <w:lang w:val="en-US"/>
-        </w:rPr>
-        <w:t>6</w:t>
-      </w:r>
-      <w:r>
-        <w:rPr>
-          <w:color w:val="000000"/>
-          <w:spacing w:val="-20"/>
-          <w:lang w:val="en-US"/>
-        </w:rPr>
-        <w:t>;</w:t>
-      </w:r>
-      <w:r>
-        <w:rPr>
-          <w:color w:val="000000"/>
-          <w:spacing w:val="-20"/>
-          <w:lang w:val="en-US"/>
-        </w:rPr>
-        <w:br/>
-        <w:t xml:space="preserve">    </w:t>
-      </w:r>
-      <w:r>
-        <w:rPr>
-          <w:color w:val="AA0D91"/>
-          <w:spacing w:val="-20"/>
-          <w:lang w:val="en-US"/>
-        </w:rPr>
-        <w:t xml:space="preserve">const int </w:t>
-      </w:r>
-      <w:r>
-        <w:rPr>
-          <w:color w:val="000000"/>
-          <w:spacing w:val="-20"/>
-          <w:lang w:val="en-US"/>
-        </w:rPr>
-        <w:t xml:space="preserve">maxcol = </w:t>
-      </w:r>
-      <w:r>
-        <w:rPr>
-          <w:color w:val="1C00CE"/>
-          <w:spacing w:val="-20"/>
-          <w:lang w:val="en-US"/>
-        </w:rPr>
-        <w:t>120</w:t>
-      </w:r>
-      <w:r>
-        <w:rPr>
-          <w:color w:val="000000"/>
-          <w:spacing w:val="-20"/>
-          <w:lang w:val="en-US"/>
-        </w:rPr>
-        <w:t>;</w:t>
-      </w:r>
-      <w:r>
-        <w:rPr>
-          <w:color w:val="000000"/>
-          <w:spacing w:val="-20"/>
-          <w:lang w:val="en-US"/>
-        </w:rPr>
-        <w:br/>
-        <w:t xml:space="preserve">    </w:t>
-      </w:r>
-      <w:r>
-        <w:rPr>
-          <w:color w:val="AA0D91"/>
-          <w:spacing w:val="-20"/>
-          <w:lang w:val="en-US"/>
-        </w:rPr>
-        <w:t xml:space="preserve">char </w:t>
-      </w:r>
-      <w:r>
-        <w:rPr>
-          <w:color w:val="000000"/>
-          <w:spacing w:val="-20"/>
-          <w:lang w:val="en-US"/>
-        </w:rPr>
-        <w:t>screen[maxrow][maxcol];</w:t>
-      </w:r>
-      <w:r>
-        <w:rPr>
-          <w:color w:val="000000"/>
-          <w:spacing w:val="-20"/>
-          <w:lang w:val="en-US"/>
-        </w:rPr>
-        <w:br/>
-      </w:r>
-      <w:r>
-        <w:rPr>
-          <w:color w:val="000000"/>
-          <w:spacing w:val="-20"/>
-          <w:lang w:val="en-US"/>
-        </w:rPr>
-        <w:br/>
-        <w:t xml:space="preserve">    </w:t>
-      </w:r>
-      <w:r>
-        <w:rPr>
-          <w:color w:val="AA0D91"/>
-          <w:spacing w:val="-20"/>
-          <w:lang w:val="en-US"/>
-        </w:rPr>
-        <w:t xml:space="preserve">for </w:t>
-      </w:r>
-      <w:r>
-        <w:rPr>
-          <w:color w:val="000000"/>
-          <w:spacing w:val="-20"/>
-          <w:lang w:val="en-US"/>
-        </w:rPr>
-        <w:t>(</w:t>
-      </w:r>
-      <w:r>
-        <w:rPr>
-          <w:color w:val="AA0D91"/>
-          <w:spacing w:val="-20"/>
-          <w:lang w:val="en-US"/>
-        </w:rPr>
-        <w:t xml:space="preserve">int </w:t>
-      </w:r>
-      <w:r>
-        <w:rPr>
-          <w:color w:val="000000"/>
-          <w:spacing w:val="-20"/>
-          <w:lang w:val="en-US"/>
-        </w:rPr>
-        <w:t xml:space="preserve">i = </w:t>
-      </w:r>
-      <w:r>
-        <w:rPr>
-          <w:color w:val="1C00CE"/>
-          <w:spacing w:val="-20"/>
-          <w:lang w:val="en-US"/>
-        </w:rPr>
-        <w:t>0</w:t>
-      </w:r>
-      <w:r>
-        <w:rPr>
-          <w:color w:val="000000"/>
-          <w:spacing w:val="-20"/>
-          <w:lang w:val="en-US"/>
-        </w:rPr>
-        <w:t>; i &lt; maxrow; ++i) {</w:t>
-      </w:r>
-      <w:r>
-        <w:rPr>
-          <w:color w:val="000000"/>
-          <w:spacing w:val="-20"/>
-          <w:lang w:val="en-US"/>
-        </w:rPr>
-        <w:br/>
-        <w:t xml:space="preserve">        </w:t>
-      </w:r>
-      <w:r>
-        <w:rPr>
-          <w:color w:val="AA0D91"/>
-          <w:spacing w:val="-20"/>
-          <w:lang w:val="en-US"/>
-        </w:rPr>
-        <w:t xml:space="preserve">for </w:t>
-      </w:r>
-      <w:r>
-        <w:rPr>
-          <w:color w:val="000000"/>
-          <w:spacing w:val="-20"/>
-          <w:lang w:val="en-US"/>
-        </w:rPr>
-        <w:t>(</w:t>
-      </w:r>
-      <w:r>
-        <w:rPr>
-          <w:color w:val="AA0D91"/>
-          <w:spacing w:val="-20"/>
-          <w:lang w:val="en-US"/>
-        </w:rPr>
-        <w:t xml:space="preserve">int </w:t>
-      </w:r>
-      <w:r>
-        <w:rPr>
-          <w:color w:val="000000"/>
-          <w:spacing w:val="-20"/>
-          <w:lang w:val="en-US"/>
-        </w:rPr>
-        <w:t xml:space="preserve">j = </w:t>
-      </w:r>
-      <w:r>
-        <w:rPr>
-          <w:color w:val="1C00CE"/>
-          <w:spacing w:val="-20"/>
-          <w:lang w:val="en-US"/>
-        </w:rPr>
-        <w:t>0</w:t>
-      </w:r>
-      <w:r>
-        <w:rPr>
-          <w:color w:val="000000"/>
-          <w:spacing w:val="-20"/>
-          <w:lang w:val="en-US"/>
-        </w:rPr>
-        <w:t>; j &lt; maxcol; ++j) {</w:t>
-      </w:r>
-      <w:r>
-        <w:rPr>
-          <w:color w:val="000000"/>
-          <w:spacing w:val="-20"/>
-          <w:lang w:val="en-US"/>
-        </w:rPr>
-        <w:br/>
-        <w:t xml:space="preserve">            screen[i][j] = </w:t>
-      </w:r>
-      <w:r>
-        <w:rPr>
-          <w:color w:val="C41A16"/>
-          <w:spacing w:val="-20"/>
-          <w:lang w:val="en-US"/>
-        </w:rPr>
-        <w:t>'.'</w:t>
-      </w:r>
-      <w:r>
-        <w:rPr>
-          <w:color w:val="000000"/>
-          <w:spacing w:val="-20"/>
-          <w:lang w:val="en-US"/>
-        </w:rPr>
-        <w:t>;</w:t>
-      </w:r>
-      <w:r>
-        <w:rPr>
-          <w:color w:val="000000"/>
-          <w:spacing w:val="-20"/>
-          <w:lang w:val="en-US"/>
-        </w:rPr>
-        <w:br/>
-        <w:t xml:space="preserve">        }</w:t>
-      </w:r>
-      <w:r>
-        <w:rPr>
-          <w:color w:val="000000"/>
-          <w:spacing w:val="-20"/>
-          <w:lang w:val="en-US"/>
-        </w:rPr>
-        <w:br/>
-        <w:t xml:space="preserve">        screen[i][maxcol - </w:t>
-      </w:r>
-      <w:r>
-        <w:rPr>
-          <w:color w:val="1C00CE"/>
-          <w:spacing w:val="-20"/>
-          <w:lang w:val="en-US"/>
-        </w:rPr>
-        <w:t>1</w:t>
-      </w:r>
-      <w:r>
-        <w:rPr>
-          <w:color w:val="000000"/>
-          <w:spacing w:val="-20"/>
-          <w:lang w:val="en-US"/>
-        </w:rPr>
-        <w:t xml:space="preserve">] = </w:t>
-      </w:r>
-      <w:r>
-        <w:rPr>
-          <w:color w:val="C41A16"/>
-          <w:spacing w:val="-20"/>
-          <w:lang w:val="en-US"/>
-        </w:rPr>
-        <w:t>'</w:t>
-      </w:r>
-      <w:r>
-        <w:rPr>
-          <w:color w:val="A31515"/>
-          <w:spacing w:val="-20"/>
-          <w:lang w:val="en-US"/>
-        </w:rPr>
-        <w:t>\0</w:t>
-      </w:r>
-      <w:r>
-        <w:rPr>
-          <w:color w:val="C41A16"/>
-          <w:spacing w:val="-20"/>
-          <w:lang w:val="en-US"/>
-        </w:rPr>
-        <w:t>'</w:t>
-      </w:r>
-      <w:r>
-        <w:rPr>
-          <w:color w:val="000000"/>
-          <w:spacing w:val="-20"/>
-          <w:lang w:val="en-US"/>
-        </w:rPr>
-        <w:t>;</w:t>
-      </w:r>
-      <w:r>
-        <w:rPr>
-          <w:color w:val="000000"/>
-          <w:spacing w:val="-20"/>
-          <w:lang w:val="en-US"/>
-        </w:rPr>
-        <w:br/>
-        <w:t xml:space="preserve">    }</w:t>
-      </w:r>
-      <w:r>
-        <w:rPr>
-          <w:color w:val="000000"/>
-          <w:spacing w:val="-20"/>
-          <w:lang w:val="en-US"/>
-        </w:rPr>
-        <w:br/>
-      </w:r>
-      <w:r>
-        <w:rPr>
-          <w:color w:val="000000"/>
-          <w:spacing w:val="-20"/>
-          <w:lang w:val="en-US"/>
-        </w:rPr>
-        <w:br/>
-        <w:t xml:space="preserve">    </w:t>
-      </w:r>
-      <w:r>
-        <w:rPr>
-          <w:color w:val="B2279A"/>
-          <w:spacing w:val="-20"/>
-          <w:lang w:val="en-US"/>
-        </w:rPr>
-        <w:t>OutTree</w:t>
-      </w:r>
-      <w:r>
-        <w:rPr>
-          <w:color w:val="000000"/>
-          <w:spacing w:val="-20"/>
-          <w:lang w:val="en-US"/>
-        </w:rPr>
-        <w:t>(</w:t>
-      </w:r>
-      <w:r>
-        <w:rPr>
-          <w:color w:val="660E7A"/>
-          <w:spacing w:val="-20"/>
-          <w:lang w:val="en-US"/>
-        </w:rPr>
-        <w:t>root</w:t>
-      </w:r>
-      <w:r>
-        <w:rPr>
-          <w:color w:val="000000"/>
-          <w:spacing w:val="-20"/>
-          <w:lang w:val="en-US"/>
-        </w:rPr>
-        <w:t xml:space="preserve">, maxcol / </w:t>
-      </w:r>
-      <w:r>
-        <w:rPr>
-          <w:color w:val="1C00CE"/>
-          <w:spacing w:val="-20"/>
-          <w:lang w:val="en-US"/>
-        </w:rPr>
-        <w:t>2</w:t>
-      </w:r>
-      <w:r>
-        <w:rPr>
-          <w:color w:val="000000"/>
-          <w:spacing w:val="-20"/>
-          <w:lang w:val="en-US"/>
-        </w:rPr>
-        <w:t xml:space="preserve">, </w:t>
-      </w:r>
-      <w:r>
-        <w:rPr>
-          <w:color w:val="1C00CE"/>
-          <w:spacing w:val="-20"/>
-          <w:lang w:val="en-US"/>
-        </w:rPr>
-        <w:t>0</w:t>
-      </w:r>
-      <w:r>
-        <w:rPr>
-          <w:color w:val="000000"/>
-          <w:spacing w:val="-20"/>
-          <w:lang w:val="en-US"/>
-        </w:rPr>
-        <w:t xml:space="preserve">, screen, maxrow, maxcol / </w:t>
-      </w:r>
-      <w:r>
-        <w:rPr>
-          <w:color w:val="1C00CE"/>
-          <w:spacing w:val="-20"/>
-          <w:lang w:val="en-US"/>
-        </w:rPr>
-        <w:t>4</w:t>
-      </w:r>
-      <w:r>
-        <w:rPr>
-          <w:color w:val="000000"/>
-          <w:spacing w:val="-20"/>
-          <w:lang w:val="en-US"/>
-        </w:rPr>
-        <w:t>);</w:t>
-      </w:r>
-      <w:r>
-        <w:rPr>
-          <w:color w:val="000000"/>
-          <w:spacing w:val="-20"/>
-          <w:lang w:val="en-US"/>
-        </w:rPr>
-        <w:br/>
-      </w:r>
-      <w:r>
-        <w:rPr>
-          <w:color w:val="000000"/>
-          <w:spacing w:val="-20"/>
-          <w:lang w:val="en-US"/>
-        </w:rPr>
-        <w:br/>
-        <w:t xml:space="preserve">    </w:t>
-      </w:r>
-      <w:r>
-        <w:rPr>
-          <w:color w:val="AA0D91"/>
-          <w:spacing w:val="-20"/>
-          <w:lang w:val="en-US"/>
-        </w:rPr>
-        <w:t xml:space="preserve">for </w:t>
-      </w:r>
-      <w:r>
-        <w:rPr>
-          <w:color w:val="000000"/>
-          <w:spacing w:val="-20"/>
-          <w:lang w:val="en-US"/>
-        </w:rPr>
-        <w:t>(</w:t>
-      </w:r>
-      <w:r>
-        <w:rPr>
-          <w:color w:val="AA0D91"/>
-          <w:spacing w:val="-20"/>
-          <w:lang w:val="en-US"/>
-        </w:rPr>
-        <w:t xml:space="preserve">int </w:t>
-      </w:r>
-      <w:r>
-        <w:rPr>
-          <w:color w:val="000000"/>
-          <w:spacing w:val="-20"/>
-          <w:lang w:val="en-US"/>
-        </w:rPr>
-        <w:t xml:space="preserve">i = </w:t>
-      </w:r>
-      <w:r>
-        <w:rPr>
-          <w:color w:val="1C00CE"/>
-          <w:spacing w:val="-20"/>
-          <w:lang w:val="en-US"/>
-        </w:rPr>
-        <w:t>0</w:t>
-      </w:r>
-      <w:r>
-        <w:rPr>
-          <w:color w:val="000000"/>
-          <w:spacing w:val="-20"/>
-          <w:lang w:val="en-US"/>
-        </w:rPr>
-        <w:t>; i &lt; maxrow; ++i) {</w:t>
-      </w:r>
-      <w:r>
-        <w:rPr>
-          <w:color w:val="000000"/>
-          <w:spacing w:val="-20"/>
-          <w:lang w:val="en-US"/>
-        </w:rPr>
-        <w:br/>
-        <w:t xml:space="preserve">        </w:t>
-      </w:r>
-      <w:r>
-        <w:rPr>
-          <w:color w:val="008080"/>
-          <w:spacing w:val="-20"/>
-          <w:lang w:val="en-US"/>
-        </w:rPr>
-        <w:t>std</w:t>
-      </w:r>
-      <w:r>
-        <w:rPr>
-          <w:color w:val="000000"/>
-          <w:spacing w:val="-20"/>
-          <w:lang w:val="en-US"/>
-        </w:rPr>
-        <w:t xml:space="preserve">::cout </w:t>
-      </w:r>
-      <w:r>
-        <w:rPr>
-          <w:color w:val="008080"/>
-          <w:spacing w:val="-20"/>
-          <w:lang w:val="en-US"/>
-        </w:rPr>
-        <w:t xml:space="preserve">&lt;&lt; </w:t>
-      </w:r>
-      <w:r>
-        <w:rPr>
-          <w:color w:val="000000"/>
-          <w:spacing w:val="-20"/>
-          <w:lang w:val="en-US"/>
-        </w:rPr>
-        <w:t xml:space="preserve">screen[i] </w:t>
-      </w:r>
-      <w:r>
-        <w:rPr>
-          <w:color w:val="008080"/>
-          <w:spacing w:val="-20"/>
-          <w:lang w:val="en-US"/>
-        </w:rPr>
-        <w:t>&lt;&lt; std</w:t>
-      </w:r>
-      <w:r>
-        <w:rPr>
-          <w:color w:val="000000"/>
-          <w:spacing w:val="-20"/>
-          <w:lang w:val="en-US"/>
-        </w:rPr>
-        <w:t>::</w:t>
-      </w:r>
-      <w:r>
-        <w:rPr>
-          <w:color w:val="B2279A"/>
-          <w:spacing w:val="-20"/>
-          <w:lang w:val="en-US"/>
-        </w:rPr>
-        <w:t>endl</w:t>
-      </w:r>
-      <w:r>
-        <w:rPr>
-          <w:color w:val="000000"/>
-          <w:spacing w:val="-20"/>
-          <w:lang w:val="en-US"/>
-        </w:rPr>
-        <w:t>;</w:t>
-      </w:r>
-      <w:r>
-        <w:rPr>
-          <w:color w:val="000000"/>
-          <w:spacing w:val="-20"/>
-          <w:lang w:val="en-US"/>
-        </w:rPr>
-        <w:br/>
-        <w:t xml:space="preserve">    }</w:t>
-      </w:r>
-      <w:r>
-        <w:rPr>
-          <w:color w:val="000000"/>
-          <w:spacing w:val="-20"/>
-          <w:lang w:val="en-US"/>
-        </w:rPr>
-        <w:br/>
-        <w:t>}</w:t>
-      </w:r>
-      <w:r>
-        <w:rPr>
-          <w:color w:val="000000"/>
-          <w:spacing w:val="-20"/>
-          <w:lang w:val="en-US"/>
-        </w:rPr>
-        <w:br/>
-      </w:r>
-      <w:r>
-        <w:rPr>
-          <w:color w:val="000000"/>
-          <w:spacing w:val="-20"/>
-          <w:lang w:val="en-US"/>
-        </w:rPr>
-        <w:br/>
-      </w:r>
-      <w:r>
-        <w:rPr>
-          <w:color w:val="AA0D91"/>
-          <w:spacing w:val="-20"/>
-          <w:lang w:val="en-US"/>
-        </w:rPr>
-        <w:t xml:space="preserve">void </w:t>
-      </w:r>
-      <w:r>
-        <w:rPr>
-          <w:color w:val="008080"/>
-          <w:spacing w:val="-20"/>
-          <w:lang w:val="en-US"/>
-        </w:rPr>
-        <w:t>Tree</w:t>
-      </w:r>
-      <w:r>
-        <w:rPr>
-          <w:color w:val="000000"/>
-          <w:spacing w:val="-20"/>
-          <w:lang w:val="en-US"/>
-        </w:rPr>
-        <w:t>::OutTree(</w:t>
-      </w:r>
-      <w:r>
-        <w:rPr>
-          <w:color w:val="008080"/>
-          <w:spacing w:val="-20"/>
-          <w:lang w:val="en-US"/>
-        </w:rPr>
-        <w:t xml:space="preserve">Node </w:t>
-      </w:r>
-      <w:r>
-        <w:rPr>
-          <w:color w:val="000000"/>
-          <w:spacing w:val="-20"/>
-          <w:lang w:val="en-US"/>
-        </w:rPr>
-        <w:t xml:space="preserve">*node, </w:t>
-      </w:r>
-      <w:r>
-        <w:rPr>
-          <w:color w:val="AA0D91"/>
-          <w:spacing w:val="-20"/>
-          <w:lang w:val="en-US"/>
-        </w:rPr>
-        <w:t xml:space="preserve">int </w:t>
-      </w:r>
-      <w:r>
-        <w:rPr>
-          <w:color w:val="000000"/>
-          <w:spacing w:val="-20"/>
-          <w:lang w:val="en-US"/>
-        </w:rPr>
-        <w:t xml:space="preserve">x, </w:t>
-      </w:r>
-      <w:r>
-        <w:rPr>
-          <w:color w:val="AA0D91"/>
-          <w:spacing w:val="-20"/>
-          <w:lang w:val="en-US"/>
-        </w:rPr>
-        <w:t xml:space="preserve">int </w:t>
-      </w:r>
-      <w:r>
-        <w:rPr>
-          <w:color w:val="000000"/>
-          <w:spacing w:val="-20"/>
-          <w:lang w:val="en-US"/>
-        </w:rPr>
-        <w:t xml:space="preserve">y, </w:t>
-      </w:r>
-      <w:r>
-        <w:rPr>
-          <w:color w:val="AA0D91"/>
-          <w:spacing w:val="-20"/>
-          <w:lang w:val="en-US"/>
-        </w:rPr>
-        <w:t xml:space="preserve">char </w:t>
-      </w:r>
-      <w:r>
-        <w:rPr>
-          <w:color w:val="000000"/>
-          <w:spacing w:val="-20"/>
-          <w:lang w:val="en-US"/>
-        </w:rPr>
-        <w:t>screen[][</w:t>
-      </w:r>
-      <w:r>
-        <w:rPr>
-          <w:color w:val="1C00CE"/>
-          <w:spacing w:val="-20"/>
-          <w:lang w:val="en-US"/>
-        </w:rPr>
-        <w:t>120</w:t>
-      </w:r>
-      <w:r>
-        <w:rPr>
-          <w:color w:val="000000"/>
-          <w:spacing w:val="-20"/>
-          <w:lang w:val="en-US"/>
-        </w:rPr>
-        <w:t xml:space="preserve">], </w:t>
-      </w:r>
-      <w:r>
-        <w:rPr>
-          <w:color w:val="AA0D91"/>
-          <w:spacing w:val="-20"/>
-          <w:lang w:val="en-US"/>
-        </w:rPr>
-        <w:t xml:space="preserve">int </w:t>
-      </w:r>
-      <w:r>
-        <w:rPr>
-          <w:color w:val="000000"/>
-          <w:spacing w:val="-20"/>
-          <w:lang w:val="en-US"/>
-        </w:rPr>
-        <w:t xml:space="preserve">maxrow, </w:t>
-      </w:r>
-      <w:r>
-        <w:rPr>
-          <w:color w:val="AA0D91"/>
-          <w:spacing w:val="-20"/>
-          <w:lang w:val="en-US"/>
-        </w:rPr>
-        <w:t xml:space="preserve">int </w:t>
-      </w:r>
-      <w:r>
-        <w:rPr>
-          <w:color w:val="000000"/>
-          <w:spacing w:val="-20"/>
-          <w:lang w:val="en-US"/>
-        </w:rPr>
-        <w:t>spacing) {</w:t>
-      </w:r>
-      <w:r>
-        <w:rPr>
-          <w:color w:val="000000"/>
-          <w:spacing w:val="-20"/>
-          <w:lang w:val="en-US"/>
-        </w:rPr>
-        <w:br/>
-        <w:t xml:space="preserve">    </w:t>
-      </w:r>
-      <w:r>
-        <w:rPr>
-          <w:color w:val="AA0D91"/>
-          <w:spacing w:val="-20"/>
-          <w:lang w:val="en-US"/>
-        </w:rPr>
-        <w:t xml:space="preserve">if </w:t>
-      </w:r>
-      <w:r>
-        <w:rPr>
-          <w:color w:val="000000"/>
-          <w:spacing w:val="-20"/>
-          <w:lang w:val="en-US"/>
-        </w:rPr>
-        <w:t xml:space="preserve">(node == </w:t>
-      </w:r>
-      <w:r>
-        <w:rPr>
-          <w:color w:val="AA0D91"/>
-          <w:spacing w:val="-20"/>
-          <w:lang w:val="en-US"/>
-        </w:rPr>
-        <w:t xml:space="preserve">nullptr </w:t>
-      </w:r>
-      <w:r>
-        <w:rPr>
-          <w:color w:val="000000"/>
-          <w:spacing w:val="-20"/>
-          <w:lang w:val="en-US"/>
-        </w:rPr>
-        <w:t xml:space="preserve">|| y &gt;= maxrow || x &lt; </w:t>
-      </w:r>
-      <w:r>
-        <w:rPr>
-          <w:color w:val="1C00CE"/>
-          <w:spacing w:val="-20"/>
-          <w:lang w:val="en-US"/>
-        </w:rPr>
-        <w:t xml:space="preserve">0 </w:t>
-      </w:r>
-      <w:r>
-        <w:rPr>
-          <w:color w:val="000000"/>
-          <w:spacing w:val="-20"/>
-          <w:lang w:val="en-US"/>
-        </w:rPr>
-        <w:t xml:space="preserve">|| x &gt;= </w:t>
-      </w:r>
-      <w:r>
-        <w:rPr>
-          <w:color w:val="1C00CE"/>
-          <w:spacing w:val="-20"/>
-          <w:lang w:val="en-US"/>
-        </w:rPr>
-        <w:t>120</w:t>
-      </w:r>
-      <w:r>
-        <w:rPr>
-          <w:color w:val="000000"/>
-          <w:spacing w:val="-20"/>
-          <w:lang w:val="en-US"/>
-        </w:rPr>
-        <w:t>) {</w:t>
-      </w:r>
-      <w:r>
-        <w:rPr>
-          <w:color w:val="000000"/>
-          <w:spacing w:val="-20"/>
-          <w:lang w:val="en-US"/>
-        </w:rPr>
-        <w:br/>
-        <w:t xml:space="preserve">        </w:t>
-      </w:r>
-      <w:r>
-        <w:rPr>
-          <w:color w:val="AA0D91"/>
-          <w:spacing w:val="-20"/>
-          <w:lang w:val="en-US"/>
-        </w:rPr>
-        <w:t>return</w:t>
-      </w:r>
-      <w:r>
-        <w:rPr>
-          <w:color w:val="000000"/>
-          <w:spacing w:val="-20"/>
-          <w:lang w:val="en-US"/>
-        </w:rPr>
-        <w:t>;</w:t>
-      </w:r>
-      <w:r>
-        <w:rPr>
-          <w:color w:val="000000"/>
-          <w:spacing w:val="-20"/>
-          <w:lang w:val="en-US"/>
-        </w:rPr>
-        <w:br/>
-        <w:t xml:space="preserve">    }</w:t>
-      </w:r>
-      <w:r>
-        <w:rPr>
-          <w:color w:val="000000"/>
-          <w:spacing w:val="-20"/>
-          <w:lang w:val="en-US"/>
-        </w:rPr>
-        <w:br/>
-      </w:r>
-      <w:r>
-        <w:rPr>
-          <w:color w:val="000000"/>
-          <w:spacing w:val="-20"/>
-          <w:lang w:val="en-US"/>
-        </w:rPr>
-        <w:br/>
-        <w:t xml:space="preserve">    screen[y][x] = node-&gt;</w:t>
-      </w:r>
-      <w:r>
-        <w:rPr>
-          <w:color w:val="660E7A"/>
-          <w:spacing w:val="-20"/>
-          <w:lang w:val="en-US"/>
-        </w:rPr>
-        <w:t>label</w:t>
-      </w:r>
-      <w:r>
-        <w:rPr>
-          <w:color w:val="000000"/>
-          <w:spacing w:val="-20"/>
-          <w:lang w:val="en-US"/>
-        </w:rPr>
-        <w:t>;</w:t>
-      </w:r>
-      <w:r>
-        <w:rPr>
-          <w:color w:val="000000"/>
-          <w:spacing w:val="-20"/>
-          <w:lang w:val="en-US"/>
-        </w:rPr>
-        <w:br/>
-        <w:t xml:space="preserve">    </w:t>
-      </w:r>
-      <w:r>
-        <w:rPr>
-          <w:color w:val="AA0D91"/>
-          <w:spacing w:val="-20"/>
-          <w:lang w:val="en-US"/>
-        </w:rPr>
-        <w:t xml:space="preserve">if </w:t>
-      </w:r>
-      <w:r>
-        <w:rPr>
-          <w:color w:val="000000"/>
-          <w:spacing w:val="-20"/>
-          <w:lang w:val="en-US"/>
-        </w:rPr>
-        <w:t>(node-&gt;</w:t>
-      </w:r>
-      <w:r>
-        <w:rPr>
-          <w:color w:val="660E7A"/>
-          <w:spacing w:val="-20"/>
-          <w:lang w:val="en-US"/>
-        </w:rPr>
-        <w:t>left</w:t>
-      </w:r>
-      <w:r>
-        <w:rPr>
-          <w:color w:val="000000"/>
-          <w:spacing w:val="-20"/>
-          <w:lang w:val="en-US"/>
-        </w:rPr>
-        <w:t>) {</w:t>
-      </w:r>
-      <w:r>
-        <w:rPr>
-          <w:color w:val="000000"/>
-          <w:spacing w:val="-20"/>
-          <w:lang w:val="en-US"/>
-        </w:rPr>
-        <w:br/>
-        <w:t xml:space="preserve">        </w:t>
-      </w:r>
-      <w:r>
-        <w:rPr>
-          <w:color w:val="B2279A"/>
-          <w:spacing w:val="-20"/>
-          <w:lang w:val="en-US"/>
-        </w:rPr>
-        <w:t>OutTree</w:t>
-      </w:r>
-      <w:r>
-        <w:rPr>
-          <w:color w:val="000000"/>
-          <w:spacing w:val="-20"/>
-          <w:lang w:val="en-US"/>
-        </w:rPr>
-        <w:t>(node-&gt;</w:t>
-      </w:r>
-      <w:r>
-        <w:rPr>
-          <w:color w:val="660E7A"/>
-          <w:spacing w:val="-20"/>
-          <w:lang w:val="en-US"/>
-        </w:rPr>
-        <w:t>left</w:t>
-      </w:r>
-      <w:r>
-        <w:rPr>
-          <w:color w:val="000000"/>
-          <w:spacing w:val="-20"/>
-          <w:lang w:val="en-US"/>
-        </w:rPr>
-        <w:t xml:space="preserve">, x - spacing, y + </w:t>
-      </w:r>
-      <w:r>
-        <w:rPr>
-          <w:color w:val="1C00CE"/>
-          <w:spacing w:val="-20"/>
-          <w:lang w:val="en-US"/>
-        </w:rPr>
-        <w:t>1</w:t>
-      </w:r>
-      <w:r>
-        <w:rPr>
-          <w:color w:val="000000"/>
-          <w:spacing w:val="-20"/>
-          <w:lang w:val="en-US"/>
-        </w:rPr>
-        <w:t xml:space="preserve">, screen, maxrow, </w:t>
-      </w:r>
-      <w:r>
-        <w:rPr>
-          <w:color w:val="008080"/>
-          <w:spacing w:val="-20"/>
-          <w:lang w:val="en-US"/>
-        </w:rPr>
-        <w:t>std</w:t>
-      </w:r>
-      <w:r>
-        <w:rPr>
-          <w:color w:val="000000"/>
-          <w:spacing w:val="-20"/>
-          <w:lang w:val="en-US"/>
-        </w:rPr>
-        <w:t>::</w:t>
-      </w:r>
-      <w:r>
-        <w:rPr>
-          <w:color w:val="B2279A"/>
-          <w:spacing w:val="-20"/>
-          <w:lang w:val="en-US"/>
-        </w:rPr>
-        <w:t>max</w:t>
-      </w:r>
-      <w:r>
-        <w:rPr>
-          <w:color w:val="000000"/>
-          <w:spacing w:val="-20"/>
-          <w:lang w:val="en-US"/>
-        </w:rPr>
-        <w:t xml:space="preserve">(spacing / </w:t>
-      </w:r>
-      <w:r>
-        <w:rPr>
-          <w:color w:val="1C00CE"/>
-          <w:spacing w:val="-20"/>
-          <w:lang w:val="en-US"/>
-        </w:rPr>
-        <w:t>2</w:t>
-      </w:r>
-      <w:r>
-        <w:rPr>
-          <w:color w:val="000000"/>
-          <w:spacing w:val="-20"/>
-          <w:lang w:val="en-US"/>
-        </w:rPr>
-        <w:t xml:space="preserve">, </w:t>
-      </w:r>
-      <w:r>
-        <w:rPr>
-          <w:color w:val="1C00CE"/>
-          <w:spacing w:val="-20"/>
-          <w:lang w:val="en-US"/>
-        </w:rPr>
-        <w:t>2</w:t>
-      </w:r>
-      <w:r>
-        <w:rPr>
-          <w:color w:val="000000"/>
-          <w:spacing w:val="-20"/>
-          <w:lang w:val="en-US"/>
-        </w:rPr>
-        <w:t>));</w:t>
-      </w:r>
-      <w:r>
-        <w:rPr>
-          <w:color w:val="000000"/>
-          <w:spacing w:val="-20"/>
-          <w:lang w:val="en-US"/>
-        </w:rPr>
-        <w:br/>
-        <w:t xml:space="preserve">    }</w:t>
-      </w:r>
-      <w:r>
-        <w:rPr>
-          <w:color w:val="000000"/>
-          <w:spacing w:val="-20"/>
-          <w:lang w:val="en-US"/>
-        </w:rPr>
-        <w:br/>
-        <w:t xml:space="preserve">    </w:t>
-      </w:r>
-      <w:r>
-        <w:rPr>
-          <w:color w:val="AA0D91"/>
-          <w:spacing w:val="-20"/>
-          <w:lang w:val="en-US"/>
-        </w:rPr>
-        <w:t xml:space="preserve">if </w:t>
-      </w:r>
-      <w:r>
-        <w:rPr>
-          <w:color w:val="000000"/>
-          <w:spacing w:val="-20"/>
-          <w:lang w:val="en-US"/>
-        </w:rPr>
-        <w:t>(node-&gt;</w:t>
-      </w:r>
-      <w:r>
-        <w:rPr>
-          <w:color w:val="660E7A"/>
-          <w:spacing w:val="-20"/>
-          <w:lang w:val="en-US"/>
-        </w:rPr>
-        <w:t>right</w:t>
-      </w:r>
-      <w:r>
-        <w:rPr>
-          <w:color w:val="000000"/>
-          <w:spacing w:val="-20"/>
-          <w:lang w:val="en-US"/>
-        </w:rPr>
-        <w:t>) {</w:t>
-      </w:r>
-      <w:r>
-        <w:rPr>
-          <w:color w:val="000000"/>
-          <w:spacing w:val="-20"/>
-          <w:lang w:val="en-US"/>
-        </w:rPr>
-        <w:br/>
-        <w:t xml:space="preserve">        </w:t>
-      </w:r>
-      <w:r>
-        <w:rPr>
-          <w:color w:val="B2279A"/>
-          <w:spacing w:val="-20"/>
-          <w:lang w:val="en-US"/>
-        </w:rPr>
-        <w:t>OutTree</w:t>
-      </w:r>
-      <w:r>
-        <w:rPr>
-          <w:color w:val="000000"/>
-          <w:spacing w:val="-20"/>
-          <w:lang w:val="en-US"/>
-        </w:rPr>
-        <w:t>(node-&gt;</w:t>
-      </w:r>
-      <w:r>
-        <w:rPr>
-          <w:color w:val="660E7A"/>
-          <w:spacing w:val="-20"/>
-          <w:lang w:val="en-US"/>
-        </w:rPr>
-        <w:t>right</w:t>
-      </w:r>
-      <w:r>
-        <w:rPr>
-          <w:color w:val="000000"/>
-          <w:spacing w:val="-20"/>
-          <w:lang w:val="en-US"/>
-        </w:rPr>
-        <w:t xml:space="preserve">, x + spacing, y + </w:t>
-      </w:r>
-      <w:r>
-        <w:rPr>
-          <w:color w:val="1C00CE"/>
-          <w:spacing w:val="-20"/>
-          <w:lang w:val="en-US"/>
-        </w:rPr>
-        <w:t>1</w:t>
-      </w:r>
-      <w:r>
-        <w:rPr>
-          <w:color w:val="000000"/>
-          <w:spacing w:val="-20"/>
-          <w:lang w:val="en-US"/>
-        </w:rPr>
-        <w:t xml:space="preserve">, screen, maxrow, </w:t>
-      </w:r>
-      <w:r>
-        <w:rPr>
-          <w:color w:val="008080"/>
-          <w:spacing w:val="-20"/>
-          <w:lang w:val="en-US"/>
-        </w:rPr>
-        <w:t>std</w:t>
-      </w:r>
-      <w:r>
-        <w:rPr>
-          <w:color w:val="000000"/>
-          <w:spacing w:val="-20"/>
-          <w:lang w:val="en-US"/>
-        </w:rPr>
-        <w:t>::</w:t>
-      </w:r>
-      <w:r>
-        <w:rPr>
-          <w:color w:val="B2279A"/>
-          <w:spacing w:val="-20"/>
-          <w:lang w:val="en-US"/>
-        </w:rPr>
-        <w:t>max</w:t>
-      </w:r>
-      <w:r>
-        <w:rPr>
-          <w:color w:val="000000"/>
-          <w:spacing w:val="-20"/>
-          <w:lang w:val="en-US"/>
-        </w:rPr>
-        <w:t xml:space="preserve">(spacing / </w:t>
-      </w:r>
-      <w:r>
-        <w:rPr>
-          <w:color w:val="1C00CE"/>
-          <w:spacing w:val="-20"/>
-          <w:lang w:val="en-US"/>
-        </w:rPr>
-        <w:t>2</w:t>
-      </w:r>
-      <w:r>
-        <w:rPr>
-          <w:color w:val="000000"/>
-          <w:spacing w:val="-20"/>
-          <w:lang w:val="en-US"/>
-        </w:rPr>
-        <w:t xml:space="preserve">, </w:t>
-      </w:r>
-      <w:r>
-        <w:rPr>
-          <w:color w:val="1C00CE"/>
-          <w:spacing w:val="-20"/>
-          <w:lang w:val="en-US"/>
-        </w:rPr>
-        <w:t>2</w:t>
-      </w:r>
-      <w:r>
-        <w:rPr>
-          <w:color w:val="000000"/>
-          <w:spacing w:val="-20"/>
-          <w:lang w:val="en-US"/>
-        </w:rPr>
-        <w:t>));</w:t>
-      </w:r>
-      <w:r>
-        <w:rPr>
-          <w:color w:val="000000"/>
-          <w:spacing w:val="-20"/>
-          <w:lang w:val="en-US"/>
-        </w:rPr>
-        <w:br/>
-      </w:r>
-      <w:r>
-        <w:rPr>
-          <w:color w:val="000000"/>
-          <w:spacing w:val="-20"/>
-          <w:lang w:val="en-US"/>
-        </w:rPr>
-        <w:lastRenderedPageBreak/>
-        <w:t xml:space="preserve">    }</w:t>
-      </w:r>
-      <w:r>
-        <w:rPr>
-          <w:color w:val="000000"/>
-          <w:spacing w:val="-20"/>
-          <w:lang w:val="en-US"/>
-        </w:rPr>
-        <w:br/>
-        <w:t>}</w:t>
-      </w:r>
-      <w:r>
-        <w:rPr>
-          <w:color w:val="000000"/>
-          <w:spacing w:val="-20"/>
-          <w:lang w:val="en-US"/>
-        </w:rPr>
-        <w:br/>
-      </w:r>
-      <w:r>
-        <w:rPr>
-          <w:color w:val="000000"/>
-          <w:spacing w:val="-20"/>
-          <w:lang w:val="en-US"/>
-        </w:rPr>
-        <w:br/>
-      </w:r>
-      <w:r>
-        <w:rPr>
-          <w:color w:val="AA0D91"/>
-          <w:spacing w:val="-20"/>
-          <w:lang w:val="en-US"/>
-        </w:rPr>
-        <w:t xml:space="preserve">void </w:t>
-      </w:r>
-      <w:r>
-        <w:rPr>
-          <w:color w:val="008080"/>
-          <w:spacing w:val="-20"/>
-          <w:lang w:val="en-US"/>
-        </w:rPr>
-        <w:t>Tree</w:t>
-      </w:r>
-      <w:r>
-        <w:rPr>
-          <w:color w:val="000000"/>
-          <w:spacing w:val="-20"/>
-          <w:lang w:val="en-US"/>
-        </w:rPr>
-        <w:t>::DFS() {</w:t>
-      </w:r>
-      <w:r>
-        <w:rPr>
-          <w:color w:val="000000"/>
-          <w:spacing w:val="-20"/>
-          <w:lang w:val="en-US"/>
-        </w:rPr>
-        <w:br/>
-        <w:t xml:space="preserve">    </w:t>
-      </w:r>
-      <w:r>
-        <w:rPr>
-          <w:color w:val="AA0D91"/>
-          <w:spacing w:val="-20"/>
-          <w:lang w:val="en-US"/>
-        </w:rPr>
-        <w:t xml:space="preserve">if </w:t>
-      </w:r>
-      <w:r>
-        <w:rPr>
-          <w:color w:val="000000"/>
-          <w:spacing w:val="-20"/>
-          <w:lang w:val="en-US"/>
-        </w:rPr>
-        <w:t>(</w:t>
-      </w:r>
-      <w:r>
-        <w:rPr>
-          <w:color w:val="660E7A"/>
-          <w:spacing w:val="-20"/>
-          <w:lang w:val="en-US"/>
-        </w:rPr>
-        <w:t xml:space="preserve">root </w:t>
-      </w:r>
-      <w:r>
-        <w:rPr>
-          <w:color w:val="000000"/>
-          <w:spacing w:val="-20"/>
-          <w:lang w:val="en-US"/>
-        </w:rPr>
-        <w:t xml:space="preserve">== </w:t>
-      </w:r>
-      <w:r>
-        <w:rPr>
-          <w:color w:val="AA0D91"/>
-          <w:spacing w:val="-20"/>
-          <w:lang w:val="en-US"/>
-        </w:rPr>
-        <w:t>nullptr</w:t>
-      </w:r>
-      <w:r>
-        <w:rPr>
-          <w:color w:val="000000"/>
-          <w:spacing w:val="-20"/>
-          <w:lang w:val="en-US"/>
-        </w:rPr>
-        <w:t>) {</w:t>
-      </w:r>
-      <w:r>
-        <w:rPr>
-          <w:color w:val="000000"/>
-          <w:spacing w:val="-20"/>
-          <w:lang w:val="en-US"/>
-        </w:rPr>
-        <w:br/>
-        <w:t xml:space="preserve">        </w:t>
-      </w:r>
-      <w:r>
-        <w:rPr>
-          <w:color w:val="008080"/>
-          <w:spacing w:val="-20"/>
-          <w:lang w:val="en-US"/>
-        </w:rPr>
-        <w:t>std</w:t>
-      </w:r>
-      <w:r>
-        <w:rPr>
-          <w:color w:val="000000"/>
-          <w:spacing w:val="-20"/>
-          <w:lang w:val="en-US"/>
-        </w:rPr>
-        <w:t xml:space="preserve">::cout </w:t>
-      </w:r>
-      <w:r>
-        <w:rPr>
-          <w:color w:val="008080"/>
-          <w:spacing w:val="-20"/>
-          <w:lang w:val="en-US"/>
-        </w:rPr>
-        <w:t xml:space="preserve">&lt;&lt; </w:t>
-      </w:r>
-      <w:r>
-        <w:rPr>
-          <w:color w:val="C41A16"/>
-          <w:spacing w:val="-20"/>
-          <w:lang w:val="en-US"/>
-        </w:rPr>
-        <w:t xml:space="preserve">"Tree is empty!" </w:t>
-      </w:r>
-      <w:r>
-        <w:rPr>
-          <w:color w:val="008080"/>
-          <w:spacing w:val="-20"/>
-          <w:lang w:val="en-US"/>
-        </w:rPr>
-        <w:t>&lt;&lt; std</w:t>
-      </w:r>
-      <w:r>
-        <w:rPr>
-          <w:color w:val="000000"/>
-          <w:spacing w:val="-20"/>
-          <w:lang w:val="en-US"/>
-        </w:rPr>
-        <w:t>::</w:t>
-      </w:r>
-      <w:r>
-        <w:rPr>
-          <w:color w:val="B2279A"/>
-          <w:spacing w:val="-20"/>
-          <w:lang w:val="en-US"/>
-        </w:rPr>
-        <w:t>endl</w:t>
-      </w:r>
-      <w:r>
-        <w:rPr>
-          <w:color w:val="000000"/>
-          <w:spacing w:val="-20"/>
-          <w:lang w:val="en-US"/>
-        </w:rPr>
-        <w:t>;</w:t>
-      </w:r>
-      <w:r>
-        <w:rPr>
-          <w:color w:val="000000"/>
-          <w:spacing w:val="-20"/>
-          <w:lang w:val="en-US"/>
-        </w:rPr>
-        <w:br/>
-        <w:t xml:space="preserve">        </w:t>
-      </w:r>
-      <w:r>
-        <w:rPr>
-          <w:color w:val="AA0D91"/>
-          <w:spacing w:val="-20"/>
-          <w:lang w:val="en-US"/>
-        </w:rPr>
-        <w:t>return</w:t>
-      </w:r>
-      <w:r>
-        <w:rPr>
-          <w:color w:val="000000"/>
-          <w:spacing w:val="-20"/>
-          <w:lang w:val="en-US"/>
-        </w:rPr>
-        <w:t>;</w:t>
-      </w:r>
-      <w:r>
-        <w:rPr>
-          <w:color w:val="000000"/>
-          <w:spacing w:val="-20"/>
-          <w:lang w:val="en-US"/>
-        </w:rPr>
-        <w:br/>
-        <w:t xml:space="preserve">    }</w:t>
-      </w:r>
-      <w:r>
-        <w:rPr>
-          <w:color w:val="000000"/>
-          <w:spacing w:val="-20"/>
-          <w:lang w:val="en-US"/>
-        </w:rPr>
-        <w:br/>
-      </w:r>
-      <w:r>
-        <w:rPr>
-          <w:color w:val="000000"/>
-          <w:spacing w:val="-20"/>
-          <w:lang w:val="en-US"/>
-        </w:rPr>
-        <w:br/>
-        <w:t xml:space="preserve">    </w:t>
-      </w:r>
-      <w:r>
-        <w:rPr>
-          <w:color w:val="008080"/>
-          <w:spacing w:val="-20"/>
-          <w:lang w:val="en-US"/>
-        </w:rPr>
-        <w:t>STACK</w:t>
-      </w:r>
-      <w:r>
-        <w:rPr>
-          <w:color w:val="000000"/>
-          <w:spacing w:val="-20"/>
-          <w:lang w:val="en-US"/>
-        </w:rPr>
-        <w:t>&lt;</w:t>
-      </w:r>
-      <w:r>
-        <w:rPr>
-          <w:color w:val="008080"/>
-          <w:spacing w:val="-20"/>
-          <w:lang w:val="en-US"/>
-        </w:rPr>
-        <w:t xml:space="preserve">Node </w:t>
-      </w:r>
-      <w:r>
-        <w:rPr>
-          <w:color w:val="000000"/>
-          <w:spacing w:val="-20"/>
-          <w:lang w:val="en-US"/>
-        </w:rPr>
-        <w:t>*&gt; stack(</w:t>
-      </w:r>
-      <w:r>
-        <w:rPr>
-          <w:color w:val="1C00CE"/>
-          <w:spacing w:val="-20"/>
-          <w:lang w:val="en-US"/>
-        </w:rPr>
-        <w:t>100</w:t>
-      </w:r>
-      <w:r>
-        <w:rPr>
-          <w:color w:val="000000"/>
-          <w:spacing w:val="-20"/>
-          <w:lang w:val="en-US"/>
-        </w:rPr>
-        <w:t>);</w:t>
-      </w:r>
-      <w:r>
-        <w:rPr>
-          <w:color w:val="000000"/>
-          <w:spacing w:val="-20"/>
-          <w:lang w:val="en-US"/>
-        </w:rPr>
-        <w:br/>
-        <w:t xml:space="preserve">    stack.</w:t>
-      </w:r>
-      <w:r>
-        <w:rPr>
-          <w:color w:val="B2279A"/>
-          <w:spacing w:val="-20"/>
-          <w:lang w:val="en-US"/>
-        </w:rPr>
-        <w:t>push</w:t>
-      </w:r>
-      <w:r>
-        <w:rPr>
-          <w:color w:val="000000"/>
-          <w:spacing w:val="-20"/>
-          <w:lang w:val="en-US"/>
-        </w:rPr>
-        <w:t>(</w:t>
-      </w:r>
-      <w:r>
-        <w:rPr>
-          <w:color w:val="660E7A"/>
-          <w:spacing w:val="-20"/>
-          <w:lang w:val="en-US"/>
-        </w:rPr>
-        <w:t>root</w:t>
-      </w:r>
-      <w:r>
-        <w:rPr>
-          <w:color w:val="000000"/>
-          <w:spacing w:val="-20"/>
-          <w:lang w:val="en-US"/>
-        </w:rPr>
-        <w:t>);</w:t>
-      </w:r>
-      <w:r>
-        <w:rPr>
-          <w:color w:val="000000"/>
-          <w:spacing w:val="-20"/>
-          <w:lang w:val="en-US"/>
-        </w:rPr>
-        <w:br/>
-        <w:t xml:space="preserve">    </w:t>
-      </w:r>
-      <w:r>
-        <w:rPr>
-          <w:color w:val="008080"/>
-          <w:spacing w:val="-20"/>
-          <w:lang w:val="en-US"/>
-        </w:rPr>
-        <w:t>std</w:t>
-      </w:r>
-      <w:r>
-        <w:rPr>
-          <w:color w:val="000000"/>
-          <w:spacing w:val="-20"/>
-          <w:lang w:val="en-US"/>
-        </w:rPr>
-        <w:t xml:space="preserve">::cout </w:t>
-      </w:r>
-      <w:r>
-        <w:rPr>
-          <w:color w:val="008080"/>
-          <w:spacing w:val="-20"/>
-          <w:lang w:val="en-US"/>
-        </w:rPr>
-        <w:t xml:space="preserve">&lt;&lt; </w:t>
-      </w:r>
-      <w:r>
-        <w:rPr>
-          <w:color w:val="C41A16"/>
-          <w:spacing w:val="-20"/>
-          <w:lang w:val="en-US"/>
-        </w:rPr>
-        <w:t>"DFS traversal: "</w:t>
-      </w:r>
-      <w:r>
-        <w:rPr>
-          <w:color w:val="000000"/>
-          <w:spacing w:val="-20"/>
-          <w:lang w:val="en-US"/>
-        </w:rPr>
-        <w:t>;</w:t>
-      </w:r>
-      <w:r>
-        <w:rPr>
-          <w:color w:val="000000"/>
-          <w:spacing w:val="-20"/>
-          <w:lang w:val="en-US"/>
-        </w:rPr>
-        <w:br/>
-        <w:t xml:space="preserve">    </w:t>
-      </w:r>
-      <w:r>
-        <w:rPr>
-          <w:color w:val="AA0D91"/>
-          <w:spacing w:val="-20"/>
-          <w:lang w:val="en-US"/>
-        </w:rPr>
-        <w:t xml:space="preserve">while </w:t>
-      </w:r>
-      <w:r>
-        <w:rPr>
-          <w:color w:val="000000"/>
-          <w:spacing w:val="-20"/>
-          <w:lang w:val="en-US"/>
-        </w:rPr>
-        <w:t>(!stack.</w:t>
-      </w:r>
-      <w:r>
-        <w:rPr>
-          <w:color w:val="B2279A"/>
-          <w:spacing w:val="-20"/>
-          <w:lang w:val="en-US"/>
-        </w:rPr>
-        <w:t>empty</w:t>
-      </w:r>
-      <w:r>
-        <w:rPr>
-          <w:color w:val="000000"/>
-          <w:spacing w:val="-20"/>
-          <w:lang w:val="en-US"/>
-        </w:rPr>
-        <w:t>()) {</w:t>
-      </w:r>
-      <w:r>
-        <w:rPr>
-          <w:color w:val="000000"/>
-          <w:spacing w:val="-20"/>
-          <w:lang w:val="en-US"/>
-        </w:rPr>
-        <w:br/>
-        <w:t xml:space="preserve">        </w:t>
-      </w:r>
-      <w:r>
-        <w:rPr>
-          <w:color w:val="008080"/>
-          <w:spacing w:val="-20"/>
-          <w:lang w:val="en-US"/>
-        </w:rPr>
-        <w:t xml:space="preserve">Node </w:t>
-      </w:r>
-      <w:r>
-        <w:rPr>
-          <w:color w:val="000000"/>
-          <w:spacing w:val="-20"/>
-          <w:lang w:val="en-US"/>
-        </w:rPr>
-        <w:t>*node = stack.</w:t>
-      </w:r>
-      <w:r>
-        <w:rPr>
-          <w:color w:val="B2279A"/>
-          <w:spacing w:val="-20"/>
-          <w:lang w:val="en-US"/>
-        </w:rPr>
-        <w:t>pop</w:t>
-      </w:r>
-      <w:r>
-        <w:rPr>
-          <w:color w:val="000000"/>
-          <w:spacing w:val="-20"/>
-          <w:lang w:val="en-US"/>
-        </w:rPr>
-        <w:t>();</w:t>
-      </w:r>
-      <w:r>
-        <w:rPr>
-          <w:color w:val="000000"/>
-          <w:spacing w:val="-20"/>
-          <w:lang w:val="en-US"/>
-        </w:rPr>
-        <w:br/>
-        <w:t xml:space="preserve">        </w:t>
-      </w:r>
-      <w:r>
-        <w:rPr>
-          <w:color w:val="008080"/>
-          <w:spacing w:val="-20"/>
-          <w:lang w:val="en-US"/>
-        </w:rPr>
-        <w:t>std</w:t>
-      </w:r>
-      <w:r>
-        <w:rPr>
-          <w:color w:val="000000"/>
-          <w:spacing w:val="-20"/>
-          <w:lang w:val="en-US"/>
-        </w:rPr>
-        <w:t xml:space="preserve">::cout </w:t>
-      </w:r>
-      <w:r>
-        <w:rPr>
-          <w:color w:val="008080"/>
-          <w:spacing w:val="-20"/>
-          <w:lang w:val="en-US"/>
-        </w:rPr>
-        <w:t xml:space="preserve">&lt;&lt; </w:t>
-      </w:r>
-      <w:r>
-        <w:rPr>
-          <w:color w:val="000000"/>
-          <w:spacing w:val="-20"/>
-          <w:lang w:val="en-US"/>
-        </w:rPr>
-        <w:t>node-&gt;</w:t>
-      </w:r>
-      <w:r>
-        <w:rPr>
-          <w:color w:val="660E7A"/>
-          <w:spacing w:val="-20"/>
-          <w:lang w:val="en-US"/>
-        </w:rPr>
-        <w:t xml:space="preserve">label </w:t>
-      </w:r>
-      <w:r>
-        <w:rPr>
-          <w:color w:val="008080"/>
-          <w:spacing w:val="-20"/>
-          <w:lang w:val="en-US"/>
-        </w:rPr>
-        <w:t xml:space="preserve">&lt;&lt; </w:t>
-      </w:r>
-      <w:r>
-        <w:rPr>
-          <w:color w:val="C41A16"/>
-          <w:spacing w:val="-20"/>
-          <w:lang w:val="en-US"/>
-        </w:rPr>
-        <w:t>' '</w:t>
-      </w:r>
-      <w:r>
-        <w:rPr>
-          <w:color w:val="000000"/>
-          <w:spacing w:val="-20"/>
-          <w:lang w:val="en-US"/>
-        </w:rPr>
-        <w:t>;</w:t>
-      </w:r>
-      <w:r>
-        <w:rPr>
-          <w:color w:val="000000"/>
-          <w:spacing w:val="-20"/>
-          <w:lang w:val="en-US"/>
-        </w:rPr>
-        <w:br/>
-        <w:t xml:space="preserve">        </w:t>
-      </w:r>
-      <w:r>
-        <w:rPr>
-          <w:color w:val="AA0D91"/>
-          <w:spacing w:val="-20"/>
-          <w:lang w:val="en-US"/>
-        </w:rPr>
-        <w:t xml:space="preserve">if </w:t>
-      </w:r>
-      <w:r>
-        <w:rPr>
-          <w:color w:val="000000"/>
-          <w:spacing w:val="-20"/>
-          <w:lang w:val="en-US"/>
-        </w:rPr>
-        <w:t>(node-&gt;</w:t>
-      </w:r>
-      <w:r>
-        <w:rPr>
-          <w:color w:val="660E7A"/>
-          <w:spacing w:val="-20"/>
-          <w:lang w:val="en-US"/>
-        </w:rPr>
-        <w:t>right</w:t>
-      </w:r>
-      <w:r>
-        <w:rPr>
-          <w:color w:val="000000"/>
-          <w:spacing w:val="-20"/>
-          <w:lang w:val="en-US"/>
-        </w:rPr>
-        <w:t>)</w:t>
-      </w:r>
-      <w:r>
-        <w:rPr>
-          <w:color w:val="000000"/>
-          <w:spacing w:val="-20"/>
-          <w:lang w:val="en-US"/>
-        </w:rPr>
-        <w:br/>
-        <w:t xml:space="preserve">            stack.</w:t>
-      </w:r>
-      <w:r>
-        <w:rPr>
-          <w:color w:val="B2279A"/>
-          <w:spacing w:val="-20"/>
-          <w:lang w:val="en-US"/>
-        </w:rPr>
-        <w:t>push</w:t>
-      </w:r>
-      <w:r>
-        <w:rPr>
-          <w:color w:val="000000"/>
-          <w:spacing w:val="-20"/>
-          <w:lang w:val="en-US"/>
-        </w:rPr>
-        <w:t>(node-&gt;</w:t>
-      </w:r>
-      <w:r>
-        <w:rPr>
-          <w:color w:val="660E7A"/>
-          <w:spacing w:val="-20"/>
-          <w:lang w:val="en-US"/>
-        </w:rPr>
-        <w:t>right</w:t>
-      </w:r>
-      <w:r>
-        <w:rPr>
-          <w:color w:val="000000"/>
-          <w:spacing w:val="-20"/>
-          <w:lang w:val="en-US"/>
-        </w:rPr>
-        <w:t>);</w:t>
-      </w:r>
-      <w:r>
-        <w:rPr>
-          <w:color w:val="000000"/>
-          <w:spacing w:val="-20"/>
-          <w:lang w:val="en-US"/>
-        </w:rPr>
-        <w:br/>
-        <w:t xml:space="preserve">        </w:t>
-      </w:r>
-      <w:r>
-        <w:rPr>
-          <w:color w:val="AA0D91"/>
-          <w:spacing w:val="-20"/>
-          <w:lang w:val="en-US"/>
-        </w:rPr>
-        <w:t xml:space="preserve">if </w:t>
-      </w:r>
-      <w:r>
-        <w:rPr>
-          <w:color w:val="000000"/>
-          <w:spacing w:val="-20"/>
-          <w:lang w:val="en-US"/>
-        </w:rPr>
-        <w:t>(node-&gt;</w:t>
-      </w:r>
-      <w:r>
-        <w:rPr>
-          <w:color w:val="660E7A"/>
-          <w:spacing w:val="-20"/>
-          <w:lang w:val="en-US"/>
-        </w:rPr>
-        <w:t>left</w:t>
-      </w:r>
-      <w:r>
-        <w:rPr>
-          <w:color w:val="000000"/>
-          <w:spacing w:val="-20"/>
-          <w:lang w:val="en-US"/>
-        </w:rPr>
-        <w:t>)</w:t>
-      </w:r>
-      <w:r>
-        <w:rPr>
-          <w:color w:val="000000"/>
-          <w:spacing w:val="-20"/>
-          <w:lang w:val="en-US"/>
-        </w:rPr>
-        <w:br/>
-        <w:t xml:space="preserve">            stack.</w:t>
-      </w:r>
-      <w:r>
-        <w:rPr>
-          <w:color w:val="B2279A"/>
-          <w:spacing w:val="-20"/>
-          <w:lang w:val="en-US"/>
-        </w:rPr>
-        <w:t>push</w:t>
-      </w:r>
-      <w:r>
-        <w:rPr>
-          <w:color w:val="000000"/>
-          <w:spacing w:val="-20"/>
-          <w:lang w:val="en-US"/>
-        </w:rPr>
-        <w:t>(node-&gt;</w:t>
-      </w:r>
-      <w:r>
-        <w:rPr>
-          <w:color w:val="660E7A"/>
-          <w:spacing w:val="-20"/>
-          <w:lang w:val="en-US"/>
-        </w:rPr>
-        <w:t>left</w:t>
-      </w:r>
-      <w:r>
-        <w:rPr>
-          <w:color w:val="000000"/>
-          <w:spacing w:val="-20"/>
-          <w:lang w:val="en-US"/>
-        </w:rPr>
-        <w:t>);</w:t>
-      </w:r>
-      <w:r>
-        <w:rPr>
-          <w:color w:val="000000"/>
-          <w:spacing w:val="-20"/>
-          <w:lang w:val="en-US"/>
-        </w:rPr>
-        <w:br/>
-        <w:t xml:space="preserve">    }</w:t>
-      </w:r>
-      <w:r>
-        <w:rPr>
-          <w:color w:val="000000"/>
-          <w:spacing w:val="-20"/>
-          <w:lang w:val="en-US"/>
-        </w:rPr>
-        <w:br/>
-        <w:t xml:space="preserve">    </w:t>
-      </w:r>
-      <w:r>
-        <w:rPr>
-          <w:color w:val="008080"/>
-          <w:spacing w:val="-20"/>
-          <w:lang w:val="en-US"/>
-        </w:rPr>
-        <w:t>std</w:t>
-      </w:r>
-      <w:r>
-        <w:rPr>
-          <w:color w:val="000000"/>
-          <w:spacing w:val="-20"/>
-          <w:lang w:val="en-US"/>
-        </w:rPr>
-        <w:t xml:space="preserve">::cout </w:t>
-      </w:r>
-      <w:r>
-        <w:rPr>
-          <w:color w:val="008080"/>
-          <w:spacing w:val="-20"/>
-          <w:lang w:val="en-US"/>
-        </w:rPr>
-        <w:t>&lt;&lt; std</w:t>
-      </w:r>
-      <w:r>
-        <w:rPr>
-          <w:color w:val="000000"/>
-          <w:spacing w:val="-20"/>
-          <w:lang w:val="en-US"/>
-        </w:rPr>
-        <w:t>::</w:t>
-      </w:r>
-      <w:r>
-        <w:rPr>
-          <w:color w:val="B2279A"/>
-          <w:spacing w:val="-20"/>
-          <w:lang w:val="en-US"/>
-        </w:rPr>
-        <w:t>endl</w:t>
-      </w:r>
-      <w:r>
-        <w:rPr>
-          <w:color w:val="000000"/>
-          <w:spacing w:val="-20"/>
-          <w:lang w:val="en-US"/>
-        </w:rPr>
-        <w:t>;</w:t>
-      </w:r>
-      <w:r>
-        <w:rPr>
-          <w:color w:val="000000"/>
-          <w:spacing w:val="-20"/>
-          <w:lang w:val="en-US"/>
-        </w:rPr>
-        <w:br/>
-        <w:t>}</w:t>
-      </w:r>
-      <w:r>
-        <w:rPr>
-          <w:color w:val="000000"/>
-          <w:spacing w:val="-20"/>
-          <w:lang w:val="en-US"/>
-        </w:rPr>
-        <w:br/>
-      </w:r>
-      <w:r>
-        <w:rPr>
-          <w:color w:val="000000"/>
-          <w:spacing w:val="-20"/>
-          <w:lang w:val="en-US"/>
-        </w:rPr>
-        <w:br/>
-      </w:r>
-      <w:r>
-        <w:rPr>
-          <w:color w:val="AA0D91"/>
-          <w:spacing w:val="-20"/>
-          <w:lang w:val="en-US"/>
-        </w:rPr>
-        <w:t xml:space="preserve">int </w:t>
-      </w:r>
-      <w:r>
-        <w:rPr>
-          <w:color w:val="008080"/>
-          <w:spacing w:val="-20"/>
-          <w:lang w:val="en-US"/>
-        </w:rPr>
-        <w:t>Tree</w:t>
-      </w:r>
-      <w:r>
-        <w:rPr>
-          <w:color w:val="000000"/>
-          <w:spacing w:val="-20"/>
-          <w:lang w:val="en-US"/>
-        </w:rPr>
-        <w:t>::GetLeftSubtreeHeight() {</w:t>
-      </w:r>
-      <w:r>
-        <w:rPr>
-          <w:color w:val="000000"/>
-          <w:spacing w:val="-20"/>
-          <w:lang w:val="en-US"/>
-        </w:rPr>
-        <w:br/>
-        <w:t xml:space="preserve">    </w:t>
-      </w:r>
-      <w:r>
-        <w:rPr>
-          <w:color w:val="AA0D91"/>
-          <w:spacing w:val="-20"/>
-          <w:lang w:val="en-US"/>
-        </w:rPr>
-        <w:t xml:space="preserve">if </w:t>
-      </w:r>
-      <w:r>
-        <w:rPr>
-          <w:color w:val="000000"/>
-          <w:spacing w:val="-20"/>
-          <w:lang w:val="en-US"/>
-        </w:rPr>
-        <w:t>(</w:t>
-      </w:r>
-      <w:r>
-        <w:rPr>
-          <w:color w:val="660E7A"/>
-          <w:spacing w:val="-20"/>
-          <w:lang w:val="en-US"/>
-        </w:rPr>
-        <w:t xml:space="preserve">root </w:t>
-      </w:r>
-      <w:r>
-        <w:rPr>
-          <w:color w:val="000000"/>
-          <w:spacing w:val="-20"/>
-          <w:lang w:val="en-US"/>
-        </w:rPr>
-        <w:t xml:space="preserve">== </w:t>
-      </w:r>
-      <w:r>
-        <w:rPr>
-          <w:color w:val="AA0D91"/>
-          <w:spacing w:val="-20"/>
-          <w:lang w:val="en-US"/>
-        </w:rPr>
-        <w:t xml:space="preserve">nullptr </w:t>
-      </w:r>
-      <w:r>
-        <w:rPr>
-          <w:color w:val="000000"/>
-          <w:spacing w:val="-20"/>
-          <w:lang w:val="en-US"/>
-        </w:rPr>
-        <w:t xml:space="preserve">|| </w:t>
-      </w:r>
-      <w:r>
-        <w:rPr>
-          <w:color w:val="660E7A"/>
-          <w:spacing w:val="-20"/>
-          <w:lang w:val="en-US"/>
-        </w:rPr>
-        <w:t>root</w:t>
-      </w:r>
-      <w:r>
-        <w:rPr>
-          <w:color w:val="000000"/>
-          <w:spacing w:val="-20"/>
-          <w:lang w:val="en-US"/>
-        </w:rPr>
-        <w:t>-&gt;</w:t>
-      </w:r>
-      <w:r>
-        <w:rPr>
-          <w:color w:val="660E7A"/>
-          <w:spacing w:val="-20"/>
-          <w:lang w:val="en-US"/>
-        </w:rPr>
-        <w:t xml:space="preserve">left </w:t>
-      </w:r>
-      <w:r>
-        <w:rPr>
-          <w:color w:val="000000"/>
-          <w:spacing w:val="-20"/>
-          <w:lang w:val="en-US"/>
-        </w:rPr>
-        <w:t xml:space="preserve">== </w:t>
-      </w:r>
-      <w:r>
-        <w:rPr>
-          <w:color w:val="AA0D91"/>
-          <w:spacing w:val="-20"/>
-          <w:lang w:val="en-US"/>
-        </w:rPr>
-        <w:t>nullptr</w:t>
-      </w:r>
-      <w:r>
-        <w:rPr>
-          <w:color w:val="000000"/>
-          <w:spacing w:val="-20"/>
-          <w:lang w:val="en-US"/>
-        </w:rPr>
-        <w:t>) {</w:t>
-      </w:r>
-      <w:r>
-        <w:rPr>
-          <w:color w:val="000000"/>
-          <w:spacing w:val="-20"/>
-          <w:lang w:val="en-US"/>
-        </w:rPr>
-        <w:br/>
         <w:t xml:space="preserve">        </w:t>
       </w:r>
       <w:r>

--- a/3312lebedev&sharapov-lab03.docx
+++ b/3312lebedev&sharapov-lab03.docx
@@ -1539,20 +1539,7 @@
                   <w:rPr>
                     <w:rFonts w:ascii="Cambria Math" w:hAnsi="Cambria Math"/>
                   </w:rPr>
-                  <m:t>(</m:t>
-                </m:r>
-                <m:r>
-                  <w:rPr>
-                    <w:rFonts w:ascii="Cambria Math" w:hAnsi="Cambria Math"/>
-                    <w:lang w:val="en-US"/>
-                  </w:rPr>
-                  <m:t>log</m:t>
-                </m:r>
-                <m:r>
-                  <w:rPr>
-                    <w:rFonts w:ascii="Cambria Math" w:hAnsi="Cambria Math"/>
-                  </w:rPr>
-                  <m:t>n)</m:t>
+                  <m:t>(n)</m:t>
                 </m:r>
               </m:oMath>
             </m:oMathPara>
@@ -1665,73 +1652,23 @@
       </w:r>
       <w:r>
         <w:lastRenderedPageBreak/>
-        <w:t xml:space="preserve">Вычисление высоты происходит за </w:t>
+        <w:t xml:space="preserve">Для вычисления высоты левого поддерева мы проходимся по всем вершинам левого поддерева, поэтому сложность также </w:t>
       </w:r>
       <m:oMath>
+        <m:r>
+          <m:rPr>
+            <m:sty m:val="p"/>
+          </m:rPr>
+          <w:rPr>
+            <w:rFonts w:ascii="Cambria Math" w:hAnsi="Cambria Math"/>
+          </w:rPr>
+          <m:t>O</m:t>
+        </m:r>
         <m:r>
           <w:rPr>
             <w:rFonts w:ascii="Cambria Math" w:hAnsi="Cambria Math"/>
           </w:rPr>
-          <m:t>d≤lo</m:t>
-        </m:r>
-        <m:sSub>
-          <m:sSubPr>
-            <m:ctrlPr>
-              <w:rPr>
-                <w:rFonts w:ascii="Cambria Math" w:hAnsi="Cambria Math"/>
-                <w:i/>
-              </w:rPr>
-            </m:ctrlPr>
-          </m:sSubPr>
-          <m:e>
-            <m:r>
-              <w:rPr>
-                <w:rFonts w:ascii="Cambria Math" w:hAnsi="Cambria Math"/>
-              </w:rPr>
-              <m:t>g</m:t>
-            </m:r>
-          </m:e>
-          <m:sub>
-            <m:r>
-              <w:rPr>
-                <w:rFonts w:ascii="Cambria Math" w:hAnsi="Cambria Math"/>
-              </w:rPr>
-              <m:t>2</m:t>
-            </m:r>
-          </m:sub>
-        </m:sSub>
-        <m:d>
-          <m:dPr>
-            <m:ctrlPr>
-              <w:rPr>
-                <w:rFonts w:ascii="Cambria Math" w:hAnsi="Cambria Math"/>
-                <w:i/>
-              </w:rPr>
-            </m:ctrlPr>
-          </m:dPr>
-          <m:e>
-            <m:r>
-              <w:rPr>
-                <w:rFonts w:ascii="Cambria Math" w:hAnsi="Cambria Math"/>
-              </w:rPr>
-              <m:t>n</m:t>
-            </m:r>
-          </m:e>
-        </m:d>
-      </m:oMath>
-      <w:r>
-        <w:rPr>
-          <w:rFonts w:eastAsiaTheme="minorEastAsia"/>
-        </w:rPr>
-        <w:t xml:space="preserve">, значит в худшем случае за </w:t>
-      </w:r>
-      <m:oMath>
-        <m:r>
-          <w:rPr>
-            <w:rFonts w:ascii="Cambria Math" w:eastAsiaTheme="minorEastAsia" w:hAnsi="Cambria Math"/>
-            <w:lang w:val="en-US"/>
-          </w:rPr>
-          <m:t>logn</m:t>
+          <m:t>(n)</m:t>
         </m:r>
       </m:oMath>
       <w:r>
@@ -1763,16 +1700,7 @@
     </w:p>
     <w:p>
       <w:r>
-        <w:t>С</w:t>
-      </w:r>
-      <w:r>
-        <w:t>татические массивы и массивы битов</w:t>
-      </w:r>
-      <w:r>
-        <w:t>,</w:t>
-      </w:r>
-      <w:r>
-        <w:t xml:space="preserve"> несмотря на свою компактность, оказались менее подходящими для текущей задачи из-за ограничений в гибкости и высокой зависимости от заранее известной структуры данных.</w:t>
+        <w:t>Статические массивы и массивы битов, несмотря на свою компактность, оказались менее подходящими для текущей задачи из-за ограничений в гибкости и высокой зависимости от заранее известной структуры данных.</w:t>
       </w:r>
     </w:p>
     <w:p>

--- a/3312lebedev&sharapov-lab03.docx
+++ b/3312lebedev&sharapov-lab03.docx
@@ -1,6 +1,6 @@
 
 <file path=word/document.xml><?xml version="1.0" encoding="utf-8"?>
-<w:document xmlns:wpc="http://schemas.microsoft.com/office/word/2010/wordprocessingCanvas" xmlns:cx="http://schemas.microsoft.com/office/drawing/2014/chartex" xmlns:cx1="http://schemas.microsoft.com/office/drawing/2015/9/8/chartex" xmlns:cx2="http://schemas.microsoft.com/office/drawing/2015/10/21/chartex" xmlns:cx3="http://schemas.microsoft.com/office/drawing/2016/5/9/chartex" xmlns:cx4="http://schemas.microsoft.com/office/drawing/2016/5/10/chartex" xmlns:cx5="http://schemas.microsoft.com/office/drawing/2016/5/11/chartex" xmlns:cx6="http://schemas.microsoft.com/office/drawing/2016/5/12/chartex" xmlns:cx7="http://schemas.microsoft.com/office/drawing/2016/5/13/chartex" xmlns:cx8="http://schemas.microsoft.com/office/drawing/2016/5/14/chartex" xmlns:mc="http://schemas.openxmlformats.org/markup-compatibility/2006" xmlns:aink="http://schemas.microsoft.com/office/drawing/2016/ink" xmlns:am3d="http://schemas.microsoft.com/office/drawing/2017/model3d" xmlns:o="urn:schemas-microsoft-com:office:office" xmlns:r="http://schemas.openxmlformats.org/officeDocument/2006/relationships" xmlns:m="http://schemas.openxmlformats.org/officeDocument/2006/math" xmlns:v="urn:schemas-microsoft-com:vml" xmlns:wp14="http://schemas.microsoft.com/office/word/2010/wordprocessingDrawing" xmlns:wp="http://schemas.openxmlformats.org/drawingml/2006/wordprocessingDrawing" xmlns:w10="urn:schemas-microsoft-com:office:word" xmlns:w="http://schemas.openxmlformats.org/wordprocessingml/2006/main" xmlns:w14="http://schemas.microsoft.com/office/word/2010/wordml" xmlns:w15="http://schemas.microsoft.com/office/word/2012/wordml" xmlns:w16cex="http://schemas.microsoft.com/office/word/2018/wordml/cex" xmlns:w16cid="http://schemas.microsoft.com/office/word/2016/wordml/cid" xmlns:w16="http://schemas.microsoft.com/office/word/2018/wordml" xmlns:w16sdtdh="http://schemas.microsoft.com/office/word/2020/wordml/sdtdatahash" xmlns:w16se="http://schemas.microsoft.com/office/word/2015/wordml/symex" xmlns:wpg="http://schemas.microsoft.com/office/word/2010/wordprocessingGroup" xmlns:wpi="http://schemas.microsoft.com/office/word/2010/wordprocessingInk" xmlns:wne="http://schemas.microsoft.com/office/word/2006/wordml" xmlns:wps="http://schemas.microsoft.com/office/word/2010/wordprocessingShape" mc:Ignorable="w14 w15 w16se w16cid w16 w16cex w16sdtdh wp14">
+<w:document xmlns:wpc="http://schemas.microsoft.com/office/word/2010/wordprocessingCanvas" xmlns:cx="http://schemas.microsoft.com/office/drawing/2014/chartex" xmlns:cx1="http://schemas.microsoft.com/office/drawing/2015/9/8/chartex" xmlns:cx2="http://schemas.microsoft.com/office/drawing/2015/10/21/chartex" xmlns:cx3="http://schemas.microsoft.com/office/drawing/2016/5/9/chartex" xmlns:cx4="http://schemas.microsoft.com/office/drawing/2016/5/10/chartex" xmlns:cx5="http://schemas.microsoft.com/office/drawing/2016/5/11/chartex" xmlns:cx6="http://schemas.microsoft.com/office/drawing/2016/5/12/chartex" xmlns:cx7="http://schemas.microsoft.com/office/drawing/2016/5/13/chartex" xmlns:cx8="http://schemas.microsoft.com/office/drawing/2016/5/14/chartex" xmlns:mc="http://schemas.openxmlformats.org/markup-compatibility/2006" xmlns:aink="http://schemas.microsoft.com/office/drawing/2016/ink" xmlns:am3d="http://schemas.microsoft.com/office/drawing/2017/model3d" xmlns:o="urn:schemas-microsoft-com:office:office" xmlns:oel="http://schemas.microsoft.com/office/2019/extlst" xmlns:r="http://schemas.openxmlformats.org/officeDocument/2006/relationships" xmlns:m="http://schemas.openxmlformats.org/officeDocument/2006/math" xmlns:v="urn:schemas-microsoft-com:vml" xmlns:wp14="http://schemas.microsoft.com/office/word/2010/wordprocessingDrawing" xmlns:wp="http://schemas.openxmlformats.org/drawingml/2006/wordprocessingDrawing" xmlns:w10="urn:schemas-microsoft-com:office:word" xmlns:w="http://schemas.openxmlformats.org/wordprocessingml/2006/main" xmlns:w14="http://schemas.microsoft.com/office/word/2010/wordml" xmlns:w15="http://schemas.microsoft.com/office/word/2012/wordml" xmlns:w16cex="http://schemas.microsoft.com/office/word/2018/wordml/cex" xmlns:w16cid="http://schemas.microsoft.com/office/word/2016/wordml/cid" xmlns:w16="http://schemas.microsoft.com/office/word/2018/wordml" xmlns:w16sdtdh="http://schemas.microsoft.com/office/word/2020/wordml/sdtdatahash" xmlns:w16se="http://schemas.microsoft.com/office/word/2015/wordml/symex" xmlns:wpg="http://schemas.microsoft.com/office/word/2010/wordprocessingGroup" xmlns:wpi="http://schemas.microsoft.com/office/word/2010/wordprocessingInk" xmlns:wne="http://schemas.microsoft.com/office/word/2006/wordml" xmlns:wps="http://schemas.microsoft.com/office/word/2010/wordprocessingShape" mc:Ignorable="w14 w15 w16se w16cid w16 w16cex w16sdtdh wp14">
   <w:body>
     <w:p>
       <w:pPr>
@@ -853,7 +853,7 @@
                 <w:noProof/>
                 <w:webHidden/>
               </w:rPr>
-              <w:t>12</w:t>
+              <w:t>10</w:t>
             </w:r>
             <w:r>
               <w:rPr>
@@ -936,7 +936,7 @@
                 <w:noProof/>
                 <w:webHidden/>
               </w:rPr>
-              <w:t>14</w:t>
+              <w:t>12</w:t>
             </w:r>
             <w:r>
               <w:rPr>
@@ -1004,7 +1004,7 @@
                 <w:noProof/>
                 <w:webHidden/>
               </w:rPr>
-              <w:t>20</w:t>
+              <w:t>18</w:t>
             </w:r>
             <w:r>
               <w:rPr>
@@ -1072,7 +1072,7 @@
                 <w:noProof/>
                 <w:webHidden/>
               </w:rPr>
-              <w:t>21</w:t>
+              <w:t>19</w:t>
             </w:r>
             <w:r>
               <w:rPr>
@@ -1424,6 +1424,7 @@
         <w:ind w:left="1134" w:hanging="283"/>
       </w:pPr>
       <w:proofErr w:type="spellStart"/>
+      <w:proofErr w:type="gramStart"/>
       <w:r>
         <w:rPr>
           <w:i/>
@@ -1436,6 +1437,7 @@
         <w:t>(</w:t>
       </w:r>
       <w:proofErr w:type="spellStart"/>
+      <w:proofErr w:type="gramEnd"/>
       <w:r>
         <w:rPr>
           <w:i/>
@@ -1465,6 +1467,7 @@
         <w:ind w:left="1134" w:hanging="283"/>
       </w:pPr>
       <w:proofErr w:type="spellStart"/>
+      <w:proofErr w:type="gramStart"/>
       <w:r>
         <w:rPr>
           <w:i/>
@@ -1477,6 +1480,7 @@
         <w:t>(</w:t>
       </w:r>
       <w:proofErr w:type="spellStart"/>
+      <w:proofErr w:type="gramEnd"/>
       <w:r>
         <w:rPr>
           <w:i/>
@@ -1506,6 +1510,7 @@
         <w:ind w:left="1134" w:hanging="283"/>
       </w:pPr>
       <w:proofErr w:type="spellStart"/>
+      <w:proofErr w:type="gramStart"/>
       <w:r>
         <w:rPr>
           <w:i/>
@@ -1519,6 +1524,7 @@
         <w:t>(</w:t>
       </w:r>
       <w:proofErr w:type="spellStart"/>
+      <w:proofErr w:type="gramEnd"/>
       <w:r>
         <w:rPr>
           <w:i/>
@@ -1548,6 +1554,7 @@
         <w:ind w:left="1134" w:hanging="283"/>
       </w:pPr>
       <w:proofErr w:type="spellStart"/>
+      <w:proofErr w:type="gramStart"/>
       <w:r>
         <w:rPr>
           <w:i/>
@@ -1557,7 +1564,11 @@
       </w:r>
       <w:proofErr w:type="spellEnd"/>
       <w:r>
-        <w:t>() — вычисление мощности множества;</w:t>
+        <w:t>(</w:t>
+      </w:r>
+      <w:proofErr w:type="gramEnd"/>
+      <w:r>
+        <w:t>) — вычисление мощности множества;</w:t>
       </w:r>
     </w:p>
     <w:p>
@@ -1603,7 +1614,13 @@
       </w:r>
       <w:proofErr w:type="spellEnd"/>
       <w:r>
-        <w:t xml:space="preserve"> — операции над множествами: объединение, пересечение и симметрическая разность;</w:t>
+        <w:t xml:space="preserve"> — операции над множествами: объединение, пересечение и </w:t>
+      </w:r>
+      <w:r>
+        <w:t>исключающее «или»</w:t>
+      </w:r>
+      <w:r>
+        <w:t>;</w:t>
       </w:r>
     </w:p>
     <w:p>
@@ -1651,6 +1668,7 @@
         <w:t xml:space="preserve">Для хранения порядка элементов используется дополнительная структура — вектор </w:t>
       </w:r>
       <w:proofErr w:type="spellStart"/>
+      <w:proofErr w:type="gramStart"/>
       <w:r>
         <w:rPr>
           <w:i/>
@@ -1667,6 +1685,7 @@
         <w:t>::</w:t>
       </w:r>
       <w:proofErr w:type="spellStart"/>
+      <w:proofErr w:type="gramEnd"/>
       <w:r>
         <w:rPr>
           <w:i/>
@@ -1736,6 +1755,7 @@
         <w:ind w:left="1134" w:hanging="283"/>
       </w:pPr>
       <w:proofErr w:type="spellStart"/>
+      <w:proofErr w:type="gramStart"/>
       <w:r>
         <w:rPr>
           <w:i/>
@@ -1752,6 +1772,7 @@
         <w:t>::</w:t>
       </w:r>
       <w:proofErr w:type="spellStart"/>
+      <w:proofErr w:type="gramEnd"/>
       <w:r>
         <w:rPr>
           <w:i/>
@@ -1781,6 +1802,7 @@
         <w:ind w:left="1134" w:hanging="283"/>
       </w:pPr>
       <w:proofErr w:type="spellStart"/>
+      <w:proofErr w:type="gramStart"/>
       <w:r>
         <w:rPr>
           <w:i/>
@@ -1797,6 +1819,7 @@
         <w:t>::</w:t>
       </w:r>
       <w:proofErr w:type="spellStart"/>
+      <w:proofErr w:type="gramEnd"/>
       <w:r>
         <w:rPr>
           <w:i/>
@@ -1866,6 +1889,7 @@
         <w:ind w:left="1134" w:hanging="283"/>
       </w:pPr>
       <w:proofErr w:type="spellStart"/>
+      <w:proofErr w:type="gramStart"/>
       <w:r>
         <w:rPr>
           <w:i/>
@@ -1882,6 +1906,7 @@
         <w:t>::</w:t>
       </w:r>
       <w:proofErr w:type="spellStart"/>
+      <w:proofErr w:type="gramEnd"/>
       <w:r>
         <w:rPr>
           <w:i/>
@@ -1932,6 +1957,7 @@
         <w:ind w:left="1134" w:hanging="283"/>
       </w:pPr>
       <w:proofErr w:type="spellStart"/>
+      <w:proofErr w:type="gramStart"/>
       <w:r>
         <w:rPr>
           <w:i/>
@@ -1948,6 +1974,7 @@
         <w:t>::</w:t>
       </w:r>
       <w:proofErr w:type="spellStart"/>
+      <w:proofErr w:type="gramEnd"/>
       <w:r>
         <w:rPr>
           <w:i/>
@@ -1998,6 +2025,7 @@
         <w:ind w:left="1134" w:hanging="283"/>
       </w:pPr>
       <w:proofErr w:type="spellStart"/>
+      <w:proofErr w:type="gramStart"/>
       <w:r>
         <w:rPr>
           <w:i/>
@@ -2014,6 +2042,7 @@
         <w:t>::</w:t>
       </w:r>
       <w:proofErr w:type="spellStart"/>
+      <w:proofErr w:type="gramEnd"/>
       <w:r>
         <w:rPr>
           <w:i/>
@@ -2036,6 +2065,7 @@
         <w:ind w:left="1134" w:hanging="283"/>
       </w:pPr>
       <w:proofErr w:type="spellStart"/>
+      <w:proofErr w:type="gramStart"/>
       <w:r>
         <w:rPr>
           <w:i/>
@@ -2052,6 +2082,7 @@
         <w:t>::</w:t>
       </w:r>
       <w:proofErr w:type="spellStart"/>
+      <w:proofErr w:type="gramEnd"/>
       <w:r>
         <w:rPr>
           <w:i/>
@@ -2078,6 +2109,7 @@
         <w:t xml:space="preserve">последовательностями — средствами </w:t>
       </w:r>
       <w:proofErr w:type="spellStart"/>
+      <w:proofErr w:type="gramStart"/>
       <w:r>
         <w:rPr>
           <w:i/>
@@ -2094,6 +2126,7 @@
         <w:t>::</w:t>
       </w:r>
       <w:proofErr w:type="spellStart"/>
+      <w:proofErr w:type="gramEnd"/>
       <w:r>
         <w:rPr>
           <w:i/>
@@ -2124,6 +2157,7 @@
     </w:p>
     <w:p>
       <w:pPr>
+        <w:spacing w:before="240" w:after="240" w:line="240" w:lineRule="auto"/>
         <w:ind w:firstLine="0"/>
         <w:jc w:val="center"/>
       </w:pPr>
@@ -2132,9 +2166,9 @@
           <w:noProof/>
         </w:rPr>
         <w:drawing>
-          <wp:inline distT="0" distB="0" distL="0" distR="0" wp14:anchorId="59D47569" wp14:editId="680DEE71">
-            <wp:extent cx="3044477" cy="7197474"/>
-            <wp:effectExtent l="0" t="0" r="3810" b="3810"/>
+          <wp:inline distT="0" distB="0" distL="0" distR="0" wp14:anchorId="59D47569" wp14:editId="2F0FE540">
+            <wp:extent cx="2214000" cy="5234400"/>
+            <wp:effectExtent l="0" t="0" r="0" b="4445"/>
             <wp:docPr id="1" name="Рисунок 1"/>
             <wp:cNvGraphicFramePr>
               <a:graphicFrameLocks xmlns:a="http://schemas.openxmlformats.org/drawingml/2006/main" noChangeAspect="1"/>
@@ -2147,7 +2181,7 @@
                     <pic:cNvPicPr/>
                   </pic:nvPicPr>
                   <pic:blipFill>
-                    <a:blip r:embed="rId8">
+                    <a:blip r:embed="rId8" cstate="print">
                       <a:extLst>
                         <a:ext uri="{28A0092B-C50C-407E-A947-70E740481C1C}">
                           <a14:useLocalDpi xmlns:a14="http://schemas.microsoft.com/office/drawing/2010/main" val="0"/>
@@ -2161,7 +2195,7 @@
                   <pic:spPr>
                     <a:xfrm>
                       <a:off x="0" y="0"/>
-                      <a:ext cx="3064027" cy="7243692"/>
+                      <a:ext cx="2214000" cy="5234400"/>
                     </a:xfrm>
                     <a:prstGeom prst="rect">
                       <a:avLst/>
@@ -2173,12 +2207,9 @@
           </wp:inline>
         </w:drawing>
       </w:r>
-    </w:p>
-    <w:p>
-      <w:pPr>
-        <w:ind w:firstLine="0"/>
-        <w:jc w:val="center"/>
-      </w:pPr>
+      <w:r>
+        <w:br/>
+      </w:r>
       <w:r>
         <w:t>Рисунок 1 – Исходн</w:t>
       </w:r>
@@ -2229,8 +2260,12 @@
     </w:p>
     <w:p>
       <w:pPr>
+        <w:spacing w:before="240" w:after="240" w:line="240" w:lineRule="auto"/>
         <w:ind w:firstLine="0"/>
         <w:jc w:val="center"/>
+        <w:rPr>
+          <w:noProof/>
+        </w:rPr>
       </w:pPr>
       <w:r>
         <w:rPr>
@@ -2238,9 +2273,9 @@
         </w:rPr>
         <w:lastRenderedPageBreak/>
         <w:drawing>
-          <wp:inline distT="0" distB="0" distL="0" distR="0" wp14:anchorId="7749C358" wp14:editId="059031E7">
-            <wp:extent cx="3388037" cy="6398014"/>
-            <wp:effectExtent l="0" t="0" r="3175" b="3175"/>
+          <wp:inline distT="0" distB="0" distL="0" distR="0" wp14:anchorId="7749C358" wp14:editId="383D9F2A">
+            <wp:extent cx="1782000" cy="3366000"/>
+            <wp:effectExtent l="0" t="0" r="8890" b="6350"/>
             <wp:docPr id="12" name="Рисунок 12"/>
             <wp:cNvGraphicFramePr>
               <a:graphicFrameLocks xmlns:a="http://schemas.openxmlformats.org/drawingml/2006/main" noChangeAspect="1"/>
@@ -2253,7 +2288,7 @@
                     <pic:cNvPicPr/>
                   </pic:nvPicPr>
                   <pic:blipFill>
-                    <a:blip r:embed="rId9">
+                    <a:blip r:embed="rId9" cstate="print">
                       <a:extLst>
                         <a:ext uri="{28A0092B-C50C-407E-A947-70E740481C1C}">
                           <a14:useLocalDpi xmlns:a14="http://schemas.microsoft.com/office/drawing/2010/main" val="0"/>
@@ -2267,7 +2302,7 @@
                   <pic:spPr>
                     <a:xfrm>
                       <a:off x="0" y="0"/>
-                      <a:ext cx="3425730" cy="6469195"/>
+                      <a:ext cx="1782000" cy="3366000"/>
                     </a:xfrm>
                     <a:prstGeom prst="rect">
                       <a:avLst/>
@@ -2279,38 +2314,50 @@
           </wp:inline>
         </w:drawing>
       </w:r>
-    </w:p>
-    <w:p>
-      <w:pPr>
-        <w:ind w:firstLine="0"/>
-        <w:jc w:val="center"/>
-      </w:pPr>
-      <w:r>
+      <w:r>
+        <w:rPr>
+          <w:noProof/>
+        </w:rPr>
+        <w:br/>
+      </w:r>
+      <w:r>
+        <w:rPr>
+          <w:noProof/>
+        </w:rPr>
         <w:t xml:space="preserve">Рисунок 2 – Исходные множества </w:t>
       </w:r>
       <m:oMath>
         <m:r>
           <w:rPr>
             <w:rFonts w:ascii="Cambria Math" w:hAnsi="Cambria Math"/>
-            <w:lang w:val="en-US"/>
+            <w:noProof/>
           </w:rPr>
           <m:t>D</m:t>
         </m:r>
       </m:oMath>
       <w:r>
+        <w:rPr>
+          <w:noProof/>
+        </w:rPr>
         <w:t xml:space="preserve"> </w:t>
       </w:r>
       <w:r>
+        <w:rPr>
+          <w:noProof/>
+        </w:rPr>
         <w:t>и</w:t>
       </w:r>
       <w:r>
+        <w:rPr>
+          <w:noProof/>
+        </w:rPr>
         <w:t xml:space="preserve"> </w:t>
       </w:r>
       <m:oMath>
         <m:r>
           <w:rPr>
             <w:rFonts w:ascii="Cambria Math" w:hAnsi="Cambria Math"/>
-            <w:lang w:val="en-US"/>
+            <w:noProof/>
           </w:rPr>
           <m:t>E</m:t>
         </m:r>
@@ -2318,17 +2365,21 @@
     </w:p>
     <w:p>
       <w:pPr>
+        <w:spacing w:before="240" w:after="240" w:line="240" w:lineRule="auto"/>
         <w:ind w:firstLine="0"/>
         <w:jc w:val="center"/>
+        <w:rPr>
+          <w:noProof/>
+        </w:rPr>
       </w:pPr>
       <w:r>
         <w:rPr>
           <w:noProof/>
         </w:rPr>
         <w:drawing>
-          <wp:inline distT="0" distB="0" distL="0" distR="0" wp14:anchorId="7E52D879" wp14:editId="11B32E18">
-            <wp:extent cx="5486400" cy="1123950"/>
-            <wp:effectExtent l="0" t="0" r="0" b="0"/>
+          <wp:inline distT="0" distB="0" distL="0" distR="0" wp14:anchorId="7E52D879" wp14:editId="7E7060C7">
+            <wp:extent cx="2199600" cy="450000"/>
+            <wp:effectExtent l="0" t="0" r="0" b="7620"/>
             <wp:docPr id="13" name="Рисунок 13"/>
             <wp:cNvGraphicFramePr>
               <a:graphicFrameLocks xmlns:a="http://schemas.openxmlformats.org/drawingml/2006/main" noChangeAspect="1"/>
@@ -2341,7 +2392,7 @@
                     <pic:cNvPicPr/>
                   </pic:nvPicPr>
                   <pic:blipFill>
-                    <a:blip r:embed="rId10">
+                    <a:blip r:embed="rId10" cstate="print">
                       <a:extLst>
                         <a:ext uri="{28A0092B-C50C-407E-A947-70E740481C1C}">
                           <a14:useLocalDpi xmlns:a14="http://schemas.microsoft.com/office/drawing/2010/main" val="0"/>
@@ -2355,7 +2406,7 @@
                   <pic:spPr>
                     <a:xfrm>
                       <a:off x="0" y="0"/>
-                      <a:ext cx="5486400" cy="1123950"/>
+                      <a:ext cx="2199600" cy="450000"/>
                     </a:xfrm>
                     <a:prstGeom prst="rect">
                       <a:avLst/>
@@ -2367,33 +2418,42 @@
           </wp:inline>
         </w:drawing>
       </w:r>
+      <w:r>
+        <w:rPr>
+          <w:noProof/>
+        </w:rPr>
+        <w:br/>
+      </w:r>
+      <w:r>
+        <w:rPr>
+          <w:noProof/>
+        </w:rPr>
+        <w:t xml:space="preserve">Рисунок 3 – </w:t>
+      </w:r>
+      <w:r>
+        <w:rPr>
+          <w:noProof/>
+        </w:rPr>
+        <w:t>Обработка вывода пустого множества</w:t>
+      </w:r>
     </w:p>
     <w:p>
       <w:pPr>
+        <w:spacing w:before="240" w:after="240" w:line="240" w:lineRule="auto"/>
         <w:ind w:firstLine="0"/>
         <w:jc w:val="center"/>
+        <w:rPr>
+          <w:noProof/>
+        </w:rPr>
       </w:pPr>
       <w:r>
-        <w:t xml:space="preserve">Рисунок 3 – </w:t>
-      </w:r>
-      <w:r>
-        <w:t>Обработка вывода пустого множества</w:t>
-      </w:r>
-    </w:p>
-    <w:p>
-      <w:pPr>
-        <w:ind w:firstLine="0"/>
-        <w:jc w:val="center"/>
-      </w:pPr>
-      <w:r>
         <w:rPr>
           <w:noProof/>
         </w:rPr>
-        <w:lastRenderedPageBreak/>
         <w:drawing>
-          <wp:inline distT="0" distB="0" distL="0" distR="0" wp14:anchorId="6DCC7A87" wp14:editId="4A144428">
-            <wp:extent cx="3717719" cy="3871912"/>
-            <wp:effectExtent l="0" t="0" r="0" b="0"/>
+          <wp:inline distT="0" distB="0" distL="0" distR="0" wp14:anchorId="6DCC7A87" wp14:editId="4F25F68D">
+            <wp:extent cx="3459600" cy="3603600"/>
+            <wp:effectExtent l="0" t="0" r="7620" b="0"/>
             <wp:docPr id="14" name="Рисунок 14"/>
             <wp:cNvGraphicFramePr>
               <a:graphicFrameLocks xmlns:a="http://schemas.openxmlformats.org/drawingml/2006/main" noChangeAspect="1"/>
@@ -2420,7 +2480,7 @@
                   <pic:spPr>
                     <a:xfrm>
                       <a:off x="0" y="0"/>
-                      <a:ext cx="3731878" cy="3886658"/>
+                      <a:ext cx="3459600" cy="3603600"/>
                     </a:xfrm>
                     <a:prstGeom prst="rect">
                       <a:avLst/>
@@ -2432,31 +2492,42 @@
           </wp:inline>
         </w:drawing>
       </w:r>
+      <w:r>
+        <w:rPr>
+          <w:noProof/>
+        </w:rPr>
+        <w:br/>
+      </w:r>
+      <w:r>
+        <w:rPr>
+          <w:noProof/>
+        </w:rPr>
+        <w:t xml:space="preserve">Рисунок 4 – </w:t>
+      </w:r>
+      <w:r>
+        <w:rPr>
+          <w:noProof/>
+        </w:rPr>
+        <w:t>Последовательное выполнение операций пересечения и объединения</w:t>
+      </w:r>
     </w:p>
     <w:p>
       <w:pPr>
+        <w:spacing w:before="240" w:after="240" w:line="240" w:lineRule="auto"/>
         <w:ind w:firstLine="0"/>
         <w:jc w:val="center"/>
+        <w:rPr>
+          <w:noProof/>
+        </w:rPr>
       </w:pPr>
       <w:r>
-        <w:t xml:space="preserve">Рисунок 4 – </w:t>
-      </w:r>
-      <w:r>
-        <w:t>Последовательное выполнение операций пересечения и объединения</w:t>
-      </w:r>
-    </w:p>
-    <w:p>
-      <w:pPr>
-        <w:ind w:firstLine="0"/>
-        <w:jc w:val="center"/>
-      </w:pPr>
-      <w:r>
         <w:rPr>
           <w:noProof/>
         </w:rPr>
+        <w:lastRenderedPageBreak/>
         <w:drawing>
-          <wp:inline distT="0" distB="0" distL="0" distR="0" wp14:anchorId="175D05F0" wp14:editId="28D8EEE5">
-            <wp:extent cx="3646555" cy="3781425"/>
+          <wp:inline distT="0" distB="0" distL="0" distR="0" wp14:anchorId="175D05F0" wp14:editId="66831E15">
+            <wp:extent cx="3474000" cy="3603600"/>
             <wp:effectExtent l="0" t="0" r="0" b="0"/>
             <wp:docPr id="15" name="Рисунок 15"/>
             <wp:cNvGraphicFramePr>
@@ -2484,7 +2555,7 @@
                   <pic:spPr>
                     <a:xfrm>
                       <a:off x="0" y="0"/>
-                      <a:ext cx="3661607" cy="3797034"/>
+                      <a:ext cx="3474000" cy="3603600"/>
                     </a:xfrm>
                     <a:prstGeom prst="rect">
                       <a:avLst/>
@@ -2496,29 +2567,45 @@
           </wp:inline>
         </w:drawing>
       </w:r>
+      <w:r>
+        <w:rPr>
+          <w:noProof/>
+        </w:rPr>
+        <w:br/>
+      </w:r>
+      <w:r>
+        <w:rPr>
+          <w:noProof/>
+        </w:rPr>
+        <w:t xml:space="preserve">Рисунок 5 – </w:t>
+      </w:r>
+      <w:r>
+        <w:rPr>
+          <w:noProof/>
+        </w:rPr>
+        <w:t>Выполнение симметрической разности</w:t>
+      </w:r>
+      <w:r>
+        <w:rPr>
+          <w:noProof/>
+        </w:rPr>
+        <w:t>,</w:t>
+      </w:r>
+      <w:r>
+        <w:rPr>
+          <w:noProof/>
+        </w:rPr>
+        <w:t xml:space="preserve"> объединения и получение итогового результата</w:t>
+      </w:r>
     </w:p>
     <w:p>
       <w:pPr>
+        <w:spacing w:before="240" w:after="240" w:line="240" w:lineRule="auto"/>
         <w:ind w:firstLine="0"/>
         <w:jc w:val="center"/>
-      </w:pPr>
-      <w:r>
-        <w:t xml:space="preserve">Рисунок 5 – </w:t>
-      </w:r>
-      <w:r>
-        <w:t>Выполнение симметрической разности</w:t>
-      </w:r>
-      <w:r>
-        <w:t>,</w:t>
-      </w:r>
-      <w:r>
-        <w:t xml:space="preserve"> объединения и получение итогового результата</w:t>
-      </w:r>
-    </w:p>
-    <w:p>
-      <w:pPr>
-        <w:ind w:firstLine="0"/>
-        <w:jc w:val="center"/>
+        <w:rPr>
+          <w:noProof/>
+        </w:rPr>
       </w:pPr>
       <w:r>
         <w:rPr>
@@ -2526,9 +2613,9 @@
         </w:rPr>
         <w:lastRenderedPageBreak/>
         <w:drawing>
-          <wp:inline distT="0" distB="0" distL="0" distR="0" wp14:anchorId="4F2AB8FE" wp14:editId="27AFE64F">
-            <wp:extent cx="4104849" cy="8377595"/>
-            <wp:effectExtent l="0" t="0" r="0" b="4445"/>
+          <wp:inline distT="0" distB="0" distL="0" distR="0" wp14:anchorId="4F2AB8FE" wp14:editId="2FCCFFEE">
+            <wp:extent cx="2412000" cy="4928400"/>
+            <wp:effectExtent l="0" t="0" r="7620" b="5715"/>
             <wp:docPr id="16" name="Рисунок 16"/>
             <wp:cNvGraphicFramePr>
               <a:graphicFrameLocks xmlns:a="http://schemas.openxmlformats.org/drawingml/2006/main" noChangeAspect="1"/>
@@ -2541,7 +2628,7 @@
                     <pic:cNvPicPr/>
                   </pic:nvPicPr>
                   <pic:blipFill>
-                    <a:blip r:embed="rId13">
+                    <a:blip r:embed="rId13" cstate="print">
                       <a:extLst>
                         <a:ext uri="{28A0092B-C50C-407E-A947-70E740481C1C}">
                           <a14:useLocalDpi xmlns:a14="http://schemas.microsoft.com/office/drawing/2010/main" val="0"/>
@@ -2555,7 +2642,7 @@
                   <pic:spPr>
                     <a:xfrm>
                       <a:off x="0" y="0"/>
-                      <a:ext cx="4113559" cy="8395372"/>
+                      <a:ext cx="2412000" cy="4928400"/>
                     </a:xfrm>
                     <a:prstGeom prst="rect">
                       <a:avLst/>
@@ -2567,34 +2654,39 @@
           </wp:inline>
         </w:drawing>
       </w:r>
+      <w:r>
+        <w:rPr>
+          <w:noProof/>
+        </w:rPr>
+        <w:br/>
+      </w:r>
+      <w:r>
+        <w:rPr>
+          <w:noProof/>
+        </w:rPr>
+        <w:t xml:space="preserve">Рисунок 6 – </w:t>
+      </w:r>
+      <w:r>
+        <w:rPr>
+          <w:noProof/>
+        </w:rPr>
+        <w:t xml:space="preserve">Выполнение операции </w:t>
+      </w:r>
+      <w:r>
+        <w:rPr>
+          <w:noProof/>
+        </w:rPr>
+        <w:t>MERGE</w:t>
+      </w:r>
     </w:p>
     <w:p>
       <w:pPr>
+        <w:spacing w:before="240" w:after="240" w:line="240" w:lineRule="auto"/>
         <w:ind w:firstLine="0"/>
         <w:jc w:val="center"/>
         <w:rPr>
-          <w:lang w:val="en-US"/>
-        </w:rPr>
-      </w:pPr>
-      <w:r>
-        <w:t xml:space="preserve">Рисунок 6 – </w:t>
-      </w:r>
-      <w:r>
-        <w:t xml:space="preserve">Выполнение операции </w:t>
-      </w:r>
-      <w:r>
-        <w:rPr>
-          <w:i/>
-          <w:iCs/>
-          <w:lang w:val="en-US"/>
-        </w:rPr>
-        <w:t>MERGE</w:t>
-      </w:r>
-    </w:p>
-    <w:p>
-      <w:pPr>
-        <w:ind w:firstLine="0"/>
-        <w:jc w:val="center"/>
+          <w:noProof/>
+        </w:rPr>
       </w:pPr>
       <w:r>
         <w:rPr>
@@ -2602,9 +2694,9 @@
         </w:rPr>
         <w:lastRenderedPageBreak/>
         <w:drawing>
-          <wp:inline distT="0" distB="0" distL="0" distR="0" wp14:anchorId="2B829D2C" wp14:editId="28DFD568">
-            <wp:extent cx="3613867" cy="8525590"/>
-            <wp:effectExtent l="0" t="0" r="5715" b="8890"/>
+          <wp:inline distT="0" distB="0" distL="0" distR="0" wp14:anchorId="2B829D2C" wp14:editId="3FB221F1">
+            <wp:extent cx="1785600" cy="4212000"/>
+            <wp:effectExtent l="0" t="0" r="5715" b="0"/>
             <wp:docPr id="17" name="Рисунок 17"/>
             <wp:cNvGraphicFramePr>
               <a:graphicFrameLocks xmlns:a="http://schemas.openxmlformats.org/drawingml/2006/main" noChangeAspect="1"/>
@@ -2617,7 +2709,7 @@
                     <pic:cNvPicPr/>
                   </pic:nvPicPr>
                   <pic:blipFill>
-                    <a:blip r:embed="rId14">
+                    <a:blip r:embed="rId14" cstate="print">
                       <a:extLst>
                         <a:ext uri="{28A0092B-C50C-407E-A947-70E740481C1C}">
                           <a14:useLocalDpi xmlns:a14="http://schemas.microsoft.com/office/drawing/2010/main" val="0"/>
@@ -2631,7 +2723,7 @@
                   <pic:spPr>
                     <a:xfrm>
                       <a:off x="0" y="0"/>
-                      <a:ext cx="3618403" cy="8536291"/>
+                      <a:ext cx="1785600" cy="4212000"/>
                     </a:xfrm>
                     <a:prstGeom prst="rect">
                       <a:avLst/>
@@ -2643,44 +2735,54 @@
           </wp:inline>
         </w:drawing>
       </w:r>
+      <w:r>
+        <w:rPr>
+          <w:noProof/>
+        </w:rPr>
+        <w:br/>
+      </w:r>
+      <w:r>
+        <w:rPr>
+          <w:noProof/>
+        </w:rPr>
+        <w:t xml:space="preserve">Рисунок 7 – </w:t>
+      </w:r>
+      <w:r>
+        <w:rPr>
+          <w:noProof/>
+        </w:rPr>
+        <w:t xml:space="preserve">Корректное выполнение </w:t>
+      </w:r>
+      <w:r>
+        <w:rPr>
+          <w:noProof/>
+        </w:rPr>
+        <w:t>EXCL</w:t>
+      </w:r>
+      <w:r>
+        <w:rPr>
+          <w:noProof/>
+        </w:rPr>
+        <w:t xml:space="preserve"> без ошибок</w:t>
+      </w:r>
     </w:p>
     <w:p>
       <w:pPr>
+        <w:spacing w:before="240" w:after="240" w:line="240" w:lineRule="auto"/>
         <w:ind w:firstLine="0"/>
         <w:jc w:val="center"/>
+        <w:rPr>
+          <w:noProof/>
+        </w:rPr>
       </w:pPr>
       <w:r>
-        <w:t xml:space="preserve">Рисунок 7 – </w:t>
-      </w:r>
-      <w:r>
-        <w:t xml:space="preserve">Корректное выполнение </w:t>
-      </w:r>
-      <w:r>
-        <w:rPr>
-          <w:i/>
-          <w:iCs/>
-          <w:lang w:val="en-US"/>
-        </w:rPr>
-        <w:t>EXCL</w:t>
-      </w:r>
-      <w:r>
-        <w:t xml:space="preserve"> без ошибок</w:t>
-      </w:r>
-    </w:p>
-    <w:p>
-      <w:pPr>
-        <w:ind w:firstLine="0"/>
-        <w:jc w:val="center"/>
-      </w:pPr>
-      <w:r>
         <w:rPr>
           <w:noProof/>
         </w:rPr>
-        <w:lastRenderedPageBreak/>
         <w:drawing>
-          <wp:inline distT="0" distB="0" distL="0" distR="0" wp14:anchorId="5344C5D5" wp14:editId="4AE11EEF">
-            <wp:extent cx="4817192" cy="8296275"/>
-            <wp:effectExtent l="0" t="0" r="2540" b="0"/>
+          <wp:inline distT="0" distB="0" distL="0" distR="0" wp14:anchorId="5344C5D5" wp14:editId="2E5CF866">
+            <wp:extent cx="1785600" cy="3074400"/>
+            <wp:effectExtent l="0" t="0" r="5715" b="0"/>
             <wp:docPr id="18" name="Рисунок 18"/>
             <wp:cNvGraphicFramePr>
               <a:graphicFrameLocks xmlns:a="http://schemas.openxmlformats.org/drawingml/2006/main" noChangeAspect="1"/>
@@ -2693,7 +2795,7 @@
                     <pic:cNvPicPr/>
                   </pic:nvPicPr>
                   <pic:blipFill>
-                    <a:blip r:embed="rId15">
+                    <a:blip r:embed="rId15" cstate="print">
                       <a:extLst>
                         <a:ext uri="{28A0092B-C50C-407E-A947-70E740481C1C}">
                           <a14:useLocalDpi xmlns:a14="http://schemas.microsoft.com/office/drawing/2010/main" val="0"/>
@@ -2707,7 +2809,7 @@
                   <pic:spPr>
                     <a:xfrm>
                       <a:off x="0" y="0"/>
-                      <a:ext cx="4820483" cy="8301943"/>
+                      <a:ext cx="1785600" cy="3074400"/>
                     </a:xfrm>
                     <a:prstGeom prst="rect">
                       <a:avLst/>
@@ -2719,37 +2821,51 @@
           </wp:inline>
         </w:drawing>
       </w:r>
+      <w:r>
+        <w:rPr>
+          <w:noProof/>
+        </w:rPr>
+        <w:br/>
+      </w:r>
+      <w:r>
+        <w:rPr>
+          <w:noProof/>
+        </w:rPr>
+        <w:t xml:space="preserve">Рисунок 8 </w:t>
+      </w:r>
+      <w:r>
+        <w:rPr>
+          <w:noProof/>
+        </w:rPr>
+        <w:t>–</w:t>
+      </w:r>
+      <w:r>
+        <w:rPr>
+          <w:noProof/>
+        </w:rPr>
+        <w:t xml:space="preserve"> </w:t>
+      </w:r>
+      <w:r>
+        <w:rPr>
+          <w:noProof/>
+        </w:rPr>
+        <w:t xml:space="preserve">Обработка ошибки при выполнении </w:t>
+      </w:r>
+      <w:r>
+        <w:rPr>
+          <w:noProof/>
+        </w:rPr>
+        <w:t>EXCL</w:t>
+      </w:r>
     </w:p>
     <w:p>
       <w:pPr>
+        <w:spacing w:before="240" w:after="240" w:line="240" w:lineRule="auto"/>
         <w:ind w:firstLine="0"/>
         <w:jc w:val="center"/>
-      </w:pPr>
-      <w:r>
-        <w:t xml:space="preserve">Рисунок 8 </w:t>
-      </w:r>
-      <w:r>
-        <w:t>–</w:t>
-      </w:r>
-      <w:r>
-        <w:t xml:space="preserve"> </w:t>
-      </w:r>
-      <w:r>
-        <w:t xml:space="preserve">Обработка ошибки при выполнении </w:t>
-      </w:r>
-      <w:r>
-        <w:rPr>
-          <w:i/>
-          <w:iCs/>
-          <w:lang w:val="en-US"/>
-        </w:rPr>
-        <w:t>EXCL</w:t>
-      </w:r>
-    </w:p>
-    <w:p>
-      <w:pPr>
-        <w:ind w:firstLine="0"/>
-        <w:jc w:val="center"/>
+        <w:rPr>
+          <w:noProof/>
+        </w:rPr>
       </w:pPr>
       <w:r>
         <w:rPr>
@@ -2757,9 +2873,9 @@
         </w:rPr>
         <w:lastRenderedPageBreak/>
         <w:drawing>
-          <wp:inline distT="0" distB="0" distL="0" distR="0" wp14:anchorId="046356DF" wp14:editId="46BCAE7A">
-            <wp:extent cx="4876800" cy="8362950"/>
-            <wp:effectExtent l="0" t="0" r="0" b="0"/>
+          <wp:inline distT="0" distB="0" distL="0" distR="0" wp14:anchorId="046356DF" wp14:editId="1A0AE0C0">
+            <wp:extent cx="1954800" cy="3348000"/>
+            <wp:effectExtent l="0" t="0" r="7620" b="5080"/>
             <wp:docPr id="19" name="Рисунок 19"/>
             <wp:cNvGraphicFramePr>
               <a:graphicFrameLocks xmlns:a="http://schemas.openxmlformats.org/drawingml/2006/main" noChangeAspect="1"/>
@@ -2772,7 +2888,7 @@
                     <pic:cNvPicPr/>
                   </pic:nvPicPr>
                   <pic:blipFill>
-                    <a:blip r:embed="rId16">
+                    <a:blip r:embed="rId16" cstate="print">
                       <a:extLst>
                         <a:ext uri="{28A0092B-C50C-407E-A947-70E740481C1C}">
                           <a14:useLocalDpi xmlns:a14="http://schemas.microsoft.com/office/drawing/2010/main" val="0"/>
@@ -2786,7 +2902,7 @@
                   <pic:spPr>
                     <a:xfrm>
                       <a:off x="0" y="0"/>
-                      <a:ext cx="4876800" cy="8362950"/>
+                      <a:ext cx="1954800" cy="3348000"/>
                     </a:xfrm>
                     <a:prstGeom prst="rect">
                       <a:avLst/>
@@ -2798,52 +2914,71 @@
           </wp:inline>
         </w:drawing>
       </w:r>
+      <w:r>
+        <w:rPr>
+          <w:noProof/>
+        </w:rPr>
+        <w:br/>
+      </w:r>
+      <w:r>
+        <w:rPr>
+          <w:noProof/>
+        </w:rPr>
+        <w:t xml:space="preserve">Рисунок 9 </w:t>
+      </w:r>
+      <w:r>
+        <w:rPr>
+          <w:noProof/>
+        </w:rPr>
+        <w:t>–</w:t>
+      </w:r>
+      <w:r>
+        <w:rPr>
+          <w:noProof/>
+        </w:rPr>
+        <w:t xml:space="preserve"> </w:t>
+      </w:r>
+      <w:r>
+        <w:rPr>
+          <w:noProof/>
+        </w:rPr>
+        <w:t xml:space="preserve">Корректное выполнение </w:t>
+      </w:r>
+      <w:r>
+        <w:rPr>
+          <w:noProof/>
+        </w:rPr>
+        <w:t>CHANGE</w:t>
+      </w:r>
+      <w:r>
+        <w:rPr>
+          <w:noProof/>
+        </w:rPr>
+        <w:t xml:space="preserve"> </w:t>
+      </w:r>
+      <w:r>
+        <w:rPr>
+          <w:noProof/>
+        </w:rPr>
+        <w:t>без ошибок</w:t>
+      </w:r>
     </w:p>
     <w:p>
       <w:pPr>
+        <w:spacing w:before="240" w:after="240" w:line="240" w:lineRule="auto"/>
         <w:ind w:firstLine="0"/>
         <w:jc w:val="center"/>
+        <w:rPr>
+          <w:noProof/>
+        </w:rPr>
       </w:pPr>
       <w:r>
-        <w:t xml:space="preserve">Рисунок 9 </w:t>
-      </w:r>
-      <w:r>
-        <w:t>–</w:t>
-      </w:r>
-      <w:r>
-        <w:t xml:space="preserve"> </w:t>
-      </w:r>
-      <w:r>
-        <w:t xml:space="preserve">Корректное выполнение </w:t>
-      </w:r>
-      <w:r>
-        <w:rPr>
-          <w:i/>
-          <w:iCs/>
-          <w:lang w:val="en-US"/>
-        </w:rPr>
-        <w:t>CHANGE</w:t>
-      </w:r>
-      <w:r>
-        <w:t xml:space="preserve"> </w:t>
-      </w:r>
-      <w:r>
-        <w:t>без ошибок</w:t>
-      </w:r>
-    </w:p>
-    <w:p>
-      <w:pPr>
-        <w:ind w:firstLine="0"/>
-        <w:jc w:val="center"/>
-      </w:pPr>
-      <w:r>
         <w:rPr>
           <w:noProof/>
         </w:rPr>
-        <w:lastRenderedPageBreak/>
         <w:drawing>
-          <wp:inline distT="0" distB="0" distL="0" distR="0" wp14:anchorId="4D398AC0" wp14:editId="3984142F">
-            <wp:extent cx="5391150" cy="5105400"/>
+          <wp:inline distT="0" distB="0" distL="0" distR="0" wp14:anchorId="4D398AC0" wp14:editId="3BFDFE20">
+            <wp:extent cx="2156400" cy="2041200"/>
             <wp:effectExtent l="0" t="0" r="0" b="0"/>
             <wp:docPr id="20" name="Рисунок 20"/>
             <wp:cNvGraphicFramePr>
@@ -2857,7 +2992,7 @@
                     <pic:cNvPicPr/>
                   </pic:nvPicPr>
                   <pic:blipFill>
-                    <a:blip r:embed="rId17">
+                    <a:blip r:embed="rId17" cstate="print">
                       <a:extLst>
                         <a:ext uri="{28A0092B-C50C-407E-A947-70E740481C1C}">
                           <a14:useLocalDpi xmlns:a14="http://schemas.microsoft.com/office/drawing/2010/main" val="0"/>
@@ -2871,7 +3006,7 @@
                   <pic:spPr>
                     <a:xfrm>
                       <a:off x="0" y="0"/>
-                      <a:ext cx="5391150" cy="5105400"/>
+                      <a:ext cx="2156400" cy="2041200"/>
                     </a:xfrm>
                     <a:prstGeom prst="rect">
                       <a:avLst/>
@@ -2883,33 +3018,46 @@
           </wp:inline>
         </w:drawing>
       </w:r>
-    </w:p>
-    <w:p>
-      <w:pPr>
-        <w:ind w:firstLine="0"/>
-        <w:jc w:val="center"/>
-      </w:pPr>
-      <w:r>
+      <w:r>
+        <w:rPr>
+          <w:noProof/>
+        </w:rPr>
+        <w:br/>
+      </w:r>
+      <w:r>
+        <w:rPr>
+          <w:noProof/>
+        </w:rPr>
         <w:t xml:space="preserve">Рисунок 10 </w:t>
       </w:r>
       <w:r>
+        <w:rPr>
+          <w:noProof/>
+        </w:rPr>
         <w:t>–</w:t>
       </w:r>
       <w:r>
+        <w:rPr>
+          <w:noProof/>
+        </w:rPr>
         <w:t xml:space="preserve"> </w:t>
       </w:r>
       <w:r>
+        <w:rPr>
+          <w:noProof/>
+        </w:rPr>
         <w:t xml:space="preserve">Обработка ошибки при выполнении </w:t>
       </w:r>
       <w:r>
         <w:rPr>
-          <w:i/>
-          <w:iCs/>
-          <w:lang w:val="en-US"/>
+          <w:noProof/>
         </w:rPr>
         <w:t>CHANGE</w:t>
       </w:r>
       <w:r>
+        <w:rPr>
+          <w:noProof/>
+        </w:rPr>
         <w:t xml:space="preserve"> </w:t>
       </w:r>
     </w:p>
@@ -3042,6 +3190,7 @@
         <w:rPr>
           <w:u w:val="single"/>
         </w:rPr>
+        <w:lastRenderedPageBreak/>
         <w:t>Поиск элемента (</w:t>
       </w:r>
       <w:proofErr w:type="spellStart"/>
@@ -3071,7 +3220,6 @@
         <w:ind w:left="1134" w:hanging="283"/>
       </w:pPr>
       <w:r>
-        <w:lastRenderedPageBreak/>
         <w:t xml:space="preserve">Сложность: </w:t>
       </w:r>
       <m:oMath>
@@ -3096,7 +3244,19 @@
         <w:rPr>
           <w:u w:val="single"/>
         </w:rPr>
-        <w:t>Объединение, пересечение и симметрическая разность (</w:t>
+        <w:t xml:space="preserve">Объединение, пересечение и </w:t>
+      </w:r>
+      <w:r>
+        <w:rPr>
+          <w:u w:val="single"/>
+        </w:rPr>
+        <w:t>исключающее «или»</w:t>
+      </w:r>
+      <w:r>
+        <w:rPr>
+          <w:u w:val="single"/>
+        </w:rPr>
+        <w:t xml:space="preserve"> (</w:t>
       </w:r>
       <w:proofErr w:type="spellStart"/>
       <w:r>
@@ -3217,9 +3377,28 @@
         <w:ind w:left="1134" w:hanging="283"/>
       </w:pPr>
       <w:r>
-        <w:t xml:space="preserve">Для операций симметрической разности используется </w:t>
+        <w:t xml:space="preserve">Для операций </w:t>
+      </w:r>
+      <w:r>
+        <w:t>исключающе</w:t>
+      </w:r>
+      <w:r>
+        <w:t>го</w:t>
+      </w:r>
+      <w:r>
+        <w:t xml:space="preserve"> </w:t>
+      </w:r>
+      <w:r>
+        <w:t>«</w:t>
+      </w:r>
+      <w:r>
+        <w:t>или»</w:t>
+      </w:r>
+      <w:r>
+        <w:t xml:space="preserve"> используется </w:t>
       </w:r>
       <w:proofErr w:type="spellStart"/>
+      <w:proofErr w:type="gramStart"/>
       <w:r>
         <w:rPr>
           <w:i/>
@@ -3236,6 +3415,7 @@
         <w:t>::</w:t>
       </w:r>
       <w:proofErr w:type="spellStart"/>
+      <w:proofErr w:type="gramEnd"/>
       <w:r>
         <w:rPr>
           <w:i/>
@@ -3373,6 +3553,7 @@
         <w:t>Поиск подпоследовательности осуществляется через линейный просмотр (</w:t>
       </w:r>
       <w:proofErr w:type="spellStart"/>
+      <w:proofErr w:type="gramStart"/>
       <w:r>
         <w:rPr>
           <w:i/>
@@ -3389,6 +3570,7 @@
         <w:t>::</w:t>
       </w:r>
       <w:proofErr w:type="spellStart"/>
+      <w:proofErr w:type="gramEnd"/>
       <w:r>
         <w:rPr>
           <w:i/>
@@ -3575,6 +3757,7 @@
     </w:p>
     <w:p>
       <w:proofErr w:type="spellStart"/>
+      <w:proofErr w:type="gramStart"/>
       <w:r>
         <w:rPr>
           <w:i/>
@@ -3584,7 +3767,11 @@
       </w:r>
       <w:proofErr w:type="spellEnd"/>
       <w:r>
-        <w:t xml:space="preserve">() и </w:t>
+        <w:t>(</w:t>
+      </w:r>
+      <w:proofErr w:type="gramEnd"/>
+      <w:r>
+        <w:t xml:space="preserve">) и </w:t>
       </w:r>
       <w:proofErr w:type="spellStart"/>
       <w:r>
@@ -41342,7 +41529,13 @@
         <w:ind w:left="1134" w:hanging="283"/>
       </w:pPr>
       <w:r>
-        <w:t>объединение, пересечение и симметрическая разность множеств.</w:t>
+        <w:t xml:space="preserve">объединение, пересечение и </w:t>
+      </w:r>
+      <w:r>
+        <w:t>исключающее «или»</w:t>
+      </w:r>
+      <w:r>
+        <w:t>.</w:t>
       </w:r>
     </w:p>
     <w:p>
@@ -41474,21 +41667,7 @@
         <w:rPr>
           <w:szCs w:val="28"/>
         </w:rPr>
-        <w:t xml:space="preserve">Колинько П. Г. Пользовательские контейнеры: учебно-метод. пособие. СПб.: </w:t>
-      </w:r>
-      <w:proofErr w:type="spellStart"/>
-      <w:r>
-        <w:rPr>
-          <w:szCs w:val="28"/>
-        </w:rPr>
-        <w:t>СПбГЭТУ</w:t>
-      </w:r>
-      <w:proofErr w:type="spellEnd"/>
-      <w:r>
-        <w:rPr>
-          <w:szCs w:val="28"/>
-        </w:rPr>
-        <w:t xml:space="preserve"> «ЛЭТИ», 2025. 64 с. (вып.2502)</w:t>
+        <w:t>Колинько П. Г. Пользовательские контейнеры: учебно-метод. пособие. СПб.: СПбГЭТУ «ЛЭТИ», 2025. 64 с. (вып.2502)</w:t>
       </w:r>
     </w:p>
     <w:sectPr>
@@ -41504,7 +41683,7 @@
 </file>
 
 <file path=word/endnotes.xml><?xml version="1.0" encoding="utf-8"?>
-<w:endnotes xmlns:wpc="http://schemas.microsoft.com/office/word/2010/wordprocessingCanvas" xmlns:cx="http://schemas.microsoft.com/office/drawing/2014/chartex" xmlns:cx1="http://schemas.microsoft.com/office/drawing/2015/9/8/chartex" xmlns:cx2="http://schemas.microsoft.com/office/drawing/2015/10/21/chartex" xmlns:cx3="http://schemas.microsoft.com/office/drawing/2016/5/9/chartex" xmlns:cx4="http://schemas.microsoft.com/office/drawing/2016/5/10/chartex" xmlns:cx5="http://schemas.microsoft.com/office/drawing/2016/5/11/chartex" xmlns:cx6="http://schemas.microsoft.com/office/drawing/2016/5/12/chartex" xmlns:cx7="http://schemas.microsoft.com/office/drawing/2016/5/13/chartex" xmlns:cx8="http://schemas.microsoft.com/office/drawing/2016/5/14/chartex" xmlns:mc="http://schemas.openxmlformats.org/markup-compatibility/2006" xmlns:aink="http://schemas.microsoft.com/office/drawing/2016/ink" xmlns:am3d="http://schemas.microsoft.com/office/drawing/2017/model3d" xmlns:o="urn:schemas-microsoft-com:office:office" xmlns:r="http://schemas.openxmlformats.org/officeDocument/2006/relationships" xmlns:m="http://schemas.openxmlformats.org/officeDocument/2006/math" xmlns:v="urn:schemas-microsoft-com:vml" xmlns:wp14="http://schemas.microsoft.com/office/word/2010/wordprocessingDrawing" xmlns:wp="http://schemas.openxmlformats.org/drawingml/2006/wordprocessingDrawing" xmlns:w10="urn:schemas-microsoft-com:office:word" xmlns:w="http://schemas.openxmlformats.org/wordprocessingml/2006/main" xmlns:w14="http://schemas.microsoft.com/office/word/2010/wordml" xmlns:w15="http://schemas.microsoft.com/office/word/2012/wordml" xmlns:w16cex="http://schemas.microsoft.com/office/word/2018/wordml/cex" xmlns:w16cid="http://schemas.microsoft.com/office/word/2016/wordml/cid" xmlns:w16="http://schemas.microsoft.com/office/word/2018/wordml" xmlns:w16sdtdh="http://schemas.microsoft.com/office/word/2020/wordml/sdtdatahash" xmlns:w16se="http://schemas.microsoft.com/office/word/2015/wordml/symex" xmlns:wpg="http://schemas.microsoft.com/office/word/2010/wordprocessingGroup" xmlns:wpi="http://schemas.microsoft.com/office/word/2010/wordprocessingInk" xmlns:wne="http://schemas.microsoft.com/office/word/2006/wordml" xmlns:wps="http://schemas.microsoft.com/office/word/2010/wordprocessingShape" mc:Ignorable="w14 w15 w16se w16cid w16 w16cex w16sdtdh wp14">
+<w:endnotes xmlns:wpc="http://schemas.microsoft.com/office/word/2010/wordprocessingCanvas" xmlns:cx="http://schemas.microsoft.com/office/drawing/2014/chartex" xmlns:cx1="http://schemas.microsoft.com/office/drawing/2015/9/8/chartex" xmlns:cx2="http://schemas.microsoft.com/office/drawing/2015/10/21/chartex" xmlns:cx3="http://schemas.microsoft.com/office/drawing/2016/5/9/chartex" xmlns:cx4="http://schemas.microsoft.com/office/drawing/2016/5/10/chartex" xmlns:cx5="http://schemas.microsoft.com/office/drawing/2016/5/11/chartex" xmlns:cx6="http://schemas.microsoft.com/office/drawing/2016/5/12/chartex" xmlns:cx7="http://schemas.microsoft.com/office/drawing/2016/5/13/chartex" xmlns:cx8="http://schemas.microsoft.com/office/drawing/2016/5/14/chartex" xmlns:mc="http://schemas.openxmlformats.org/markup-compatibility/2006" xmlns:aink="http://schemas.microsoft.com/office/drawing/2016/ink" xmlns:am3d="http://schemas.microsoft.com/office/drawing/2017/model3d" xmlns:o="urn:schemas-microsoft-com:office:office" xmlns:oel="http://schemas.microsoft.com/office/2019/extlst" xmlns:r="http://schemas.openxmlformats.org/officeDocument/2006/relationships" xmlns:m="http://schemas.openxmlformats.org/officeDocument/2006/math" xmlns:v="urn:schemas-microsoft-com:vml" xmlns:wp14="http://schemas.microsoft.com/office/word/2010/wordprocessingDrawing" xmlns:wp="http://schemas.openxmlformats.org/drawingml/2006/wordprocessingDrawing" xmlns:w10="urn:schemas-microsoft-com:office:word" xmlns:w="http://schemas.openxmlformats.org/wordprocessingml/2006/main" xmlns:w14="http://schemas.microsoft.com/office/word/2010/wordml" xmlns:w15="http://schemas.microsoft.com/office/word/2012/wordml" xmlns:w16cex="http://schemas.microsoft.com/office/word/2018/wordml/cex" xmlns:w16cid="http://schemas.microsoft.com/office/word/2016/wordml/cid" xmlns:w16="http://schemas.microsoft.com/office/word/2018/wordml" xmlns:w16sdtdh="http://schemas.microsoft.com/office/word/2020/wordml/sdtdatahash" xmlns:w16se="http://schemas.microsoft.com/office/word/2015/wordml/symex" xmlns:wpg="http://schemas.microsoft.com/office/word/2010/wordprocessingGroup" xmlns:wpi="http://schemas.microsoft.com/office/word/2010/wordprocessingInk" xmlns:wne="http://schemas.microsoft.com/office/word/2006/wordml" xmlns:wps="http://schemas.microsoft.com/office/word/2010/wordprocessingShape" mc:Ignorable="w14 w15 w16se w16cid w16 w16cex w16sdtdh wp14">
   <w:endnote w:type="separator" w:id="-1">
     <w:p>
       <w:pPr>
@@ -41536,7 +41715,7 @@
 </file>
 
 <file path=word/footer1.xml><?xml version="1.0" encoding="utf-8"?>
-<w:ftr xmlns:wpc="http://schemas.microsoft.com/office/word/2010/wordprocessingCanvas" xmlns:cx="http://schemas.microsoft.com/office/drawing/2014/chartex" xmlns:cx1="http://schemas.microsoft.com/office/drawing/2015/9/8/chartex" xmlns:cx2="http://schemas.microsoft.com/office/drawing/2015/10/21/chartex" xmlns:cx3="http://schemas.microsoft.com/office/drawing/2016/5/9/chartex" xmlns:cx4="http://schemas.microsoft.com/office/drawing/2016/5/10/chartex" xmlns:cx5="http://schemas.microsoft.com/office/drawing/2016/5/11/chartex" xmlns:cx6="http://schemas.microsoft.com/office/drawing/2016/5/12/chartex" xmlns:cx7="http://schemas.microsoft.com/office/drawing/2016/5/13/chartex" xmlns:cx8="http://schemas.microsoft.com/office/drawing/2016/5/14/chartex" xmlns:mc="http://schemas.openxmlformats.org/markup-compatibility/2006" xmlns:aink="http://schemas.microsoft.com/office/drawing/2016/ink" xmlns:am3d="http://schemas.microsoft.com/office/drawing/2017/model3d" xmlns:o="urn:schemas-microsoft-com:office:office" xmlns:r="http://schemas.openxmlformats.org/officeDocument/2006/relationships" xmlns:m="http://schemas.openxmlformats.org/officeDocument/2006/math" xmlns:v="urn:schemas-microsoft-com:vml" xmlns:wp14="http://schemas.microsoft.com/office/word/2010/wordprocessingDrawing" xmlns:wp="http://schemas.openxmlformats.org/drawingml/2006/wordprocessingDrawing" xmlns:w10="urn:schemas-microsoft-com:office:word" xmlns:w="http://schemas.openxmlformats.org/wordprocessingml/2006/main" xmlns:w14="http://schemas.microsoft.com/office/word/2010/wordml" xmlns:w15="http://schemas.microsoft.com/office/word/2012/wordml" xmlns:w16cex="http://schemas.microsoft.com/office/word/2018/wordml/cex" xmlns:w16cid="http://schemas.microsoft.com/office/word/2016/wordml/cid" xmlns:w16="http://schemas.microsoft.com/office/word/2018/wordml" xmlns:w16sdtdh="http://schemas.microsoft.com/office/word/2020/wordml/sdtdatahash" xmlns:w16se="http://schemas.microsoft.com/office/word/2015/wordml/symex" xmlns:wpg="http://schemas.microsoft.com/office/word/2010/wordprocessingGroup" xmlns:wpi="http://schemas.microsoft.com/office/word/2010/wordprocessingInk" xmlns:wne="http://schemas.microsoft.com/office/word/2006/wordml" xmlns:wps="http://schemas.microsoft.com/office/word/2010/wordprocessingShape" mc:Ignorable="w14 w15 w16se w16cid w16 w16cex w16sdtdh wp14">
+<w:ftr xmlns:wpc="http://schemas.microsoft.com/office/word/2010/wordprocessingCanvas" xmlns:cx="http://schemas.microsoft.com/office/drawing/2014/chartex" xmlns:cx1="http://schemas.microsoft.com/office/drawing/2015/9/8/chartex" xmlns:cx2="http://schemas.microsoft.com/office/drawing/2015/10/21/chartex" xmlns:cx3="http://schemas.microsoft.com/office/drawing/2016/5/9/chartex" xmlns:cx4="http://schemas.microsoft.com/office/drawing/2016/5/10/chartex" xmlns:cx5="http://schemas.microsoft.com/office/drawing/2016/5/11/chartex" xmlns:cx6="http://schemas.microsoft.com/office/drawing/2016/5/12/chartex" xmlns:cx7="http://schemas.microsoft.com/office/drawing/2016/5/13/chartex" xmlns:cx8="http://schemas.microsoft.com/office/drawing/2016/5/14/chartex" xmlns:mc="http://schemas.openxmlformats.org/markup-compatibility/2006" xmlns:aink="http://schemas.microsoft.com/office/drawing/2016/ink" xmlns:am3d="http://schemas.microsoft.com/office/drawing/2017/model3d" xmlns:o="urn:schemas-microsoft-com:office:office" xmlns:oel="http://schemas.microsoft.com/office/2019/extlst" xmlns:r="http://schemas.openxmlformats.org/officeDocument/2006/relationships" xmlns:m="http://schemas.openxmlformats.org/officeDocument/2006/math" xmlns:v="urn:schemas-microsoft-com:vml" xmlns:wp14="http://schemas.microsoft.com/office/word/2010/wordprocessingDrawing" xmlns:wp="http://schemas.openxmlformats.org/drawingml/2006/wordprocessingDrawing" xmlns:w10="urn:schemas-microsoft-com:office:word" xmlns:w="http://schemas.openxmlformats.org/wordprocessingml/2006/main" xmlns:w14="http://schemas.microsoft.com/office/word/2010/wordml" xmlns:w15="http://schemas.microsoft.com/office/word/2012/wordml" xmlns:w16cex="http://schemas.microsoft.com/office/word/2018/wordml/cex" xmlns:w16cid="http://schemas.microsoft.com/office/word/2016/wordml/cid" xmlns:w16="http://schemas.microsoft.com/office/word/2018/wordml" xmlns:w16sdtdh="http://schemas.microsoft.com/office/word/2020/wordml/sdtdatahash" xmlns:w16se="http://schemas.microsoft.com/office/word/2015/wordml/symex" xmlns:wpg="http://schemas.microsoft.com/office/word/2010/wordprocessingGroup" xmlns:wpi="http://schemas.microsoft.com/office/word/2010/wordprocessingInk" xmlns:wne="http://schemas.microsoft.com/office/word/2006/wordml" xmlns:wps="http://schemas.microsoft.com/office/word/2010/wordprocessingShape" mc:Ignorable="w14 w15 w16se w16cid w16 w16cex w16sdtdh wp14">
   <w:sdt>
     <w:sdtPr>
       <w:id w:val="1656793164"/>
@@ -41545,7 +41724,6 @@
         <w:docPartUnique/>
       </w:docPartObj>
     </w:sdtPr>
-    <w:sdtEndPr/>
     <w:sdtContent>
       <w:p>
         <w:pPr>
@@ -41575,7 +41753,7 @@
 </file>
 
 <file path=word/footnotes.xml><?xml version="1.0" encoding="utf-8"?>
-<w:footnotes xmlns:wpc="http://schemas.microsoft.com/office/word/2010/wordprocessingCanvas" xmlns:cx="http://schemas.microsoft.com/office/drawing/2014/chartex" xmlns:cx1="http://schemas.microsoft.com/office/drawing/2015/9/8/chartex" xmlns:cx2="http://schemas.microsoft.com/office/drawing/2015/10/21/chartex" xmlns:cx3="http://schemas.microsoft.com/office/drawing/2016/5/9/chartex" xmlns:cx4="http://schemas.microsoft.com/office/drawing/2016/5/10/chartex" xmlns:cx5="http://schemas.microsoft.com/office/drawing/2016/5/11/chartex" xmlns:cx6="http://schemas.microsoft.com/office/drawing/2016/5/12/chartex" xmlns:cx7="http://schemas.microsoft.com/office/drawing/2016/5/13/chartex" xmlns:cx8="http://schemas.microsoft.com/office/drawing/2016/5/14/chartex" xmlns:mc="http://schemas.openxmlformats.org/markup-compatibility/2006" xmlns:aink="http://schemas.microsoft.com/office/drawing/2016/ink" xmlns:am3d="http://schemas.microsoft.com/office/drawing/2017/model3d" xmlns:o="urn:schemas-microsoft-com:office:office" xmlns:r="http://schemas.openxmlformats.org/officeDocument/2006/relationships" xmlns:m="http://schemas.openxmlformats.org/officeDocument/2006/math" xmlns:v="urn:schemas-microsoft-com:vml" xmlns:wp14="http://schemas.microsoft.com/office/word/2010/wordprocessingDrawing" xmlns:wp="http://schemas.openxmlformats.org/drawingml/2006/wordprocessingDrawing" xmlns:w10="urn:schemas-microsoft-com:office:word" xmlns:w="http://schemas.openxmlformats.org/wordprocessingml/2006/main" xmlns:w14="http://schemas.microsoft.com/office/word/2010/wordml" xmlns:w15="http://schemas.microsoft.com/office/word/2012/wordml" xmlns:w16cex="http://schemas.microsoft.com/office/word/2018/wordml/cex" xmlns:w16cid="http://schemas.microsoft.com/office/word/2016/wordml/cid" xmlns:w16="http://schemas.microsoft.com/office/word/2018/wordml" xmlns:w16sdtdh="http://schemas.microsoft.com/office/word/2020/wordml/sdtdatahash" xmlns:w16se="http://schemas.microsoft.com/office/word/2015/wordml/symex" xmlns:wpg="http://schemas.microsoft.com/office/word/2010/wordprocessingGroup" xmlns:wpi="http://schemas.microsoft.com/office/word/2010/wordprocessingInk" xmlns:wne="http://schemas.microsoft.com/office/word/2006/wordml" xmlns:wps="http://schemas.microsoft.com/office/word/2010/wordprocessingShape" mc:Ignorable="w14 w15 w16se w16cid w16 w16cex w16sdtdh wp14">
+<w:footnotes xmlns:wpc="http://schemas.microsoft.com/office/word/2010/wordprocessingCanvas" xmlns:cx="http://schemas.microsoft.com/office/drawing/2014/chartex" xmlns:cx1="http://schemas.microsoft.com/office/drawing/2015/9/8/chartex" xmlns:cx2="http://schemas.microsoft.com/office/drawing/2015/10/21/chartex" xmlns:cx3="http://schemas.microsoft.com/office/drawing/2016/5/9/chartex" xmlns:cx4="http://schemas.microsoft.com/office/drawing/2016/5/10/chartex" xmlns:cx5="http://schemas.microsoft.com/office/drawing/2016/5/11/chartex" xmlns:cx6="http://schemas.microsoft.com/office/drawing/2016/5/12/chartex" xmlns:cx7="http://schemas.microsoft.com/office/drawing/2016/5/13/chartex" xmlns:cx8="http://schemas.microsoft.com/office/drawing/2016/5/14/chartex" xmlns:mc="http://schemas.openxmlformats.org/markup-compatibility/2006" xmlns:aink="http://schemas.microsoft.com/office/drawing/2016/ink" xmlns:am3d="http://schemas.microsoft.com/office/drawing/2017/model3d" xmlns:o="urn:schemas-microsoft-com:office:office" xmlns:oel="http://schemas.microsoft.com/office/2019/extlst" xmlns:r="http://schemas.openxmlformats.org/officeDocument/2006/relationships" xmlns:m="http://schemas.openxmlformats.org/officeDocument/2006/math" xmlns:v="urn:schemas-microsoft-com:vml" xmlns:wp14="http://schemas.microsoft.com/office/word/2010/wordprocessingDrawing" xmlns:wp="http://schemas.openxmlformats.org/drawingml/2006/wordprocessingDrawing" xmlns:w10="urn:schemas-microsoft-com:office:word" xmlns:w="http://schemas.openxmlformats.org/wordprocessingml/2006/main" xmlns:w14="http://schemas.microsoft.com/office/word/2010/wordml" xmlns:w15="http://schemas.microsoft.com/office/word/2012/wordml" xmlns:w16cex="http://schemas.microsoft.com/office/word/2018/wordml/cex" xmlns:w16cid="http://schemas.microsoft.com/office/word/2016/wordml/cid" xmlns:w16="http://schemas.microsoft.com/office/word/2018/wordml" xmlns:w16sdtdh="http://schemas.microsoft.com/office/word/2020/wordml/sdtdatahash" xmlns:w16se="http://schemas.microsoft.com/office/word/2015/wordml/symex" xmlns:wpg="http://schemas.microsoft.com/office/word/2010/wordprocessingGroup" xmlns:wpi="http://schemas.microsoft.com/office/word/2010/wordprocessingInk" xmlns:wne="http://schemas.microsoft.com/office/word/2006/wordml" xmlns:wps="http://schemas.microsoft.com/office/word/2010/wordprocessingShape" mc:Ignorable="w14 w15 w16se w16cid w16 w16cex w16sdtdh wp14">
   <w:footnote w:type="separator" w:id="-1">
     <w:p>
       <w:pPr>
@@ -41607,7 +41785,7 @@
 </file>
 
 <file path=word/numbering.xml><?xml version="1.0" encoding="utf-8"?>
-<w:numbering xmlns:wpc="http://schemas.microsoft.com/office/word/2010/wordprocessingCanvas" xmlns:cx="http://schemas.microsoft.com/office/drawing/2014/chartex" xmlns:cx1="http://schemas.microsoft.com/office/drawing/2015/9/8/chartex" xmlns:cx2="http://schemas.microsoft.com/office/drawing/2015/10/21/chartex" xmlns:cx3="http://schemas.microsoft.com/office/drawing/2016/5/9/chartex" xmlns:cx4="http://schemas.microsoft.com/office/drawing/2016/5/10/chartex" xmlns:cx5="http://schemas.microsoft.com/office/drawing/2016/5/11/chartex" xmlns:cx6="http://schemas.microsoft.com/office/drawing/2016/5/12/chartex" xmlns:cx7="http://schemas.microsoft.com/office/drawing/2016/5/13/chartex" xmlns:cx8="http://schemas.microsoft.com/office/drawing/2016/5/14/chartex" xmlns:mc="http://schemas.openxmlformats.org/markup-compatibility/2006" xmlns:aink="http://schemas.microsoft.com/office/drawing/2016/ink" xmlns:am3d="http://schemas.microsoft.com/office/drawing/2017/model3d" xmlns:o="urn:schemas-microsoft-com:office:office" xmlns:r="http://schemas.openxmlformats.org/officeDocument/2006/relationships" xmlns:m="http://schemas.openxmlformats.org/officeDocument/2006/math" xmlns:v="urn:schemas-microsoft-com:vml" xmlns:wp14="http://schemas.microsoft.com/office/word/2010/wordprocessingDrawing" xmlns:wp="http://schemas.openxmlformats.org/drawingml/2006/wordprocessingDrawing" xmlns:w10="urn:schemas-microsoft-com:office:word" xmlns:w="http://schemas.openxmlformats.org/wordprocessingml/2006/main" xmlns:w14="http://schemas.microsoft.com/office/word/2010/wordml" xmlns:w15="http://schemas.microsoft.com/office/word/2012/wordml" xmlns:w16cex="http://schemas.microsoft.com/office/word/2018/wordml/cex" xmlns:w16cid="http://schemas.microsoft.com/office/word/2016/wordml/cid" xmlns:w16="http://schemas.microsoft.com/office/word/2018/wordml" xmlns:w16sdtdh="http://schemas.microsoft.com/office/word/2020/wordml/sdtdatahash" xmlns:w16se="http://schemas.microsoft.com/office/word/2015/wordml/symex" xmlns:wpg="http://schemas.microsoft.com/office/word/2010/wordprocessingGroup" xmlns:wpi="http://schemas.microsoft.com/office/word/2010/wordprocessingInk" xmlns:wne="http://schemas.microsoft.com/office/word/2006/wordml" xmlns:wps="http://schemas.microsoft.com/office/word/2010/wordprocessingShape" mc:Ignorable="w14 w15 w16se w16cid w16 w16cex w16sdtdh wp14">
+<w:numbering xmlns:wpc="http://schemas.microsoft.com/office/word/2010/wordprocessingCanvas" xmlns:cx="http://schemas.microsoft.com/office/drawing/2014/chartex" xmlns:cx1="http://schemas.microsoft.com/office/drawing/2015/9/8/chartex" xmlns:cx2="http://schemas.microsoft.com/office/drawing/2015/10/21/chartex" xmlns:cx3="http://schemas.microsoft.com/office/drawing/2016/5/9/chartex" xmlns:cx4="http://schemas.microsoft.com/office/drawing/2016/5/10/chartex" xmlns:cx5="http://schemas.microsoft.com/office/drawing/2016/5/11/chartex" xmlns:cx6="http://schemas.microsoft.com/office/drawing/2016/5/12/chartex" xmlns:cx7="http://schemas.microsoft.com/office/drawing/2016/5/13/chartex" xmlns:cx8="http://schemas.microsoft.com/office/drawing/2016/5/14/chartex" xmlns:mc="http://schemas.openxmlformats.org/markup-compatibility/2006" xmlns:aink="http://schemas.microsoft.com/office/drawing/2016/ink" xmlns:am3d="http://schemas.microsoft.com/office/drawing/2017/model3d" xmlns:o="urn:schemas-microsoft-com:office:office" xmlns:oel="http://schemas.microsoft.com/office/2019/extlst" xmlns:r="http://schemas.openxmlformats.org/officeDocument/2006/relationships" xmlns:m="http://schemas.openxmlformats.org/officeDocument/2006/math" xmlns:v="urn:schemas-microsoft-com:vml" xmlns:wp14="http://schemas.microsoft.com/office/word/2010/wordprocessingDrawing" xmlns:wp="http://schemas.openxmlformats.org/drawingml/2006/wordprocessingDrawing" xmlns:w10="urn:schemas-microsoft-com:office:word" xmlns:w="http://schemas.openxmlformats.org/wordprocessingml/2006/main" xmlns:w14="http://schemas.microsoft.com/office/word/2010/wordml" xmlns:w15="http://schemas.microsoft.com/office/word/2012/wordml" xmlns:w16cex="http://schemas.microsoft.com/office/word/2018/wordml/cex" xmlns:w16cid="http://schemas.microsoft.com/office/word/2016/wordml/cid" xmlns:w16="http://schemas.microsoft.com/office/word/2018/wordml" xmlns:w16sdtdh="http://schemas.microsoft.com/office/word/2020/wordml/sdtdatahash" xmlns:w16se="http://schemas.microsoft.com/office/word/2015/wordml/symex" xmlns:wpg="http://schemas.microsoft.com/office/word/2010/wordprocessingGroup" xmlns:wpi="http://schemas.microsoft.com/office/word/2010/wordprocessingInk" xmlns:wne="http://schemas.microsoft.com/office/word/2006/wordml" xmlns:wps="http://schemas.microsoft.com/office/word/2010/wordprocessingShape" mc:Ignorable="w14 w15 w16se w16cid w16 w16cex w16sdtdh wp14">
   <w:abstractNum w:abstractNumId="0" w15:restartNumberingAfterBreak="0">
     <w:nsid w:val="05C744E4"/>
     <w:multiLevelType w:val="hybridMultilevel"/>
@@ -45620,28 +45798,28 @@
       </w:rPr>
     </w:lvl>
   </w:abstractNum>
-  <w:num w:numId="1">
+  <w:num w:numId="1" w16cid:durableId="2138789231">
     <w:abstractNumId w:val="17"/>
   </w:num>
-  <w:num w:numId="2">
+  <w:num w:numId="2" w16cid:durableId="449083264">
     <w:abstractNumId w:val="13"/>
   </w:num>
-  <w:num w:numId="3">
+  <w:num w:numId="3" w16cid:durableId="1021206173">
     <w:abstractNumId w:val="15"/>
   </w:num>
-  <w:num w:numId="4">
+  <w:num w:numId="4" w16cid:durableId="74863045">
     <w:abstractNumId w:val="6"/>
   </w:num>
-  <w:num w:numId="5">
+  <w:num w:numId="5" w16cid:durableId="129709343">
     <w:abstractNumId w:val="7"/>
   </w:num>
-  <w:num w:numId="6">
+  <w:num w:numId="6" w16cid:durableId="612320851">
     <w:abstractNumId w:val="5"/>
   </w:num>
-  <w:num w:numId="7">
+  <w:num w:numId="7" w16cid:durableId="530460456">
     <w:abstractNumId w:val="3"/>
   </w:num>
-  <w:num w:numId="8">
+  <w:num w:numId="8" w16cid:durableId="1073241612">
     <w:abstractNumId w:val="3"/>
     <w:lvlOverride w:ilvl="0">
       <w:startOverride w:val="1"/>
@@ -45671,85 +45849,85 @@
       <w:startOverride w:val="1"/>
     </w:lvlOverride>
   </w:num>
-  <w:num w:numId="9">
+  <w:num w:numId="9" w16cid:durableId="1540700012">
     <w:abstractNumId w:val="24"/>
   </w:num>
-  <w:num w:numId="10">
+  <w:num w:numId="10" w16cid:durableId="646663994">
     <w:abstractNumId w:val="28"/>
   </w:num>
-  <w:num w:numId="11">
+  <w:num w:numId="11" w16cid:durableId="704721339">
     <w:abstractNumId w:val="1"/>
   </w:num>
-  <w:num w:numId="12">
+  <w:num w:numId="12" w16cid:durableId="1955867643">
     <w:abstractNumId w:val="23"/>
   </w:num>
-  <w:num w:numId="13">
+  <w:num w:numId="13" w16cid:durableId="792792571">
     <w:abstractNumId w:val="27"/>
   </w:num>
-  <w:num w:numId="14">
+  <w:num w:numId="14" w16cid:durableId="1083260647">
     <w:abstractNumId w:val="30"/>
   </w:num>
-  <w:num w:numId="15">
+  <w:num w:numId="15" w16cid:durableId="1656180841">
     <w:abstractNumId w:val="32"/>
   </w:num>
-  <w:num w:numId="16">
+  <w:num w:numId="16" w16cid:durableId="2138451460">
     <w:abstractNumId w:val="11"/>
   </w:num>
-  <w:num w:numId="17">
+  <w:num w:numId="17" w16cid:durableId="646277586">
     <w:abstractNumId w:val="8"/>
   </w:num>
-  <w:num w:numId="18">
+  <w:num w:numId="18" w16cid:durableId="399985936">
     <w:abstractNumId w:val="19"/>
   </w:num>
-  <w:num w:numId="19">
+  <w:num w:numId="19" w16cid:durableId="1812601132">
     <w:abstractNumId w:val="10"/>
   </w:num>
-  <w:num w:numId="20">
+  <w:num w:numId="20" w16cid:durableId="1968002851">
     <w:abstractNumId w:val="25"/>
   </w:num>
-  <w:num w:numId="21">
+  <w:num w:numId="21" w16cid:durableId="1921517958">
     <w:abstractNumId w:val="29"/>
   </w:num>
-  <w:num w:numId="22">
+  <w:num w:numId="22" w16cid:durableId="1249657759">
     <w:abstractNumId w:val="33"/>
   </w:num>
-  <w:num w:numId="23">
+  <w:num w:numId="23" w16cid:durableId="271018988">
     <w:abstractNumId w:val="9"/>
   </w:num>
-  <w:num w:numId="24">
+  <w:num w:numId="24" w16cid:durableId="876043789">
     <w:abstractNumId w:val="12"/>
   </w:num>
-  <w:num w:numId="25">
+  <w:num w:numId="25" w16cid:durableId="397900699">
     <w:abstractNumId w:val="16"/>
   </w:num>
-  <w:num w:numId="26">
+  <w:num w:numId="26" w16cid:durableId="2041470897">
     <w:abstractNumId w:val="20"/>
   </w:num>
-  <w:num w:numId="27">
+  <w:num w:numId="27" w16cid:durableId="1609390436">
     <w:abstractNumId w:val="26"/>
   </w:num>
-  <w:num w:numId="28">
+  <w:num w:numId="28" w16cid:durableId="1622571297">
     <w:abstractNumId w:val="0"/>
   </w:num>
-  <w:num w:numId="29">
+  <w:num w:numId="29" w16cid:durableId="105393244">
     <w:abstractNumId w:val="4"/>
   </w:num>
-  <w:num w:numId="30">
+  <w:num w:numId="30" w16cid:durableId="2093509004">
     <w:abstractNumId w:val="14"/>
   </w:num>
-  <w:num w:numId="31">
+  <w:num w:numId="31" w16cid:durableId="1414232587">
     <w:abstractNumId w:val="21"/>
   </w:num>
-  <w:num w:numId="32">
+  <w:num w:numId="32" w16cid:durableId="1956012214">
     <w:abstractNumId w:val="18"/>
   </w:num>
-  <w:num w:numId="33">
+  <w:num w:numId="33" w16cid:durableId="1332948308">
     <w:abstractNumId w:val="22"/>
   </w:num>
-  <w:num w:numId="34">
+  <w:num w:numId="34" w16cid:durableId="1013721529">
     <w:abstractNumId w:val="2"/>
   </w:num>
-  <w:num w:numId="35">
+  <w:num w:numId="35" w16cid:durableId="124663517">
     <w:abstractNumId w:val="31"/>
   </w:num>
 </w:numbering>
